--- a/downloads/teacher/ai-5-week-35.docx
+++ b/downloads/teacher/ai-5-week-35.docx
@@ -2050,6 +2050,396 @@
         <w:t>For the Image-pattern Network Investigation, save the labelled trace and the changed-case explanation beside the experiment record. State exactly what this example supports before linking it to the wider capstone claim.</w:t>
       </w:r>
     </w:p>
+    <w:p>
+      <w:pPr>
+        <w:pStyle w:val="Heading1"/>
+      </w:pPr>
+      <w:r>
+        <w:t>07. Prepare, teach and assess</w:t>
+      </w:r>
+    </w:p>
+    <w:p>
+      <w:r>
+        <w:t>Teaching target: Evaluate a frozen candidate and baseline on final rows</w:t>
+      </w:r>
+    </w:p>
+    <w:p>
+      <w:r>
+        <w:t>Prepare the labelled worked-case picture, the matching workbook, fictional input cards and a place for individual responses. Check a local Python 3 environment before class; have a paper-trace version ready.</w:t>
+      </w:r>
+    </w:p>
+    <w:tbl>
+      <w:tblPr>
+        <w:tblStyle w:val="LightShading-Accent1"/>
+        <w:tblW w:type="auto" w:w="0"/>
+        <w:tblLook w:firstColumn="1" w:firstRow="1" w:lastColumn="0" w:lastRow="0" w:noHBand="0" w:noVBand="1" w:val="04A0"/>
+      </w:tblPr>
+      <w:tblGrid>
+        <w:gridCol w:w="3408"/>
+        <w:gridCol w:w="3408"/>
+        <w:gridCol w:w="3408"/>
+      </w:tblGrid>
+      <w:tr>
+        <w:trPr>
+          <w:tblHeader/>
+        </w:trPr>
+        <w:tc>
+          <w:tcPr>
+            <w:tcW w:type="dxa" w:w="3408"/>
+          </w:tcPr>
+          <w:p>
+            <w:r>
+              <w:t>Session</w:t>
+            </w:r>
+          </w:p>
+        </w:tc>
+        <w:tc>
+          <w:tcPr>
+            <w:tcW w:type="dxa" w:w="3408"/>
+          </w:tcPr>
+          <w:p>
+            <w:r>
+              <w:t>Plan</w:t>
+            </w:r>
+          </w:p>
+        </w:tc>
+        <w:tc>
+          <w:tcPr>
+            <w:tcW w:type="dxa" w:w="3408"/>
+          </w:tcPr>
+          <w:p>
+            <w:r>
+              <w:t>Resources</w:t>
+            </w:r>
+          </w:p>
+        </w:tc>
+      </w:tr>
+      <w:tr>
+        <w:tc>
+          <w:tcPr>
+            <w:tcW w:type="dxa" w:w="3408"/>
+          </w:tcPr>
+          <w:p>
+            <w:r>
+              <w:t>Session 1 · Understand · 45 min</w:t>
+            </w:r>
+          </w:p>
+        </w:tc>
+        <w:tc>
+          <w:tcPr>
+            <w:tcW w:type="dxa" w:w="3408"/>
+          </w:tcPr>
+          <w:p>
+            <w:r>
+              <w:t>0–7: recall and prerequisite; 7–15: inspect the concrete case and predict; 15–30: teacher models the worked trace; 30–40: learners explain a step using the text and visual; 40–45: check the core idea.</w:t>
+            </w:r>
+          </w:p>
+        </w:tc>
+        <w:tc>
+          <w:tcPr>
+            <w:tcW w:type="dxa" w:w="3408"/>
+          </w:tcPr>
+          <w:p>
+            <w:r>
+              <w:t>Sections 1–6; record the brief recall in the workbook.</w:t>
+            </w:r>
+          </w:p>
+        </w:tc>
+      </w:tr>
+      <w:tr>
+        <w:tc>
+          <w:tcPr>
+            <w:tcW w:type="dxa" w:w="3408"/>
+          </w:tcPr>
+          <w:p>
+            <w:r>
+              <w:t>Session 2 · Practise · 45 min</w:t>
+            </w:r>
+          </w:p>
+        </w:tc>
+        <w:tc>
+          <w:tcPr>
+            <w:tcW w:type="dxa" w:w="3408"/>
+          </w:tcPr>
+          <w:p>
+            <w:r>
+              <w:t>0–5: retrieve the procedure; 5–15: W2 completion practice; 15–23: explain and check with a partner; 23–30: each learner answers the misconception check; 30–40: targeted reteaching or a harder variation; 40–45: prepare the investigation.</w:t>
+            </w:r>
+          </w:p>
+        </w:tc>
+        <w:tc>
+          <w:tcPr>
+            <w:tcW w:type="dxa" w:w="3408"/>
+          </w:tcPr>
+          <w:p>
+            <w:r>
+              <w:t>Sections 7–10; use the matching workbook W2 and misconception check.</w:t>
+            </w:r>
+          </w:p>
+        </w:tc>
+      </w:tr>
+      <w:tr>
+        <w:tc>
+          <w:tcPr>
+            <w:tcW w:type="dxa" w:w="3408"/>
+          </w:tcPr>
+          <w:p>
+            <w:r>
+              <w:t>Session 3 · Investigate and transfer · 45 min</w:t>
+            </w:r>
+          </w:p>
+        </w:tc>
+        <w:tc>
+          <w:tcPr>
+            <w:tcW w:type="dxa" w:w="3408"/>
+          </w:tcPr>
+          <w:p>
+            <w:r>
+              <w:t>0–5: retrieve the decision rule; 5–20: investigate or trace; 20–30: start the independent case; 30–38: connect the project; 38–43: act on feedback; 43–45: plan the return check.</w:t>
+            </w:r>
+          </w:p>
+        </w:tc>
+        <w:tc>
+          <w:tcPr>
+            <w:tcW w:type="dxa" w:w="3408"/>
+          </w:tcPr>
+          <w:p>
+            <w:r>
+              <w:t>Sections 9 and 11–14. Give extra time to finish the full task set; use Section 15 when the week includes a coding lab.</w:t>
+            </w:r>
+          </w:p>
+        </w:tc>
+      </w:tr>
+    </w:tbl>
+    <w:p>
+      <w:r>
+        <w:t>Before class, solve the supported practice: Compute both overall MSE values and the candidate negative-input MSE. Apply the strict final criterion.</w:t>
+      </w:r>
+    </w:p>
+    <w:p>
+      <w:r>
+        <w:t>Reasoned practice answer: Teacher explanation: Baseline MSE 20.25; candidate MSE 5. Candidate negative-input MSE 10 over two rows. Candidate passes the lower-overall-MSE criterion but has a structural negative-output limitation.</w:t>
+      </w:r>
+    </w:p>
+    <w:p>
+      <w:r>
+        <w:t>Check every learner before discussion: Use the worked case for Capstone limitations and revision. Proposed explanation: “Passing a criterion means no failures remain”. Decide whether this explanation is supported. Point to the step or supplied fact that decides; explain your repair if needed.</w:t>
+      </w:r>
+    </w:p>
+    <w:p>
+      <w:r>
+        <w:t>Misconception repair: An aggregate improvement can coexist with systematic subgroup errors.</w:t>
+      </w:r>
+    </w:p>
+    <w:p>
+      <w:r>
+        <w:t>Support: read the exact case aloud, enlarge the labelled picture, supply input cards and model only the first deciding step. Accept a spoken explanation or drawing; retain the reasoning goal.</w:t>
+      </w:r>
+    </w:p>
+    <w:p>
+      <w:r>
+        <w:t>Extension: Train the revision on all eight failed-slice evaluation patterns and rescore them. Require a prediction and a reason before comparing. Expected result: Treat the score as exposed-case development, not independent evidence of shift robustness. Reason: The evaluation records now influenced learning and model selection.</w:t>
+      </w:r>
+    </w:p>
+    <w:p>
+      <w:r>
+        <w:t>Independent assessment: withhold the reserved answer until the learner has attempted the new case. Record support separately from correctness.</w:t>
+      </w:r>
+    </w:p>
+    <w:tbl>
+      <w:tblPr>
+        <w:tblStyle w:val="LightShading-Accent1"/>
+        <w:tblW w:type="auto" w:w="0"/>
+        <w:tblLook w:firstColumn="1" w:firstRow="1" w:lastColumn="0" w:lastRow="0" w:noHBand="0" w:noVBand="1" w:val="04A0"/>
+      </w:tblPr>
+      <w:tblGrid>
+        <w:gridCol w:w="2556"/>
+        <w:gridCol w:w="2556"/>
+        <w:gridCol w:w="2556"/>
+        <w:gridCol w:w="2556"/>
+      </w:tblGrid>
+      <w:tr>
+        <w:trPr>
+          <w:tblHeader/>
+        </w:trPr>
+        <w:tc>
+          <w:tcPr>
+            <w:tcW w:type="dxa" w:w="2556"/>
+          </w:tcPr>
+          <w:p>
+            <w:r>
+              <w:t>Criterion</w:t>
+            </w:r>
+          </w:p>
+        </w:tc>
+        <w:tc>
+          <w:tcPr>
+            <w:tcW w:type="dxa" w:w="2556"/>
+          </w:tcPr>
+          <w:p>
+            <w:r>
+              <w:t>Not yet</w:t>
+            </w:r>
+          </w:p>
+        </w:tc>
+        <w:tc>
+          <w:tcPr>
+            <w:tcW w:type="dxa" w:w="2556"/>
+          </w:tcPr>
+          <w:p>
+            <w:r>
+              <w:t>With support</w:t>
+            </w:r>
+          </w:p>
+        </w:tc>
+        <w:tc>
+          <w:tcPr>
+            <w:tcW w:type="dxa" w:w="2556"/>
+          </w:tcPr>
+          <w:p>
+            <w:r>
+              <w:t>Independent</w:t>
+            </w:r>
+          </w:p>
+        </w:tc>
+      </w:tr>
+      <w:tr>
+        <w:tc>
+          <w:tcPr>
+            <w:tcW w:type="dxa" w:w="2556"/>
+          </w:tcPr>
+          <w:p>
+            <w:r>
+              <w:t>Explanation</w:t>
+            </w:r>
+          </w:p>
+        </w:tc>
+        <w:tc>
+          <w:tcPr>
+            <w:tcW w:type="dxa" w:w="2556"/>
+          </w:tcPr>
+          <w:p>
+            <w:r>
+              <w:t>Names an answer without a deciding fact</w:t>
+            </w:r>
+          </w:p>
+        </w:tc>
+        <w:tc>
+          <w:tcPr>
+            <w:tcW w:type="dxa" w:w="2556"/>
+          </w:tcPr>
+          <w:p>
+            <w:r>
+              <w:t>Uses a hint to link fact and decision</w:t>
+            </w:r>
+          </w:p>
+        </w:tc>
+        <w:tc>
+          <w:tcPr>
+            <w:tcW w:type="dxa" w:w="2556"/>
+          </w:tcPr>
+          <w:p>
+            <w:r>
+              <w:t>Explains the deciding fact in own words</w:t>
+            </w:r>
+          </w:p>
+        </w:tc>
+      </w:tr>
+      <w:tr>
+        <w:tc>
+          <w:tcPr>
+            <w:tcW w:type="dxa" w:w="2556"/>
+          </w:tcPr>
+          <w:p>
+            <w:r>
+              <w:t>Trace or test</w:t>
+            </w:r>
+          </w:p>
+        </w:tc>
+        <w:tc>
+          <w:tcPr>
+            <w:tcW w:type="dxa" w:w="2556"/>
+          </w:tcPr>
+          <w:p>
+            <w:r>
+              <w:t>Cannot connect input and result</w:t>
+            </w:r>
+          </w:p>
+        </w:tc>
+        <w:tc>
+          <w:tcPr>
+            <w:tcW w:type="dxa" w:w="2556"/>
+          </w:tcPr>
+          <w:p>
+            <w:r>
+              <w:t>Completes steps with prompts</w:t>
+            </w:r>
+          </w:p>
+        </w:tc>
+        <w:tc>
+          <w:tcPr>
+            <w:tcW w:type="dxa" w:w="2556"/>
+          </w:tcPr>
+          <w:p>
+            <w:r>
+              <w:t>Traces or tests a changed case accurately</w:t>
+            </w:r>
+          </w:p>
+        </w:tc>
+      </w:tr>
+      <w:tr>
+        <w:tc>
+          <w:tcPr>
+            <w:tcW w:type="dxa" w:w="2556"/>
+          </w:tcPr>
+          <w:p>
+            <w:r>
+              <w:t>Limits and revision</w:t>
+            </w:r>
+          </w:p>
+        </w:tc>
+        <w:tc>
+          <w:tcPr>
+            <w:tcW w:type="dxa" w:w="2556"/>
+          </w:tcPr>
+          <w:p>
+            <w:r>
+              <w:t>Claims more than evidence supports</w:t>
+            </w:r>
+          </w:p>
+        </w:tc>
+        <w:tc>
+          <w:tcPr>
+            <w:tcW w:type="dxa" w:w="2556"/>
+          </w:tcPr>
+          <w:p>
+            <w:r>
+              <w:t>Names a limit after a prompt</w:t>
+            </w:r>
+          </w:p>
+        </w:tc>
+        <w:tc>
+          <w:tcPr>
+            <w:tcW w:type="dxa" w:w="2556"/>
+          </w:tcPr>
+          <w:p>
+            <w:r>
+              <w:t>States a defensible limit and useful next test</w:t>
+            </w:r>
+          </w:p>
+        </w:tc>
+      </w:tr>
+    </w:tbl>
+    <w:p>
+      <w:r>
+        <w:t>Project checkpoint: Present and defend. Demonstrate the system, explain one failure and justify the next improvement with evidence.</w:t>
+      </w:r>
+    </w:p>
+    <w:p>
+      <w:r>
+        <w:t>Use the weekly teacher answer for topic-specific reasoning. A saved progress tick is an activity record; judge mastery from the learner’s explanation and evidence.</w:t>
+      </w:r>
+    </w:p>
     <w:sectPr>
       <w:pgSz w:w="12240" w:h="15840"/>
       <w:pgMar w:top="936" w:right="1008" w:bottom="936" w:left="1008" w:header="720" w:footer="720" w:gutter="0"/>

--- a/downloads/teacher/ai-5-week-35.docx
+++ b/downloads/teacher/ai-5-week-35.docx
@@ -2440,6 +2440,39 @@
         <w:t>Use the weekly teacher answer for topic-specific reasoning. A saved progress tick is an activity record; judge mastery from the learner’s explanation and evidence.</w:t>
       </w:r>
     </w:p>
+    <w:p>
+      <w:pPr>
+        <w:pStyle w:val="Heading1"/>
+      </w:pPr>
+      <w:r>
+        <w:t>08. Use feedback, labs and repair paths</w:t>
+      </w:r>
+    </w:p>
+    <w:p>
+      <w:r>
+        <w:t>Use the two formative questions as supported practice, not as independent mastery scores. Discuss the deciding evidence rather than accepting a guessed selection.</w:t>
+      </w:r>
+    </w:p>
+    <w:p>
+      <w:r>
+        <w:t>The feedback comes from the reviewed public worked case. Do not reveal the separately reserved independent teacher answer until the learner has attempted that case.</w:t>
+      </w:r>
+    </w:p>
+    <w:p>
+      <w:r>
+        <w:t>Ask students to predict before running code. Preserve errors and actual outputs; collect a changed test and an explanation. The branch-boundary and indexing lessons deliberately include failure cases.</w:t>
+      </w:r>
+    </w:p>
+    <w:p>
+      <w:r>
+        <w:t>Use the earlier worked-explanation links to address a specific missing building block, then return to the current question. Adapt this suggestion after observing the learner; it is not an automatic diagnosis.</w:t>
+      </w:r>
+    </w:p>
+    <w:p>
+      <w:r>
+        <w:t>Collect the completed-work portfolio as evidence. Record support separately from correctness, and assess explanation, trace/test and limitations. Progress ticks and quiz selections alone do not establish mastery.</w:t>
+      </w:r>
+    </w:p>
     <w:sectPr>
       <w:pgSz w:w="12240" w:h="15840"/>
       <w:pgMar w:top="936" w:right="1008" w:bottom="936" w:left="1008" w:header="720" w:footer="720" w:gutter="0"/>

--- a/downloads/teacher/ai-5-week-35.docx
+++ b/downloads/teacher/ai-5-week-35.docx
@@ -29,15 +29,26 @@
       </w:r>
     </w:p>
     <w:p>
-      <w:pPr>
-        <w:pStyle w:val="Heading3"/>
-      </w:pPr>
-      <w:r>
-        <w:t>Teach the learning cycle</w:t>
+      <w:r>
+        <w:t>Prepare Capstone limitations and revision: check the target, prerequisites, resources and adaptable teaching schedule.</w:t>
       </w:r>
     </w:p>
     <w:p>
-      <w:r>
+      <w:pPr>
+        <w:pStyle w:val="Heading3"/>
+      </w:pPr>
+      <w:r>
+        <w:t>Teach the learning cycle</w:t>
+      </w:r>
+    </w:p>
+    <w:p>
+      <w:pPr>
+        <w:spacing w:line="336" w:lineRule="auto" w:after="180"/>
+      </w:pPr>
+      <w:r>
+        <w:rPr>
+          <w:b w:val="0"/>
+        </w:rPr>
         <w:t>Primary target: Evaluate a frozen candidate and baseline on final rows</w:t>
       </w:r>
     </w:p>
@@ -185,16 +196,37 @@
       </w:tr>
     </w:tbl>
     <w:p>
-      <w:r>
-        <w:t>This is a starting allocation of 135 minutes, not a validated duration. Preserve all named topics. Schedule extra time for connected examples, the full investigation, independent cases and project building. Repeated copies of a case share one recorded attempt; they are not new evidence.</w:t>
+      <w:pPr>
+        <w:spacing w:line="336" w:lineRule="auto" w:after="180"/>
+      </w:pPr>
+      <w:r>
+        <w:rPr>
+          <w:b w:val="0"/>
+        </w:rPr>
+        <w:t>This is a starting allocation of 135 minutes, not a validated duration. Preserve all named topics. Schedule extra time for connected examples, the full investigation, independent cases and project building.</w:t>
       </w:r>
     </w:p>
     <w:p>
       <w:pPr>
-        <w:pStyle w:val="Heading3"/>
-      </w:pPr>
-      <w:r>
-        <w:t>Retrieval answer guidance</w:t>
+        <w:spacing w:line="336" w:lineRule="auto" w:after="180"/>
+      </w:pPr>
+      <w:r>
+        <w:rPr>
+          <w:b w:val="0"/>
+        </w:rPr>
+        <w:t xml:space="preserve">Repeated copies of a case share one recorded attempt; they are not new </w:t>
+      </w:r>
+      <w:r>
+        <w:rPr>
+          <w:b/>
+        </w:rPr>
+        <w:t>evidence</w:t>
+      </w:r>
+      <w:r>
+        <w:rPr>
+          <w:b w:val="0"/>
+        </w:rPr>
+        <w:t>.</w:t>
       </w:r>
     </w:p>
     <w:p>
@@ -202,96 +234,234 @@
         <w:pStyle w:val="Heading3"/>
       </w:pPr>
       <w:r>
-        <w:t>Capstone controlled experiments</w:t>
+        <w:t>Retrieval answer guidance</w:t>
       </w:r>
     </w:p>
     <w:p>
-      <w:r>
-        <w:t>Without opening the old lesson, explain one key idea from Capstone controlled experiments. Give an example and a mistake that the idea helps you avoid.</w:t>
+      <w:pPr>
+        <w:pStyle w:val="Heading3"/>
+      </w:pPr>
+      <w:r>
+        <w:t>Capstone controlled experiments</w:t>
       </w:r>
     </w:p>
     <w:p>
-      <w:r>
-        <w:t>Look for: Trace matched two-update learning-rate experiments</w:t>
+      <w:pPr>
+        <w:spacing w:line="336" w:lineRule="auto" w:after="180"/>
+      </w:pPr>
+      <w:r>
+        <w:rPr>
+          <w:b w:val="0"/>
+        </w:rPr>
+        <w:t>Without opening the old lesson, explain one key idea from Capstone controlled experiments. Give an example and a mistake that the idea helps you avoid.</w:t>
       </w:r>
     </w:p>
     <w:p>
-      <w:r>
-        <w:t>Reference example, not the only acceptable wording: Teacher explanation: Hold training and validation rows, initial a, architecture/bias policy, loss, update count and evaluation metric fixed. Change learning rate.</w:t>
+      <w:pPr>
+        <w:spacing w:line="336" w:lineRule="auto" w:after="180"/>
+      </w:pPr>
+      <w:r>
+        <w:rPr>
+          <w:b w:val="0"/>
+        </w:rPr>
+        <w:t>Look for: Trace matched two-update learning-rate experiments</w:t>
       </w:r>
     </w:p>
     <w:p>
       <w:pPr>
-        <w:pStyle w:val="Heading3"/>
-      </w:pPr>
-      <w:r>
-        <w:t>Documenting a network experiment</w:t>
+        <w:spacing w:line="336" w:lineRule="auto" w:after="180"/>
+      </w:pPr>
+      <w:r>
+        <w:rPr>
+          <w:b w:val="0"/>
+        </w:rPr>
+        <w:t xml:space="preserve">Reference example, not the only acceptable wording: Teacher explanation: Hold </w:t>
+      </w:r>
+      <w:r>
+        <w:rPr>
+          <w:b/>
+        </w:rPr>
+        <w:t>training</w:t>
+      </w:r>
+      <w:r>
+        <w:rPr>
+          <w:b w:val="0"/>
+        </w:rPr>
+        <w:t xml:space="preserve"> and validation rows, initial a, architecture/bias policy, loss, update count and evaluation metric fixed. Change learning rate.</w:t>
       </w:r>
     </w:p>
     <w:p>
-      <w:r>
-        <w:t>Without opening the old lesson, explain one key idea from Documenting a network experiment. Give an example and a mistake that the idea helps you avoid.</w:t>
+      <w:pPr>
+        <w:pStyle w:val="Heading3"/>
+      </w:pPr>
+      <w:r>
+        <w:t>Documenting a network experiment</w:t>
       </w:r>
     </w:p>
     <w:p>
-      <w:r>
-        <w:t>Look for: Record a network experiment with enough detail to replay its calculations</w:t>
+      <w:pPr>
+        <w:spacing w:line="336" w:lineRule="auto" w:after="180"/>
+      </w:pPr>
+      <w:r>
+        <w:rPr>
+          <w:b w:val="0"/>
+        </w:rPr>
+        <w:t>Without opening the old lesson, explain one key idea from Documenting a network experiment. Give an example and a mistake that the idea helps you avoid.</w:t>
       </w:r>
     </w:p>
     <w:p>
-      <w:r>
-        <w:t>Reference example, not the only acceptable wording: Teacher explanation: Predict max(0, a*x); start a = 1 with no bias; rate 0.1; two full-batch updates; MSE is mean squared prediction error. T1 and T2 train, V1 validates; no shuffling or normalisation. Select lower validation MSE, ties to earlier update. Record the actual Python version, alongside the code and Python float arithmetic.</w:t>
+      <w:pPr>
+        <w:spacing w:line="336" w:lineRule="auto" w:after="180"/>
+      </w:pPr>
+      <w:r>
+        <w:rPr>
+          <w:b w:val="0"/>
+        </w:rPr>
+        <w:t>Look for: Record a network experiment with enough detail to replay its calculations</w:t>
       </w:r>
     </w:p>
     <w:p>
       <w:pPr>
-        <w:pStyle w:val="Heading3"/>
-      </w:pPr>
-      <w:r>
-        <w:t>Uncertainty and failure analysis</w:t>
+        <w:spacing w:line="336" w:lineRule="auto" w:after="180"/>
+      </w:pPr>
+      <w:r>
+        <w:rPr>
+          <w:b w:val="0"/>
+        </w:rPr>
+        <w:t xml:space="preserve">Reference example, not the only acceptable wording: Teacher explanation: Predict max(0, a*x); start a = 1 with no bias; rate 0.1; two full-batch updates; MSE is mean squared </w:t>
+      </w:r>
+      <w:r>
+        <w:rPr>
+          <w:b/>
+        </w:rPr>
+        <w:t>prediction</w:t>
+      </w:r>
+      <w:r>
+        <w:rPr>
+          <w:b w:val="0"/>
+        </w:rPr>
+        <w:t xml:space="preserve"> error.</w:t>
       </w:r>
     </w:p>
     <w:p>
-      <w:r>
-        <w:t>Without opening the old lesson, explain one key idea from Uncertainty and failure analysis. Give an example and a mistake that the idea helps you avoid.</w:t>
+      <w:pPr>
+        <w:spacing w:line="336" w:lineRule="auto" w:after="180"/>
+      </w:pPr>
+      <w:r>
+        <w:rPr>
+          <w:b w:val="0"/>
+        </w:rPr>
+        <w:t>T1 and T2 train, V1 validates; no shuffling or normalisation. Select lower validation MSE, ties to earlier update. Record the actual Python version, alongside the code and Python float arithmetic.</w:t>
       </w:r>
     </w:p>
     <w:p>
-      <w:r>
-        <w:t>Look for: Distinguish a predicted class, confidence score and observed correctness</w:t>
+      <w:pPr>
+        <w:pStyle w:val="Heading3"/>
+      </w:pPr>
+      <w:r>
+        <w:t>Uncertainty and failure analysis</w:t>
       </w:r>
     </w:p>
     <w:p>
-      <w:r>
-        <w:t>Reference example, not the only acceptable wording: Teacher explanation: B predicts 1 with confidence 0.90 and is wrong. E predicts 0 with confidence 0.55 and is correct. F predicts 0 with confidence 0.90 and is wrong. F’s low score for class 1 corresponds to a high score for class 0, the class selected.</w:t>
+      <w:pPr>
+        <w:spacing w:line="336" w:lineRule="auto" w:after="180"/>
+      </w:pPr>
+      <w:r>
+        <w:rPr>
+          <w:b w:val="0"/>
+        </w:rPr>
+        <w:t>Without opening the old lesson, explain one key idea from Uncertainty and failure analysis. Give an example and a mistake that the idea helps you avoid.</w:t>
       </w:r>
     </w:p>
     <w:p>
-      <w:r>
-        <w:t>Use two 45-minute sessions. This capstone uses constructed scalar ReLU regression so every calculation is inspectable. It is an experiment in training and evidence, not a real-world deployment. Preserve written plans, data roles and raw predictions. Optional local Python requires no external packages or AI account. Do not expose independent-task solutions before collecting work.</w:t>
+      <w:pPr>
+        <w:spacing w:line="336" w:lineRule="auto" w:after="180"/>
+      </w:pPr>
+      <w:r>
+        <w:rPr>
+          <w:b w:val="0"/>
+        </w:rPr>
+        <w:t>Look for: Distinguish a predicted class, confidence score and observed correctness</w:t>
       </w:r>
     </w:p>
     <w:p>
       <w:pPr>
-        <w:pStyle w:val="Heading3"/>
-      </w:pPr>
-      <w:r>
-        <w:t>Outcomes</w:t>
+        <w:spacing w:line="336" w:lineRule="auto" w:after="180"/>
+      </w:pPr>
+      <w:r>
+        <w:rPr>
+          <w:b w:val="0"/>
+        </w:rPr>
+        <w:t>Reference example, not the only acceptable wording: Teacher explanation: B predicts 1 with confidence 0.90 and is wrong. E predicts 0 with confidence 0.55 and is correct. F predicts 0 with confidence 0.90 and is wrong.</w:t>
       </w:r>
     </w:p>
     <w:p>
-      <w:r>
-        <w:t>Evaluate a frozen candidate and baseline on final rows</w:t>
+      <w:pPr>
+        <w:spacing w:line="336" w:lineRule="auto" w:after="180"/>
+      </w:pPr>
+      <w:r>
+        <w:rPr>
+          <w:b w:val="0"/>
+        </w:rPr>
+        <w:t>F’s low score for class 1 corresponds to a high score for class 0, the class selected.</w:t>
       </w:r>
     </w:p>
     <w:p>
-      <w:r>
-        <w:t>Identify a distribution limitation from raw errors</w:t>
+      <w:pPr>
+        <w:spacing w:line="336" w:lineRule="auto" w:after="180"/>
+      </w:pPr>
+      <w:r>
+        <w:rPr>
+          <w:b w:val="0"/>
+        </w:rPr>
+        <w:t xml:space="preserve">Use two 45-minute sessions. This capstone uses constructed scalar ReLU regression so every calculation is inspectable. It is an experiment in </w:t>
+      </w:r>
+      <w:r>
+        <w:rPr>
+          <w:b/>
+        </w:rPr>
+        <w:t>training</w:t>
+      </w:r>
+      <w:r>
+        <w:rPr>
+          <w:b w:val="0"/>
+        </w:rPr>
+        <w:t xml:space="preserve"> and </w:t>
+      </w:r>
+      <w:r>
+        <w:rPr>
+          <w:b/>
+        </w:rPr>
+        <w:t>evidence</w:t>
+      </w:r>
+      <w:r>
+        <w:rPr>
+          <w:b w:val="0"/>
+        </w:rPr>
+        <w:t>, not a real-world deployment.</w:t>
       </w:r>
     </w:p>
     <w:p>
-      <w:r>
-        <w:t>Distinguish revision checks from new independent evaluation</w:t>
+      <w:pPr>
+        <w:spacing w:line="336" w:lineRule="auto" w:after="180"/>
+      </w:pPr>
+      <w:r>
+        <w:rPr>
+          <w:b w:val="0"/>
+        </w:rPr>
+        <w:t xml:space="preserve">Preserve written plans, data roles and raw </w:t>
+      </w:r>
+      <w:r>
+        <w:rPr>
+          <w:b/>
+        </w:rPr>
+        <w:t>prediction</w:t>
+      </w:r>
+      <w:r>
+        <w:rPr>
+          <w:b w:val="0"/>
+        </w:rPr>
+        <w:t>s. Optional local Python requires no external packages or AI account. Do not expose independent-task solutions before collecting work.</w:t>
       </w:r>
     </w:p>
     <w:p>
@@ -299,22 +469,52 @@
         <w:pStyle w:val="Heading3"/>
       </w:pPr>
       <w:r>
-        <w:t>Preparation</w:t>
+        <w:t>Outcomes</w:t>
       </w:r>
     </w:p>
     <w:p>
-      <w:r>
-        <w:t>Printed lesson and workbook; paper and pencil</w:t>
+      <w:pPr>
+        <w:spacing w:line="336" w:lineRule="auto" w:after="180"/>
+      </w:pPr>
+      <w:r>
+        <w:rPr>
+          <w:b w:val="0"/>
+        </w:rPr>
+        <w:t>Evaluate a frozen candidate and baseline on final rows</w:t>
       </w:r>
     </w:p>
     <w:p>
-      <w:r>
-        <w:t>Calculator; optional local Python 3 interpreter</w:t>
+      <w:pPr>
+        <w:spacing w:line="336" w:lineRule="auto" w:after="180"/>
+      </w:pPr>
+      <w:r>
+        <w:rPr>
+          <w:b w:val="0"/>
+        </w:rPr>
+        <w:t>Identify a distribution limitation from raw errors</w:t>
       </w:r>
     </w:p>
     <w:p>
-      <w:r>
-        <w:t>Fictional data only; reserve the independent task and fresh retry until assessment</w:t>
+      <w:pPr>
+        <w:spacing w:line="336" w:lineRule="auto" w:after="180"/>
+      </w:pPr>
+      <w:r>
+        <w:rPr>
+          <w:b w:val="0"/>
+        </w:rPr>
+        <w:t xml:space="preserve">Distinguish </w:t>
+      </w:r>
+      <w:r>
+        <w:rPr>
+          <w:b/>
+        </w:rPr>
+        <w:t>revision</w:t>
+      </w:r>
+      <w:r>
+        <w:rPr>
+          <w:b w:val="0"/>
+        </w:rPr>
+        <w:t xml:space="preserve"> checks from new independent evaluation</w:t>
       </w:r>
     </w:p>
     <w:p>
@@ -322,53 +522,256 @@
         <w:pStyle w:val="Heading3"/>
       </w:pPr>
       <w:r>
-        <w:t>Prerequisite answer</w:t>
+        <w:t>Preparation</w:t>
       </w:r>
     </w:p>
     <w:p>
-      <w:r>
-        <w:t>No. Once final results influence changes, those rows become development evidence for the revised procedure.</w:t>
+      <w:pPr>
+        <w:spacing w:line="336" w:lineRule="auto" w:after="180"/>
+      </w:pPr>
+      <w:r>
+        <w:rPr>
+          <w:b w:val="0"/>
+        </w:rPr>
+        <w:t>Printed lesson and workbook; paper and pencil</w:t>
       </w:r>
     </w:p>
     <w:p>
       <w:pPr>
-        <w:pStyle w:val="Heading3"/>
-      </w:pPr>
-      <w:r>
-        <w:t>End goal for the pictorial case</w:t>
+        <w:spacing w:line="336" w:lineRule="auto" w:after="180"/>
+      </w:pPr>
+      <w:r>
+        <w:rPr>
+          <w:b w:val="0"/>
+        </w:rPr>
+        <w:t>Calculator; optional local Python 3 interpreter</w:t>
       </w:r>
     </w:p>
     <w:p>
-      <w:r>
-        <w:t>Explain capstone limitations and revision with a traceable toy-network case and a bounded conclusion.</w:t>
+      <w:pPr>
+        <w:spacing w:line="336" w:lineRule="auto" w:after="180"/>
+      </w:pPr>
+      <w:r>
+        <w:rPr>
+          <w:b w:val="0"/>
+        </w:rPr>
+        <w:t>Fictional data only; reserve the independent task and fresh retry until assessment</w:t>
       </w:r>
     </w:p>
     <w:p>
-      <w:r>
-        <w:t>This added worked case illustrates the week’s main idea. Retain all original and connected topics; schedule its practice within the teaching cycle.</w:t>
+      <w:pPr>
+        <w:pStyle w:val="Heading3"/>
+      </w:pPr>
+      <w:r>
+        <w:t>Prerequisite answer</w:t>
       </w:r>
     </w:p>
     <w:p>
       <w:pPr>
-        <w:pStyle w:val="Heading1"/>
-      </w:pPr>
-      <w:r>
-        <w:t>02. Explain and model the mechanism</w:t>
+        <w:spacing w:line="336" w:lineRule="auto" w:after="180"/>
+      </w:pPr>
+      <w:r>
+        <w:rPr>
+          <w:b w:val="0"/>
+        </w:rPr>
+        <w:t xml:space="preserve">No. Once final results influence changes, those rows become development </w:t>
+      </w:r>
+      <w:r>
+        <w:rPr>
+          <w:b/>
+        </w:rPr>
+        <w:t>evidence</w:t>
+      </w:r>
+      <w:r>
+        <w:rPr>
+          <w:b w:val="0"/>
+        </w:rPr>
+        <w:t xml:space="preserve"> for the revised procedure.</w:t>
       </w:r>
     </w:p>
     <w:p>
-      <w:r>
-        <w:t>Freeze the Week 34 candidate: max(0, a*x), initial a = 1, rate 0.2, two full-batch updates on (1,2),(2,4), no bias. The final weight is 2. The baseline is unchanged at a = 1. Now open final rows F1=(5,10), F2=(6,12), F3=(-1,-2), F4=(-2,-4). These fictional rows deliberately include a condition absent from the positive training and validation inputs. Opening them is an evaluation event, not permission to tune on them while retaining an independent-test claim.</w:t>
+      <w:pPr>
+        <w:pStyle w:val="Heading3"/>
+      </w:pPr>
+      <w:r>
+        <w:t>End goal for the pictorial case</w:t>
       </w:r>
     </w:p>
     <w:p>
-      <w:r>
-        <w:t>Write raw predictions for both procedures before summarising. A low overall error can hide a systematic problem in a condition. These four constructed examples do not estimate prevalence or real-world performance.</w:t>
+      <w:pPr>
+        <w:spacing w:line="336" w:lineRule="auto" w:after="180"/>
+      </w:pPr>
+      <w:r>
+        <w:rPr>
+          <w:b w:val="0"/>
+        </w:rPr>
+        <w:t xml:space="preserve">Explain capstone limitations and </w:t>
+      </w:r>
+      <w:r>
+        <w:rPr>
+          <w:b/>
+        </w:rPr>
+        <w:t>revision</w:t>
+      </w:r>
+      <w:r>
+        <w:rPr>
+          <w:b w:val="0"/>
+        </w:rPr>
+        <w:t xml:space="preserve"> with a traceable toy-network case and a bounded conclusion.</w:t>
       </w:r>
     </w:p>
     <w:p>
-      <w:r>
-        <w:t>Baseline squared errors are 25,36,4,16, so MSE is 81/4 = 20.25. Candidate squared errors are 0,0,4,16, so MSE is 20/4 = 5. The candidate passes the strict lower-MSE final criterion on these four rows. On the two negative-input rows its MSE is (4+16)/2 = 10; on the positive rows it is zero.</w:t>
+      <w:pPr>
+        <w:spacing w:line="336" w:lineRule="auto" w:after="180"/>
+      </w:pPr>
+      <w:r>
+        <w:rPr>
+          <w:b w:val="0"/>
+        </w:rPr>
+        <w:t>This added worked case illustrates the week’s main idea. Retain all original and connected topics; schedule its practice within the teaching cycle.</w:t>
+      </w:r>
+    </w:p>
+    <w:p>
+      <w:pPr>
+        <w:pStyle w:val="Heading1"/>
+      </w:pPr>
+      <w:r>
+        <w:t>02. Explain and model the mechanism</w:t>
+      </w:r>
+    </w:p>
+    <w:p>
+      <w:r>
+        <w:t>Model Capstone limitations and revision using the supplied case, labelled mechanism and reasoning. Make the scope of each conclusion explicit.</w:t>
+      </w:r>
+    </w:p>
+    <w:p>
+      <w:pPr>
+        <w:pStyle w:val="Heading3"/>
+      </w:pPr>
+      <w:r>
+        <w:t>Explain Capstone limitations and revision · 1</w:t>
+      </w:r>
+    </w:p>
+    <w:p>
+      <w:pPr>
+        <w:spacing w:line="336" w:lineRule="auto" w:after="180"/>
+      </w:pPr>
+      <w:r>
+        <w:rPr>
+          <w:b w:val="0"/>
+        </w:rPr>
+        <w:t>Freeze the Week 34 candidate: max(0, a*x), initial a = 1, rate 0.2, two full-batch updates on (1,2),(2,4), no bias. The final weight is 2. The baseline is unchanged at a = 1.</w:t>
+      </w:r>
+    </w:p>
+    <w:p>
+      <w:pPr>
+        <w:spacing w:line="336" w:lineRule="auto" w:after="180"/>
+      </w:pPr>
+      <w:r>
+        <w:rPr>
+          <w:b w:val="0"/>
+        </w:rPr>
+        <w:t xml:space="preserve">Now open final rows F1=(5,10), F2=(6,12), F3=(-1,-2), F4=(-2,-4). These fictional rows deliberately include a condition absent from the positive </w:t>
+      </w:r>
+      <w:r>
+        <w:rPr>
+          <w:b/>
+        </w:rPr>
+        <w:t>training</w:t>
+      </w:r>
+      <w:r>
+        <w:rPr>
+          <w:b w:val="0"/>
+        </w:rPr>
+        <w:t xml:space="preserve"> and validation </w:t>
+      </w:r>
+      <w:r>
+        <w:rPr>
+          <w:b/>
+        </w:rPr>
+        <w:t>input</w:t>
+      </w:r>
+      <w:r>
+        <w:rPr>
+          <w:b w:val="0"/>
+        </w:rPr>
+        <w:t>s.</w:t>
+      </w:r>
+    </w:p>
+    <w:p>
+      <w:pPr>
+        <w:spacing w:line="336" w:lineRule="auto" w:after="180"/>
+      </w:pPr>
+      <w:r>
+        <w:rPr>
+          <w:b w:val="0"/>
+        </w:rPr>
+        <w:t>Opening them is an evaluation event, not permission to tune on them while retaining an independent-test claim.</w:t>
+      </w:r>
+    </w:p>
+    <w:p>
+      <w:pPr>
+        <w:spacing w:line="336" w:lineRule="auto" w:after="180"/>
+      </w:pPr>
+      <w:r>
+        <w:rPr>
+          <w:b w:val="0"/>
+        </w:rPr>
+        <w:t xml:space="preserve">Write raw </w:t>
+      </w:r>
+      <w:r>
+        <w:rPr>
+          <w:b/>
+        </w:rPr>
+        <w:t>prediction</w:t>
+      </w:r>
+      <w:r>
+        <w:rPr>
+          <w:b w:val="0"/>
+        </w:rPr>
+        <w:t>s for both procedures before summarising. A low overall error can hide a systematic problem in a condition. These four constructed examples do not estimate prevalence or real-world performance.</w:t>
+      </w:r>
+    </w:p>
+    <w:p>
+      <w:pPr>
+        <w:pStyle w:val="Heading3"/>
+      </w:pPr>
+      <w:r>
+        <w:t>Explain Capstone limitations and revision · 2</w:t>
+      </w:r>
+    </w:p>
+    <w:p>
+      <w:pPr>
+        <w:spacing w:line="336" w:lineRule="auto" w:after="180"/>
+      </w:pPr>
+      <w:r>
+        <w:rPr>
+          <w:b w:val="0"/>
+        </w:rPr>
+        <w:t>Baseline squared errors are 25,36,4,16, so MSE is 81/4 = 20.25. Candidate squared errors are 0,0,4,16, so MSE is 20/4 = 5. The candidate passes the strict lower-MSE final criterion on these four rows.</w:t>
+      </w:r>
+    </w:p>
+    <w:p>
+      <w:pPr>
+        <w:spacing w:line="336" w:lineRule="auto" w:after="180"/>
+      </w:pPr>
+      <w:r>
+        <w:rPr>
+          <w:b w:val="0"/>
+        </w:rPr>
+        <w:t>On the two negative-</w:t>
+      </w:r>
+      <w:r>
+        <w:rPr>
+          <w:b/>
+        </w:rPr>
+        <w:t>input</w:t>
+      </w:r>
+      <w:r>
+        <w:rPr>
+          <w:b w:val="0"/>
+        </w:rPr>
+        <w:t xml:space="preserve"> rows its MSE is (4+16)/2 = 10; on the positive rows it is zero.</w:t>
       </w:r>
     </w:p>
     <w:tbl>
@@ -652,31 +1055,243 @@
       </w:r>
     </w:p>
     <w:p>
-      <w:r>
-        <w:t>Guided: ReLU predicts 0, residual 6, squared error 36. Signed 2*x predicts -6, residual 0, squared error 0 on the revealed case. This supports representational feasibility, not independent generalisation. Exit: original candidate MSE 5 versus baseline 20.25 on four constructed final rows; the changed architecture lacks new independent evaluation.</w:t>
+      <w:pPr>
+        <w:pStyle w:val="Heading3"/>
+      </w:pPr>
+      <w:r>
+        <w:t>Explain Capstone limitations and revision · 3</w:t>
       </w:r>
     </w:p>
     <w:p>
       <w:pPr>
-        <w:pStyle w:val="Heading3"/>
-      </w:pPr>
-      <w:r>
-        <w:t>Model the reasoning aloud</w:t>
+        <w:spacing w:line="336" w:lineRule="auto" w:after="180"/>
+      </w:pPr>
+      <w:r>
+        <w:rPr>
+          <w:b w:val="0"/>
+        </w:rPr>
+        <w:t xml:space="preserve">Guided: ReLU predicts 0, </w:t>
+      </w:r>
+      <w:r>
+        <w:rPr>
+          <w:b/>
+        </w:rPr>
+        <w:t>residual</w:t>
+      </w:r>
+      <w:r>
+        <w:rPr>
+          <w:b w:val="0"/>
+        </w:rPr>
+        <w:t xml:space="preserve"> 6, squared error 36. Signed 2*x predicts -6, </w:t>
+      </w:r>
+      <w:r>
+        <w:rPr>
+          <w:b/>
+        </w:rPr>
+        <w:t>residual</w:t>
+      </w:r>
+      <w:r>
+        <w:rPr>
+          <w:b w:val="0"/>
+        </w:rPr>
+        <w:t xml:space="preserve"> 0, squared error 0 on the revealed case. This supports representational feasibility, not independent generalisation.</w:t>
       </w:r>
     </w:p>
     <w:p>
-      <w:r>
-        <w:t>Use the complete worked example below before asking learners to complete W2. Reveal a small part, invite a prediction, then explain the deciding step. These teacher notes contain solutions; do not reveal the independent case answer during modelling.</w:t>
+      <w:pPr>
+        <w:spacing w:line="336" w:lineRule="auto" w:after="180"/>
+      </w:pPr>
+      <w:r>
+        <w:rPr>
+          <w:b w:val="0"/>
+        </w:rPr>
+        <w:t>Exit: original candidate MSE 5 versus baseline 20.25 on four constructed final rows; the changed architecture lacks new independent evaluation.</w:t>
       </w:r>
     </w:p>
     <w:p>
-      <w:r>
-        <w:t>The ReLU output cannot be negative. When targets are negative, no choice of this scalar weight can produce the required negative output. More epochs do not remove that output constraint. A proposed signed linear output a*x would represent negative targets, but it changes the architecture. It needs a new version, appropriate fitting and selection, and fresh reserved evaluation.</w:t>
+      <w:pPr>
+        <w:pStyle w:val="Heading3"/>
+      </w:pPr>
+      <w:r>
+        <w:t>Model the reasoning aloud</w:t>
       </w:r>
     </w:p>
     <w:p>
-      <w:r>
-        <w:t>Running that proposal on F3 and F4 checks the revealed failures. It does not create new independent final evidence. Preserve the original test result and label later scores as revision or regression checks. Do not replace the earlier failure report with a score from a new model on already inspected rows.</w:t>
+      <w:pPr>
+        <w:spacing w:line="336" w:lineRule="auto" w:after="180"/>
+      </w:pPr>
+      <w:r>
+        <w:rPr>
+          <w:b w:val="0"/>
+        </w:rPr>
+        <w:t xml:space="preserve">Use the complete worked example below before asking learners to complete W2. Reveal a small part, invite a </w:t>
+      </w:r>
+      <w:r>
+        <w:rPr>
+          <w:b/>
+        </w:rPr>
+        <w:t>prediction</w:t>
+      </w:r>
+      <w:r>
+        <w:rPr>
+          <w:b w:val="0"/>
+        </w:rPr>
+        <w:t>, then explain the deciding step.</w:t>
+      </w:r>
+    </w:p>
+    <w:p>
+      <w:pPr>
+        <w:spacing w:line="336" w:lineRule="auto" w:after="180"/>
+      </w:pPr>
+      <w:r>
+        <w:rPr>
+          <w:b w:val="0"/>
+        </w:rPr>
+        <w:t>These teacher notes contain solutions; do not reveal the independent case answer during modelling.</w:t>
+      </w:r>
+    </w:p>
+    <w:p>
+      <w:pPr>
+        <w:pStyle w:val="Heading3"/>
+      </w:pPr>
+      <w:r>
+        <w:t>Model the reasoning aloud · 4</w:t>
+      </w:r>
+    </w:p>
+    <w:p>
+      <w:pPr>
+        <w:spacing w:line="336" w:lineRule="auto" w:after="180"/>
+      </w:pPr>
+      <w:r>
+        <w:rPr>
+          <w:b w:val="0"/>
+        </w:rPr>
+        <w:t xml:space="preserve">The ReLU </w:t>
+      </w:r>
+      <w:r>
+        <w:rPr>
+          <w:b/>
+        </w:rPr>
+        <w:t>output</w:t>
+      </w:r>
+      <w:r>
+        <w:rPr>
+          <w:b w:val="0"/>
+        </w:rPr>
+        <w:t xml:space="preserve"> cannot be negative. When targets are negative, no choice of this scalar weight can produce the required negative </w:t>
+      </w:r>
+      <w:r>
+        <w:rPr>
+          <w:b/>
+        </w:rPr>
+        <w:t>output</w:t>
+      </w:r>
+      <w:r>
+        <w:rPr>
+          <w:b w:val="0"/>
+        </w:rPr>
+        <w:t xml:space="preserve">. More epochs do not remove that </w:t>
+      </w:r>
+      <w:r>
+        <w:rPr>
+          <w:b/>
+        </w:rPr>
+        <w:t>output</w:t>
+      </w:r>
+      <w:r>
+        <w:rPr>
+          <w:b w:val="0"/>
+        </w:rPr>
+        <w:t xml:space="preserve"> constraint.</w:t>
+      </w:r>
+    </w:p>
+    <w:p>
+      <w:pPr>
+        <w:spacing w:line="336" w:lineRule="auto" w:after="180"/>
+      </w:pPr>
+      <w:r>
+        <w:rPr>
+          <w:b w:val="0"/>
+        </w:rPr>
+        <w:t xml:space="preserve">A proposed signed linear </w:t>
+      </w:r>
+      <w:r>
+        <w:rPr>
+          <w:b/>
+        </w:rPr>
+        <w:t>output</w:t>
+      </w:r>
+      <w:r>
+        <w:rPr>
+          <w:b w:val="0"/>
+        </w:rPr>
+        <w:t xml:space="preserve"> a*x would represent negative targets, but it changes the architecture. It needs a new version, appropriate </w:t>
+      </w:r>
+      <w:r>
+        <w:rPr>
+          <w:b/>
+        </w:rPr>
+        <w:t>fitting</w:t>
+      </w:r>
+      <w:r>
+        <w:rPr>
+          <w:b w:val="0"/>
+        </w:rPr>
+        <w:t xml:space="preserve"> and selection, and fresh reserved evaluation.</w:t>
+      </w:r>
+    </w:p>
+    <w:p>
+      <w:pPr>
+        <w:pStyle w:val="Heading3"/>
+      </w:pPr>
+      <w:r>
+        <w:t>Model the reasoning aloud · 5</w:t>
+      </w:r>
+    </w:p>
+    <w:p>
+      <w:pPr>
+        <w:spacing w:line="336" w:lineRule="auto" w:after="180"/>
+      </w:pPr>
+      <w:r>
+        <w:rPr>
+          <w:b w:val="0"/>
+        </w:rPr>
+        <w:t xml:space="preserve">Running that proposal on F3 and F4 checks the revealed failures. It does not create new independent final </w:t>
+      </w:r>
+      <w:r>
+        <w:rPr>
+          <w:b/>
+        </w:rPr>
+        <w:t>evidence</w:t>
+      </w:r>
+      <w:r>
+        <w:rPr>
+          <w:b w:val="0"/>
+        </w:rPr>
+        <w:t xml:space="preserve">. Preserve the original test result and label later scores as </w:t>
+      </w:r>
+      <w:r>
+        <w:rPr>
+          <w:b/>
+        </w:rPr>
+        <w:t>revision</w:t>
+      </w:r>
+      <w:r>
+        <w:rPr>
+          <w:b w:val="0"/>
+        </w:rPr>
+        <w:t xml:space="preserve"> or regression checks.</w:t>
+      </w:r>
+    </w:p>
+    <w:p>
+      <w:pPr>
+        <w:spacing w:line="336" w:lineRule="auto" w:after="180"/>
+      </w:pPr>
+      <w:r>
+        <w:rPr>
+          <w:b w:val="0"/>
+        </w:rPr>
+        <w:t>Do not replace the earlier failure report with a score from a new model on already inspected rows.</w:t>
       </w:r>
     </w:p>
     <w:tbl>
@@ -782,7 +1397,13 @@
       </w:tr>
     </w:tbl>
     <w:p>
-      <w:r>
+      <w:pPr>
+        <w:spacing w:line="336" w:lineRule="auto" w:after="180"/>
+      </w:pPr>
+      <w:r>
+        <w:rPr>
+          <w:b w:val="0"/>
+        </w:rPr>
         <w:t>Use the diagram and verbal explanation together. Ask learners to match a sentence to a specific visual step; do not assign learners fixed visual or auditory learning styles.</w:t>
       </w:r>
     </w:p>
@@ -795,7 +1416,13 @@
       </w:r>
     </w:p>
     <w:p>
-      <w:r>
+      <w:pPr>
+        <w:spacing w:line="336" w:lineRule="auto" w:after="180"/>
+      </w:pPr>
+      <w:r>
+        <w:rPr>
+          <w:b w:val="0"/>
+        </w:rPr>
         <w:t>Revise a limited claim after a slice failure. A toy network works better on centred patterns than on shifted patterns, so the team narrows its initial claim.</w:t>
       </w:r>
     </w:p>
@@ -808,7 +1435,22 @@
       </w:r>
     </w:p>
     <w:p>
-      <w:r>
+      <w:pPr>
+        <w:pStyle w:val="Heading3"/>
+      </w:pPr>
+      <w:r>
+        <w:t>Supplied facts</w:t>
+      </w:r>
+    </w:p>
+    <w:p>
+      <w:pPr>
+        <w:spacing w:line="336" w:lineRule="auto" w:after="180"/>
+        <w:shd w:fill="F1F6FC"/>
+      </w:pPr>
+      <w:r>
+        <w:rPr>
+          <w:b w:val="0"/>
+        </w:rPr>
         <w:t>Centred slice: 7/8 correct. Shifted slice: 3/8 correct. The network and label rubric are frozen.</w:t>
       </w:r>
     </w:p>
@@ -1008,21 +1650,67 @@
       </w:r>
     </w:p>
     <w:p>
-      <w:r>
-        <w:t>A limitation guides a better next experiment. Training on a failed evaluation example may help development, but that exposed example cannot remain the untouched evidence for the revision.</w:t>
+      <w:pPr>
+        <w:pStyle w:val="Heading3"/>
+      </w:pPr>
+      <w:r>
+        <w:t>Why the result follows</w:t>
       </w:r>
     </w:p>
     <w:p>
       <w:pPr>
-        <w:pStyle w:val="Heading3"/>
-      </w:pPr>
-      <w:r>
-        <w:t>What this example does not establish</w:t>
+        <w:spacing w:line="336" w:lineRule="auto" w:after="180"/>
+        <w:shd w:fill="F1F6FC"/>
+      </w:pPr>
+      <w:r>
+        <w:rPr>
+          <w:b w:val="0"/>
+        </w:rPr>
+        <w:t xml:space="preserve">A limitation guides a better next experiment. </w:t>
+      </w:r>
+      <w:r>
+        <w:rPr>
+          <w:b/>
+        </w:rPr>
+        <w:t>Training</w:t>
+      </w:r>
+      <w:r>
+        <w:rPr>
+          <w:b w:val="0"/>
+        </w:rPr>
+        <w:t xml:space="preserve"> on a failed evaluation example may help development, but that exposed example cannot remain the untouched </w:t>
+      </w:r>
+      <w:r>
+        <w:rPr>
+          <w:b/>
+        </w:rPr>
+        <w:t>evidence</w:t>
+      </w:r>
+      <w:r>
+        <w:rPr>
+          <w:b w:val="0"/>
+        </w:rPr>
+        <w:t xml:space="preserve"> for the </w:t>
+      </w:r>
+      <w:r>
+        <w:rPr>
+          <w:b/>
+        </w:rPr>
+        <w:t>revision</w:t>
+      </w:r>
+      <w:r>
+        <w:rPr>
+          <w:b w:val="0"/>
+        </w:rPr>
+        <w:t>.</w:t>
       </w:r>
     </w:p>
     <w:p>
-      <w:r>
-        <w:t>Small slices may vary; this example diagnoses an observed weakness without inventing a population rate or cause.</w:t>
+      <w:pPr>
+        <w:pStyle w:val="Heading3"/>
+      </w:pPr>
+      <w:r>
+        <w:t>What this example does not establish</w:t>
       </w:r>
     </w:p>
     <w:p>
@@ -1030,43 +1718,192 @@
         <w:pStyle w:val="Heading3"/>
       </w:pPr>
       <w:r>
-        <w:t>Change one thing in the pictured case</w:t>
+        <w:t>Keep the stated limit</w:t>
       </w:r>
     </w:p>
     <w:p>
-      <w:r>
-        <w:t>Change: Train the revision on all eight failed-slice evaluation patterns and rescore them.</w:t>
+      <w:pPr>
+        <w:spacing w:line="336" w:lineRule="auto" w:after="180"/>
+        <w:shd w:fill="FFF5E6"/>
+      </w:pPr>
+      <w:r>
+        <w:rPr>
+          <w:b w:val="0"/>
+        </w:rPr>
+        <w:t>Small slices may vary; this example diagnoses an observed weakness without inventing a population rate or cause.</w:t>
       </w:r>
     </w:p>
     <w:p>
-      <w:r>
-        <w:t>Prediction: Treat the score as exposed-case development, not independent evidence of shift robustness.</w:t>
+      <w:pPr>
+        <w:pStyle w:val="Heading3"/>
+      </w:pPr>
+      <w:r>
+        <w:t>Change one thing in the pictured case</w:t>
       </w:r>
     </w:p>
     <w:p>
-      <w:r>
-        <w:t>Reason: The evaluation records now influenced learning and model selection.</w:t>
+      <w:pPr>
+        <w:pStyle w:val="Heading3"/>
+      </w:pPr>
+      <w:r>
+        <w:t>Change one thing</w:t>
       </w:r>
     </w:p>
     <w:p>
       <w:pPr>
-        <w:pStyle w:val="Heading3"/>
-      </w:pPr>
-      <w:r>
-        <w:t>Ask while showing the picture</w:t>
+        <w:spacing w:line="336" w:lineRule="auto" w:after="180"/>
+        <w:shd w:fill="F5F1FB"/>
+      </w:pPr>
+      <w:r>
+        <w:rPr>
+          <w:b w:val="0"/>
+        </w:rPr>
+        <w:t xml:space="preserve">Change: Train the </w:t>
+      </w:r>
+      <w:r>
+        <w:rPr>
+          <w:b/>
+        </w:rPr>
+        <w:t>revision</w:t>
+      </w:r>
+      <w:r>
+        <w:rPr>
+          <w:b w:val="0"/>
+        </w:rPr>
+        <w:t xml:space="preserve"> on all eight failed-slice evaluation patterns and rescore them.</w:t>
       </w:r>
     </w:p>
     <w:p>
-      <w:r>
-        <w:t>Cover the result. Ask learners to name the inputs and predict the next step. Uncover one step, connect the icon to the actual procedure, and explain its evidence. Then change the supplied condition and compare. The picture is a representation; it does not document execution of a real AI model.</w:t>
+      <w:pPr>
+        <w:pStyle w:val="Heading3"/>
+      </w:pPr>
+      <w:r>
+        <w:t>Predicted result</w:t>
       </w:r>
     </w:p>
     <w:p>
       <w:pPr>
+        <w:spacing w:line="336" w:lineRule="auto" w:after="180"/>
+        <w:shd w:fill="F1F6FC"/>
+      </w:pPr>
+      <w:r>
+        <w:rPr>
+          <w:b/>
+        </w:rPr>
+        <w:t>Prediction</w:t>
+      </w:r>
+      <w:r>
+        <w:rPr>
+          <w:b w:val="0"/>
+        </w:rPr>
+        <w:t xml:space="preserve">: Treat the score as exposed-case development, not independent </w:t>
+      </w:r>
+      <w:r>
+        <w:rPr>
+          <w:b/>
+        </w:rPr>
+        <w:t>evidence</w:t>
+      </w:r>
+      <w:r>
+        <w:rPr>
+          <w:b w:val="0"/>
+        </w:rPr>
+        <w:t xml:space="preserve"> of shift robustness.</w:t>
+      </w:r>
+    </w:p>
+    <w:p>
+      <w:pPr>
+        <w:pStyle w:val="Heading3"/>
+      </w:pPr>
+      <w:r>
+        <w:t>Why the result follows</w:t>
+      </w:r>
+    </w:p>
+    <w:p>
+      <w:pPr>
+        <w:spacing w:line="336" w:lineRule="auto" w:after="180"/>
+        <w:shd w:fill="F1F6FC"/>
+      </w:pPr>
+      <w:r>
+        <w:rPr>
+          <w:b w:val="0"/>
+        </w:rPr>
+        <w:t>Reason: The evaluation records now influenced learning and model selection.</w:t>
+      </w:r>
+    </w:p>
+    <w:p>
+      <w:pPr>
+        <w:pStyle w:val="Heading3"/>
+      </w:pPr>
+      <w:r>
+        <w:t>Ask while showing the picture</w:t>
+      </w:r>
+    </w:p>
+    <w:p>
+      <w:pPr>
+        <w:pStyle w:val="Heading3"/>
+      </w:pPr>
+      <w:r>
+        <w:t>Ask while showing the picture · 6</w:t>
+      </w:r>
+    </w:p>
+    <w:p>
+      <w:pPr>
+        <w:spacing w:line="336" w:lineRule="auto" w:after="180"/>
+      </w:pPr>
+      <w:r>
+        <w:rPr>
+          <w:b w:val="0"/>
+        </w:rPr>
+        <w:t xml:space="preserve">Cover the result. Ask learners to name the </w:t>
+      </w:r>
+      <w:r>
+        <w:rPr>
+          <w:b/>
+        </w:rPr>
+        <w:t>input</w:t>
+      </w:r>
+      <w:r>
+        <w:rPr>
+          <w:b w:val="0"/>
+        </w:rPr>
+        <w:t xml:space="preserve">s and predict the next step. Uncover one step, connect the icon to the actual procedure, and explain its </w:t>
+      </w:r>
+      <w:r>
+        <w:rPr>
+          <w:b/>
+        </w:rPr>
+        <w:t>evidence</w:t>
+      </w:r>
+      <w:r>
+        <w:rPr>
+          <w:b w:val="0"/>
+        </w:rPr>
+        <w:t>. Then change the supplied condition and compare.</w:t>
+      </w:r>
+    </w:p>
+    <w:p>
+      <w:pPr>
+        <w:spacing w:line="336" w:lineRule="auto" w:after="180"/>
+      </w:pPr>
+      <w:r>
+        <w:rPr>
+          <w:b w:val="0"/>
+        </w:rPr>
+        <w:t>The picture is a representation; it does not document execution of a real AI model.</w:t>
+      </w:r>
+    </w:p>
+    <w:p>
+      <w:pPr>
         <w:pStyle w:val="Heading1"/>
       </w:pPr>
       <w:r>
         <w:t>03. Demonstrate and guide practice</w:t>
+      </w:r>
+    </w:p>
+    <w:p>
+      <w:r>
+        <w:t>Demonstrate Capstone limitations and revision, reduce support deliberately and check individual reasoning before discussing answers.</w:t>
       </w:r>
     </w:p>
     <w:tbl>
@@ -1282,36 +2119,100 @@
       </w:tr>
     </w:tbl>
     <w:p>
-      <w:r>
-        <w:t>Use the worked example in Sections 3 and 6. Collect a prediction before revealing its result; ask the learner to point to each intermediate fact.</w:t>
+      <w:pPr>
+        <w:spacing w:line="336" w:lineRule="auto" w:after="180"/>
+      </w:pPr>
+      <w:r>
+        <w:rPr>
+          <w:b w:val="0"/>
+        </w:rPr>
+        <w:t xml:space="preserve">Use the worked example in Sections 3 and 6. Collect a </w:t>
+      </w:r>
+      <w:r>
+        <w:rPr>
+          <w:b/>
+        </w:rPr>
+        <w:t>prediction</w:t>
+      </w:r>
+      <w:r>
+        <w:rPr>
+          <w:b w:val="0"/>
+        </w:rPr>
+        <w:t xml:space="preserve"> before revealing its result; ask the learner to point to each intermediate fact.</w:t>
       </w:r>
     </w:p>
     <w:p>
-      <w:r>
-        <w:t>Provide a frame with question, fixed settings, changed setting, data roles, raw predictions, metric, conclusion and limitation. Allow a calculator and explicit squared-error columns. Extension: implement the arithmetic locally, preserve the program version, and explain why a successful replay adds no independent test cases.</w:t>
+      <w:pPr>
+        <w:spacing w:line="336" w:lineRule="auto" w:after="180"/>
+      </w:pPr>
+      <w:r>
+        <w:rPr>
+          <w:b w:val="0"/>
+        </w:rPr>
+        <w:t xml:space="preserve">Provide a frame with question, fixed settings, changed setting, data roles, raw </w:t>
+      </w:r>
+      <w:r>
+        <w:rPr>
+          <w:b/>
+        </w:rPr>
+        <w:t>prediction</w:t>
+      </w:r>
+      <w:r>
+        <w:rPr>
+          <w:b w:val="0"/>
+        </w:rPr>
+        <w:t>s, metric, conclusion and limitation. Allow a calculator and explicit squared-error columns.</w:t>
       </w:r>
     </w:p>
     <w:p>
       <w:pPr>
-        <w:pStyle w:val="Heading3"/>
-      </w:pPr>
-      <w:r>
-        <w:t>Reduce help deliberately</w:t>
+        <w:spacing w:line="336" w:lineRule="auto" w:after="180"/>
+      </w:pPr>
+      <w:r>
+        <w:rPr>
+          <w:b w:val="0"/>
+        </w:rPr>
+        <w:t>Extension: implement the arithmetic locally, preserve the program version, and explain why a successful replay adds no independent test cases.</w:t>
       </w:r>
     </w:p>
     <w:p>
-      <w:r>
-        <w:t>Completion task: Compute both overall MSE values and the candidate negative-input MSE. Apply the strict final criterion.</w:t>
+      <w:pPr>
+        <w:pStyle w:val="Heading3"/>
+      </w:pPr>
+      <w:r>
+        <w:t>Reduce help deliberately</w:t>
       </w:r>
     </w:p>
     <w:p>
-      <w:r>
-        <w:t>Teacher check: Teacher explanation: Baseline MSE 20.25; candidate MSE 5. Candidate negative-input MSE 10 over two rows. Candidate passes the lower-overall-MSE criterion but has a structural negative-output limitation.</w:t>
+      <w:pPr>
+        <w:pStyle w:val="Heading3"/>
+      </w:pPr>
+      <w:r>
+        <w:t>Completion practice</w:t>
       </w:r>
     </w:p>
     <w:p>
-      <w:r>
-        <w:t>Start by identifying the given inputs together. Leave the intermediate steps blank. If needed, model one step, then withdraw that help on the next step. Move to a full trace only when the partial trace is understood. For partners, alternate explainer and checker; collect a response from every learner before discussion.</w:t>
+      <w:pPr>
+        <w:spacing w:line="336" w:lineRule="auto" w:after="180"/>
+        <w:shd w:fill="F5F1FB"/>
+      </w:pPr>
+      <w:r>
+        <w:rPr>
+          <w:b w:val="0"/>
+        </w:rPr>
+        <w:t>Completion task: Compute both overall MSE values and the candidate negative-</w:t>
+      </w:r>
+      <w:r>
+        <w:rPr>
+          <w:b/>
+        </w:rPr>
+        <w:t>input</w:t>
+      </w:r>
+      <w:r>
+        <w:rPr>
+          <w:b w:val="0"/>
+        </w:rPr>
+        <w:t xml:space="preserve"> MSE. Apply the strict final criterion.</w:t>
       </w:r>
     </w:p>
     <w:p>
@@ -1319,22 +2220,77 @@
         <w:pStyle w:val="Heading3"/>
       </w:pPr>
       <w:r>
-        <w:t>Individual reasoning check</w:t>
+        <w:t>Reasoning to listen for</w:t>
       </w:r>
     </w:p>
     <w:p>
-      <w:r>
-        <w:t>Use the worked case for Capstone limitations and revision. Proposed explanation: “Passing a criterion means no failures remain”. Decide whether this explanation is supported. Point to the step or supplied fact that decides; explain your repair if needed.</w:t>
+      <w:pPr>
+        <w:spacing w:line="336" w:lineRule="auto" w:after="180"/>
+        <w:shd w:fill="F1F6FC"/>
+      </w:pPr>
+      <w:r>
+        <w:rPr>
+          <w:b w:val="0"/>
+        </w:rPr>
+        <w:t>Teacher check: Teacher explanation: Baseline MSE 20.25; candidate MSE 5. Candidate negative-</w:t>
+      </w:r>
+      <w:r>
+        <w:rPr>
+          <w:b/>
+        </w:rPr>
+        <w:t>input</w:t>
+      </w:r>
+      <w:r>
+        <w:rPr>
+          <w:b w:val="0"/>
+        </w:rPr>
+        <w:t xml:space="preserve"> MSE 10 over two rows. Candidate passes the lower-overall-MSE criterion but has a structural negative-</w:t>
+      </w:r>
+      <w:r>
+        <w:rPr>
+          <w:b/>
+        </w:rPr>
+        <w:t>output</w:t>
+      </w:r>
+      <w:r>
+        <w:rPr>
+          <w:b w:val="0"/>
+        </w:rPr>
+        <w:t xml:space="preserve"> limitation.</w:t>
       </w:r>
     </w:p>
     <w:p>
-      <w:r>
-        <w:t>Expected correction: An aggregate improvement can coexist with systematic subgroup errors.</w:t>
+      <w:pPr>
+        <w:spacing w:line="336" w:lineRule="auto" w:after="180"/>
+      </w:pPr>
+      <w:r>
+        <w:rPr>
+          <w:b w:val="0"/>
+        </w:rPr>
+        <w:t xml:space="preserve">Start by identifying the given </w:t>
+      </w:r>
+      <w:r>
+        <w:rPr>
+          <w:b/>
+        </w:rPr>
+        <w:t>input</w:t>
+      </w:r>
+      <w:r>
+        <w:rPr>
+          <w:b w:val="0"/>
+        </w:rPr>
+        <w:t>s together. Leave the intermediate steps blank. If needed, model one step, then withdraw that help on the next step. Move to a full trace only when the partial trace is understood.</w:t>
       </w:r>
     </w:p>
     <w:p>
-      <w:r>
-        <w:t>Collect explanations, not only yes/no votes. If a misunderstanding is common, re-model the relevant step for the class. If it affects a few learners, give a short targeted group explanation while others solve a more demanding variation.</w:t>
+      <w:pPr>
+        <w:spacing w:line="336" w:lineRule="auto" w:after="180"/>
+      </w:pPr>
+      <w:r>
+        <w:rPr>
+          <w:b w:val="0"/>
+        </w:rPr>
+        <w:t>For partners, alternate explainer and checker; collect a response from every learner before discussion.</w:t>
       </w:r>
     </w:p>
     <w:p>
@@ -1342,63 +2298,339 @@
         <w:pStyle w:val="Heading3"/>
       </w:pPr>
       <w:r>
-        <w:t>Pictorial practice question</w:t>
+        <w:t>Individual reasoning check</w:t>
       </w:r>
     </w:p>
     <w:p>
-      <w:r>
-        <w:t>Calculate the slice rates and explain the claim revision. If the team trains on the shifted evaluation patterns, what kind of evidence does their rerun provide?</w:t>
+      <w:pPr>
+        <w:spacing w:line="336" w:lineRule="auto" w:after="180"/>
+      </w:pPr>
+      <w:r>
+        <w:rPr>
+          <w:b w:val="0"/>
+        </w:rPr>
+        <w:t xml:space="preserve">Use the worked case for Capstone limitations and </w:t>
+      </w:r>
+      <w:r>
+        <w:rPr>
+          <w:b/>
+        </w:rPr>
+        <w:t>revision</w:t>
+      </w:r>
+      <w:r>
+        <w:rPr>
+          <w:b w:val="0"/>
+        </w:rPr>
+        <w:t>. Proposed explanation: “Passing a criterion means no failures remain”. Decide whether this explanation is supported.</w:t>
       </w:r>
     </w:p>
     <w:p>
       <w:pPr>
-        <w:pStyle w:val="Heading3"/>
-      </w:pPr>
-      <w:r>
-        <w:t>Reasoned teacher answer</w:t>
+        <w:spacing w:line="336" w:lineRule="auto" w:after="180"/>
+      </w:pPr>
+      <w:r>
+        <w:rPr>
+          <w:b w:val="0"/>
+        </w:rPr>
+        <w:t>Point to the step or supplied fact that decides; explain your repair if needed.</w:t>
       </w:r>
     </w:p>
     <w:p>
-      <w:r>
-        <w:t>The rates are 87.5% and 37.5%; the shift-robust claim is unsupported here. Training on those evaluation patterns makes a rerun development evidence on exposed cases, requiring fresh reserved cases for an independent check.</w:t>
+      <w:pPr>
+        <w:pStyle w:val="Heading3"/>
+      </w:pPr>
+      <w:r>
+        <w:t>Expected repair</w:t>
       </w:r>
     </w:p>
     <w:p>
-      <w:r>
-        <w:t>Changed-case reasoning: Treat the score as exposed-case development, not independent evidence of shift robustness. The evaluation records now influenced learning and model selection.</w:t>
+      <w:pPr>
+        <w:spacing w:line="336" w:lineRule="auto" w:after="180"/>
+        <w:shd w:fill="F1F6FC"/>
+      </w:pPr>
+      <w:r>
+        <w:rPr>
+          <w:b w:val="0"/>
+        </w:rPr>
+        <w:t>Expected correction: An aggregate improvement can coexist with systematic subgroup errors.</w:t>
       </w:r>
     </w:p>
     <w:p>
-      <w:r>
-        <w:t>Collect each learner’s explanation before discussion. Use the first missing connection between input, deciding step and result to choose support. This question is worked-case practice, not fresh mastery evidence.</w:t>
+      <w:pPr>
+        <w:spacing w:line="336" w:lineRule="auto" w:after="180"/>
+      </w:pPr>
+      <w:r>
+        <w:rPr>
+          <w:b w:val="0"/>
+        </w:rPr>
+        <w:t>Collect explanations, not only yes/no votes. If a misunderstanding is common, re-model the relevant step for the class.</w:t>
       </w:r>
     </w:p>
     <w:p>
       <w:pPr>
-        <w:pStyle w:val="Heading1"/>
-      </w:pPr>
-      <w:r>
-        <w:t>04. Run the investigation and diagnose misconceptions</w:t>
+        <w:spacing w:line="336" w:lineRule="auto" w:after="180"/>
+      </w:pPr>
+      <w:r>
+        <w:rPr>
+          <w:b w:val="0"/>
+        </w:rPr>
+        <w:t>If it affects a few learners, give a short targeted group explanation while others solve a more demanding variation.</w:t>
       </w:r>
     </w:p>
     <w:p>
-      <w:r>
-        <w:t>Passing a criterion means no failures remain: An aggregate improvement can coexist with systematic subgroup errors.</w:t>
+      <w:pPr>
+        <w:pStyle w:val="Heading3"/>
+      </w:pPr>
+      <w:r>
+        <w:t>Pictorial practice question</w:t>
       </w:r>
     </w:p>
     <w:p>
-      <w:r>
-        <w:t>Training longer fixes any output constraint: A nonnegative output cannot express a negative target.</w:t>
+      <w:pPr>
+        <w:spacing w:line="336" w:lineRule="auto" w:after="180"/>
+        <w:shd w:fill="F5F1FB"/>
+      </w:pPr>
+      <w:r>
+        <w:rPr>
+          <w:b w:val="0"/>
+        </w:rPr>
+        <w:t xml:space="preserve">Calculate the slice rates and explain the claim </w:t>
+      </w:r>
+      <w:r>
+        <w:rPr>
+          <w:b/>
+        </w:rPr>
+        <w:t>revision</w:t>
+      </w:r>
+      <w:r>
+        <w:rPr>
+          <w:b w:val="0"/>
+        </w:rPr>
+        <w:t xml:space="preserve">. If the team trains on the shifted evaluation patterns, what kind of </w:t>
+      </w:r>
+      <w:r>
+        <w:rPr>
+          <w:b/>
+        </w:rPr>
+        <w:t>evidence</w:t>
+      </w:r>
+      <w:r>
+        <w:rPr>
+          <w:b w:val="0"/>
+        </w:rPr>
+        <w:t xml:space="preserve"> does their rerun provide?</w:t>
       </w:r>
     </w:p>
     <w:p>
-      <w:r>
-        <w:t>A repaired test score is a new final test: The revealed cases informed the repair and now serve as development or regression checks.</w:t>
+      <w:pPr>
+        <w:pStyle w:val="Heading3"/>
+      </w:pPr>
+      <w:r>
+        <w:t>Reasoned teacher answer</w:t>
       </w:r>
     </w:p>
     <w:p>
-      <w:r>
-        <w:t>Use Section 9 for the evidence ledger. Add a boundary or missing-input case and record the expected response before checking. More successful repeats of one case do not establish wider coverage.</w:t>
+      <w:pPr>
+        <w:spacing w:line="336" w:lineRule="auto" w:after="180"/>
+      </w:pPr>
+      <w:r>
+        <w:rPr>
+          <w:b w:val="0"/>
+        </w:rPr>
+        <w:t xml:space="preserve">The rates are 87.5% and 37.5%; the shift-robust claim is unsupported here. </w:t>
+      </w:r>
+      <w:r>
+        <w:rPr>
+          <w:b/>
+        </w:rPr>
+        <w:t>Training</w:t>
+      </w:r>
+      <w:r>
+        <w:rPr>
+          <w:b w:val="0"/>
+        </w:rPr>
+        <w:t xml:space="preserve"> on those evaluation patterns makes a rerun development </w:t>
+      </w:r>
+      <w:r>
+        <w:rPr>
+          <w:b/>
+        </w:rPr>
+        <w:t>evidence</w:t>
+      </w:r>
+      <w:r>
+        <w:rPr>
+          <w:b w:val="0"/>
+        </w:rPr>
+        <w:t xml:space="preserve"> on exposed cases, requiring fresh reserved cases for an independent check.</w:t>
+      </w:r>
+    </w:p>
+    <w:p>
+      <w:pPr>
+        <w:spacing w:line="336" w:lineRule="auto" w:after="180"/>
+      </w:pPr>
+      <w:r>
+        <w:rPr>
+          <w:b w:val="0"/>
+        </w:rPr>
+        <w:t xml:space="preserve">Changed-case reasoning: Treat the score as exposed-case development, not independent </w:t>
+      </w:r>
+      <w:r>
+        <w:rPr>
+          <w:b/>
+        </w:rPr>
+        <w:t>evidence</w:t>
+      </w:r>
+      <w:r>
+        <w:rPr>
+          <w:b w:val="0"/>
+        </w:rPr>
+        <w:t xml:space="preserve"> of shift robustness. The evaluation records now influenced learning and model selection.</w:t>
+      </w:r>
+    </w:p>
+    <w:p>
+      <w:pPr>
+        <w:spacing w:line="336" w:lineRule="auto" w:after="180"/>
+      </w:pPr>
+      <w:r>
+        <w:rPr>
+          <w:b w:val="0"/>
+        </w:rPr>
+        <w:t xml:space="preserve">Collect each learner’s explanation before discussion. Use the first missing connection between </w:t>
+      </w:r>
+      <w:r>
+        <w:rPr>
+          <w:b/>
+        </w:rPr>
+        <w:t>input</w:t>
+      </w:r>
+      <w:r>
+        <w:rPr>
+          <w:b w:val="0"/>
+        </w:rPr>
+        <w:t xml:space="preserve">, deciding step and result to choose support. This question is worked-case practice, not fresh mastery </w:t>
+      </w:r>
+      <w:r>
+        <w:rPr>
+          <w:b/>
+        </w:rPr>
+        <w:t>evidence</w:t>
+      </w:r>
+      <w:r>
+        <w:rPr>
+          <w:b w:val="0"/>
+        </w:rPr>
+        <w:t>.</w:t>
+      </w:r>
+    </w:p>
+    <w:p>
+      <w:pPr>
+        <w:pStyle w:val="Heading1"/>
+      </w:pPr>
+      <w:r>
+        <w:t>04. Run the investigation and diagnose misconceptions</w:t>
+      </w:r>
+    </w:p>
+    <w:p>
+      <w:r>
+        <w:t>Run the Capstone limitations and revision investigation and use the first unsupported step to choose a teaching response.</w:t>
+      </w:r>
+    </w:p>
+    <w:p>
+      <w:pPr>
+        <w:spacing w:line="336" w:lineRule="auto" w:after="180"/>
+      </w:pPr>
+      <w:r>
+        <w:rPr>
+          <w:b w:val="0"/>
+        </w:rPr>
+        <w:t>Passing a criterion means no failures remain: An aggregate improvement can coexist with systematic subgroup errors.</w:t>
+      </w:r>
+    </w:p>
+    <w:p>
+      <w:pPr>
+        <w:spacing w:line="336" w:lineRule="auto" w:after="180"/>
+      </w:pPr>
+      <w:r>
+        <w:rPr>
+          <w:b/>
+        </w:rPr>
+        <w:t>Training</w:t>
+      </w:r>
+      <w:r>
+        <w:rPr>
+          <w:b w:val="0"/>
+        </w:rPr>
+        <w:t xml:space="preserve"> longer fixes any </w:t>
+      </w:r>
+      <w:r>
+        <w:rPr>
+          <w:b/>
+        </w:rPr>
+        <w:t>output</w:t>
+      </w:r>
+      <w:r>
+        <w:rPr>
+          <w:b w:val="0"/>
+        </w:rPr>
+        <w:t xml:space="preserve"> constraint: A nonnegative </w:t>
+      </w:r>
+      <w:r>
+        <w:rPr>
+          <w:b/>
+        </w:rPr>
+        <w:t>output</w:t>
+      </w:r>
+      <w:r>
+        <w:rPr>
+          <w:b w:val="0"/>
+        </w:rPr>
+        <w:t xml:space="preserve"> cannot express a negative target.</w:t>
+      </w:r>
+    </w:p>
+    <w:p>
+      <w:pPr>
+        <w:spacing w:line="336" w:lineRule="auto" w:after="180"/>
+      </w:pPr>
+      <w:r>
+        <w:rPr>
+          <w:b w:val="0"/>
+        </w:rPr>
+        <w:t>A repaired test score is a new final test: The revealed cases informed the repair and now serve as development or regression checks.</w:t>
+      </w:r>
+    </w:p>
+    <w:p>
+      <w:pPr>
+        <w:spacing w:line="336" w:lineRule="auto" w:after="180"/>
+      </w:pPr>
+      <w:r>
+        <w:rPr>
+          <w:b w:val="0"/>
+        </w:rPr>
+        <w:t xml:space="preserve">Use Section 9 for the </w:t>
+      </w:r>
+      <w:r>
+        <w:rPr>
+          <w:b/>
+        </w:rPr>
+        <w:t>evidence</w:t>
+      </w:r>
+      <w:r>
+        <w:rPr>
+          <w:b w:val="0"/>
+        </w:rPr>
+        <w:t xml:space="preserve"> ledger. Add a boundary or missing-</w:t>
+      </w:r>
+      <w:r>
+        <w:rPr>
+          <w:b/>
+        </w:rPr>
+        <w:t>input</w:t>
+      </w:r>
+      <w:r>
+        <w:rPr>
+          <w:b w:val="0"/>
+        </w:rPr>
+        <w:t xml:space="preserve"> case and record the expected response before checking. More successful repeats of one case do not establish wider coverage.</w:t>
       </w:r>
     </w:p>
     <w:p>
@@ -1556,29 +2788,38 @@
       </w:tr>
     </w:tbl>
     <w:p>
-      <w:r>
-        <w:t>Offer an oral explanation, drawing, enlarged visual or fewer examples when that removes a reading/writing barrier. Keep the same reasoning goal. Stretch secure learners by changing a boundary or assumption and asking them to defend the effect, not simply by assigning more of the same questions.</w:t>
+      <w:pPr>
+        <w:spacing w:line="336" w:lineRule="auto" w:after="180"/>
+      </w:pPr>
+      <w:r>
+        <w:rPr>
+          <w:b w:val="0"/>
+        </w:rPr>
+        <w:t>Offer an oral explanation, drawing, enlarged visual or fewer examples when that removes a reading/writing barrier. Keep the same reasoning goal.</w:t>
       </w:r>
     </w:p>
     <w:p>
       <w:pPr>
-        <w:pStyle w:val="Heading1"/>
-      </w:pPr>
-      <w:r>
-        <w:t>05. Assess and explain the answers</w:t>
+        <w:spacing w:line="336" w:lineRule="auto" w:after="180"/>
+      </w:pPr>
+      <w:r>
+        <w:rPr>
+          <w:b w:val="0"/>
+        </w:rPr>
+        <w:t>Stretch secure learners by changing a boundary or assumption and asking them to defend the effect, not simply by assigning more of the same questions.</w:t>
       </w:r>
     </w:p>
     <w:p>
       <w:pPr>
-        <w:pStyle w:val="Heading3"/>
-      </w:pPr>
-      <w:r>
-        <w:t>Guided and exit questions</w:t>
+        <w:pStyle w:val="Heading1"/>
+      </w:pPr>
+      <w:r>
+        <w:t>05. Assess and explain the answers</w:t>
       </w:r>
     </w:p>
     <w:p>
       <w:r>
-        <w:t>Guided: ReLU predicts 0, residual 6, squared error 36. Signed 2*x predicts -6, residual 0, squared error 0 on the revealed case. This supports representational feasibility, not independent generalisation. Exit: original candidate MSE 5 versus baseline 20.25 on four constructed final rows; the changed architecture lacks new independent evaluation.</w:t>
+        <w:t>Use the Capstone limitations and revision questions, teacher keys and criteria after the relevant attempts. Previously discussed cases are practice; protect the separately selected independent task.</w:t>
       </w:r>
     </w:p>
     <w:p>
@@ -1586,17 +2827,53 @@
         <w:pStyle w:val="Heading3"/>
       </w:pPr>
       <w:r>
-        <w:t>W1 Trace final predictions</w:t>
+        <w:t>Guided and exit questions</w:t>
       </w:r>
     </w:p>
     <w:p>
-      <w:r>
-        <w:t>For F1–F4 calculate candidate residuals and squared errors.</w:t>
+      <w:pPr>
+        <w:spacing w:line="336" w:lineRule="auto" w:after="180"/>
+      </w:pPr>
+      <w:r>
+        <w:rPr>
+          <w:b w:val="0"/>
+        </w:rPr>
+        <w:t xml:space="preserve">Guided: ReLU predicts 0, </w:t>
+      </w:r>
+      <w:r>
+        <w:rPr>
+          <w:b/>
+        </w:rPr>
+        <w:t>residual</w:t>
+      </w:r>
+      <w:r>
+        <w:rPr>
+          <w:b w:val="0"/>
+        </w:rPr>
+        <w:t xml:space="preserve"> 6, squared error 36. Signed 2*x predicts -6, </w:t>
+      </w:r>
+      <w:r>
+        <w:rPr>
+          <w:b/>
+        </w:rPr>
+        <w:t>residual</w:t>
+      </w:r>
+      <w:r>
+        <w:rPr>
+          <w:b w:val="0"/>
+        </w:rPr>
+        <w:t xml:space="preserve"> 0, squared error 0 on the revealed case. This supports representational feasibility, not independent generalisation.</w:t>
       </w:r>
     </w:p>
     <w:p>
-      <w:r>
-        <w:t>Teacher explanation: Residuals 0,0,2,4; squared errors 0,0,4,16. The ReLU predictions for both negative inputs are zero.</w:t>
+      <w:pPr>
+        <w:spacing w:line="336" w:lineRule="auto" w:after="180"/>
+      </w:pPr>
+      <w:r>
+        <w:rPr>
+          <w:b w:val="0"/>
+        </w:rPr>
+        <w:t>Exit: original candidate MSE 5 versus baseline 20.25 on four constructed final rows; the changed architecture lacks new independent evaluation.</w:t>
       </w:r>
     </w:p>
     <w:p>
@@ -1604,17 +2881,39 @@
         <w:pStyle w:val="Heading3"/>
       </w:pPr>
       <w:r>
-        <w:t>W2 Compare with the baseline</w:t>
+        <w:t>W1 Trace final predictions</w:t>
       </w:r>
     </w:p>
     <w:p>
-      <w:r>
-        <w:t>Compute both overall MSE values and the candidate negative-input MSE. Apply the strict final criterion.</w:t>
+      <w:pPr>
+        <w:pStyle w:val="Heading3"/>
+      </w:pPr>
+      <w:r>
+        <w:t>Workbook question · W1</w:t>
       </w:r>
     </w:p>
     <w:p>
-      <w:r>
-        <w:t>Teacher explanation: Baseline MSE 20.25; candidate MSE 5. Candidate negative-input MSE 10 over two rows. Candidate passes the lower-overall-MSE criterion but has a structural negative-output limitation.</w:t>
+      <w:pPr>
+        <w:spacing w:line="336" w:lineRule="auto" w:after="180"/>
+        <w:shd w:fill="F5F1FB"/>
+      </w:pPr>
+      <w:r>
+        <w:rPr>
+          <w:b w:val="0"/>
+        </w:rPr>
+        <w:t xml:space="preserve">For F1–F4 calculate candidate </w:t>
+      </w:r>
+      <w:r>
+        <w:rPr>
+          <w:b/>
+        </w:rPr>
+        <w:t>residual</w:t>
+      </w:r>
+      <w:r>
+        <w:rPr>
+          <w:b w:val="0"/>
+        </w:rPr>
+        <w:t>s and squared errors.</w:t>
       </w:r>
     </w:p>
     <w:p>
@@ -1622,17 +2921,63 @@
         <w:pStyle w:val="Heading3"/>
       </w:pPr>
       <w:r>
-        <w:t>W3 Explain the architecture limit</w:t>
+        <w:t>Teacher reasoning · W1</w:t>
       </w:r>
     </w:p>
     <w:p>
-      <w:r>
-        <w:t>Why cannot extra training alone make this ReLU output negative? Name a proposed change and the evidence it would require.</w:t>
+      <w:pPr>
+        <w:spacing w:line="336" w:lineRule="auto" w:after="180"/>
+        <w:shd w:fill="F1F6FC"/>
+      </w:pPr>
+      <w:r>
+        <w:rPr>
+          <w:b w:val="0"/>
+        </w:rPr>
+        <w:t xml:space="preserve">Teacher explanation: </w:t>
+      </w:r>
+      <w:r>
+        <w:rPr>
+          <w:b/>
+        </w:rPr>
+        <w:t>Residual</w:t>
+      </w:r>
+      <w:r>
+        <w:rPr>
+          <w:b w:val="0"/>
+        </w:rPr>
+        <w:t xml:space="preserve">s 0,0,2,4; squared errors 0,0,4,16. The ReLU </w:t>
+      </w:r>
+      <w:r>
+        <w:rPr>
+          <w:b/>
+        </w:rPr>
+        <w:t>prediction</w:t>
+      </w:r>
+      <w:r>
+        <w:rPr>
+          <w:b w:val="0"/>
+        </w:rPr>
+        <w:t xml:space="preserve">s for both negative </w:t>
+      </w:r>
+      <w:r>
+        <w:rPr>
+          <w:b/>
+        </w:rPr>
+        <w:t>input</w:t>
+      </w:r>
+      <w:r>
+        <w:rPr>
+          <w:b w:val="0"/>
+        </w:rPr>
+        <w:t>s are zero.</w:t>
       </w:r>
     </w:p>
     <w:p>
-      <w:r>
-        <w:t>Teacher explanation: max(0,a*x) is always nonnegative, regardless of a. A signed linear output can represent negative values; treat it as a changed architecture and run a recorded fitting/selection procedure with fresh reserved final evidence.</w:t>
+      <w:pPr>
+        <w:pStyle w:val="Heading3"/>
+      </w:pPr>
+      <w:r>
+        <w:t>W2 Compare with the baseline</w:t>
       </w:r>
     </w:p>
     <w:p>
@@ -1640,61 +2985,207 @@
         <w:pStyle w:val="Heading3"/>
       </w:pPr>
       <w:r>
-        <w:t>W4 Evaluate new evidence independently</w:t>
+        <w:t>Workbook question · W2</w:t>
       </w:r>
     </w:p>
     <w:p>
-      <w:r>
-        <w:t>A frozen ReLU candidate with a = 3 is compared with baseline a = 1 on final rows (2,6),(4,12),(-1,-3),(-2,-6). Compute both MSE values and candidate MSE on negative inputs. Write a bounded conclusion.</w:t>
+      <w:pPr>
+        <w:spacing w:line="336" w:lineRule="auto" w:after="180"/>
+        <w:shd w:fill="F5F1FB"/>
+      </w:pPr>
+      <w:r>
+        <w:rPr>
+          <w:b w:val="0"/>
+        </w:rPr>
+        <w:t>Compute both overall MSE values and the candidate negative-</w:t>
+      </w:r>
+      <w:r>
+        <w:rPr>
+          <w:b/>
+        </w:rPr>
+        <w:t>input</w:t>
+      </w:r>
+      <w:r>
+        <w:rPr>
+          <w:b w:val="0"/>
+        </w:rPr>
+        <w:t xml:space="preserve"> MSE. Apply the strict final criterion.</w:t>
       </w:r>
     </w:p>
     <w:p>
-      <w:r>
-        <w:t>Teacher explanation: Baseline squared errors 16,64,9,36 total 125, MSE 31.25. Candidate squared errors 0,0,9,36 total 45, MSE 11.25. Negative-input MSE 22.5 over two rows. Candidate improves overall on these four constructed cases but still cannot represent negative outputs.</w:t>
+      <w:pPr>
+        <w:pStyle w:val="Heading3"/>
+      </w:pPr>
+      <w:r>
+        <w:t>Teacher reasoning · W2</w:t>
       </w:r>
     </w:p>
     <w:p>
       <w:pPr>
-        <w:pStyle w:val="Heading3"/>
-      </w:pPr>
-      <w:r>
-        <w:t>W5 Label a revision honestly</w:t>
+        <w:spacing w:line="336" w:lineRule="auto" w:after="180"/>
+        <w:shd w:fill="F1F6FC"/>
+      </w:pPr>
+      <w:r>
+        <w:rPr>
+          <w:b w:val="0"/>
+        </w:rPr>
+        <w:t>Teacher explanation: Baseline MSE 20.25; candidate MSE 5. Candidate negative-</w:t>
+      </w:r>
+      <w:r>
+        <w:rPr>
+          <w:b/>
+        </w:rPr>
+        <w:t>input</w:t>
+      </w:r>
+      <w:r>
+        <w:rPr>
+          <w:b w:val="0"/>
+        </w:rPr>
+        <w:t xml:space="preserve"> MSE 10 over two rows. Candidate passes the lower-overall-MSE criterion but has a structural negative-</w:t>
+      </w:r>
+      <w:r>
+        <w:rPr>
+          <w:b/>
+        </w:rPr>
+        <w:t>output</w:t>
+      </w:r>
+      <w:r>
+        <w:rPr>
+          <w:b w:val="0"/>
+        </w:rPr>
+        <w:t xml:space="preserve"> limitation.</w:t>
       </w:r>
     </w:p>
     <w:p>
-      <w:r>
-        <w:t>After inspecting F1–F4, a student changes to prediction 2*x and reports “new final MSE 0”. Explain the accurate label and the next evaluation step.</w:t>
+      <w:pPr>
+        <w:pStyle w:val="Heading3"/>
+      </w:pPr>
+      <w:r>
+        <w:t>W3 Explain the architecture limit</w:t>
       </w:r>
     </w:p>
     <w:p>
-      <w:r>
-        <w:t>Teacher explanation: The score is a revision check on already inspected final rows. Preserve the original final MSE 5 and the architectural change. Freeze the revised training and selection procedure and evaluate on fresh reserved cases; also retain regression checks.</w:t>
+      <w:pPr>
+        <w:pStyle w:val="Heading3"/>
+      </w:pPr>
+      <w:r>
+        <w:t>Workbook question · W3</w:t>
       </w:r>
     </w:p>
     <w:p>
       <w:pPr>
-        <w:pStyle w:val="Heading3"/>
-      </w:pPr>
-      <w:r>
-        <w:t>Independent assessment and fresh retry</w:t>
+        <w:spacing w:line="336" w:lineRule="auto" w:after="180"/>
+        <w:shd w:fill="F5F1FB"/>
+      </w:pPr>
+      <w:r>
+        <w:rPr>
+          <w:b w:val="0"/>
+        </w:rPr>
+        <w:t xml:space="preserve">Why cannot extra </w:t>
+      </w:r>
+      <w:r>
+        <w:rPr>
+          <w:b/>
+        </w:rPr>
+        <w:t>training</w:t>
+      </w:r>
+      <w:r>
+        <w:rPr>
+          <w:b w:val="0"/>
+        </w:rPr>
+        <w:t xml:space="preserve"> alone make this ReLU </w:t>
+      </w:r>
+      <w:r>
+        <w:rPr>
+          <w:b/>
+        </w:rPr>
+        <w:t>output</w:t>
+      </w:r>
+      <w:r>
+        <w:rPr>
+          <w:b w:val="0"/>
+        </w:rPr>
+        <w:t xml:space="preserve"> negative? Name a proposed change and the </w:t>
+      </w:r>
+      <w:r>
+        <w:rPr>
+          <w:b/>
+        </w:rPr>
+        <w:t>evidence</w:t>
+      </w:r>
+      <w:r>
+        <w:rPr>
+          <w:b w:val="0"/>
+        </w:rPr>
+        <w:t xml:space="preserve"> it would require.</w:t>
       </w:r>
     </w:p>
     <w:p>
-      <w:r>
-        <w:t>W4 requires overall MSE 31.25 versus 11.25 and negative-input MSE 22.5, with a four-case limit. Fresh retry: a = 4, baseline 1, final rows (2,8),(4,16),(-1,-4),(-2,-8). Baseline MSE 65; candidate MSE 20; negative-input MSE 40. Require an aggregate improvement claim alongside the structural failure.</w:t>
+      <w:pPr>
+        <w:pStyle w:val="Heading3"/>
+      </w:pPr>
+      <w:r>
+        <w:t>Teacher reasoning · W3</w:t>
       </w:r>
     </w:p>
     <w:p>
       <w:pPr>
-        <w:pStyle w:val="Heading3"/>
-      </w:pPr>
-      <w:r>
-        <w:t>Assess independent transfer</w:t>
+        <w:spacing w:line="336" w:lineRule="auto" w:after="180"/>
+        <w:shd w:fill="F1F6FC"/>
+      </w:pPr>
+      <w:r>
+        <w:rPr>
+          <w:b w:val="0"/>
+        </w:rPr>
+        <w:t>Teacher explanation: max(0,a*x) is always nonnegative, regardless of a.</w:t>
       </w:r>
     </w:p>
     <w:p>
-      <w:r>
-        <w:t>Selected case: A frozen ReLU candidate with a = 3 is compared with baseline a = 1 on final rows (2,6),(4,12),(-1,-3),(-2,-6). Compute both MSE values and candidate MSE on negative inputs. Write a bounded conclusion.</w:t>
+      <w:pPr>
+        <w:spacing w:line="336" w:lineRule="auto" w:after="180"/>
+        <w:shd w:fill="F1F6FC"/>
+      </w:pPr>
+      <w:r>
+        <w:rPr>
+          <w:b w:val="0"/>
+        </w:rPr>
+        <w:t xml:space="preserve">A signed linear </w:t>
+      </w:r>
+      <w:r>
+        <w:rPr>
+          <w:b/>
+        </w:rPr>
+        <w:t>output</w:t>
+      </w:r>
+      <w:r>
+        <w:rPr>
+          <w:b w:val="0"/>
+        </w:rPr>
+        <w:t xml:space="preserve"> can represent negative values; treat it as a changed architecture and run a recorded </w:t>
+      </w:r>
+      <w:r>
+        <w:rPr>
+          <w:b/>
+        </w:rPr>
+        <w:t>fitting</w:t>
+      </w:r>
+      <w:r>
+        <w:rPr>
+          <w:b w:val="0"/>
+        </w:rPr>
+        <w:t xml:space="preserve">/selection procedure with fresh reserved final </w:t>
+      </w:r>
+      <w:r>
+        <w:rPr>
+          <w:b/>
+        </w:rPr>
+        <w:t>evidence</w:t>
+      </w:r>
+      <w:r>
+        <w:rPr>
+          <w:b w:val="0"/>
+        </w:rPr>
+        <w:t>.</w:t>
       </w:r>
     </w:p>
     <w:p>
@@ -1702,12 +3193,359 @@
         <w:pStyle w:val="Heading3"/>
       </w:pPr>
       <w:r>
-        <w:t>Selected case answer</w:t>
+        <w:t>W4 Evaluate new evidence independently</w:t>
       </w:r>
     </w:p>
     <w:p>
-      <w:r>
-        <w:t>Teacher explanation: Baseline squared errors 16,64,9,36 total 125, MSE 31.25. Candidate squared errors 0,0,9,36 total 45, MSE 11.25. Negative-input MSE 22.5 over two rows. Candidate improves overall on these four constructed cases but still cannot represent negative outputs.</w:t>
+      <w:pPr>
+        <w:pStyle w:val="Heading3"/>
+      </w:pPr>
+      <w:r>
+        <w:t>Workbook question · W4</w:t>
+      </w:r>
+    </w:p>
+    <w:p>
+      <w:pPr>
+        <w:spacing w:line="336" w:lineRule="auto" w:after="180"/>
+        <w:shd w:fill="F5F1FB"/>
+      </w:pPr>
+      <w:r>
+        <w:rPr>
+          <w:b w:val="0"/>
+        </w:rPr>
+        <w:t xml:space="preserve">A frozen ReLU candidate with a = 3 is compared with baseline a = 1 on final rows (2,6),(4,12),(-1,-3),(-2,-6). Compute both MSE values and candidate MSE on negative </w:t>
+      </w:r>
+      <w:r>
+        <w:rPr>
+          <w:b/>
+        </w:rPr>
+        <w:t>input</w:t>
+      </w:r>
+      <w:r>
+        <w:rPr>
+          <w:b w:val="0"/>
+        </w:rPr>
+        <w:t>s. Write a bounded conclusion.</w:t>
+      </w:r>
+    </w:p>
+    <w:p>
+      <w:pPr>
+        <w:pStyle w:val="Heading3"/>
+      </w:pPr>
+      <w:r>
+        <w:t>Teacher reasoning · W4</w:t>
+      </w:r>
+    </w:p>
+    <w:p>
+      <w:pPr>
+        <w:spacing w:line="336" w:lineRule="auto" w:after="180"/>
+        <w:shd w:fill="F1F6FC"/>
+      </w:pPr>
+      <w:r>
+        <w:rPr>
+          <w:b w:val="0"/>
+        </w:rPr>
+        <w:t>Teacher explanation: Baseline squared errors 16,64,9,36 total 125, MSE 31.25. Candidate squared errors 0,0,9,36 total 45, MSE 11.25. Negative-</w:t>
+      </w:r>
+      <w:r>
+        <w:rPr>
+          <w:b/>
+        </w:rPr>
+        <w:t>input</w:t>
+      </w:r>
+      <w:r>
+        <w:rPr>
+          <w:b w:val="0"/>
+        </w:rPr>
+        <w:t xml:space="preserve"> MSE 22.5 over two rows.</w:t>
+      </w:r>
+    </w:p>
+    <w:p>
+      <w:pPr>
+        <w:spacing w:line="336" w:lineRule="auto" w:after="180"/>
+        <w:shd w:fill="F1F6FC"/>
+      </w:pPr>
+      <w:r>
+        <w:rPr>
+          <w:b w:val="0"/>
+        </w:rPr>
+        <w:t xml:space="preserve">Candidate improves overall on these four constructed cases but still cannot represent negative </w:t>
+      </w:r>
+      <w:r>
+        <w:rPr>
+          <w:b/>
+        </w:rPr>
+        <w:t>output</w:t>
+      </w:r>
+      <w:r>
+        <w:rPr>
+          <w:b w:val="0"/>
+        </w:rPr>
+        <w:t>s.</w:t>
+      </w:r>
+    </w:p>
+    <w:p>
+      <w:pPr>
+        <w:pStyle w:val="Heading3"/>
+      </w:pPr>
+      <w:r>
+        <w:t>W5 Label a revision honestly</w:t>
+      </w:r>
+    </w:p>
+    <w:p>
+      <w:pPr>
+        <w:pStyle w:val="Heading3"/>
+      </w:pPr>
+      <w:r>
+        <w:t>Workbook question · W5</w:t>
+      </w:r>
+    </w:p>
+    <w:p>
+      <w:pPr>
+        <w:spacing w:line="336" w:lineRule="auto" w:after="180"/>
+        <w:shd w:fill="F5F1FB"/>
+      </w:pPr>
+      <w:r>
+        <w:rPr>
+          <w:b w:val="0"/>
+        </w:rPr>
+        <w:t xml:space="preserve">After inspecting F1–F4, a student changes to </w:t>
+      </w:r>
+      <w:r>
+        <w:rPr>
+          <w:b/>
+        </w:rPr>
+        <w:t>prediction</w:t>
+      </w:r>
+      <w:r>
+        <w:rPr>
+          <w:b w:val="0"/>
+        </w:rPr>
+        <w:t xml:space="preserve"> 2*x and reports “new final MSE 0”. Explain the accurate label and the next evaluation step.</w:t>
+      </w:r>
+    </w:p>
+    <w:p>
+      <w:pPr>
+        <w:pStyle w:val="Heading3"/>
+      </w:pPr>
+      <w:r>
+        <w:t>Teacher reasoning · W5</w:t>
+      </w:r>
+    </w:p>
+    <w:p>
+      <w:pPr>
+        <w:spacing w:line="336" w:lineRule="auto" w:after="180"/>
+        <w:shd w:fill="F1F6FC"/>
+      </w:pPr>
+      <w:r>
+        <w:rPr>
+          <w:b w:val="0"/>
+        </w:rPr>
+        <w:t xml:space="preserve">Teacher explanation: The score is a </w:t>
+      </w:r>
+      <w:r>
+        <w:rPr>
+          <w:b/>
+        </w:rPr>
+        <w:t>revision</w:t>
+      </w:r>
+      <w:r>
+        <w:rPr>
+          <w:b w:val="0"/>
+        </w:rPr>
+        <w:t xml:space="preserve"> check on already inspected final rows. Preserve the original final MSE 5 and the architectural change.</w:t>
+      </w:r>
+    </w:p>
+    <w:p>
+      <w:pPr>
+        <w:spacing w:line="336" w:lineRule="auto" w:after="180"/>
+        <w:shd w:fill="F1F6FC"/>
+      </w:pPr>
+      <w:r>
+        <w:rPr>
+          <w:b w:val="0"/>
+        </w:rPr>
+        <w:t xml:space="preserve">Freeze the revised </w:t>
+      </w:r>
+      <w:r>
+        <w:rPr>
+          <w:b/>
+        </w:rPr>
+        <w:t>training</w:t>
+      </w:r>
+      <w:r>
+        <w:rPr>
+          <w:b w:val="0"/>
+        </w:rPr>
+        <w:t xml:space="preserve"> and selection procedure and evaluate on fresh reserved cases; also retain regression checks.</w:t>
+      </w:r>
+    </w:p>
+    <w:p>
+      <w:pPr>
+        <w:pStyle w:val="Heading3"/>
+      </w:pPr>
+      <w:r>
+        <w:t>Independent assessment and fresh retry</w:t>
+      </w:r>
+    </w:p>
+    <w:p>
+      <w:pPr>
+        <w:pStyle w:val="Heading3"/>
+      </w:pPr>
+      <w:r>
+        <w:t>Teacher key · Independent assessment and fresh retry</w:t>
+      </w:r>
+    </w:p>
+    <w:p>
+      <w:pPr>
+        <w:spacing w:line="336" w:lineRule="auto" w:after="180"/>
+        <w:shd w:fill="F1F6FC"/>
+      </w:pPr>
+      <w:r>
+        <w:rPr>
+          <w:b w:val="0"/>
+        </w:rPr>
+        <w:t>W4 requires overall MSE 31.25 versus 11.25 and negative-</w:t>
+      </w:r>
+      <w:r>
+        <w:rPr>
+          <w:b/>
+        </w:rPr>
+        <w:t>input</w:t>
+      </w:r>
+      <w:r>
+        <w:rPr>
+          <w:b w:val="0"/>
+        </w:rPr>
+        <w:t xml:space="preserve"> MSE 22.5, with a four-case limit. Fresh retry: a = 4, baseline 1, final rows (2,8),(4,16),(-1,-4),(-2,-8). Baseline MSE 65; candidate MSE 20; negative-</w:t>
+      </w:r>
+      <w:r>
+        <w:rPr>
+          <w:b/>
+        </w:rPr>
+        <w:t>input</w:t>
+      </w:r>
+      <w:r>
+        <w:rPr>
+          <w:b w:val="0"/>
+        </w:rPr>
+        <w:t xml:space="preserve"> MSE 40.</w:t>
+      </w:r>
+    </w:p>
+    <w:p>
+      <w:pPr>
+        <w:spacing w:line="336" w:lineRule="auto" w:after="180"/>
+        <w:shd w:fill="F1F6FC"/>
+      </w:pPr>
+      <w:r>
+        <w:rPr>
+          <w:b w:val="0"/>
+        </w:rPr>
+        <w:t>Require an aggregate improvement claim alongside the structural failure.</w:t>
+      </w:r>
+    </w:p>
+    <w:p>
+      <w:pPr>
+        <w:pStyle w:val="Heading3"/>
+      </w:pPr>
+      <w:r>
+        <w:t>Assess independent transfer</w:t>
+      </w:r>
+    </w:p>
+    <w:p>
+      <w:pPr>
+        <w:pStyle w:val="Heading3"/>
+      </w:pPr>
+      <w:r>
+        <w:t>Independent question · withhold the key</w:t>
+      </w:r>
+    </w:p>
+    <w:p>
+      <w:pPr>
+        <w:spacing w:line="336" w:lineRule="auto" w:after="180"/>
+        <w:shd w:fill="F5F1FB"/>
+      </w:pPr>
+      <w:r>
+        <w:rPr>
+          <w:b w:val="0"/>
+        </w:rPr>
+        <w:t xml:space="preserve">Selected case: A frozen ReLU candidate with a = 3 is compared with baseline a = 1 on final rows (2,6),(4,12),(-1,-3),(-2,-6). Compute both MSE values and candidate MSE on negative </w:t>
+      </w:r>
+      <w:r>
+        <w:rPr>
+          <w:b/>
+        </w:rPr>
+        <w:t>input</w:t>
+      </w:r>
+      <w:r>
+        <w:rPr>
+          <w:b w:val="0"/>
+        </w:rPr>
+        <w:t>s. Write a bounded conclusion.</w:t>
+      </w:r>
+    </w:p>
+    <w:p>
+      <w:pPr>
+        <w:pStyle w:val="Heading3"/>
+      </w:pPr>
+      <w:r>
+        <w:t>Selected case answer</w:t>
+      </w:r>
+    </w:p>
+    <w:p>
+      <w:pPr>
+        <w:pStyle w:val="Heading3"/>
+      </w:pPr>
+      <w:r>
+        <w:t>Teacher key · Selected case answer</w:t>
+      </w:r>
+    </w:p>
+    <w:p>
+      <w:pPr>
+        <w:spacing w:line="336" w:lineRule="auto" w:after="180"/>
+        <w:shd w:fill="F1F6FC"/>
+      </w:pPr>
+      <w:r>
+        <w:rPr>
+          <w:b w:val="0"/>
+        </w:rPr>
+        <w:t>Teacher explanation: Baseline squared errors 16,64,9,36 total 125, MSE 31.25. Candidate squared errors 0,0,9,36 total 45, MSE 11.25. Negative-</w:t>
+      </w:r>
+      <w:r>
+        <w:rPr>
+          <w:b/>
+        </w:rPr>
+        <w:t>input</w:t>
+      </w:r>
+      <w:r>
+        <w:rPr>
+          <w:b w:val="0"/>
+        </w:rPr>
+        <w:t xml:space="preserve"> MSE 22.5 over two rows.</w:t>
+      </w:r>
+    </w:p>
+    <w:p>
+      <w:pPr>
+        <w:spacing w:line="336" w:lineRule="auto" w:after="180"/>
+        <w:shd w:fill="F1F6FC"/>
+      </w:pPr>
+      <w:r>
+        <w:rPr>
+          <w:b w:val="0"/>
+        </w:rPr>
+        <w:t xml:space="preserve">Candidate improves overall on these four constructed cases but still cannot represent negative </w:t>
+      </w:r>
+      <w:r>
+        <w:rPr>
+          <w:b/>
+        </w:rPr>
+        <w:t>output</w:t>
+      </w:r>
+      <w:r>
+        <w:rPr>
+          <w:b w:val="0"/>
+        </w:rPr>
+        <w:t>s.</w:t>
       </w:r>
     </w:p>
     <w:tbl>
@@ -1813,67 +3651,257 @@
       </w:tr>
     </w:tbl>
     <w:p>
-      <w:r>
-        <w:t>Record each dimension as not yet, with support, or independent. Accept a valid alternative procedure with a defensible trace. Do not penalise an honestly recorded model failure if the learner correctly explains its evidence and limits.</w:t>
+      <w:pPr>
+        <w:pStyle w:val="Heading3"/>
+      </w:pPr>
+      <w:r>
+        <w:t>Teacher key · Selected case answer</w:t>
       </w:r>
     </w:p>
     <w:p>
       <w:pPr>
-        <w:pStyle w:val="Heading3"/>
-      </w:pPr>
-      <w:r>
-        <w:t>Feedback that the learner uses</w:t>
+        <w:spacing w:line="336" w:lineRule="auto" w:after="180"/>
+        <w:shd w:fill="F1F6FC"/>
+      </w:pPr>
+      <w:r>
+        <w:rPr>
+          <w:b w:val="0"/>
+        </w:rPr>
+        <w:t>Record each dimension as not yet, with support, or independent. Accept a valid alternative procedure with a defensible trace.</w:t>
       </w:r>
     </w:p>
     <w:p>
-      <w:r>
-        <w:t>Name the earliest unsupported step and give one action to repair it. Have the learner make that repair now and explain why. Then assess the relevant skill on a fresh, fully specified case. Confirm it was not previously practised with feedback; solve and check the new case before assigning it. A follow-up design prompt is a starting brief, not automatically an equivalent test.</w:t>
+      <w:pPr>
+        <w:spacing w:line="336" w:lineRule="auto" w:after="180"/>
+        <w:shd w:fill="F1F6FC"/>
+      </w:pPr>
+      <w:r>
+        <w:rPr>
+          <w:b w:val="0"/>
+        </w:rPr>
+        <w:t xml:space="preserve">Do not penalise an honestly recorded model failure if the learner correctly explains its </w:t>
+      </w:r>
+      <w:r>
+        <w:rPr>
+          <w:b/>
+        </w:rPr>
+        <w:t>evidence</w:t>
+      </w:r>
+      <w:r>
+        <w:rPr>
+          <w:b w:val="0"/>
+        </w:rPr>
+        <w:t xml:space="preserve"> and limits.</w:t>
       </w:r>
     </w:p>
     <w:p>
       <w:pPr>
-        <w:pStyle w:val="Heading1"/>
-      </w:pPr>
-      <w:r>
-        <w:t>06. Connect the project, support and next lesson</w:t>
+        <w:pStyle w:val="Heading3"/>
+      </w:pPr>
+      <w:r>
+        <w:t>Feedback that the learner uses</w:t>
       </w:r>
     </w:p>
     <w:p>
-      <w:r>
-        <w:t>For Image-pattern Network Investigation, use this week’s independent task as a rehearsal for the final evidence pack: A frozen ReLU candidate with a = 3 is compared with baseline a = 1 on final rows (2,6),(4,12),(-1,-3),(-2,-6). Compute both MSE values and candidate MSE on negative inputs. Write a bounded conclusion. Keep actual observations separate from expected results, preserve failures, compare a baseline and explain the limits.</w:t>
+      <w:pPr>
+        <w:spacing w:line="336" w:lineRule="auto" w:after="180"/>
+      </w:pPr>
+      <w:r>
+        <w:rPr>
+          <w:b w:val="0"/>
+        </w:rPr>
+        <w:t>Name the earliest unsupported step and give one action to repair it. Have the learner make that repair now and explain why. Then assess the relevant skill on a fresh, fully specified case.</w:t>
       </w:r>
     </w:p>
     <w:p>
-      <w:r>
-        <w:t>Provide a frame with question, fixed settings, changed setting, data roles, raw predictions, metric, conclusion and limitation. Allow a calculator and explicit squared-error columns. Extension: implement the arithmetic locally, preserve the program version, and explain why a successful replay adds no independent test cases.</w:t>
+      <w:pPr>
+        <w:spacing w:line="336" w:lineRule="auto" w:after="180"/>
+      </w:pPr>
+      <w:r>
+        <w:rPr>
+          <w:b w:val="0"/>
+        </w:rPr>
+        <w:t>Confirm it was not previously practised with feedback; solve and check the new case before assigning it. A follow-up design prompt is a starting brief, not automatically an equivalent test.</w:t>
       </w:r>
     </w:p>
     <w:p>
-      <w:r>
-        <w:t>Week 36 defends the experiment using preserved plans, results, limitations and an honest account of revision.</w:t>
+      <w:pPr>
+        <w:pStyle w:val="Heading1"/>
+      </w:pPr>
+      <w:r>
+        <w:t>06. Connect the project, support and next lesson</w:t>
       </w:r>
     </w:p>
     <w:p>
       <w:r>
-        <w:t>Retain the project ledger and assess a changed case after support. Check the relevant prerequisite before carrying this component forward.</w:t>
+        <w:t>Connect Capstone limitations and revision to Image-pattern Network Investigation, adapt support and plan a later changed-case check.</w:t>
       </w:r>
     </w:p>
     <w:p>
       <w:pPr>
-        <w:pStyle w:val="Heading3"/>
-      </w:pPr>
-      <w:r>
-        <w:t>Plan the delayed return</w:t>
+        <w:spacing w:line="336" w:lineRule="auto" w:after="180"/>
+      </w:pPr>
+      <w:r>
+        <w:rPr>
+          <w:b w:val="0"/>
+        </w:rPr>
+        <w:t xml:space="preserve">For Image-pattern Network Investigation, use this week’s independent task as a rehearsal for the final </w:t>
+      </w:r>
+      <w:r>
+        <w:rPr>
+          <w:b/>
+        </w:rPr>
+        <w:t>evidence</w:t>
+      </w:r>
+      <w:r>
+        <w:rPr>
+          <w:b w:val="0"/>
+        </w:rPr>
+        <w:t xml:space="preserve"> pack: A frozen ReLU candidate with a = 3 is compared with baseline a = 1 on final rows (2,6),(4,12),(-1,-3),(-2,-6).</w:t>
       </w:r>
     </w:p>
     <w:p>
-      <w:r>
-        <w:t>Suggested return points in this level: ai-5/36. Use actual classroom dates, adjusting for holidays and gaps. One, three and six teaching weeks are scheduling choices, not a claimed optimal spacing.</w:t>
+      <w:pPr>
+        <w:spacing w:line="336" w:lineRule="auto" w:after="180"/>
+      </w:pPr>
+      <w:r>
+        <w:rPr>
+          <w:b w:val="0"/>
+        </w:rPr>
+        <w:t xml:space="preserve">Compute both MSE values and candidate MSE on negative </w:t>
+      </w:r>
+      <w:r>
+        <w:rPr>
+          <w:b/>
+        </w:rPr>
+        <w:t>input</w:t>
+      </w:r>
+      <w:r>
+        <w:rPr>
+          <w:b w:val="0"/>
+        </w:rPr>
+        <w:t xml:space="preserve">s. Write a bounded conclusion. Keep actual </w:t>
+      </w:r>
+      <w:r>
+        <w:rPr>
+          <w:b/>
+        </w:rPr>
+        <w:t>observation</w:t>
+      </w:r>
+      <w:r>
+        <w:rPr>
+          <w:b w:val="0"/>
+        </w:rPr>
+        <w:t>s separate from expected results, preserve failures, compare a baseline and explain the limits.</w:t>
       </w:r>
     </w:p>
     <w:p>
-      <w:r>
-        <w:t>At a delayed check, ask for the idea from memory and a changed application. Compare with the earlier independent response and record support used. For a new level, revisit the previous capstone before checking the new prerequisites.</w:t>
+      <w:pPr>
+        <w:spacing w:line="336" w:lineRule="auto" w:after="180"/>
+      </w:pPr>
+      <w:r>
+        <w:rPr>
+          <w:b w:val="0"/>
+        </w:rPr>
+        <w:t xml:space="preserve">Provide a frame with question, fixed settings, changed setting, data roles, raw </w:t>
+      </w:r>
+      <w:r>
+        <w:rPr>
+          <w:b/>
+        </w:rPr>
+        <w:t>prediction</w:t>
+      </w:r>
+      <w:r>
+        <w:rPr>
+          <w:b w:val="0"/>
+        </w:rPr>
+        <w:t>s, metric, conclusion and limitation. Allow a calculator and explicit squared-error columns.</w:t>
+      </w:r>
+    </w:p>
+    <w:p>
+      <w:pPr>
+        <w:spacing w:line="336" w:lineRule="auto" w:after="180"/>
+      </w:pPr>
+      <w:r>
+        <w:rPr>
+          <w:b w:val="0"/>
+        </w:rPr>
+        <w:t>Extension: implement the arithmetic locally, preserve the program version, and explain why a successful replay adds no independent test cases.</w:t>
+      </w:r>
+    </w:p>
+    <w:p>
+      <w:pPr>
+        <w:spacing w:line="336" w:lineRule="auto" w:after="180"/>
+      </w:pPr>
+      <w:r>
+        <w:rPr>
+          <w:b w:val="0"/>
+        </w:rPr>
+        <w:t xml:space="preserve">Week 36 defends the experiment using preserved plans, results, limitations and an honest account of </w:t>
+      </w:r>
+      <w:r>
+        <w:rPr>
+          <w:b/>
+        </w:rPr>
+        <w:t>revision</w:t>
+      </w:r>
+      <w:r>
+        <w:rPr>
+          <w:b w:val="0"/>
+        </w:rPr>
+        <w:t>.</w:t>
+      </w:r>
+    </w:p>
+    <w:p>
+      <w:pPr>
+        <w:spacing w:line="336" w:lineRule="auto" w:after="180"/>
+      </w:pPr>
+      <w:r>
+        <w:rPr>
+          <w:b w:val="0"/>
+        </w:rPr>
+        <w:t>Retain the project ledger and assess a changed case after support. Check the relevant prerequisite before carrying this component forward.</w:t>
+      </w:r>
+    </w:p>
+    <w:p>
+      <w:pPr>
+        <w:pStyle w:val="Heading3"/>
+      </w:pPr>
+      <w:r>
+        <w:t>Plan the delayed return</w:t>
+      </w:r>
+    </w:p>
+    <w:p>
+      <w:pPr>
+        <w:spacing w:line="336" w:lineRule="auto" w:after="180"/>
+      </w:pPr>
+      <w:r>
+        <w:rPr>
+          <w:b w:val="0"/>
+        </w:rPr>
+        <w:t>Suggested return points in this level: ai-5/36. Use actual classroom dates, adjusting for holidays and gaps. One, three and six teaching weeks are scheduling choices, not a claimed optimal spacing.</w:t>
+      </w:r>
+    </w:p>
+    <w:p>
+      <w:pPr>
+        <w:spacing w:line="336" w:lineRule="auto" w:after="180"/>
+      </w:pPr>
+      <w:r>
+        <w:rPr>
+          <w:b w:val="0"/>
+        </w:rPr>
+        <w:t>At a delayed check, ask for the idea from memory and a changed application. Compare with the earlier independent response and record support used.</w:t>
+      </w:r>
+    </w:p>
+    <w:p>
+      <w:pPr>
+        <w:spacing w:line="336" w:lineRule="auto" w:after="180"/>
+      </w:pPr>
+      <w:r>
+        <w:rPr>
+          <w:b w:val="0"/>
+        </w:rPr>
+        <w:t>For a new level, revisit the previous capstone before checking the new prerequisites.</w:t>
       </w:r>
     </w:p>
     <w:tbl>
@@ -2033,8 +4061,26 @@
       </w:tr>
     </w:tbl>
     <w:p>
-      <w:r>
-        <w:t>Use the evidence to choose reteaching or the next step. A completed page, confidence rating or attractive project does not by itself demonstrate understanding.</w:t>
+      <w:pPr>
+        <w:spacing w:line="336" w:lineRule="auto" w:after="180"/>
+      </w:pPr>
+      <w:r>
+        <w:rPr>
+          <w:b w:val="0"/>
+        </w:rPr>
+        <w:t xml:space="preserve">Use the </w:t>
+      </w:r>
+      <w:r>
+        <w:rPr>
+          <w:b/>
+        </w:rPr>
+        <w:t>evidence</w:t>
+      </w:r>
+      <w:r>
+        <w:rPr>
+          <w:b w:val="0"/>
+        </w:rPr>
+        <w:t xml:space="preserve"> to choose reteaching or the next step. A completed page, confidence rating or attractive project does not by itself demonstrate understanding.</w:t>
       </w:r>
     </w:p>
     <w:p>
@@ -2046,7 +4092,13 @@
       </w:r>
     </w:p>
     <w:p>
-      <w:r>
+      <w:pPr>
+        <w:spacing w:line="336" w:lineRule="auto" w:after="180"/>
+      </w:pPr>
+      <w:r>
+        <w:rPr>
+          <w:b w:val="0"/>
+        </w:rPr>
         <w:t>For the Image-pattern Network Investigation, save the labelled trace and the changed-case explanation beside the experiment record. State exactly what this example supports before linking it to the wider capstone claim.</w:t>
       </w:r>
     </w:p>
@@ -2060,12 +4112,50 @@
     </w:p>
     <w:p>
       <w:r>
-        <w:t>Teaching target: Evaluate a frozen candidate and baseline on final rows</w:t>
+        <w:t>Use this preparation summary alongside the detailed Capstone limitations and revision lesson; it is a checklist rather than a replacement for the full sequence.</w:t>
       </w:r>
     </w:p>
     <w:p>
-      <w:r>
-        <w:t>Prepare the labelled worked-case picture, the matching workbook, fictional input cards and a place for individual responses. Check a local Python 3 environment before class; have a paper-trace version ready.</w:t>
+      <w:pPr>
+        <w:pStyle w:val="Heading3"/>
+      </w:pPr>
+      <w:r>
+        <w:t>Teaching target</w:t>
+      </w:r>
+    </w:p>
+    <w:p>
+      <w:pPr>
+        <w:spacing w:line="336" w:lineRule="auto" w:after="180"/>
+        <w:shd w:fill="EDF7F3"/>
+      </w:pPr>
+      <w:r>
+        <w:rPr>
+          <w:b w:val="0"/>
+        </w:rPr>
+        <w:t>Teaching target: Evaluate a frozen candidate and baseline on final rows</w:t>
+      </w:r>
+    </w:p>
+    <w:p>
+      <w:pPr>
+        <w:spacing w:line="336" w:lineRule="auto" w:after="180"/>
+      </w:pPr>
+      <w:r>
+        <w:rPr>
+          <w:b w:val="0"/>
+        </w:rPr>
+        <w:t xml:space="preserve">Prepare the labelled worked-case picture, the matching workbook, fictional </w:t>
+      </w:r>
+      <w:r>
+        <w:rPr>
+          <w:b/>
+        </w:rPr>
+        <w:t>input</w:t>
+      </w:r>
+      <w:r>
+        <w:rPr>
+          <w:b w:val="0"/>
+        </w:rPr>
+        <w:t xml:space="preserve"> cards and a place for individual responses. Check a local Python 3 environment before class; have a paper-trace version ready.</w:t>
       </w:r>
     </w:p>
     <w:tbl>
@@ -2212,37 +4302,255 @@
       </w:tr>
     </w:tbl>
     <w:p>
-      <w:r>
-        <w:t>Before class, solve the supported practice: Compute both overall MSE values and the candidate negative-input MSE. Apply the strict final criterion.</w:t>
+      <w:pPr>
+        <w:spacing w:line="336" w:lineRule="auto" w:after="180"/>
+      </w:pPr>
+      <w:r>
+        <w:rPr>
+          <w:b w:val="0"/>
+        </w:rPr>
+        <w:t>Before class, solve the supported practice: Compute both overall MSE values and the candidate negative-</w:t>
+      </w:r>
+      <w:r>
+        <w:rPr>
+          <w:b/>
+        </w:rPr>
+        <w:t>input</w:t>
+      </w:r>
+      <w:r>
+        <w:rPr>
+          <w:b w:val="0"/>
+        </w:rPr>
+        <w:t xml:space="preserve"> MSE. Apply the strict final criterion.</w:t>
       </w:r>
     </w:p>
     <w:p>
-      <w:r>
-        <w:t>Reasoned practice answer: Teacher explanation: Baseline MSE 20.25; candidate MSE 5. Candidate negative-input MSE 10 over two rows. Candidate passes the lower-overall-MSE criterion but has a structural negative-output limitation.</w:t>
+      <w:pPr>
+        <w:pStyle w:val="Heading3"/>
+      </w:pPr>
+      <w:r>
+        <w:t>Supported practice answer</w:t>
       </w:r>
     </w:p>
     <w:p>
-      <w:r>
-        <w:t>Check every learner before discussion: Use the worked case for Capstone limitations and revision. Proposed explanation: “Passing a criterion means no failures remain”. Decide whether this explanation is supported. Point to the step or supplied fact that decides; explain your repair if needed.</w:t>
+      <w:pPr>
+        <w:spacing w:line="336" w:lineRule="auto" w:after="180"/>
+        <w:shd w:fill="F1F6FC"/>
+      </w:pPr>
+      <w:r>
+        <w:rPr>
+          <w:b w:val="0"/>
+        </w:rPr>
+        <w:t>Reasoned practice answer: Teacher explanation: Baseline MSE 20.25; candidate MSE 5. Candidate negative-</w:t>
+      </w:r>
+      <w:r>
+        <w:rPr>
+          <w:b/>
+        </w:rPr>
+        <w:t>input</w:t>
+      </w:r>
+      <w:r>
+        <w:rPr>
+          <w:b w:val="0"/>
+        </w:rPr>
+        <w:t xml:space="preserve"> MSE 10 over two rows.</w:t>
       </w:r>
     </w:p>
     <w:p>
-      <w:r>
-        <w:t>Misconception repair: An aggregate improvement can coexist with systematic subgroup errors.</w:t>
+      <w:pPr>
+        <w:spacing w:line="336" w:lineRule="auto" w:after="180"/>
+        <w:shd w:fill="F1F6FC"/>
+      </w:pPr>
+      <w:r>
+        <w:rPr>
+          <w:b w:val="0"/>
+        </w:rPr>
+        <w:t>Candidate passes the lower-overall-MSE criterion but has a structural negative-</w:t>
+      </w:r>
+      <w:r>
+        <w:rPr>
+          <w:b/>
+        </w:rPr>
+        <w:t>output</w:t>
+      </w:r>
+      <w:r>
+        <w:rPr>
+          <w:b w:val="0"/>
+        </w:rPr>
+        <w:t xml:space="preserve"> limitation.</w:t>
       </w:r>
     </w:p>
     <w:p>
-      <w:r>
-        <w:t>Support: read the exact case aloud, enlarge the labelled picture, supply input cards and model only the first deciding step. Accept a spoken explanation or drawing; retain the reasoning goal.</w:t>
+      <w:pPr>
+        <w:spacing w:line="336" w:lineRule="auto" w:after="180"/>
+      </w:pPr>
+      <w:r>
+        <w:rPr>
+          <w:b w:val="0"/>
+        </w:rPr>
+        <w:t xml:space="preserve">Check every learner before discussion: Use the worked case for Capstone limitations and </w:t>
+      </w:r>
+      <w:r>
+        <w:rPr>
+          <w:b/>
+        </w:rPr>
+        <w:t>revision</w:t>
+      </w:r>
+      <w:r>
+        <w:rPr>
+          <w:b w:val="0"/>
+        </w:rPr>
+        <w:t>. Proposed explanation: “Passing a criterion means no failures remain”. Decide whether this explanation is supported.</w:t>
       </w:r>
     </w:p>
     <w:p>
-      <w:r>
-        <w:t>Extension: Train the revision on all eight failed-slice evaluation patterns and rescore them. Require a prediction and a reason before comparing. Expected result: Treat the score as exposed-case development, not independent evidence of shift robustness. Reason: The evaluation records now influenced learning and model selection.</w:t>
+      <w:pPr>
+        <w:spacing w:line="336" w:lineRule="auto" w:after="180"/>
+      </w:pPr>
+      <w:r>
+        <w:rPr>
+          <w:b w:val="0"/>
+        </w:rPr>
+        <w:t>Point to the step or supplied fact that decides; explain your repair if needed.</w:t>
       </w:r>
     </w:p>
     <w:p>
-      <w:r>
+      <w:pPr>
+        <w:pStyle w:val="Heading3"/>
+      </w:pPr>
+      <w:r>
+        <w:t>Repair the misconception</w:t>
+      </w:r>
+    </w:p>
+    <w:p>
+      <w:pPr>
+        <w:spacing w:line="336" w:lineRule="auto" w:after="180"/>
+        <w:shd w:fill="FFF5E6"/>
+      </w:pPr>
+      <w:r>
+        <w:rPr>
+          <w:b w:val="0"/>
+        </w:rPr>
+        <w:t>Misconception repair: An aggregate improvement can coexist with systematic subgroup errors.</w:t>
+      </w:r>
+    </w:p>
+    <w:p>
+      <w:pPr>
+        <w:pStyle w:val="Heading3"/>
+      </w:pPr>
+      <w:r>
+        <w:t>Support without giving away the answer</w:t>
+      </w:r>
+    </w:p>
+    <w:p>
+      <w:pPr>
+        <w:spacing w:line="336" w:lineRule="auto" w:after="180"/>
+        <w:shd w:fill="F1F6F8"/>
+      </w:pPr>
+      <w:r>
+        <w:rPr>
+          <w:b w:val="0"/>
+        </w:rPr>
+        <w:t xml:space="preserve">Support: read the exact case aloud, enlarge the labelled picture, supply </w:t>
+      </w:r>
+      <w:r>
+        <w:rPr>
+          <w:b/>
+        </w:rPr>
+        <w:t>input</w:t>
+      </w:r>
+      <w:r>
+        <w:rPr>
+          <w:b w:val="0"/>
+        </w:rPr>
+        <w:t xml:space="preserve"> cards and model only the first deciding step. Accept a spoken explanation or drawing; retain the reasoning goal.</w:t>
+      </w:r>
+    </w:p>
+    <w:p>
+      <w:pPr>
+        <w:pStyle w:val="Heading3"/>
+      </w:pPr>
+      <w:r>
+        <w:t>Extend the reasoning</w:t>
+      </w:r>
+    </w:p>
+    <w:p>
+      <w:pPr>
+        <w:spacing w:line="336" w:lineRule="auto" w:after="180"/>
+        <w:shd w:fill="F5F1FB"/>
+      </w:pPr>
+      <w:r>
+        <w:rPr>
+          <w:b w:val="0"/>
+        </w:rPr>
+        <w:t xml:space="preserve">Extension: Train the </w:t>
+      </w:r>
+      <w:r>
+        <w:rPr>
+          <w:b/>
+        </w:rPr>
+        <w:t>revision</w:t>
+      </w:r>
+      <w:r>
+        <w:rPr>
+          <w:b w:val="0"/>
+        </w:rPr>
+        <w:t xml:space="preserve"> on all eight failed-slice evaluation patterns and rescore them. Require a </w:t>
+      </w:r>
+      <w:r>
+        <w:rPr>
+          <w:b/>
+        </w:rPr>
+        <w:t>prediction</w:t>
+      </w:r>
+      <w:r>
+        <w:rPr>
+          <w:b w:val="0"/>
+        </w:rPr>
+        <w:t xml:space="preserve"> and a reason before comparing.</w:t>
+      </w:r>
+    </w:p>
+    <w:p>
+      <w:pPr>
+        <w:spacing w:line="336" w:lineRule="auto" w:after="180"/>
+        <w:shd w:fill="F5F1FB"/>
+      </w:pPr>
+      <w:r>
+        <w:rPr>
+          <w:b w:val="0"/>
+        </w:rPr>
+        <w:t xml:space="preserve">Expected result: Treat the score as exposed-case development, not independent </w:t>
+      </w:r>
+      <w:r>
+        <w:rPr>
+          <w:b/>
+        </w:rPr>
+        <w:t>evidence</w:t>
+      </w:r>
+      <w:r>
+        <w:rPr>
+          <w:b w:val="0"/>
+        </w:rPr>
+        <w:t xml:space="preserve"> of shift robustness. Reason: The evaluation records now influenced learning and model selection.</w:t>
+      </w:r>
+    </w:p>
+    <w:p>
+      <w:pPr>
+        <w:pStyle w:val="Heading3"/>
+      </w:pPr>
+      <w:r>
+        <w:t>Protect the independent attempt</w:t>
+      </w:r>
+    </w:p>
+    <w:p>
+      <w:pPr>
+        <w:spacing w:line="336" w:lineRule="auto" w:after="180"/>
+        <w:shd w:fill="FFF5E6"/>
+      </w:pPr>
+      <w:r>
+        <w:rPr>
+          <w:b w:val="0"/>
+        </w:rPr>
         <w:t>Independent assessment: withhold the reserved answer until the learner has attempted the new case. Record support separately from correctness.</w:t>
       </w:r>
     </w:p>
@@ -2431,46 +4739,1059 @@
       </w:tr>
     </w:tbl>
     <w:p>
-      <w:r>
-        <w:t>Project checkpoint: Present and defend. Demonstrate the system, explain one failure and justify the next improvement with evidence.</w:t>
+      <w:pPr>
+        <w:pStyle w:val="Heading3"/>
+      </w:pPr>
+      <w:r>
+        <w:t>Project checkpoint</w:t>
       </w:r>
     </w:p>
     <w:p>
-      <w:r>
-        <w:t>Use the weekly teacher answer for topic-specific reasoning. A saved progress tick is an activity record; judge mastery from the learner’s explanation and evidence.</w:t>
+      <w:pPr>
+        <w:spacing w:line="336" w:lineRule="auto" w:after="180"/>
+        <w:shd w:fill="EDF7F3"/>
+      </w:pPr>
+      <w:r>
+        <w:rPr>
+          <w:b w:val="0"/>
+        </w:rPr>
+        <w:t xml:space="preserve">Project checkpoint: Present and defend. Demonstrate the system, explain one failure and justify the next improvement with </w:t>
+      </w:r>
+      <w:r>
+        <w:rPr>
+          <w:b/>
+        </w:rPr>
+        <w:t>evidence</w:t>
+      </w:r>
+      <w:r>
+        <w:rPr>
+          <w:b w:val="0"/>
+        </w:rPr>
+        <w:t>.</w:t>
       </w:r>
     </w:p>
     <w:p>
       <w:pPr>
-        <w:pStyle w:val="Heading1"/>
-      </w:pPr>
-      <w:r>
-        <w:t>08. Use feedback, labs and repair paths</w:t>
+        <w:spacing w:line="336" w:lineRule="auto" w:after="180"/>
+      </w:pPr>
+      <w:r>
+        <w:rPr>
+          <w:b w:val="0"/>
+        </w:rPr>
+        <w:t xml:space="preserve">Use the weekly teacher answer for topic-specific reasoning. A saved progress tick is an activity record; judge mastery from the learner’s explanation and </w:t>
+      </w:r>
+      <w:r>
+        <w:rPr>
+          <w:b/>
+        </w:rPr>
+        <w:t>evidence</w:t>
+      </w:r>
+      <w:r>
+        <w:rPr>
+          <w:b w:val="0"/>
+        </w:rPr>
+        <w:t>.</w:t>
       </w:r>
     </w:p>
     <w:p>
-      <w:r>
-        <w:t>Use the two formative questions as supported practice, not as independent mastery scores. Discuss the deciding evidence rather than accepting a guessed selection.</w:t>
+      <w:pPr>
+        <w:pStyle w:val="Heading1"/>
+      </w:pPr>
+      <w:r>
+        <w:t>08. Use feedback, labs and repair paths</w:t>
       </w:r>
     </w:p>
     <w:p>
       <w:r>
-        <w:t>The feedback comes from the reviewed public worked case. Do not reveal the separately reserved independent teacher answer until the learner has attempted that case.</w:t>
+        <w:t>Use feedback, earlier review and portfolios purposefully. Apply the coding routine only when this lesson has an executable lab.</w:t>
       </w:r>
     </w:p>
     <w:p>
-      <w:r>
-        <w:t>Ask students to predict before running code. Preserve errors and actual outputs; collect a changed test and an explanation. The branch-boundary and indexing lessons deliberately include failure cases.</w:t>
+      <w:pPr>
+        <w:spacing w:line="336" w:lineRule="auto" w:after="180"/>
+      </w:pPr>
+      <w:r>
+        <w:rPr>
+          <w:b w:val="0"/>
+        </w:rPr>
+        <w:t xml:space="preserve">Use the two formative questions as supported practice, not as independent mastery scores. Discuss the deciding </w:t>
+      </w:r>
+      <w:r>
+        <w:rPr>
+          <w:b/>
+        </w:rPr>
+        <w:t>evidence</w:t>
+      </w:r>
+      <w:r>
+        <w:rPr>
+          <w:b w:val="0"/>
+        </w:rPr>
+        <w:t xml:space="preserve"> rather than accepting a guessed selection.</w:t>
       </w:r>
     </w:p>
     <w:p>
-      <w:r>
-        <w:t>Use the earlier worked-explanation links to address a specific missing building block, then return to the current question. Adapt this suggestion after observing the learner; it is not an automatic diagnosis.</w:t>
+      <w:pPr>
+        <w:spacing w:line="336" w:lineRule="auto" w:after="180"/>
+      </w:pPr>
+      <w:r>
+        <w:rPr>
+          <w:b w:val="0"/>
+        </w:rPr>
+        <w:t>The feedback comes from the reviewed public worked case. Do not reveal the separately reserved independent teacher answer until the learner has attempted that case.</w:t>
       </w:r>
     </w:p>
     <w:p>
-      <w:r>
-        <w:t>Collect the completed-work portfolio as evidence. Record support separately from correctness, and assess explanation, trace/test and limitations. Progress ticks and quiz selections alone do not establish mastery.</w:t>
+      <w:pPr>
+        <w:pStyle w:val="Heading3"/>
+      </w:pPr>
+      <w:r>
+        <w:t>For later coding lessons</w:t>
+      </w:r>
+    </w:p>
+    <w:p>
+      <w:r>
+        <w:t>This week has no code block. Use this routine when a later lesson includes an executable lab.</w:t>
+      </w:r>
+    </w:p>
+    <w:p>
+      <w:pPr>
+        <w:spacing w:line="336" w:lineRule="auto" w:after="180"/>
+        <w:shd w:fill="F1F6F8"/>
+      </w:pPr>
+      <w:r>
+        <w:rPr>
+          <w:b w:val="0"/>
+        </w:rPr>
+        <w:t xml:space="preserve">Ask students to predict before running code. Preserve errors and actual </w:t>
+      </w:r>
+      <w:r>
+        <w:rPr>
+          <w:b/>
+        </w:rPr>
+        <w:t>output</w:t>
+      </w:r>
+      <w:r>
+        <w:rPr>
+          <w:b w:val="0"/>
+        </w:rPr>
+        <w:t>s; collect a changed test and an explanation. The branch-boundary and indexing lessons deliberately include failure cases.</w:t>
+      </w:r>
+    </w:p>
+    <w:p>
+      <w:pPr>
+        <w:spacing w:line="336" w:lineRule="auto" w:after="180"/>
+      </w:pPr>
+      <w:r>
+        <w:rPr>
+          <w:b w:val="0"/>
+        </w:rPr>
+        <w:t>Use the earlier worked-explanation links to address a specific missing building block, then return to the current question. Adapt this suggestion after observing the learner; it is not an automatic diagnosis.</w:t>
+      </w:r>
+    </w:p>
+    <w:p>
+      <w:pPr>
+        <w:spacing w:line="336" w:lineRule="auto" w:after="180"/>
+      </w:pPr>
+      <w:r>
+        <w:rPr>
+          <w:b w:val="0"/>
+        </w:rPr>
+        <w:t xml:space="preserve">Collect the completed-work portfolio as </w:t>
+      </w:r>
+      <w:r>
+        <w:rPr>
+          <w:b/>
+        </w:rPr>
+        <w:t>evidence</w:t>
+      </w:r>
+      <w:r>
+        <w:rPr>
+          <w:b w:val="0"/>
+        </w:rPr>
+        <w:t>. Record support separately from correctness, and assess explanation, trace/test and limitations. Progress ticks and quiz selections alone do not establish mastery.</w:t>
+      </w:r>
+    </w:p>
+    <w:p>
+      <w:pPr>
+        <w:pStyle w:val="Heading1"/>
+      </w:pPr>
+      <w:r>
+        <w:t>09. Visual concept journey</w:t>
+      </w:r>
+    </w:p>
+    <w:p>
+      <w:r>
+        <w:t>Show one Capstone limitations and revision graphic at a time, request a prediction and discuss its trace before the independent assessment.</w:t>
+      </w:r>
+    </w:p>
+    <w:p>
+      <w:pPr>
+        <w:spacing w:line="336" w:lineRule="auto" w:after="180"/>
+      </w:pPr>
+      <w:r>
+        <w:rPr>
+          <w:b w:val="0"/>
+        </w:rPr>
+        <w:t xml:space="preserve">Use one picture at a time. Hide a worked result before asking for a </w:t>
+      </w:r>
+      <w:r>
+        <w:rPr>
+          <w:b/>
+        </w:rPr>
+        <w:t>prediction</w:t>
+      </w:r>
+      <w:r>
+        <w:rPr>
+          <w:b w:val="0"/>
+        </w:rPr>
+        <w:t>, then reveal it for feedback. These are supported teaching cases; retain the separate independent assessment for a fresh first attempt.</w:t>
+      </w:r>
+    </w:p>
+    <w:p>
+      <w:pPr>
+        <w:pStyle w:val="Heading3"/>
+      </w:pPr>
+      <w:r>
+        <w:t>01. Capstone limitations and revision: the case</w:t>
+      </w:r>
+    </w:p>
+    <w:p>
+      <w:r>
+        <w:drawing>
+          <wp:inline xmlns:a="http://schemas.openxmlformats.org/drawingml/2006/main" xmlns:pic="http://schemas.openxmlformats.org/drawingml/2006/picture">
+            <wp:extent cx="5486400" cy="2834640"/>
+            <wp:docPr id="3" name="Picture 3" descr="Revise a limited claim after a slice failure. A toy network works better on centred patterns than on shifted patterns, so the team narrows its initial claim. Supplied facts: Centred slice: 7/8 correct. Shifted slice: 3/8 correct. The network and label rubric are frozen."/>
+            <wp:cNvGraphicFramePr>
+              <a:graphicFrameLocks noChangeAspect="1"/>
+            </wp:cNvGraphicFramePr>
+            <a:graphic>
+              <a:graphicData uri="http://schemas.openxmlformats.org/drawingml/2006/picture">
+                <pic:pic>
+                  <pic:nvPicPr>
+                    <pic:cNvPr id="0" name="academy-story-ai-5-35-01.png"/>
+                    <pic:cNvPicPr/>
+                  </pic:nvPicPr>
+                  <pic:blipFill>
+                    <a:blip r:embed="rId11"/>
+                    <a:stretch>
+                      <a:fillRect/>
+                    </a:stretch>
+                  </pic:blipFill>
+                  <pic:spPr>
+                    <a:xfrm>
+                      <a:off x="0" y="0"/>
+                      <a:ext cx="5486400" cy="2834640"/>
+                    </a:xfrm>
+                    <a:prstGeom prst="rect"/>
+                  </pic:spPr>
+                </pic:pic>
+              </a:graphicData>
+            </a:graphic>
+          </wp:inline>
+        </w:drawing>
+      </w:r>
+    </w:p>
+    <w:p>
+      <w:pPr>
+        <w:spacing w:line="336" w:lineRule="auto" w:after="180"/>
+      </w:pPr>
+      <w:r>
+        <w:rPr>
+          <w:b w:val="0"/>
+        </w:rPr>
+        <w:t>Revise a limited claim after a slice failure. A toy network works better on centred patterns than on shifted patterns, so the team narrows its initial claim. Supplied facts: Centred slice: 7/8 correct.</w:t>
+      </w:r>
+    </w:p>
+    <w:p>
+      <w:pPr>
+        <w:spacing w:line="336" w:lineRule="auto" w:after="180"/>
+      </w:pPr>
+      <w:r>
+        <w:rPr>
+          <w:b w:val="0"/>
+        </w:rPr>
+        <w:t>Shifted slice: 3/8 correct. The network and label rubric are frozen.</w:t>
+      </w:r>
+    </w:p>
+    <w:p>
+      <w:pPr>
+        <w:spacing w:line="336" w:lineRule="auto" w:after="180"/>
+        <w:shd w:fill="F5F1FB"/>
+      </w:pPr>
+      <w:r>
+        <w:rPr>
+          <w:b w:val="0"/>
+        </w:rPr>
+        <w:t>Point to the given fact that matters most. Explain why it matters.</w:t>
+      </w:r>
+    </w:p>
+    <w:p>
+      <w:pPr>
+        <w:pStyle w:val="Heading3"/>
+      </w:pPr>
+      <w:r>
+        <w:t>Discuss while showing the picture</w:t>
+      </w:r>
+    </w:p>
+    <w:p>
+      <w:pPr>
+        <w:spacing w:line="336" w:lineRule="auto" w:after="180"/>
+        <w:shd w:fill="F1F6F8"/>
+      </w:pPr>
+      <w:r>
+        <w:rPr>
+          <w:b w:val="0"/>
+        </w:rPr>
+        <w:t>Teacher prompt: Point to the given fact that matters most. Explain why it matters. Ask learners to describe one label or arrow in ordinary words. Use the adjacent transcript if the image is difficult to see.</w:t>
+      </w:r>
+    </w:p>
+    <w:p>
+      <w:pPr>
+        <w:pStyle w:val="Heading3"/>
+      </w:pPr>
+      <w:r>
+        <w:t>02. Follow the deciding steps</w:t>
+      </w:r>
+    </w:p>
+    <w:p>
+      <w:r>
+        <w:drawing>
+          <wp:inline xmlns:a="http://schemas.openxmlformats.org/drawingml/2006/main" xmlns:pic="http://schemas.openxmlformats.org/drawingml/2006/picture">
+            <wp:extent cx="5486400" cy="3337560"/>
+            <wp:docPr id="4" name="Picture 4" descr="Compute slice rates: Centred is 87.5%; shifted is 37.5%. → Revise the claim: Do not describe the network as shift-robust on this evidence. → Plan a fair revision: Use separate shifted development patterns, then assess the frozen revision on reserved shifted cases."/>
+            <wp:cNvGraphicFramePr>
+              <a:graphicFrameLocks noChangeAspect="1"/>
+            </wp:cNvGraphicFramePr>
+            <a:graphic>
+              <a:graphicData uri="http://schemas.openxmlformats.org/drawingml/2006/picture">
+                <pic:pic>
+                  <pic:nvPicPr>
+                    <pic:cNvPr id="0" name="academy-story-ai-5-35-02.png"/>
+                    <pic:cNvPicPr/>
+                  </pic:nvPicPr>
+                  <pic:blipFill>
+                    <a:blip r:embed="rId12"/>
+                    <a:stretch>
+                      <a:fillRect/>
+                    </a:stretch>
+                  </pic:blipFill>
+                  <pic:spPr>
+                    <a:xfrm>
+                      <a:off x="0" y="0"/>
+                      <a:ext cx="5486400" cy="3337560"/>
+                    </a:xfrm>
+                    <a:prstGeom prst="rect"/>
+                  </pic:spPr>
+                </pic:pic>
+              </a:graphicData>
+            </a:graphic>
+          </wp:inline>
+        </w:drawing>
+      </w:r>
+    </w:p>
+    <w:p>
+      <w:pPr>
+        <w:spacing w:line="336" w:lineRule="auto" w:after="180"/>
+      </w:pPr>
+      <w:r>
+        <w:rPr>
+          <w:b w:val="0"/>
+        </w:rPr>
+        <w:t xml:space="preserve">Compute slice rates: Centred is 87.5%; shifted is 37.5%. → Revise the claim: Do not describe the network as shift-robust on this </w:t>
+      </w:r>
+      <w:r>
+        <w:rPr>
+          <w:b/>
+        </w:rPr>
+        <w:t>evidence</w:t>
+      </w:r>
+      <w:r>
+        <w:rPr>
+          <w:b w:val="0"/>
+        </w:rPr>
+        <w:t xml:space="preserve">. → Plan a fair </w:t>
+      </w:r>
+      <w:r>
+        <w:rPr>
+          <w:b/>
+        </w:rPr>
+        <w:t>revision</w:t>
+      </w:r>
+      <w:r>
+        <w:rPr>
+          <w:b w:val="0"/>
+        </w:rPr>
+        <w:t xml:space="preserve">: Use separate shifted development patterns, then assess the frozen </w:t>
+      </w:r>
+      <w:r>
+        <w:rPr>
+          <w:b/>
+        </w:rPr>
+        <w:t>revision</w:t>
+      </w:r>
+      <w:r>
+        <w:rPr>
+          <w:b w:val="0"/>
+        </w:rPr>
+        <w:t xml:space="preserve"> on reserved shifted cases.</w:t>
+      </w:r>
+    </w:p>
+    <w:p>
+      <w:pPr>
+        <w:spacing w:line="336" w:lineRule="auto" w:after="180"/>
+        <w:shd w:fill="F5F1FB"/>
+      </w:pPr>
+      <w:r>
+        <w:rPr>
+          <w:b w:val="0"/>
+        </w:rPr>
+        <w:t xml:space="preserve">Point to each numbered stage and explain which recorded </w:t>
+      </w:r>
+      <w:r>
+        <w:rPr>
+          <w:b/>
+        </w:rPr>
+        <w:t>input</w:t>
+      </w:r>
+      <w:r>
+        <w:rPr>
+          <w:b w:val="0"/>
+        </w:rPr>
+        <w:t xml:space="preserve"> it uses.</w:t>
+      </w:r>
+    </w:p>
+    <w:p>
+      <w:pPr>
+        <w:pStyle w:val="Heading3"/>
+      </w:pPr>
+      <w:r>
+        <w:t>Discuss while showing the picture</w:t>
+      </w:r>
+    </w:p>
+    <w:p>
+      <w:pPr>
+        <w:spacing w:line="336" w:lineRule="auto" w:after="180"/>
+        <w:shd w:fill="F1F6F8"/>
+      </w:pPr>
+      <w:r>
+        <w:rPr>
+          <w:b w:val="0"/>
+        </w:rPr>
+        <w:t xml:space="preserve">Teacher prompt: Point to each numbered stage and explain which recorded </w:t>
+      </w:r>
+      <w:r>
+        <w:rPr>
+          <w:b/>
+        </w:rPr>
+        <w:t>input</w:t>
+      </w:r>
+      <w:r>
+        <w:rPr>
+          <w:b w:val="0"/>
+        </w:rPr>
+        <w:t xml:space="preserve"> it uses. Ask learners to describe one label or arrow in ordinary words. Use the adjacent transcript if the image is difficult to see.</w:t>
+      </w:r>
+    </w:p>
+    <w:p>
+      <w:pPr>
+        <w:pStyle w:val="Heading3"/>
+      </w:pPr>
+      <w:r>
+        <w:t>03. Toy network condition slices</w:t>
+      </w:r>
+    </w:p>
+    <w:p>
+      <w:r>
+        <w:drawing>
+          <wp:inline xmlns:a="http://schemas.openxmlformats.org/drawingml/2006/main" xmlns:pic="http://schemas.openxmlformats.org/drawingml/2006/picture">
+            <wp:extent cx="5486400" cy="2834640"/>
+            <wp:docPr id="5" name="Picture 5" descr="Toy network condition slices. Units: correct cases out of 8 per condition. Centred: 7. Shifted: 3."/>
+            <wp:cNvGraphicFramePr>
+              <a:graphicFrameLocks noChangeAspect="1"/>
+            </wp:cNvGraphicFramePr>
+            <a:graphic>
+              <a:graphicData uri="http://schemas.openxmlformats.org/drawingml/2006/picture">
+                <pic:pic>
+                  <pic:nvPicPr>
+                    <pic:cNvPr id="0" name="academy-story-ai-5-35-03.png"/>
+                    <pic:cNvPicPr/>
+                  </pic:nvPicPr>
+                  <pic:blipFill>
+                    <a:blip r:embed="rId13"/>
+                    <a:stretch>
+                      <a:fillRect/>
+                    </a:stretch>
+                  </pic:blipFill>
+                  <pic:spPr>
+                    <a:xfrm>
+                      <a:off x="0" y="0"/>
+                      <a:ext cx="5486400" cy="2834640"/>
+                    </a:xfrm>
+                    <a:prstGeom prst="rect"/>
+                  </pic:spPr>
+                </pic:pic>
+              </a:graphicData>
+            </a:graphic>
+          </wp:inline>
+        </w:drawing>
+      </w:r>
+    </w:p>
+    <w:p>
+      <w:pPr>
+        <w:spacing w:line="336" w:lineRule="auto" w:after="180"/>
+      </w:pPr>
+      <w:r>
+        <w:rPr>
+          <w:b w:val="0"/>
+        </w:rPr>
+        <w:t>Toy network condition slices. Units: correct cases out of 8 per condition. Centred: 7. Shifted: 3.</w:t>
+      </w:r>
+    </w:p>
+    <w:p>
+      <w:pPr>
+        <w:spacing w:line="336" w:lineRule="auto" w:after="180"/>
+        <w:shd w:fill="F5F1FB"/>
+      </w:pPr>
+      <w:r>
+        <w:rPr>
+          <w:b w:val="0"/>
+        </w:rPr>
+        <w:t>Read the labels and values. Explain the relationship the model shows.</w:t>
+      </w:r>
+    </w:p>
+    <w:p>
+      <w:pPr>
+        <w:pStyle w:val="Heading3"/>
+      </w:pPr>
+      <w:r>
+        <w:t>Discuss while showing the picture</w:t>
+      </w:r>
+    </w:p>
+    <w:p>
+      <w:pPr>
+        <w:spacing w:line="336" w:lineRule="auto" w:after="180"/>
+        <w:shd w:fill="F1F6F8"/>
+      </w:pPr>
+      <w:r>
+        <w:rPr>
+          <w:b w:val="0"/>
+        </w:rPr>
+        <w:t>Teacher prompt: Read the labels and values. Explain the relationship the model shows. Ask learners to describe one label or arrow in ordinary words. Use the adjacent transcript if the image is difficult to see.</w:t>
+      </w:r>
+    </w:p>
+    <w:p>
+      <w:pPr>
+        <w:spacing w:line="336" w:lineRule="auto" w:after="180"/>
+        <w:shd w:fill="F1F6F8"/>
+      </w:pPr>
+      <w:r>
+        <w:rPr>
+          <w:b w:val="0"/>
+        </w:rPr>
+        <w:t>Check row/column meanings, units and denominators before discussing a difference. Supplied toy values are not real class or model results.</w:t>
+      </w:r>
+    </w:p>
+    <w:p>
+      <w:pPr>
+        <w:pStyle w:val="Heading3"/>
+      </w:pPr>
+      <w:r>
+        <w:t>04. Change one thing. Trace what follows.</w:t>
+      </w:r>
+    </w:p>
+    <w:p>
+      <w:r>
+        <w:drawing>
+          <wp:inline xmlns:a="http://schemas.openxmlformats.org/drawingml/2006/main" xmlns:pic="http://schemas.openxmlformats.org/drawingml/2006/picture">
+            <wp:extent cx="5486400" cy="3041904"/>
+            <wp:docPr id="6" name="Picture 6" descr="Original case: Use separate shifted development patterns, then assess the frozen revision on reserved shifted cases. Changed condition: Train the revision on all eight failed-slice evaluation patterns and rescore them. Expected result: Treat the score as exposed-case development, not independent evidence of shift robustness. Reason: The evaluation records now influenced learning and model selection."/>
+            <wp:cNvGraphicFramePr>
+              <a:graphicFrameLocks noChangeAspect="1"/>
+            </wp:cNvGraphicFramePr>
+            <a:graphic>
+              <a:graphicData uri="http://schemas.openxmlformats.org/drawingml/2006/picture">
+                <pic:pic>
+                  <pic:nvPicPr>
+                    <pic:cNvPr id="0" name="academy-story-ai-5-35-04.png"/>
+                    <pic:cNvPicPr/>
+                  </pic:nvPicPr>
+                  <pic:blipFill>
+                    <a:blip r:embed="rId14"/>
+                    <a:stretch>
+                      <a:fillRect/>
+                    </a:stretch>
+                  </pic:blipFill>
+                  <pic:spPr>
+                    <a:xfrm>
+                      <a:off x="0" y="0"/>
+                      <a:ext cx="5486400" cy="3041904"/>
+                    </a:xfrm>
+                    <a:prstGeom prst="rect"/>
+                  </pic:spPr>
+                </pic:pic>
+              </a:graphicData>
+            </a:graphic>
+          </wp:inline>
+        </w:drawing>
+      </w:r>
+    </w:p>
+    <w:p>
+      <w:pPr>
+        <w:spacing w:line="336" w:lineRule="auto" w:after="180"/>
+      </w:pPr>
+      <w:r>
+        <w:rPr>
+          <w:b w:val="0"/>
+        </w:rPr>
+        <w:t xml:space="preserve">Original case: Use separate shifted development patterns, then assess the frozen </w:t>
+      </w:r>
+      <w:r>
+        <w:rPr>
+          <w:b/>
+        </w:rPr>
+        <w:t>revision</w:t>
+      </w:r>
+      <w:r>
+        <w:rPr>
+          <w:b w:val="0"/>
+        </w:rPr>
+        <w:t xml:space="preserve"> on reserved shifted cases. Changed condition: Train the </w:t>
+      </w:r>
+      <w:r>
+        <w:rPr>
+          <w:b/>
+        </w:rPr>
+        <w:t>revision</w:t>
+      </w:r>
+      <w:r>
+        <w:rPr>
+          <w:b w:val="0"/>
+        </w:rPr>
+        <w:t xml:space="preserve"> on all eight failed-slice evaluation patterns and rescore them.</w:t>
+      </w:r>
+    </w:p>
+    <w:p>
+      <w:pPr>
+        <w:spacing w:line="336" w:lineRule="auto" w:after="180"/>
+      </w:pPr>
+      <w:r>
+        <w:rPr>
+          <w:b w:val="0"/>
+        </w:rPr>
+        <w:t xml:space="preserve">Expected result: Treat the score as exposed-case development, not independent </w:t>
+      </w:r>
+      <w:r>
+        <w:rPr>
+          <w:b/>
+        </w:rPr>
+        <w:t>evidence</w:t>
+      </w:r>
+      <w:r>
+        <w:rPr>
+          <w:b w:val="0"/>
+        </w:rPr>
+        <w:t xml:space="preserve"> of shift robustness. Reason: The evaluation records now influenced learning and model selection.</w:t>
+      </w:r>
+    </w:p>
+    <w:p>
+      <w:pPr>
+        <w:spacing w:line="336" w:lineRule="auto" w:after="180"/>
+        <w:shd w:fill="F5F1FB"/>
+      </w:pPr>
+      <w:r>
+        <w:rPr>
+          <w:b w:val="0"/>
+        </w:rPr>
+        <w:t>Predict before checking the worked changed-case result. Name what changed and what the supplied facts allow you to conclude.</w:t>
+      </w:r>
+    </w:p>
+    <w:p>
+      <w:pPr>
+        <w:pStyle w:val="Heading3"/>
+      </w:pPr>
+      <w:r>
+        <w:t>Discuss while showing the picture</w:t>
+      </w:r>
+    </w:p>
+    <w:p>
+      <w:pPr>
+        <w:spacing w:line="336" w:lineRule="auto" w:after="180"/>
+        <w:shd w:fill="F1F6F8"/>
+      </w:pPr>
+      <w:r>
+        <w:rPr>
+          <w:b w:val="0"/>
+        </w:rPr>
+        <w:t>Teacher prompt: Predict before checking the worked changed-case result. Name what changed and what the supplied facts allow you to conclude. Ask learners to describe one label or arrow in ordinary words.</w:t>
+      </w:r>
+    </w:p>
+    <w:p>
+      <w:pPr>
+        <w:spacing w:line="336" w:lineRule="auto" w:after="180"/>
+        <w:shd w:fill="F1F6F8"/>
+      </w:pPr>
+      <w:r>
+        <w:rPr>
+          <w:b w:val="0"/>
+        </w:rPr>
+        <w:t>Use the adjacent transcript if the image is difficult to see. Changed-case reasoning: The evaluation records now influenced learning and model selection.</w:t>
+      </w:r>
+    </w:p>
+    <w:p>
+      <w:pPr>
+        <w:pStyle w:val="Heading3"/>
+      </w:pPr>
+      <w:r>
+        <w:t>05. Connect the explanation to its limit</w:t>
+      </w:r>
+    </w:p>
+    <w:p>
+      <w:r>
+        <w:drawing>
+          <wp:inline xmlns:a="http://schemas.openxmlformats.org/drawingml/2006/main" xmlns:pic="http://schemas.openxmlformats.org/drawingml/2006/picture">
+            <wp:extent cx="5486400" cy="2834640"/>
+            <wp:docPr id="7" name="Picture 7" descr="A limitation guides a better next experiment. Training on a failed evaluation example may help development, but that exposed example cannot remain the untouched evidence for the revision. Limit: Small slices may vary; this example diagnoses an observed weakness without inventing a population rate or cause."/>
+            <wp:cNvGraphicFramePr>
+              <a:graphicFrameLocks noChangeAspect="1"/>
+            </wp:cNvGraphicFramePr>
+            <a:graphic>
+              <a:graphicData uri="http://schemas.openxmlformats.org/drawingml/2006/picture">
+                <pic:pic>
+                  <pic:nvPicPr>
+                    <pic:cNvPr id="0" name="academy-story-ai-5-35-05.png"/>
+                    <pic:cNvPicPr/>
+                  </pic:nvPicPr>
+                  <pic:blipFill>
+                    <a:blip r:embed="rId15"/>
+                    <a:stretch>
+                      <a:fillRect/>
+                    </a:stretch>
+                  </pic:blipFill>
+                  <pic:spPr>
+                    <a:xfrm>
+                      <a:off x="0" y="0"/>
+                      <a:ext cx="5486400" cy="2834640"/>
+                    </a:xfrm>
+                    <a:prstGeom prst="rect"/>
+                  </pic:spPr>
+                </pic:pic>
+              </a:graphicData>
+            </a:graphic>
+          </wp:inline>
+        </w:drawing>
+      </w:r>
+    </w:p>
+    <w:p>
+      <w:pPr>
+        <w:spacing w:line="336" w:lineRule="auto" w:after="180"/>
+      </w:pPr>
+      <w:r>
+        <w:rPr>
+          <w:b w:val="0"/>
+        </w:rPr>
+        <w:t xml:space="preserve">A limitation guides a better next experiment. </w:t>
+      </w:r>
+      <w:r>
+        <w:rPr>
+          <w:b/>
+        </w:rPr>
+        <w:t>Training</w:t>
+      </w:r>
+      <w:r>
+        <w:rPr>
+          <w:b w:val="0"/>
+        </w:rPr>
+        <w:t xml:space="preserve"> on a failed evaluation example may help development, but that exposed example cannot remain the untouched </w:t>
+      </w:r>
+      <w:r>
+        <w:rPr>
+          <w:b/>
+        </w:rPr>
+        <w:t>evidence</w:t>
+      </w:r>
+      <w:r>
+        <w:rPr>
+          <w:b w:val="0"/>
+        </w:rPr>
+        <w:t xml:space="preserve"> for the </w:t>
+      </w:r>
+      <w:r>
+        <w:rPr>
+          <w:b/>
+        </w:rPr>
+        <w:t>revision</w:t>
+      </w:r>
+      <w:r>
+        <w:rPr>
+          <w:b w:val="0"/>
+        </w:rPr>
+        <w:t>.</w:t>
+      </w:r>
+    </w:p>
+    <w:p>
+      <w:pPr>
+        <w:spacing w:line="336" w:lineRule="auto" w:after="180"/>
+      </w:pPr>
+      <w:r>
+        <w:rPr>
+          <w:b w:val="0"/>
+        </w:rPr>
+        <w:t>Limit: Small slices may vary; this example diagnoses an observed weakness without inventing a population rate or cause.</w:t>
+      </w:r>
+    </w:p>
+    <w:p>
+      <w:pPr>
+        <w:spacing w:line="336" w:lineRule="auto" w:after="180"/>
+        <w:shd w:fill="F5F1FB"/>
+      </w:pPr>
+      <w:r>
+        <w:rPr>
+          <w:b w:val="0"/>
+        </w:rPr>
+        <w:t>Explain the case, then point to a limit on the claim.</w:t>
+      </w:r>
+    </w:p>
+    <w:p>
+      <w:pPr>
+        <w:pStyle w:val="Heading3"/>
+      </w:pPr>
+      <w:r>
+        <w:t>Discuss while showing the picture</w:t>
+      </w:r>
+    </w:p>
+    <w:p>
+      <w:pPr>
+        <w:spacing w:line="336" w:lineRule="auto" w:after="180"/>
+        <w:shd w:fill="F1F6F8"/>
+      </w:pPr>
+      <w:r>
+        <w:rPr>
+          <w:b w:val="0"/>
+        </w:rPr>
+        <w:t>Teacher prompt: Explain the case, then point to a limit on the claim. Ask learners to describe one label or arrow in ordinary words. Use the adjacent transcript if the image is difficult to see.</w:t>
+      </w:r>
+    </w:p>
+    <w:p>
+      <w:pPr>
+        <w:spacing w:line="336" w:lineRule="auto" w:after="180"/>
+        <w:shd w:fill="F1F6F8"/>
+      </w:pPr>
+      <w:r>
+        <w:rPr>
+          <w:b w:val="0"/>
+        </w:rPr>
+        <w:t>Keep the stated scope: Small slices may vary; this example diagnoses an observed weakness without inventing a population rate or cause.</w:t>
+      </w:r>
+    </w:p>
+    <w:p>
+      <w:pPr>
+        <w:pStyle w:val="Heading3"/>
+      </w:pPr>
+      <w:r>
+        <w:t>06. Make the idea visible in your project</w:t>
+      </w:r>
+    </w:p>
+    <w:p>
+      <w:r>
+        <w:drawing>
+          <wp:inline xmlns:a="http://schemas.openxmlformats.org/drawingml/2006/main" xmlns:pic="http://schemas.openxmlformats.org/drawingml/2006/picture">
+            <wp:extent cx="5486400" cy="3681984"/>
+            <wp:docPr id="8" name="Picture 8" descr="For the Image-pattern Network Investigation, save the labelled trace and the changed-case explanation beside the experiment record. State exactly what this example supports before linking it to the wider capstone claim. Draw your input, deciding step, result and limit. Supported question: Calculate the slice rates and explain the claim revision. If the team trains on the shifted evaluation patterns, what kind of evidence does their rerun provide?"/>
+            <wp:cNvGraphicFramePr>
+              <a:graphicFrameLocks noChangeAspect="1"/>
+            </wp:cNvGraphicFramePr>
+            <a:graphic>
+              <a:graphicData uri="http://schemas.openxmlformats.org/drawingml/2006/picture">
+                <pic:pic>
+                  <pic:nvPicPr>
+                    <pic:cNvPr id="0" name="academy-story-ai-5-35-06.png"/>
+                    <pic:cNvPicPr/>
+                  </pic:nvPicPr>
+                  <pic:blipFill>
+                    <a:blip r:embed="rId16"/>
+                    <a:stretch>
+                      <a:fillRect/>
+                    </a:stretch>
+                  </pic:blipFill>
+                  <pic:spPr>
+                    <a:xfrm>
+                      <a:off x="0" y="0"/>
+                      <a:ext cx="5486400" cy="3681984"/>
+                    </a:xfrm>
+                    <a:prstGeom prst="rect"/>
+                  </pic:spPr>
+                </pic:pic>
+              </a:graphicData>
+            </a:graphic>
+          </wp:inline>
+        </w:drawing>
+      </w:r>
+    </w:p>
+    <w:p>
+      <w:pPr>
+        <w:spacing w:line="336" w:lineRule="auto" w:after="180"/>
+      </w:pPr>
+      <w:r>
+        <w:rPr>
+          <w:b w:val="0"/>
+        </w:rPr>
+        <w:t>For the Image-pattern Network Investigation, save the labelled trace and the changed-case explanation beside the experiment record. State exactly what this example supports before linking it to the wider capstone claim.</w:t>
+      </w:r>
+    </w:p>
+    <w:p>
+      <w:pPr>
+        <w:spacing w:line="336" w:lineRule="auto" w:after="180"/>
+      </w:pPr>
+      <w:r>
+        <w:rPr>
+          <w:b w:val="0"/>
+        </w:rPr>
+        <w:t xml:space="preserve">Draw your </w:t>
+      </w:r>
+      <w:r>
+        <w:rPr>
+          <w:b/>
+        </w:rPr>
+        <w:t>input</w:t>
+      </w:r>
+      <w:r>
+        <w:rPr>
+          <w:b w:val="0"/>
+        </w:rPr>
+        <w:t xml:space="preserve">, deciding step, result and limit. Supported question: Calculate the slice rates and explain the claim </w:t>
+      </w:r>
+      <w:r>
+        <w:rPr>
+          <w:b/>
+        </w:rPr>
+        <w:t>revision</w:t>
+      </w:r>
+      <w:r>
+        <w:rPr>
+          <w:b w:val="0"/>
+        </w:rPr>
+        <w:t>.</w:t>
+      </w:r>
+    </w:p>
+    <w:p>
+      <w:pPr>
+        <w:spacing w:line="336" w:lineRule="auto" w:after="180"/>
+      </w:pPr>
+      <w:r>
+        <w:rPr>
+          <w:b w:val="0"/>
+        </w:rPr>
+        <w:t xml:space="preserve">If the team trains on the shifted evaluation patterns, what kind of </w:t>
+      </w:r>
+      <w:r>
+        <w:rPr>
+          <w:b/>
+        </w:rPr>
+        <w:t>evidence</w:t>
+      </w:r>
+      <w:r>
+        <w:rPr>
+          <w:b w:val="0"/>
+        </w:rPr>
+        <w:t xml:space="preserve"> does their rerun provide?</w:t>
+      </w:r>
+    </w:p>
+    <w:p>
+      <w:pPr>
+        <w:spacing w:line="336" w:lineRule="auto" w:after="180"/>
+        <w:shd w:fill="F5F1FB"/>
+      </w:pPr>
+      <w:r>
+        <w:rPr>
+          <w:b w:val="0"/>
+        </w:rPr>
+        <w:t xml:space="preserve">Draw your project trace and justify the deciding step using </w:t>
+      </w:r>
+      <w:r>
+        <w:rPr>
+          <w:b/>
+        </w:rPr>
+        <w:t>evidence</w:t>
+      </w:r>
+      <w:r>
+        <w:rPr>
+          <w:b w:val="0"/>
+        </w:rPr>
+        <w:t>.</w:t>
+      </w:r>
+    </w:p>
+    <w:p>
+      <w:pPr>
+        <w:pStyle w:val="Heading3"/>
+      </w:pPr>
+      <w:r>
+        <w:t>Discuss while showing the picture</w:t>
+      </w:r>
+    </w:p>
+    <w:p>
+      <w:pPr>
+        <w:spacing w:line="336" w:lineRule="auto" w:after="180"/>
+        <w:shd w:fill="F1F6F8"/>
+      </w:pPr>
+      <w:r>
+        <w:rPr>
+          <w:b w:val="0"/>
+        </w:rPr>
+        <w:t xml:space="preserve">Teacher prompt: Draw your project trace and justify the deciding step using </w:t>
+      </w:r>
+      <w:r>
+        <w:rPr>
+          <w:b/>
+        </w:rPr>
+        <w:t>evidence</w:t>
+      </w:r>
+      <w:r>
+        <w:rPr>
+          <w:b w:val="0"/>
+        </w:rPr>
+        <w:t>. Ask learners to describe one label or arrow in ordinary words. Use the adjacent transcript if the image is difficult to see.</w:t>
+      </w:r>
+    </w:p>
+    <w:p>
+      <w:pPr>
+        <w:spacing w:line="336" w:lineRule="auto" w:after="180"/>
+        <w:shd w:fill="F1F6F8"/>
+      </w:pPr>
+      <w:r>
+        <w:rPr>
+          <w:b w:val="0"/>
+        </w:rPr>
+        <w:t>Supported practice key: The rates are 87.5% and 37.5%; the shift-robust claim is unsupported here.</w:t>
+      </w:r>
+    </w:p>
+    <w:p>
+      <w:pPr>
+        <w:spacing w:line="336" w:lineRule="auto" w:after="180"/>
+        <w:shd w:fill="F1F6F8"/>
+      </w:pPr>
+      <w:r>
+        <w:rPr>
+          <w:b/>
+        </w:rPr>
+        <w:t>Training</w:t>
+      </w:r>
+      <w:r>
+        <w:rPr>
+          <w:b w:val="0"/>
+        </w:rPr>
+        <w:t xml:space="preserve"> on those evaluation patterns makes a rerun development </w:t>
+      </w:r>
+      <w:r>
+        <w:rPr>
+          <w:b/>
+        </w:rPr>
+        <w:t>evidence</w:t>
+      </w:r>
+      <w:r>
+        <w:rPr>
+          <w:b w:val="0"/>
+        </w:rPr>
+        <w:t xml:space="preserve"> on exposed cases, requiring fresh reserved cases for an independent check.</w:t>
       </w:r>
     </w:p>
     <w:sectPr>

--- a/downloads/teacher/ai-5-week-35.docx
+++ b/downloads/teacher/ai-5-week-35.docx
@@ -125,7 +125,7 @@
           </w:tcPr>
           <w:p>
             <w:r>
-              <w:t>Sections 1–6; record the brief recall in the workbook.</w:t>
+              <w:t>Use Your mission, Notice the evidence, See how it works, Words that unlock the idea and Follow a worked example; record recall in the workbook.</w:t>
             </w:r>
           </w:p>
         </w:tc>
@@ -157,7 +157,7 @@
           </w:tcPr>
           <w:p>
             <w:r>
-              <w:t>Sections 7–10; use the matching workbook W2 and misconception check.</w:t>
+              <w:t>Use Find and repair a mistake, Practise together and Build your understanding; use the matching workbook W2 and Individual reasoning check.</w:t>
             </w:r>
           </w:p>
         </w:tc>
@@ -189,7 +189,7 @@
           </w:tcPr>
           <w:p>
             <w:r>
-              <w:t>Sections 9 and 11–14. Give extra time to finish the full task set; use Section 15 when the week includes a coding lab.</w:t>
+              <w:t>Use Run the investigation, Connect your project and Try a new case independently. Allow extra time for the full task set. When code is supplied, use the examples in See how it works or Follow a worked example and the browser lab in Supported practice, repair and portfolio.</w:t>
             </w:r>
           </w:p>
         </w:tc>
@@ -414,7 +414,7 @@
         <w:rPr>
           <w:b w:val="0"/>
         </w:rPr>
-        <w:t xml:space="preserve">Use two 45-minute sessions. This capstone uses constructed scalar ReLU regression so every calculation is inspectable. It is an experiment in </w:t>
+        <w:t xml:space="preserve">For the compact alternative schedule, use two 45-minute sessions. This capstone uses constructed scalar ReLU regression so every calculation is inspectable. It is an experiment in </w:t>
       </w:r>
       <w:r>
         <w:rPr>
@@ -2126,7 +2126,7 @@
         <w:rPr>
           <w:b w:val="0"/>
         </w:rPr>
-        <w:t xml:space="preserve">Use the worked example in Sections 3 and 6. Collect a </w:t>
+        <w:t xml:space="preserve">Use See how it works and Follow a worked example. Collect a </w:t>
       </w:r>
       <w:r>
         <w:rPr>
@@ -2606,7 +2606,7 @@
         <w:rPr>
           <w:b w:val="0"/>
         </w:rPr>
-        <w:t xml:space="preserve">Use Section 9 for the </w:t>
+        <w:t xml:space="preserve">Use Run the investigation for the </w:t>
       </w:r>
       <w:r>
         <w:rPr>
@@ -4231,7 +4231,7 @@
           </w:tcPr>
           <w:p>
             <w:r>
-              <w:t>Sections 1–6; record the brief recall in the workbook.</w:t>
+              <w:t>Use Your mission, Notice the evidence, See how it works, Words that unlock the idea and Follow a worked example; record recall in the workbook.</w:t>
             </w:r>
           </w:p>
         </w:tc>
@@ -4263,7 +4263,7 @@
           </w:tcPr>
           <w:p>
             <w:r>
-              <w:t>Sections 7–10; use the matching workbook W2 and misconception check.</w:t>
+              <w:t>Use Find and repair a mistake, Practise together and Build your understanding; use the matching workbook W2 and Individual reasoning check.</w:t>
             </w:r>
           </w:p>
         </w:tc>
@@ -4295,7 +4295,7 @@
           </w:tcPr>
           <w:p>
             <w:r>
-              <w:t>Sections 9 and 11–14. Give extra time to finish the full task set; use Section 15 when the week includes a coding lab.</w:t>
+              <w:t>Use Run the investigation, Connect your project and Try a new case independently. Allow extra time for the full task set. When code is supplied, use the examples in See how it works or Follow a worked example and the browser lab in Supported practice, repair and portfolio.</w:t>
             </w:r>
           </w:p>
         </w:tc>

--- a/downloads/teacher/ai-5-week-35.docx
+++ b/downloads/teacher/ai-5-week-35.docx
@@ -25,20 +25,38 @@
         <w:pStyle w:val="Heading1"/>
       </w:pPr>
       <w:r>
-        <w:t>01. Prepare the purpose, prerequisites and materials</w:t>
+        <w:t>Make honest failure analysis part of a successful explanation.</w:t>
       </w:r>
     </w:p>
     <w:p>
       <w:r>
-        <w:t>Prepare Capstone limitations and revision: check the target, prerequisites, resources and adaptable teaching schedule.</w:t>
+        <w:t>Use checked residuals, subset denominators and fresh-case guidance; preserve original evaluation history.</w:t>
       </w:r>
     </w:p>
     <w:p>
-      <w:pPr>
-        <w:pStyle w:val="Heading3"/>
-      </w:pPr>
-      <w:r>
-        <w:t>Teach the learning cycle</w:t>
+      <w:r>
+        <w:t>Model a bounded result → diagnose architecture limits → assess new frozen cases → plan a properly evaluated revision.</w:t>
+      </w:r>
+    </w:p>
+    <w:p>
+      <w:pPr>
+        <w:pStyle w:val="Heading1"/>
+      </w:pPr>
+      <w:r>
+        <w:t>01. Prepare the connected mathematical investigation</w:t>
+      </w:r>
+    </w:p>
+    <w:p>
+      <w:r>
+        <w:t>Keep explanation,shared practice and independent evidence distinct.</w:t>
+      </w:r>
+    </w:p>
+    <w:p>
+      <w:pPr>
+        <w:pStyle w:val="Heading2"/>
+      </w:pPr>
+      <w:r>
+        <w:t>Target and main teaching plan</w:t>
       </w:r>
     </w:p>
     <w:p>
@@ -231,18 +249,21 @@
     </w:p>
     <w:p>
       <w:pPr>
-        <w:pStyle w:val="Heading3"/>
-      </w:pPr>
-      <w:r>
-        <w:t>Retrieval answer guidance</w:t>
+        <w:pStyle w:val="Heading2"/>
+      </w:pPr>
+      <w:r>
+        <w:t>Preparation and prerequisite</w:t>
       </w:r>
     </w:p>
     <w:p>
       <w:pPr>
-        <w:pStyle w:val="Heading3"/>
-      </w:pPr>
-      <w:r>
-        <w:t>Capstone controlled experiments</w:t>
+        <w:spacing w:line="336" w:lineRule="auto" w:after="180"/>
+      </w:pPr>
+      <w:r>
+        <w:rPr>
+          <w:b w:val="0"/>
+        </w:rPr>
+        <w:t>Printed lesson and workbook; paper and pencil</w:t>
       </w:r>
     </w:p>
     <w:p>
@@ -253,7 +274,7 @@
         <w:rPr>
           <w:b w:val="0"/>
         </w:rPr>
-        <w:t>Without opening the old lesson, explain one key idea from Capstone controlled experiments. Give an example and a mistake that the idea helps you avoid.</w:t>
+        <w:t>Calculator; optional local Python 3 interpreter</w:t>
       </w:r>
     </w:p>
     <w:p>
@@ -264,7 +285,7 @@
         <w:rPr>
           <w:b w:val="0"/>
         </w:rPr>
-        <w:t>Look for: Trace matched two-update learning-rate experiments</w:t>
+        <w:t>Fictional data only; reserve the independent task and fresh retry until assessment</w:t>
       </w:r>
     </w:p>
     <w:p>
@@ -275,27 +296,27 @@
         <w:rPr>
           <w:b w:val="0"/>
         </w:rPr>
-        <w:t xml:space="preserve">Reference example, not the only acceptable wording: Teacher explanation: Hold </w:t>
+        <w:t xml:space="preserve">No. Once final results influence changes, those rows become development </w:t>
       </w:r>
       <w:r>
         <w:rPr>
           <w:b/>
         </w:rPr>
-        <w:t>training</w:t>
+        <w:t>evidence</w:t>
       </w:r>
       <w:r>
         <w:rPr>
           <w:b w:val="0"/>
         </w:rPr>
-        <w:t xml:space="preserve"> and validation rows, initial a, architecture/bias policy, loss, update count and evaluation metric fixed. Change learning rate.</w:t>
+        <w:t xml:space="preserve"> for the revised procedure.</w:t>
       </w:r>
     </w:p>
     <w:p>
       <w:pPr>
-        <w:pStyle w:val="Heading3"/>
-      </w:pPr>
-      <w:r>
-        <w:t>Documenting a network experiment</w:t>
+        <w:pStyle w:val="Heading2"/>
+      </w:pPr>
+      <w:r>
+        <w:t>Opening retrieval</w:t>
       </w:r>
     </w:p>
     <w:p>
@@ -306,7 +327,7 @@
         <w:rPr>
           <w:b w:val="0"/>
         </w:rPr>
-        <w:t>Without opening the old lesson, explain one key idea from Documenting a network experiment. Give an example and a mistake that the idea helps you avoid.</w:t>
+        <w:t>Without opening the old lesson, explain one key idea from Capstone controlled experiments. Give an example and a mistake that the idea helps you avoid.</w:t>
       </w:r>
     </w:p>
     <w:p>
@@ -317,7 +338,7 @@
         <w:rPr>
           <w:b w:val="0"/>
         </w:rPr>
-        <w:t>Look for: Record a network experiment with enough detail to replay its calculations</w:t>
+        <w:t>Look for: Trace matched two-update learning-rate experiments</w:t>
       </w:r>
     </w:p>
     <w:p>
@@ -328,19 +349,19 @@
         <w:rPr>
           <w:b w:val="0"/>
         </w:rPr>
-        <w:t xml:space="preserve">Reference example, not the only acceptable wording: Teacher explanation: Predict max(0, a*x); start a = 1 with no bias; rate 0.1; two full-batch updates; MSE is mean squared </w:t>
+        <w:t xml:space="preserve">Reference example, not the only acceptable wording: Teacher explanation: Hold </w:t>
       </w:r>
       <w:r>
         <w:rPr>
           <w:b/>
         </w:rPr>
-        <w:t>prediction</w:t>
+        <w:t>training</w:t>
       </w:r>
       <w:r>
         <w:rPr>
           <w:b w:val="0"/>
         </w:rPr>
-        <w:t xml:space="preserve"> error.</w:t>
+        <w:t xml:space="preserve"> and validation rows, initial a, architecture/bias policy, loss, update count and evaluation metric fixed. Change learning rate.</w:t>
       </w:r>
     </w:p>
     <w:p>
@@ -351,15 +372,18 @@
         <w:rPr>
           <w:b w:val="0"/>
         </w:rPr>
-        <w:t>T1 and T2 train, V1 validates; no shuffling or normalisation. Select lower validation MSE, ties to earlier update. Record the actual Python version, alongside the code and Python float arithmetic.</w:t>
+        <w:t>Without opening the old lesson, explain one key idea from Documenting a network experiment. Give an example and a mistake that the idea helps you avoid.</w:t>
       </w:r>
     </w:p>
     <w:p>
       <w:pPr>
-        <w:pStyle w:val="Heading3"/>
-      </w:pPr>
-      <w:r>
-        <w:t>Uncertainty and failure analysis</w:t>
+        <w:spacing w:line="336" w:lineRule="auto" w:after="180"/>
+      </w:pPr>
+      <w:r>
+        <w:rPr>
+          <w:b w:val="0"/>
+        </w:rPr>
+        <w:t>Look for: Record a network experiment with enough detail to replay its calculations</w:t>
       </w:r>
     </w:p>
     <w:p>
@@ -370,7 +394,19 @@
         <w:rPr>
           <w:b w:val="0"/>
         </w:rPr>
-        <w:t>Without opening the old lesson, explain one key idea from Uncertainty and failure analysis. Give an example and a mistake that the idea helps you avoid.</w:t>
+        <w:t xml:space="preserve">Reference example, not the only acceptable wording: Teacher explanation: Predict max(0, a*x); start a = 1 with no bias; rate 0.1; two full-batch updates; MSE is mean squared </w:t>
+      </w:r>
+      <w:r>
+        <w:rPr>
+          <w:b/>
+        </w:rPr>
+        <w:t>prediction</w:t>
+      </w:r>
+      <w:r>
+        <w:rPr>
+          <w:b w:val="0"/>
+        </w:rPr>
+        <w:t xml:space="preserve"> error.</w:t>
       </w:r>
     </w:p>
     <w:p>
@@ -381,7 +417,7 @@
         <w:rPr>
           <w:b w:val="0"/>
         </w:rPr>
-        <w:t>Look for: Distinguish a predicted class, confidence score and observed correctness</w:t>
+        <w:t>T1 and T2 train, V1 validates; no shuffling or normalisation. Select lower validation MSE, ties to earlier update. Record the actual Python version, alongside the code and Python float arithmetic.</w:t>
       </w:r>
     </w:p>
     <w:p>
@@ -392,7 +428,7 @@
         <w:rPr>
           <w:b w:val="0"/>
         </w:rPr>
-        <w:t>Reference example, not the only acceptable wording: Teacher explanation: B predicts 1 with confidence 0.90 and is wrong. E predicts 0 with confidence 0.55 and is correct. F predicts 0 with confidence 0.90 and is wrong.</w:t>
+        <w:t>Without opening the old lesson, explain one key idea from Uncertainty and failure analysis. Give an example and a mistake that the idea helps you avoid.</w:t>
       </w:r>
     </w:p>
     <w:p>
@@ -403,7 +439,7 @@
         <w:rPr>
           <w:b w:val="0"/>
         </w:rPr>
-        <w:t>F’s low score for class 1 corresponds to a high score for class 0, the class selected.</w:t>
+        <w:t>Look for: Distinguish a predicted class, confidence score and observed correctness</w:t>
       </w:r>
     </w:p>
     <w:p>
@@ -414,31 +450,7 @@
         <w:rPr>
           <w:b w:val="0"/>
         </w:rPr>
-        <w:t xml:space="preserve">For the compact alternative schedule, use two 45-minute sessions. This capstone uses constructed scalar ReLU regression so every calculation is inspectable. It is an experiment in </w:t>
-      </w:r>
-      <w:r>
-        <w:rPr>
-          <w:b/>
-        </w:rPr>
-        <w:t>training</w:t>
-      </w:r>
-      <w:r>
-        <w:rPr>
-          <w:b w:val="0"/>
-        </w:rPr>
-        <w:t xml:space="preserve"> and </w:t>
-      </w:r>
-      <w:r>
-        <w:rPr>
-          <w:b/>
-        </w:rPr>
-        <w:t>evidence</w:t>
-      </w:r>
-      <w:r>
-        <w:rPr>
-          <w:b w:val="0"/>
-        </w:rPr>
-        <w:t>, not a real-world deployment.</w:t>
+        <w:t>Reference example, not the only acceptable wording: Teacher explanation: B predicts 1 with confidence 0.90 and is wrong. E predicts 0 with confidence 0.55 and is correct. F predicts 0 with confidence 0.90 and is wrong.</w:t>
       </w:r>
     </w:p>
     <w:p>
@@ -449,27 +461,15 @@
         <w:rPr>
           <w:b w:val="0"/>
         </w:rPr>
-        <w:t xml:space="preserve">Preserve written plans, data roles and raw </w:t>
-      </w:r>
-      <w:r>
-        <w:rPr>
-          <w:b/>
-        </w:rPr>
-        <w:t>prediction</w:t>
-      </w:r>
-      <w:r>
-        <w:rPr>
-          <w:b w:val="0"/>
-        </w:rPr>
-        <w:t>s. Optional local Python requires no external packages or AI account. Do not expose independent-task solutions before collecting work.</w:t>
+        <w:t>F’s low score for class 1 corresponds to a high score for class 0, the class selected.</w:t>
       </w:r>
     </w:p>
     <w:p>
       <w:pPr>
-        <w:pStyle w:val="Heading3"/>
-      </w:pPr>
-      <w:r>
-        <w:t>Outcomes</w:t>
+        <w:pStyle w:val="Heading2"/>
+      </w:pPr>
+      <w:r>
+        <w:t>Pictured end goal</w:t>
       </w:r>
     </w:p>
     <w:p>
@@ -480,41 +480,35 @@
         <w:rPr>
           <w:b w:val="0"/>
         </w:rPr>
-        <w:t>Evaluate a frozen candidate and baseline on final rows</w:t>
+        <w:t xml:space="preserve">Explain capstone limitations and </w:t>
+      </w:r>
+      <w:r>
+        <w:rPr>
+          <w:b/>
+        </w:rPr>
+        <w:t>revision</w:t>
+      </w:r>
+      <w:r>
+        <w:rPr>
+          <w:b w:val="0"/>
+        </w:rPr>
+        <w:t xml:space="preserve"> with a traceable toy-network case and a bounded conclusion.</w:t>
       </w:r>
     </w:p>
     <w:p>
       <w:pPr>
-        <w:spacing w:line="336" w:lineRule="auto" w:after="180"/>
-      </w:pPr>
-      <w:r>
-        <w:rPr>
-          <w:b w:val="0"/>
-        </w:rPr>
-        <w:t>Identify a distribution limitation from raw errors</w:t>
+        <w:pStyle w:val="Heading2"/>
+      </w:pPr>
+      <w:r>
+        <w:t>Earlier wording, alternatives and picture transcripts · reference / check after trying</w:t>
       </w:r>
     </w:p>
     <w:p>
       <w:pPr>
-        <w:spacing w:line="336" w:lineRule="auto" w:after="180"/>
-      </w:pPr>
-      <w:r>
-        <w:rPr>
-          <w:b w:val="0"/>
-        </w:rPr>
-        <w:t xml:space="preserve">Distinguish </w:t>
-      </w:r>
-      <w:r>
-        <w:rPr>
-          <w:b/>
-        </w:rPr>
-        <w:t>revision</w:t>
-      </w:r>
-      <w:r>
-        <w:rPr>
-          <w:b w:val="0"/>
-        </w:rPr>
-        <w:t xml:space="preserve"> checks from new independent evaluation</w:t>
+        <w:pStyle w:val="Heading3"/>
+      </w:pPr>
+      <w:r>
+        <w:t>Teach the learning cycle</w:t>
       </w:r>
     </w:p>
     <w:p>
@@ -522,48 +516,66 @@
         <w:pStyle w:val="Heading3"/>
       </w:pPr>
       <w:r>
-        <w:t>Preparation</w:t>
+        <w:t>Retrieval answer guidance</w:t>
       </w:r>
     </w:p>
     <w:p>
       <w:pPr>
-        <w:spacing w:line="336" w:lineRule="auto" w:after="180"/>
-      </w:pPr>
-      <w:r>
-        <w:rPr>
-          <w:b w:val="0"/>
-        </w:rPr>
-        <w:t>Printed lesson and workbook; paper and pencil</w:t>
+        <w:pStyle w:val="Heading3"/>
+      </w:pPr>
+      <w:r>
+        <w:t>Capstone controlled experiments</w:t>
       </w:r>
     </w:p>
     <w:p>
       <w:pPr>
-        <w:spacing w:line="336" w:lineRule="auto" w:after="180"/>
-      </w:pPr>
-      <w:r>
-        <w:rPr>
-          <w:b w:val="0"/>
-        </w:rPr>
-        <w:t>Calculator; optional local Python 3 interpreter</w:t>
+        <w:pStyle w:val="Heading3"/>
+      </w:pPr>
+      <w:r>
+        <w:t>Documenting a network experiment</w:t>
       </w:r>
     </w:p>
     <w:p>
       <w:pPr>
-        <w:spacing w:line="336" w:lineRule="auto" w:after="180"/>
-      </w:pPr>
-      <w:r>
-        <w:rPr>
-          <w:b w:val="0"/>
-        </w:rPr>
-        <w:t>Fictional data only; reserve the independent task and fresh retry until assessment</w:t>
+        <w:pStyle w:val="Heading3"/>
+      </w:pPr>
+      <w:r>
+        <w:t>Uncertainty and failure analysis</w:t>
       </w:r>
     </w:p>
     <w:p>
       <w:pPr>
-        <w:pStyle w:val="Heading3"/>
-      </w:pPr>
-      <w:r>
-        <w:t>Prerequisite answer</w:t>
+        <w:spacing w:line="336" w:lineRule="auto" w:after="180"/>
+      </w:pPr>
+      <w:r>
+        <w:rPr>
+          <w:b w:val="0"/>
+        </w:rPr>
+        <w:t xml:space="preserve">For the compact alternative schedule, use two 45-minute sessions. This capstone uses constructed scalar ReLU regression so every calculation is inspectable. It is an experiment in </w:t>
+      </w:r>
+      <w:r>
+        <w:rPr>
+          <w:b/>
+        </w:rPr>
+        <w:t>training</w:t>
+      </w:r>
+      <w:r>
+        <w:rPr>
+          <w:b w:val="0"/>
+        </w:rPr>
+        <w:t xml:space="preserve"> and </w:t>
+      </w:r>
+      <w:r>
+        <w:rPr>
+          <w:b/>
+        </w:rPr>
+        <w:t>evidence</w:t>
+      </w:r>
+      <w:r>
+        <w:rPr>
+          <w:b w:val="0"/>
+        </w:rPr>
+        <w:t>, not a real-world deployment.</w:t>
       </w:r>
     </w:p>
     <w:p>
@@ -574,19 +586,19 @@
         <w:rPr>
           <w:b w:val="0"/>
         </w:rPr>
-        <w:t xml:space="preserve">No. Once final results influence changes, those rows become development </w:t>
+        <w:t xml:space="preserve">Preserve written plans, data roles and raw </w:t>
       </w:r>
       <w:r>
         <w:rPr>
           <w:b/>
         </w:rPr>
-        <w:t>evidence</w:t>
+        <w:t>prediction</w:t>
       </w:r>
       <w:r>
         <w:rPr>
           <w:b w:val="0"/>
         </w:rPr>
-        <w:t xml:space="preserve"> for the revised procedure.</w:t>
+        <w:t>s. Optional local Python requires no external packages or AI account. Do not expose independent-task solutions before collecting work.</w:t>
       </w:r>
     </w:p>
     <w:p>
@@ -594,7 +606,7 @@
         <w:pStyle w:val="Heading3"/>
       </w:pPr>
       <w:r>
-        <w:t>End goal for the pictorial case</w:t>
+        <w:t>Outcomes</w:t>
       </w:r>
     </w:p>
     <w:p>
@@ -605,19 +617,7 @@
         <w:rPr>
           <w:b w:val="0"/>
         </w:rPr>
-        <w:t xml:space="preserve">Explain capstone limitations and </w:t>
-      </w:r>
-      <w:r>
-        <w:rPr>
-          <w:b/>
-        </w:rPr>
-        <w:t>revision</w:t>
-      </w:r>
-      <w:r>
-        <w:rPr>
-          <w:b w:val="0"/>
-        </w:rPr>
-        <w:t xml:space="preserve"> with a traceable toy-network case and a bounded conclusion.</w:t>
+        <w:t>Evaluate a frozen candidate and baseline on final rows</w:t>
       </w:r>
     </w:p>
     <w:p>
@@ -628,20 +628,38 @@
         <w:rPr>
           <w:b w:val="0"/>
         </w:rPr>
-        <w:t>This added worked case illustrates the week’s main idea. Retain all original and connected topics; schedule its practice within the teaching cycle.</w:t>
+        <w:t>Identify a distribution limitation from raw errors</w:t>
       </w:r>
     </w:p>
     <w:p>
       <w:pPr>
-        <w:pStyle w:val="Heading1"/>
-      </w:pPr>
-      <w:r>
-        <w:t>02. Explain and model the mechanism</w:t>
+        <w:spacing w:line="336" w:lineRule="auto" w:after="180"/>
+      </w:pPr>
+      <w:r>
+        <w:rPr>
+          <w:b w:val="0"/>
+        </w:rPr>
+        <w:t xml:space="preserve">Distinguish </w:t>
+      </w:r>
+      <w:r>
+        <w:rPr>
+          <w:b/>
+        </w:rPr>
+        <w:t>revision</w:t>
+      </w:r>
+      <w:r>
+        <w:rPr>
+          <w:b w:val="0"/>
+        </w:rPr>
+        <w:t xml:space="preserve"> checks from new independent evaluation</w:t>
       </w:r>
     </w:p>
     <w:p>
-      <w:r>
-        <w:t>Model Capstone limitations and revision using the supplied case, labelled mechanism and reasoning. Make the scope of each conclusion explicit.</w:t>
+      <w:pPr>
+        <w:pStyle w:val="Heading3"/>
+      </w:pPr>
+      <w:r>
+        <w:t>Preparation</w:t>
       </w:r>
     </w:p>
     <w:p>
@@ -649,18 +667,15 @@
         <w:pStyle w:val="Heading3"/>
       </w:pPr>
       <w:r>
-        <w:t>Explain Capstone limitations and revision · 1</w:t>
+        <w:t>Prerequisite answer</w:t>
       </w:r>
     </w:p>
     <w:p>
       <w:pPr>
-        <w:spacing w:line="336" w:lineRule="auto" w:after="180"/>
-      </w:pPr>
-      <w:r>
-        <w:rPr>
-          <w:b w:val="0"/>
-        </w:rPr>
-        <w:t>Freeze the Week 34 candidate: max(0, a*x), initial a = 1, rate 0.2, two full-batch updates on (1,2),(2,4), no bias. The final weight is 2. The baseline is unchanged at a = 1.</w:t>
+        <w:pStyle w:val="Heading3"/>
+      </w:pPr>
+      <w:r>
+        <w:t>End goal for the pictorial case</w:t>
       </w:r>
     </w:p>
     <w:p>
@@ -671,73 +686,28 @@
         <w:rPr>
           <w:b w:val="0"/>
         </w:rPr>
-        <w:t xml:space="preserve">Now open final rows F1=(5,10), F2=(6,12), F3=(-1,-2), F4=(-2,-4). These fictional rows deliberately include a condition absent from the positive </w:t>
-      </w:r>
-      <w:r>
-        <w:rPr>
-          <w:b/>
-        </w:rPr>
-        <w:t>training</w:t>
-      </w:r>
-      <w:r>
-        <w:rPr>
-          <w:b w:val="0"/>
-        </w:rPr>
-        <w:t xml:space="preserve"> and validation </w:t>
-      </w:r>
-      <w:r>
-        <w:rPr>
-          <w:b/>
-        </w:rPr>
-        <w:t>input</w:t>
-      </w:r>
-      <w:r>
-        <w:rPr>
-          <w:b w:val="0"/>
-        </w:rPr>
-        <w:t>s.</w:t>
+        <w:t>This added worked case illustrates the week’s main idea. Retain all original and connected topics; schedule its practice within the teaching cycle.</w:t>
       </w:r>
     </w:p>
     <w:p>
       <w:pPr>
-        <w:spacing w:line="336" w:lineRule="auto" w:after="180"/>
-      </w:pPr>
-      <w:r>
-        <w:rPr>
-          <w:b w:val="0"/>
-        </w:rPr>
-        <w:t>Opening them is an evaluation event, not permission to tune on them while retaining an independent-test claim.</w:t>
+        <w:pStyle w:val="Heading1"/>
+      </w:pPr>
+      <w:r>
+        <w:t>02. Teach improvement and failure as compatible findings</w:t>
       </w:r>
     </w:p>
     <w:p>
-      <w:pPr>
-        <w:spacing w:line="336" w:lineRule="auto" w:after="180"/>
-      </w:pPr>
-      <w:r>
-        <w:rPr>
-          <w:b w:val="0"/>
-        </w:rPr>
-        <w:t xml:space="preserve">Write raw </w:t>
-      </w:r>
-      <w:r>
-        <w:rPr>
-          <w:b/>
-        </w:rPr>
-        <w:t>prediction</w:t>
-      </w:r>
-      <w:r>
-        <w:rPr>
-          <w:b w:val="0"/>
-        </w:rPr>
-        <w:t>s for both procedures before summarising. A low overall error can hide a systematic problem in a condition. These four constructed examples do not estimate prevalence or real-world performance.</w:t>
+      <w:r>
+        <w:t>Keep the frozen comparison separate from proposed signed-output checks.</w:t>
       </w:r>
     </w:p>
     <w:p>
       <w:pPr>
-        <w:pStyle w:val="Heading3"/>
-      </w:pPr>
-      <w:r>
-        <w:t>Explain Capstone limitations and revision · 2</w:t>
+        <w:pStyle w:val="Heading2"/>
+      </w:pPr>
+      <w:r>
+        <w:t>Frozen main procedure and complete prediction rows</w:t>
       </w:r>
     </w:p>
     <w:p>
@@ -748,7 +718,7 @@
         <w:rPr>
           <w:b w:val="0"/>
         </w:rPr>
-        <w:t>Baseline squared errors are 25,36,4,16, so MSE is 81/4 = 20.25. Candidate squared errors are 0,0,4,16, so MSE is 20/4 = 5. The candidate passes the strict lower-MSE final criterion on these four rows.</w:t>
+        <w:t>Freeze the Week 34 candidate: max(0, a*x), initial a = 1, rate 0.2, two full-batch updates on (1,2),(2,4), no bias. The final weight is 2. The baseline is unchanged at a = 1.</w:t>
       </w:r>
     </w:p>
     <w:p>
@@ -759,19 +729,65 @@
         <w:rPr>
           <w:b w:val="0"/>
         </w:rPr>
-        <w:t>On the two negative-</w:t>
+        <w:t xml:space="preserve">Now open final rows F1=(5,10), F2=(6,12), F3=(-1,-2), F4=(-2,-4). These fictional rows deliberately include a condition absent from the positive </w:t>
       </w:r>
       <w:r>
         <w:rPr>
           <w:b/>
         </w:rPr>
+        <w:t>training</w:t>
+      </w:r>
+      <w:r>
+        <w:rPr>
+          <w:b w:val="0"/>
+        </w:rPr>
+        <w:t xml:space="preserve"> and validation </w:t>
+      </w:r>
+      <w:r>
+        <w:rPr>
+          <w:b/>
+        </w:rPr>
         <w:t>input</w:t>
       </w:r>
       <w:r>
         <w:rPr>
           <w:b w:val="0"/>
         </w:rPr>
-        <w:t xml:space="preserve"> rows its MSE is (4+16)/2 = 10; on the positive rows it is zero.</w:t>
+        <w:t>s.</w:t>
+      </w:r>
+    </w:p>
+    <w:p>
+      <w:pPr>
+        <w:spacing w:line="336" w:lineRule="auto" w:after="180"/>
+      </w:pPr>
+      <w:r>
+        <w:rPr>
+          <w:b w:val="0"/>
+        </w:rPr>
+        <w:t>Opening them is an evaluation event, not permission to tune on them while retaining an independent-test claim.</w:t>
+      </w:r>
+    </w:p>
+    <w:p>
+      <w:pPr>
+        <w:spacing w:line="336" w:lineRule="auto" w:after="180"/>
+      </w:pPr>
+      <w:r>
+        <w:rPr>
+          <w:b w:val="0"/>
+        </w:rPr>
+        <w:t xml:space="preserve">Write raw </w:t>
+      </w:r>
+      <w:r>
+        <w:rPr>
+          <w:b/>
+        </w:rPr>
+        <w:t>prediction</w:t>
+      </w:r>
+      <w:r>
+        <w:rPr>
+          <w:b w:val="0"/>
+        </w:rPr>
+        <w:t>s for both procedures before summarising. A low overall error can hide a systematic problem in a condition. These four constructed examples do not estimate prevalence or real-world performance.</w:t>
       </w:r>
     </w:p>
     <w:tbl>
@@ -781,8 +797,11 @@
         <w:tblLook w:firstColumn="1" w:firstRow="1" w:lastColumn="0" w:lastRow="0" w:noHBand="0" w:noVBand="1" w:val="04A0"/>
       </w:tblPr>
       <w:tblGrid>
-        <w:gridCol w:w="5112"/>
-        <w:gridCol w:w="5112"/>
+        <w:gridCol w:w="2045"/>
+        <w:gridCol w:w="2045"/>
+        <w:gridCol w:w="2045"/>
+        <w:gridCol w:w="2045"/>
+        <w:gridCol w:w="2045"/>
       </w:tblGrid>
       <w:tr>
         <w:trPr>
@@ -790,21 +809,51 @@
         </w:trPr>
         <w:tc>
           <w:tcPr>
-            <w:tcW w:type="dxa" w:w="5112"/>
+            <w:tcW w:type="dxa" w:w="2045"/>
           </w:tcPr>
           <w:p>
             <w:r>
-              <w:t>Term</w:t>
+              <w:t>ID</w:t>
             </w:r>
           </w:p>
         </w:tc>
         <w:tc>
           <w:tcPr>
-            <w:tcW w:type="dxa" w:w="5112"/>
+            <w:tcW w:type="dxa" w:w="2045"/>
           </w:tcPr>
           <w:p>
             <w:r>
-              <w:t>Meaning</w:t>
+              <w:t>x</w:t>
+            </w:r>
+          </w:p>
+        </w:tc>
+        <w:tc>
+          <w:tcPr>
+            <w:tcW w:type="dxa" w:w="2045"/>
+          </w:tcPr>
+          <w:p>
+            <w:r>
+              <w:t>y</w:t>
+            </w:r>
+          </w:p>
+        </w:tc>
+        <w:tc>
+          <w:tcPr>
+            <w:tcW w:type="dxa" w:w="2045"/>
+          </w:tcPr>
+          <w:p>
+            <w:r>
+              <w:t>Baseline prediction</w:t>
+            </w:r>
+          </w:p>
+        </w:tc>
+        <w:tc>
+          <w:tcPr>
+            <w:tcW w:type="dxa" w:w="2045"/>
+          </w:tcPr>
+          <w:p>
+            <w:r>
+              <w:t>Candidate prediction</w:t>
             </w:r>
           </w:p>
         </w:tc>
@@ -812,21 +861,51 @@
       <w:tr>
         <w:tc>
           <w:tcPr>
-            <w:tcW w:type="dxa" w:w="5112"/>
+            <w:tcW w:type="dxa" w:w="2045"/>
           </w:tcPr>
           <w:p>
             <w:r>
-              <w:t>Frozen procedure</w:t>
+              <w:t>F1</w:t>
             </w:r>
           </w:p>
         </w:tc>
         <w:tc>
           <w:tcPr>
-            <w:tcW w:type="dxa" w:w="5112"/>
+            <w:tcW w:type="dxa" w:w="2045"/>
           </w:tcPr>
           <w:p>
             <w:r>
-              <w:t>A recorded procedure fixed before final evaluation</w:t>
+              <w:t>5</w:t>
+            </w:r>
+          </w:p>
+        </w:tc>
+        <w:tc>
+          <w:tcPr>
+            <w:tcW w:type="dxa" w:w="2045"/>
+          </w:tcPr>
+          <w:p>
+            <w:r>
+              <w:t>10</w:t>
+            </w:r>
+          </w:p>
+        </w:tc>
+        <w:tc>
+          <w:tcPr>
+            <w:tcW w:type="dxa" w:w="2045"/>
+          </w:tcPr>
+          <w:p>
+            <w:r>
+              <w:t>5</w:t>
+            </w:r>
+          </w:p>
+        </w:tc>
+        <w:tc>
+          <w:tcPr>
+            <w:tcW w:type="dxa" w:w="2045"/>
+          </w:tcPr>
+          <w:p>
+            <w:r>
+              <w:t>10</w:t>
             </w:r>
           </w:p>
         </w:tc>
@@ -834,21 +913,51 @@
       <w:tr>
         <w:tc>
           <w:tcPr>
-            <w:tcW w:type="dxa" w:w="5112"/>
+            <w:tcW w:type="dxa" w:w="2045"/>
           </w:tcPr>
           <w:p>
             <w:r>
-              <w:t>Residual</w:t>
+              <w:t>F2</w:t>
             </w:r>
           </w:p>
         </w:tc>
         <w:tc>
           <w:tcPr>
-            <w:tcW w:type="dxa" w:w="5112"/>
+            <w:tcW w:type="dxa" w:w="2045"/>
           </w:tcPr>
           <w:p>
             <w:r>
-              <w:t>Prediction minus observed target</w:t>
+              <w:t>6</w:t>
+            </w:r>
+          </w:p>
+        </w:tc>
+        <w:tc>
+          <w:tcPr>
+            <w:tcW w:type="dxa" w:w="2045"/>
+          </w:tcPr>
+          <w:p>
+            <w:r>
+              <w:t>12</w:t>
+            </w:r>
+          </w:p>
+        </w:tc>
+        <w:tc>
+          <w:tcPr>
+            <w:tcW w:type="dxa" w:w="2045"/>
+          </w:tcPr>
+          <w:p>
+            <w:r>
+              <w:t>6</w:t>
+            </w:r>
+          </w:p>
+        </w:tc>
+        <w:tc>
+          <w:tcPr>
+            <w:tcW w:type="dxa" w:w="2045"/>
+          </w:tcPr>
+          <w:p>
+            <w:r>
+              <w:t>12</w:t>
             </w:r>
           </w:p>
         </w:tc>
@@ -856,21 +965,51 @@
       <w:tr>
         <w:tc>
           <w:tcPr>
-            <w:tcW w:type="dxa" w:w="5112"/>
+            <w:tcW w:type="dxa" w:w="2045"/>
           </w:tcPr>
           <w:p>
             <w:r>
-              <w:t>Revision</w:t>
+              <w:t>F3</w:t>
             </w:r>
           </w:p>
         </w:tc>
         <w:tc>
           <w:tcPr>
-            <w:tcW w:type="dxa" w:w="5112"/>
+            <w:tcW w:type="dxa" w:w="2045"/>
           </w:tcPr>
           <w:p>
             <w:r>
-              <w:t>A documented change informed by earlier evidence</w:t>
+              <w:t>-1</w:t>
+            </w:r>
+          </w:p>
+        </w:tc>
+        <w:tc>
+          <w:tcPr>
+            <w:tcW w:type="dxa" w:w="2045"/>
+          </w:tcPr>
+          <w:p>
+            <w:r>
+              <w:t>-2</w:t>
+            </w:r>
+          </w:p>
+        </w:tc>
+        <w:tc>
+          <w:tcPr>
+            <w:tcW w:type="dxa" w:w="2045"/>
+          </w:tcPr>
+          <w:p>
+            <w:r>
+              <w:t>0</w:t>
+            </w:r>
+          </w:p>
+        </w:tc>
+        <w:tc>
+          <w:tcPr>
+            <w:tcW w:type="dxa" w:w="2045"/>
+          </w:tcPr>
+          <w:p>
+            <w:r>
+              <w:t>0</w:t>
             </w:r>
           </w:p>
         </w:tc>
@@ -878,26 +1017,523 @@
       <w:tr>
         <w:tc>
           <w:tcPr>
-            <w:tcW w:type="dxa" w:w="5112"/>
+            <w:tcW w:type="dxa" w:w="2045"/>
           </w:tcPr>
           <w:p>
             <w:r>
-              <w:t>Coverage limitation</w:t>
+              <w:t>F4</w:t>
             </w:r>
           </w:p>
         </w:tc>
         <w:tc>
           <w:tcPr>
-            <w:tcW w:type="dxa" w:w="5112"/>
+            <w:tcW w:type="dxa" w:w="2045"/>
           </w:tcPr>
           <w:p>
             <w:r>
-              <w:t>A condition or group missing or poorly represented in the evidence</w:t>
+              <w:t>-2</w:t>
+            </w:r>
+          </w:p>
+        </w:tc>
+        <w:tc>
+          <w:tcPr>
+            <w:tcW w:type="dxa" w:w="2045"/>
+          </w:tcPr>
+          <w:p>
+            <w:r>
+              <w:t>-4</w:t>
+            </w:r>
+          </w:p>
+        </w:tc>
+        <w:tc>
+          <w:tcPr>
+            <w:tcW w:type="dxa" w:w="2045"/>
+          </w:tcPr>
+          <w:p>
+            <w:r>
+              <w:t>0</w:t>
+            </w:r>
+          </w:p>
+        </w:tc>
+        <w:tc>
+          <w:tcPr>
+            <w:tcW w:type="dxa" w:w="2045"/>
+          </w:tcPr>
+          <w:p>
+            <w:r>
+              <w:t>0</w:t>
             </w:r>
           </w:p>
         </w:tc>
       </w:tr>
     </w:tbl>
+    <w:p>
+      <w:pPr>
+        <w:pStyle w:val="Heading2"/>
+      </w:pPr>
+      <w:r>
+        <w:t>Checked overall and subset arithmetic</w:t>
+      </w:r>
+    </w:p>
+    <w:p>
+      <w:pPr>
+        <w:spacing w:line="336" w:lineRule="auto" w:after="180"/>
+      </w:pPr>
+      <w:r>
+        <w:rPr>
+          <w:b w:val="0"/>
+        </w:rPr>
+        <w:t>Baseline squared errors are 25,36,4,16, so MSE is 81/4 = 20.25. Candidate squared errors are 0,0,4,16, so MSE is 20/4 = 5. The candidate passes the strict lower-MSE final criterion on these four rows.</w:t>
+      </w:r>
+    </w:p>
+    <w:p>
+      <w:pPr>
+        <w:spacing w:line="336" w:lineRule="auto" w:after="180"/>
+      </w:pPr>
+      <w:r>
+        <w:rPr>
+          <w:b w:val="0"/>
+        </w:rPr>
+        <w:t>On the two negative-</w:t>
+      </w:r>
+      <w:r>
+        <w:rPr>
+          <w:b/>
+        </w:rPr>
+        <w:t>input</w:t>
+      </w:r>
+      <w:r>
+        <w:rPr>
+          <w:b w:val="0"/>
+        </w:rPr>
+        <w:t xml:space="preserve"> rows its MSE is (4+16)/2 = 10; on the positive rows it is zero.</w:t>
+      </w:r>
+    </w:p>
+    <w:tbl>
+      <w:tblPr>
+        <w:tblStyle w:val="LightShading-Accent1"/>
+        <w:tblW w:type="auto" w:w="0"/>
+        <w:tblLook w:firstColumn="1" w:firstRow="1" w:lastColumn="0" w:lastRow="0" w:noHBand="0" w:noVBand="1" w:val="04A0"/>
+      </w:tblPr>
+      <w:tblGrid>
+        <w:gridCol w:w="2045"/>
+        <w:gridCol w:w="2045"/>
+        <w:gridCol w:w="2045"/>
+        <w:gridCol w:w="2045"/>
+        <w:gridCol w:w="2045"/>
+      </w:tblGrid>
+      <w:tr>
+        <w:trPr>
+          <w:tblHeader/>
+        </w:trPr>
+        <w:tc>
+          <w:tcPr>
+            <w:tcW w:type="dxa" w:w="2045"/>
+          </w:tcPr>
+          <w:p>
+            <w:r>
+              <w:t>Final case</w:t>
+            </w:r>
+          </w:p>
+        </w:tc>
+        <w:tc>
+          <w:tcPr>
+            <w:tcW w:type="dxa" w:w="2045"/>
+          </w:tcPr>
+          <w:p>
+            <w:r>
+              <w:t>Baseline residual</w:t>
+            </w:r>
+          </w:p>
+        </w:tc>
+        <w:tc>
+          <w:tcPr>
+            <w:tcW w:type="dxa" w:w="2045"/>
+          </w:tcPr>
+          <w:p>
+            <w:r>
+              <w:t>Baseline squared error</w:t>
+            </w:r>
+          </w:p>
+        </w:tc>
+        <w:tc>
+          <w:tcPr>
+            <w:tcW w:type="dxa" w:w="2045"/>
+          </w:tcPr>
+          <w:p>
+            <w:r>
+              <w:t>Candidate residual</w:t>
+            </w:r>
+          </w:p>
+        </w:tc>
+        <w:tc>
+          <w:tcPr>
+            <w:tcW w:type="dxa" w:w="2045"/>
+          </w:tcPr>
+          <w:p>
+            <w:r>
+              <w:t>Candidate squared error</w:t>
+            </w:r>
+          </w:p>
+        </w:tc>
+      </w:tr>
+      <w:tr>
+        <w:tc>
+          <w:tcPr>
+            <w:tcW w:type="dxa" w:w="2045"/>
+          </w:tcPr>
+          <w:p>
+            <w:r>
+              <w:t>F1</w:t>
+            </w:r>
+          </w:p>
+        </w:tc>
+        <w:tc>
+          <w:tcPr>
+            <w:tcW w:type="dxa" w:w="2045"/>
+          </w:tcPr>
+          <w:p>
+            <w:r>
+              <w:t>-5</w:t>
+            </w:r>
+          </w:p>
+        </w:tc>
+        <w:tc>
+          <w:tcPr>
+            <w:tcW w:type="dxa" w:w="2045"/>
+          </w:tcPr>
+          <w:p>
+            <w:r>
+              <w:t>25</w:t>
+            </w:r>
+          </w:p>
+        </w:tc>
+        <w:tc>
+          <w:tcPr>
+            <w:tcW w:type="dxa" w:w="2045"/>
+          </w:tcPr>
+          <w:p>
+            <w:r>
+              <w:t>0</w:t>
+            </w:r>
+          </w:p>
+        </w:tc>
+        <w:tc>
+          <w:tcPr>
+            <w:tcW w:type="dxa" w:w="2045"/>
+          </w:tcPr>
+          <w:p>
+            <w:r>
+              <w:t>0</w:t>
+            </w:r>
+          </w:p>
+        </w:tc>
+      </w:tr>
+      <w:tr>
+        <w:tc>
+          <w:tcPr>
+            <w:tcW w:type="dxa" w:w="2045"/>
+          </w:tcPr>
+          <w:p>
+            <w:r>
+              <w:t>F2</w:t>
+            </w:r>
+          </w:p>
+        </w:tc>
+        <w:tc>
+          <w:tcPr>
+            <w:tcW w:type="dxa" w:w="2045"/>
+          </w:tcPr>
+          <w:p>
+            <w:r>
+              <w:t>-6</w:t>
+            </w:r>
+          </w:p>
+        </w:tc>
+        <w:tc>
+          <w:tcPr>
+            <w:tcW w:type="dxa" w:w="2045"/>
+          </w:tcPr>
+          <w:p>
+            <w:r>
+              <w:t>36</w:t>
+            </w:r>
+          </w:p>
+        </w:tc>
+        <w:tc>
+          <w:tcPr>
+            <w:tcW w:type="dxa" w:w="2045"/>
+          </w:tcPr>
+          <w:p>
+            <w:r>
+              <w:t>0</w:t>
+            </w:r>
+          </w:p>
+        </w:tc>
+        <w:tc>
+          <w:tcPr>
+            <w:tcW w:type="dxa" w:w="2045"/>
+          </w:tcPr>
+          <w:p>
+            <w:r>
+              <w:t>0</w:t>
+            </w:r>
+          </w:p>
+        </w:tc>
+      </w:tr>
+      <w:tr>
+        <w:tc>
+          <w:tcPr>
+            <w:tcW w:type="dxa" w:w="2045"/>
+          </w:tcPr>
+          <w:p>
+            <w:r>
+              <w:t>F3</w:t>
+            </w:r>
+          </w:p>
+        </w:tc>
+        <w:tc>
+          <w:tcPr>
+            <w:tcW w:type="dxa" w:w="2045"/>
+          </w:tcPr>
+          <w:p>
+            <w:r>
+              <w:t>2</w:t>
+            </w:r>
+          </w:p>
+        </w:tc>
+        <w:tc>
+          <w:tcPr>
+            <w:tcW w:type="dxa" w:w="2045"/>
+          </w:tcPr>
+          <w:p>
+            <w:r>
+              <w:t>4</w:t>
+            </w:r>
+          </w:p>
+        </w:tc>
+        <w:tc>
+          <w:tcPr>
+            <w:tcW w:type="dxa" w:w="2045"/>
+          </w:tcPr>
+          <w:p>
+            <w:r>
+              <w:t>2</w:t>
+            </w:r>
+          </w:p>
+        </w:tc>
+        <w:tc>
+          <w:tcPr>
+            <w:tcW w:type="dxa" w:w="2045"/>
+          </w:tcPr>
+          <w:p>
+            <w:r>
+              <w:t>4</w:t>
+            </w:r>
+          </w:p>
+        </w:tc>
+      </w:tr>
+      <w:tr>
+        <w:tc>
+          <w:tcPr>
+            <w:tcW w:type="dxa" w:w="2045"/>
+          </w:tcPr>
+          <w:p>
+            <w:r>
+              <w:t>F4</w:t>
+            </w:r>
+          </w:p>
+        </w:tc>
+        <w:tc>
+          <w:tcPr>
+            <w:tcW w:type="dxa" w:w="2045"/>
+          </w:tcPr>
+          <w:p>
+            <w:r>
+              <w:t>4</w:t>
+            </w:r>
+          </w:p>
+        </w:tc>
+        <w:tc>
+          <w:tcPr>
+            <w:tcW w:type="dxa" w:w="2045"/>
+          </w:tcPr>
+          <w:p>
+            <w:r>
+              <w:t>16</w:t>
+            </w:r>
+          </w:p>
+        </w:tc>
+        <w:tc>
+          <w:tcPr>
+            <w:tcW w:type="dxa" w:w="2045"/>
+          </w:tcPr>
+          <w:p>
+            <w:r>
+              <w:t>4</w:t>
+            </w:r>
+          </w:p>
+        </w:tc>
+        <w:tc>
+          <w:tcPr>
+            <w:tcW w:type="dxa" w:w="2045"/>
+          </w:tcPr>
+          <w:p>
+            <w:r>
+              <w:t>16</w:t>
+            </w:r>
+          </w:p>
+        </w:tc>
+      </w:tr>
+      <w:tr>
+        <w:tc>
+          <w:tcPr>
+            <w:tcW w:type="dxa" w:w="2045"/>
+          </w:tcPr>
+          <w:p>
+            <w:r>
+              <w:t>All four rows</w:t>
+            </w:r>
+          </w:p>
+        </w:tc>
+        <w:tc>
+          <w:tcPr>
+            <w:tcW w:type="dxa" w:w="2045"/>
+          </w:tcPr>
+          <w:p>
+            <w:r>
+              <w:t>Total squares 81</w:t>
+            </w:r>
+          </w:p>
+        </w:tc>
+        <w:tc>
+          <w:tcPr>
+            <w:tcW w:type="dxa" w:w="2045"/>
+          </w:tcPr>
+          <w:p>
+            <w:r>
+              <w:t>MSE 81/4 = 20.25</w:t>
+            </w:r>
+          </w:p>
+        </w:tc>
+        <w:tc>
+          <w:tcPr>
+            <w:tcW w:type="dxa" w:w="2045"/>
+          </w:tcPr>
+          <w:p>
+            <w:r>
+              <w:t>Total squares 20</w:t>
+            </w:r>
+          </w:p>
+        </w:tc>
+        <w:tc>
+          <w:tcPr>
+            <w:tcW w:type="dxa" w:w="2045"/>
+          </w:tcPr>
+          <w:p>
+            <w:r>
+              <w:t>MSE 20/4 = 5</w:t>
+            </w:r>
+          </w:p>
+        </w:tc>
+      </w:tr>
+      <w:tr>
+        <w:tc>
+          <w:tcPr>
+            <w:tcW w:type="dxa" w:w="2045"/>
+          </w:tcPr>
+          <w:p>
+            <w:r>
+              <w:t>Candidate positive subset</w:t>
+            </w:r>
+          </w:p>
+        </w:tc>
+        <w:tc>
+          <w:tcPr>
+            <w:tcW w:type="dxa" w:w="2045"/>
+          </w:tcPr>
+          <w:p>
+            <w:r>
+              <w:t>Two cases</w:t>
+            </w:r>
+          </w:p>
+        </w:tc>
+        <w:tc>
+          <w:tcPr>
+            <w:tcW w:type="dxa" w:w="2045"/>
+          </w:tcPr>
+          <w:p>
+            <w:r>
+              <w:t>MSE 0</w:t>
+            </w:r>
+          </w:p>
+        </w:tc>
+        <w:tc>
+          <w:tcPr>
+            <w:tcW w:type="dxa" w:w="2045"/>
+          </w:tcPr>
+          <w:p>
+            <w:r>
+              <w:t>Candidate negative subset</w:t>
+            </w:r>
+          </w:p>
+        </w:tc>
+        <w:tc>
+          <w:tcPr>
+            <w:tcW w:type="dxa" w:w="2045"/>
+          </w:tcPr>
+          <w:p>
+            <w:r>
+              <w:t>Two cases: MSE 10</w:t>
+            </w:r>
+          </w:p>
+        </w:tc>
+      </w:tr>
+    </w:tbl>
+    <w:p>
+      <w:pPr>
+        <w:pStyle w:val="Heading2"/>
+      </w:pPr>
+      <w:r>
+        <w:t>Output-limit graphic and supported negative-case key</w:t>
+      </w:r>
+    </w:p>
+    <w:p>
+      <w:r>
+        <w:drawing>
+          <wp:inline xmlns:a="http://schemas.openxmlformats.org/drawingml/2006/main" xmlns:pic="http://schemas.openxmlformats.org/drawingml/2006/picture">
+            <wp:extent cx="5486400" cy="2743200"/>
+            <wp:docPr id="1" name="Picture 1" descr="Graph of supplied target y=2x, frozen candidate ReLU(2x), and baseline ReLU(x). Candidate matches positive final cases F1 at x5 target10 and F2 at x6 target12, but stays at zero for F3 x−1 target−2 and F4 x−2 target−4. Red vertical gaps mark errors2 and4 for negative targets."/>
+            <wp:cNvGraphicFramePr>
+              <a:graphicFrameLocks noChangeAspect="1"/>
+            </wp:cNvGraphicFramePr>
+            <a:graphic>
+              <a:graphicData uri="http://schemas.openxmlformats.org/drawingml/2006/picture">
+                <pic:pic>
+                  <pic:nvPicPr>
+                    <pic:cNvPr id="0" name="ai-5-35-nonnegative-output-limit.png"/>
+                    <pic:cNvPicPr/>
+                  </pic:nvPicPr>
+                  <pic:blipFill>
+                    <a:blip r:embed="rId9"/>
+                    <a:stretch>
+                      <a:fillRect/>
+                    </a:stretch>
+                  </pic:blipFill>
+                  <pic:spPr>
+                    <a:xfrm>
+                      <a:off x="0" y="0"/>
+                      <a:ext cx="5486400" cy="2743200"/>
+                    </a:xfrm>
+                    <a:prstGeom prst="rect"/>
+                  </pic:spPr>
+                </pic:pic>
+              </a:graphicData>
+            </a:graphic>
+          </wp:inline>
+        </w:drawing>
+      </w:r>
+    </w:p>
     <w:p>
       <w:pPr>
         <w:pStyle w:val="Heading3"/>
@@ -1056,10 +1692,37 @@
     </w:p>
     <w:p>
       <w:pPr>
-        <w:pStyle w:val="Heading3"/>
-      </w:pPr>
-      <w:r>
-        <w:t>Explain Capstone limitations and revision · 3</w:t>
+        <w:spacing w:line="336" w:lineRule="auto" w:after="180"/>
+      </w:pPr>
+      <w:r>
+        <w:rPr>
+          <w:b w:val="0"/>
+        </w:rPr>
+        <w:t xml:space="preserve">Guided: ReLU predicts 0, </w:t>
+      </w:r>
+      <w:r>
+        <w:rPr>
+          <w:b/>
+        </w:rPr>
+        <w:t>residual</w:t>
+      </w:r>
+      <w:r>
+        <w:rPr>
+          <w:b w:val="0"/>
+        </w:rPr>
+        <w:t xml:space="preserve"> 6, squared error 36. Signed 2*x predicts -6, </w:t>
+      </w:r>
+      <w:r>
+        <w:rPr>
+          <w:b/>
+        </w:rPr>
+        <w:t>residual</w:t>
+      </w:r>
+      <w:r>
+        <w:rPr>
+          <w:b w:val="0"/>
+        </w:rPr>
+        <w:t xml:space="preserve"> 0, squared error 0 on the revealed case. This supports representational feasibility, not independent generalisation.</w:t>
       </w:r>
     </w:p>
     <w:p>
@@ -1070,31 +1733,7 @@
         <w:rPr>
           <w:b w:val="0"/>
         </w:rPr>
-        <w:t xml:space="preserve">Guided: ReLU predicts 0, </w:t>
-      </w:r>
-      <w:r>
-        <w:rPr>
-          <w:b/>
-        </w:rPr>
-        <w:t>residual</w:t>
-      </w:r>
-      <w:r>
-        <w:rPr>
-          <w:b w:val="0"/>
-        </w:rPr>
-        <w:t xml:space="preserve"> 6, squared error 36. Signed 2*x predicts -6, </w:t>
-      </w:r>
-      <w:r>
-        <w:rPr>
-          <w:b/>
-        </w:rPr>
-        <w:t>residual</w:t>
-      </w:r>
-      <w:r>
-        <w:rPr>
-          <w:b w:val="0"/>
-        </w:rPr>
-        <w:t xml:space="preserve"> 0, squared error 0 on the revealed case. This supports representational feasibility, not independent generalisation.</w:t>
+        <w:t>Exit: original candidate MSE 5 versus baseline 20.25 on four constructed final rows; the changed architecture lacks new independent evaluation.</w:t>
       </w:r>
     </w:p>
     <w:p>
@@ -1105,15 +1744,78 @@
         <w:rPr>
           <w:b w:val="0"/>
         </w:rPr>
-        <w:t>Exit: original candidate MSE 5 versus baseline 20.25 on four constructed final rows; the changed architecture lacks new independent evaluation.</w:t>
+        <w:t xml:space="preserve">The ReLU </w:t>
+      </w:r>
+      <w:r>
+        <w:rPr>
+          <w:b/>
+        </w:rPr>
+        <w:t>output</w:t>
+      </w:r>
+      <w:r>
+        <w:rPr>
+          <w:b w:val="0"/>
+        </w:rPr>
+        <w:t xml:space="preserve"> cannot be negative. When targets are negative, no choice of this scalar weight can produce the required negative </w:t>
+      </w:r>
+      <w:r>
+        <w:rPr>
+          <w:b/>
+        </w:rPr>
+        <w:t>output</w:t>
+      </w:r>
+      <w:r>
+        <w:rPr>
+          <w:b w:val="0"/>
+        </w:rPr>
+        <w:t xml:space="preserve">. More epochs do not remove that </w:t>
+      </w:r>
+      <w:r>
+        <w:rPr>
+          <w:b/>
+        </w:rPr>
+        <w:t>output</w:t>
+      </w:r>
+      <w:r>
+        <w:rPr>
+          <w:b w:val="0"/>
+        </w:rPr>
+        <w:t xml:space="preserve"> constraint.</w:t>
       </w:r>
     </w:p>
     <w:p>
       <w:pPr>
-        <w:pStyle w:val="Heading3"/>
-      </w:pPr>
-      <w:r>
-        <w:t>Model the reasoning aloud</w:t>
+        <w:spacing w:line="336" w:lineRule="auto" w:after="180"/>
+      </w:pPr>
+      <w:r>
+        <w:rPr>
+          <w:b w:val="0"/>
+        </w:rPr>
+        <w:t xml:space="preserve">A proposed signed linear </w:t>
+      </w:r>
+      <w:r>
+        <w:rPr>
+          <w:b/>
+        </w:rPr>
+        <w:t>output</w:t>
+      </w:r>
+      <w:r>
+        <w:rPr>
+          <w:b w:val="0"/>
+        </w:rPr>
+        <w:t xml:space="preserve"> a*x would represent negative targets, but it changes the architecture. It needs a new version, appropriate </w:t>
+      </w:r>
+      <w:r>
+        <w:rPr>
+          <w:b/>
+        </w:rPr>
+        <w:t>fitting</w:t>
+      </w:r>
+      <w:r>
+        <w:rPr>
+          <w:b w:val="0"/>
+        </w:rPr>
+        <w:t xml:space="preserve"> and selection, and fresh reserved evaluation.</w:t>
       </w:r>
     </w:p>
     <w:p>
@@ -1124,19 +1826,31 @@
         <w:rPr>
           <w:b w:val="0"/>
         </w:rPr>
-        <w:t xml:space="preserve">Use the complete worked example below before asking learners to complete W2. Reveal a small part, invite a </w:t>
+        <w:t xml:space="preserve">Running that proposal on F3 and F4 checks the revealed failures. It does not create new independent final </w:t>
       </w:r>
       <w:r>
         <w:rPr>
           <w:b/>
         </w:rPr>
-        <w:t>prediction</w:t>
+        <w:t>evidence</w:t>
       </w:r>
       <w:r>
         <w:rPr>
           <w:b w:val="0"/>
         </w:rPr>
-        <w:t>, then explain the deciding step.</w:t>
+        <w:t xml:space="preserve">. Preserve the original test result and label later scores as </w:t>
+      </w:r>
+      <w:r>
+        <w:rPr>
+          <w:b/>
+        </w:rPr>
+        <w:t>revision</w:t>
+      </w:r>
+      <w:r>
+        <w:rPr>
+          <w:b w:val="0"/>
+        </w:rPr>
+        <w:t xml:space="preserve"> or regression checks.</w:t>
       </w:r>
     </w:p>
     <w:p>
@@ -1147,15 +1861,15 @@
         <w:rPr>
           <w:b w:val="0"/>
         </w:rPr>
-        <w:t>These teacher notes contain solutions; do not reveal the independent case answer during modelling.</w:t>
+        <w:t>Do not replace the earlier failure report with a score from a new model on already inspected rows.</w:t>
       </w:r>
     </w:p>
     <w:p>
       <w:pPr>
-        <w:pStyle w:val="Heading3"/>
-      </w:pPr>
-      <w:r>
-        <w:t>Model the reasoning aloud · 4</w:t>
+        <w:pStyle w:val="Heading2"/>
+      </w:pPr>
+      <w:r>
+        <w:t>Classroom exposure and assessment record</w:t>
       </w:r>
     </w:p>
     <w:p>
@@ -1166,86 +1880,26 @@
         <w:rPr>
           <w:b w:val="0"/>
         </w:rPr>
-        <w:t xml:space="preserve">The ReLU </w:t>
-      </w:r>
-      <w:r>
-        <w:rPr>
-          <w:b/>
-        </w:rPr>
-        <w:t>output</w:t>
-      </w:r>
-      <w:r>
-        <w:rPr>
-          <w:b w:val="0"/>
-        </w:rPr>
-        <w:t xml:space="preserve"> cannot be negative. When targets are negative, no choice of this scalar weight can produce the required negative </w:t>
-      </w:r>
-      <w:r>
-        <w:rPr>
-          <w:b/>
-        </w:rPr>
-        <w:t>output</w:t>
-      </w:r>
-      <w:r>
-        <w:rPr>
-          <w:b w:val="0"/>
-        </w:rPr>
-        <w:t xml:space="preserve">. More epochs do not remove that </w:t>
-      </w:r>
-      <w:r>
-        <w:rPr>
-          <w:b/>
-        </w:rPr>
-        <w:t>output</w:t>
-      </w:r>
-      <w:r>
-        <w:rPr>
-          <w:b w:val="0"/>
-        </w:rPr>
-        <w:t xml:space="preserve"> constraint.</w:t>
+        <w:t>Published final rows demonstrate evaluation arithmetic. Before an actual independent assessment, confirm that the learner has not inspected those inputs or targets during model choices; otherwise use fresh reserved cases. Assess correct evidence handling and explanation even when a model fails. Do not mark a model’s success as proof of the learner’s independent understanding.</w:t>
       </w:r>
     </w:p>
     <w:p>
       <w:pPr>
-        <w:spacing w:line="336" w:lineRule="auto" w:after="180"/>
-      </w:pPr>
-      <w:r>
-        <w:rPr>
-          <w:b w:val="0"/>
-        </w:rPr>
-        <w:t xml:space="preserve">A proposed signed linear </w:t>
-      </w:r>
-      <w:r>
-        <w:rPr>
-          <w:b/>
-        </w:rPr>
-        <w:t>output</w:t>
-      </w:r>
-      <w:r>
-        <w:rPr>
-          <w:b w:val="0"/>
-        </w:rPr>
-        <w:t xml:space="preserve"> a*x would represent negative targets, but it changes the architecture. It needs a new version, appropriate </w:t>
-      </w:r>
-      <w:r>
-        <w:rPr>
-          <w:b/>
-        </w:rPr>
-        <w:t>fitting</w:t>
-      </w:r>
-      <w:r>
-        <w:rPr>
-          <w:b w:val="0"/>
-        </w:rPr>
-        <w:t xml:space="preserve"> and selection, and fresh reserved evaluation.</w:t>
+        <w:pStyle w:val="Heading2"/>
+      </w:pPr>
+      <w:r>
+        <w:t>Separate pictured slice audit and scope</w:t>
       </w:r>
     </w:p>
     <w:p>
       <w:pPr>
-        <w:pStyle w:val="Heading3"/>
-      </w:pPr>
-      <w:r>
-        <w:t>Model the reasoning aloud · 5</w:t>
+        <w:spacing w:line="336" w:lineRule="auto" w:after="180"/>
+      </w:pPr>
+      <w:r>
+        <w:rPr>
+          <w:b w:val="0"/>
+        </w:rPr>
+        <w:t>Revise a limited claim after a slice failure. A toy network works better on centred patterns than on shifted patterns, so the team narrows its initial claim.</w:t>
       </w:r>
     </w:p>
     <w:p>
@@ -1256,31 +1910,7 @@
         <w:rPr>
           <w:b w:val="0"/>
         </w:rPr>
-        <w:t xml:space="preserve">Running that proposal on F3 and F4 checks the revealed failures. It does not create new independent final </w:t>
-      </w:r>
-      <w:r>
-        <w:rPr>
-          <w:b/>
-        </w:rPr>
-        <w:t>evidence</w:t>
-      </w:r>
-      <w:r>
-        <w:rPr>
-          <w:b w:val="0"/>
-        </w:rPr>
-        <w:t xml:space="preserve">. Preserve the original test result and label later scores as </w:t>
-      </w:r>
-      <w:r>
-        <w:rPr>
-          <w:b/>
-        </w:rPr>
-        <w:t>revision</w:t>
-      </w:r>
-      <w:r>
-        <w:rPr>
-          <w:b w:val="0"/>
-        </w:rPr>
-        <w:t xml:space="preserve"> or regression checks.</w:t>
+        <w:t>Centred slice: 7/8 correct. Shifted slice: 3/8 correct. The network and label rubric are frozen.</w:t>
       </w:r>
     </w:p>
     <w:p>
@@ -1291,7 +1921,472 @@
         <w:rPr>
           <w:b w:val="0"/>
         </w:rPr>
-        <w:t>Do not replace the earlier failure report with a score from a new model on already inspected rows.</w:t>
+        <w:t>The main experiment uses regression MSE; the picture is a separate supplied classification audit. Centred patterns score 7/8 = 87.5%, shifted patterns 3/8 = 37.5%. These observed counts do not prove the cause or estimate a stable future rate. Exact images and model parameters are not supplied. If all eight shifted evaluation patterns are used for a revision, rescoring them is exposed-case development evidence.</w:t>
+      </w:r>
+    </w:p>
+    <w:p>
+      <w:pPr>
+        <w:spacing w:line="336" w:lineRule="auto" w:after="180"/>
+      </w:pPr>
+      <w:r>
+        <w:rPr>
+          <w:b w:val="0"/>
+        </w:rPr>
+        <w:t>New reserved source groups are needed for an independent revised-model evaluation.</w:t>
+      </w:r>
+    </w:p>
+    <w:p>
+      <w:pPr>
+        <w:pStyle w:val="Heading2"/>
+      </w:pPr>
+      <w:r>
+        <w:t>Picture trace and exposed-case revision key</w:t>
+      </w:r>
+    </w:p>
+    <w:p>
+      <w:r>
+        <w:drawing>
+          <wp:inline xmlns:a="http://schemas.openxmlformats.org/drawingml/2006/main" xmlns:pic="http://schemas.openxmlformats.org/drawingml/2006/picture">
+            <wp:extent cx="5486400" cy="3337560"/>
+            <wp:docPr id="2" name="Picture 2" descr="Compute slice rates: Centred is 87.5%; shifted is 37.5%. → Revise the claim: Do not describe the network as shift-robust on this evidence. → Plan a fair revision: Use separate shifted development patterns, then assess the frozen revision on reserved shifted cases."/>
+            <wp:cNvGraphicFramePr>
+              <a:graphicFrameLocks noChangeAspect="1"/>
+            </wp:cNvGraphicFramePr>
+            <a:graphic>
+              <a:graphicData uri="http://schemas.openxmlformats.org/drawingml/2006/picture">
+                <pic:pic>
+                  <pic:nvPicPr>
+                    <pic:cNvPr id="0" name="academy-story-ai-5-35-02.png"/>
+                    <pic:cNvPicPr/>
+                  </pic:nvPicPr>
+                  <pic:blipFill>
+                    <a:blip r:embed="rId10"/>
+                    <a:stretch>
+                      <a:fillRect/>
+                    </a:stretch>
+                  </pic:blipFill>
+                  <pic:spPr>
+                    <a:xfrm>
+                      <a:off x="0" y="0"/>
+                      <a:ext cx="5486400" cy="3337560"/>
+                    </a:xfrm>
+                    <a:prstGeom prst="rect"/>
+                  </pic:spPr>
+                </pic:pic>
+              </a:graphicData>
+            </a:graphic>
+          </wp:inline>
+        </w:drawing>
+      </w:r>
+    </w:p>
+    <w:p>
+      <w:pPr>
+        <w:pStyle w:val="Heading3"/>
+      </w:pPr>
+      <w:r>
+        <w:t>Read the picture one step at a time</w:t>
+      </w:r>
+    </w:p>
+    <w:tbl>
+      <w:tblPr>
+        <w:tblStyle w:val="LightShading-Accent1"/>
+        <w:tblW w:type="auto" w:w="0"/>
+        <w:tblLook w:firstColumn="1" w:firstRow="1" w:lastColumn="0" w:lastRow="0" w:noHBand="0" w:noVBand="1" w:val="04A0"/>
+      </w:tblPr>
+      <w:tblGrid>
+        <w:gridCol w:w="5112"/>
+        <w:gridCol w:w="5112"/>
+      </w:tblGrid>
+      <w:tr>
+        <w:trPr>
+          <w:tblHeader/>
+        </w:trPr>
+        <w:tc>
+          <w:tcPr>
+            <w:tcW w:type="dxa" w:w="5112"/>
+          </w:tcPr>
+          <w:p>
+            <w:r>
+              <w:t>Step</w:t>
+            </w:r>
+          </w:p>
+        </w:tc>
+        <w:tc>
+          <w:tcPr>
+            <w:tcW w:type="dxa" w:w="5112"/>
+          </w:tcPr>
+          <w:p>
+            <w:r>
+              <w:t>What happens and why</w:t>
+            </w:r>
+          </w:p>
+        </w:tc>
+      </w:tr>
+      <w:tr>
+        <w:tc>
+          <w:tcPr>
+            <w:tcW w:type="dxa" w:w="5112"/>
+          </w:tcPr>
+          <w:p>
+            <w:r>
+              <w:t>1. Compute slice rates</w:t>
+            </w:r>
+          </w:p>
+        </w:tc>
+        <w:tc>
+          <w:tcPr>
+            <w:tcW w:type="dxa" w:w="5112"/>
+          </w:tcPr>
+          <w:p>
+            <w:r>
+              <w:t>Centred is 87.5%; shifted is 37.5%.</w:t>
+            </w:r>
+          </w:p>
+        </w:tc>
+      </w:tr>
+      <w:tr>
+        <w:tc>
+          <w:tcPr>
+            <w:tcW w:type="dxa" w:w="5112"/>
+          </w:tcPr>
+          <w:p>
+            <w:r>
+              <w:t>2. Revise the claim</w:t>
+            </w:r>
+          </w:p>
+        </w:tc>
+        <w:tc>
+          <w:tcPr>
+            <w:tcW w:type="dxa" w:w="5112"/>
+          </w:tcPr>
+          <w:p>
+            <w:r>
+              <w:t>Do not describe the network as shift-robust on this evidence.</w:t>
+            </w:r>
+          </w:p>
+        </w:tc>
+      </w:tr>
+      <w:tr>
+        <w:tc>
+          <w:tcPr>
+            <w:tcW w:type="dxa" w:w="5112"/>
+          </w:tcPr>
+          <w:p>
+            <w:r>
+              <w:t>3. Plan a fair revision</w:t>
+            </w:r>
+          </w:p>
+        </w:tc>
+        <w:tc>
+          <w:tcPr>
+            <w:tcW w:type="dxa" w:w="5112"/>
+          </w:tcPr>
+          <w:p>
+            <w:r>
+              <w:t>Use separate shifted development patterns, then assess the frozen revision on reserved shifted cases.</w:t>
+            </w:r>
+          </w:p>
+        </w:tc>
+      </w:tr>
+    </w:tbl>
+    <w:p>
+      <w:r>
+        <w:t>Match each pictured step to the supplied facts. This is a worked teaching case, not an independent assessment.</w:t>
+      </w:r>
+    </w:p>
+    <w:p>
+      <w:pPr>
+        <w:spacing w:line="336" w:lineRule="auto" w:after="180"/>
+      </w:pPr>
+      <w:r>
+        <w:rPr>
+          <w:b w:val="0"/>
+        </w:rPr>
+        <w:t xml:space="preserve">A limitation guides a better next experiment. </w:t>
+      </w:r>
+      <w:r>
+        <w:rPr>
+          <w:b/>
+        </w:rPr>
+        <w:t>Training</w:t>
+      </w:r>
+      <w:r>
+        <w:rPr>
+          <w:b w:val="0"/>
+        </w:rPr>
+        <w:t xml:space="preserve"> on a failed evaluation example may help development, but that exposed example cannot remain the untouched </w:t>
+      </w:r>
+      <w:r>
+        <w:rPr>
+          <w:b/>
+        </w:rPr>
+        <w:t>evidence</w:t>
+      </w:r>
+      <w:r>
+        <w:rPr>
+          <w:b w:val="0"/>
+        </w:rPr>
+        <w:t xml:space="preserve"> for the </w:t>
+      </w:r>
+      <w:r>
+        <w:rPr>
+          <w:b/>
+        </w:rPr>
+        <w:t>revision</w:t>
+      </w:r>
+      <w:r>
+        <w:rPr>
+          <w:b w:val="0"/>
+        </w:rPr>
+        <w:t>.</w:t>
+      </w:r>
+    </w:p>
+    <w:p>
+      <w:pPr>
+        <w:spacing w:line="336" w:lineRule="auto" w:after="180"/>
+      </w:pPr>
+      <w:r>
+        <w:rPr>
+          <w:b w:val="0"/>
+        </w:rPr>
+        <w:t>Small slices may vary; this example diagnoses an observed weakness without inventing a population rate or cause.</w:t>
+      </w:r>
+    </w:p>
+    <w:p>
+      <w:pPr>
+        <w:spacing w:line="336" w:lineRule="auto" w:after="180"/>
+      </w:pPr>
+      <w:r>
+        <w:rPr>
+          <w:b w:val="0"/>
+        </w:rPr>
+        <w:t xml:space="preserve">Change: Train the </w:t>
+      </w:r>
+      <w:r>
+        <w:rPr>
+          <w:b/>
+        </w:rPr>
+        <w:t>revision</w:t>
+      </w:r>
+      <w:r>
+        <w:rPr>
+          <w:b w:val="0"/>
+        </w:rPr>
+        <w:t xml:space="preserve"> on all eight failed-slice evaluation patterns and rescore them.</w:t>
+      </w:r>
+    </w:p>
+    <w:p>
+      <w:pPr>
+        <w:spacing w:line="336" w:lineRule="auto" w:after="180"/>
+      </w:pPr>
+      <w:r>
+        <w:rPr>
+          <w:b/>
+        </w:rPr>
+        <w:t>Prediction</w:t>
+      </w:r>
+      <w:r>
+        <w:rPr>
+          <w:b w:val="0"/>
+        </w:rPr>
+        <w:t xml:space="preserve">: Treat the score as exposed-case development, not independent </w:t>
+      </w:r>
+      <w:r>
+        <w:rPr>
+          <w:b/>
+        </w:rPr>
+        <w:t>evidence</w:t>
+      </w:r>
+      <w:r>
+        <w:rPr>
+          <w:b w:val="0"/>
+        </w:rPr>
+        <w:t xml:space="preserve"> of shift robustness.</w:t>
+      </w:r>
+    </w:p>
+    <w:p>
+      <w:pPr>
+        <w:spacing w:line="336" w:lineRule="auto" w:after="180"/>
+      </w:pPr>
+      <w:r>
+        <w:rPr>
+          <w:b w:val="0"/>
+        </w:rPr>
+        <w:t>Reason: The evaluation records now influenced learning and model selection.</w:t>
+      </w:r>
+    </w:p>
+    <w:p>
+      <w:pPr>
+        <w:pStyle w:val="Heading2"/>
+      </w:pPr>
+      <w:r>
+        <w:t>Earlier wording, alternatives and picture transcripts · reference / check after trying</w:t>
+      </w:r>
+    </w:p>
+    <w:tbl>
+      <w:tblPr>
+        <w:tblStyle w:val="LightShading-Accent1"/>
+        <w:tblW w:type="auto" w:w="0"/>
+        <w:tblLook w:firstColumn="1" w:firstRow="1" w:lastColumn="0" w:lastRow="0" w:noHBand="0" w:noVBand="1" w:val="04A0"/>
+      </w:tblPr>
+      <w:tblGrid>
+        <w:gridCol w:w="5112"/>
+        <w:gridCol w:w="5112"/>
+      </w:tblGrid>
+      <w:tr>
+        <w:trPr>
+          <w:tblHeader/>
+        </w:trPr>
+        <w:tc>
+          <w:tcPr>
+            <w:tcW w:type="dxa" w:w="5112"/>
+          </w:tcPr>
+          <w:p>
+            <w:r>
+              <w:t>Term</w:t>
+            </w:r>
+          </w:p>
+        </w:tc>
+        <w:tc>
+          <w:tcPr>
+            <w:tcW w:type="dxa" w:w="5112"/>
+          </w:tcPr>
+          <w:p>
+            <w:r>
+              <w:t>Meaning</w:t>
+            </w:r>
+          </w:p>
+        </w:tc>
+      </w:tr>
+      <w:tr>
+        <w:tc>
+          <w:tcPr>
+            <w:tcW w:type="dxa" w:w="5112"/>
+          </w:tcPr>
+          <w:p>
+            <w:r>
+              <w:t>Frozen procedure</w:t>
+            </w:r>
+          </w:p>
+        </w:tc>
+        <w:tc>
+          <w:tcPr>
+            <w:tcW w:type="dxa" w:w="5112"/>
+          </w:tcPr>
+          <w:p>
+            <w:r>
+              <w:t>A recorded procedure fixed before final evaluation</w:t>
+            </w:r>
+          </w:p>
+        </w:tc>
+      </w:tr>
+      <w:tr>
+        <w:tc>
+          <w:tcPr>
+            <w:tcW w:type="dxa" w:w="5112"/>
+          </w:tcPr>
+          <w:p>
+            <w:r>
+              <w:t>Residual</w:t>
+            </w:r>
+          </w:p>
+        </w:tc>
+        <w:tc>
+          <w:tcPr>
+            <w:tcW w:type="dxa" w:w="5112"/>
+          </w:tcPr>
+          <w:p>
+            <w:r>
+              <w:t>Prediction minus observed target</w:t>
+            </w:r>
+          </w:p>
+        </w:tc>
+      </w:tr>
+      <w:tr>
+        <w:tc>
+          <w:tcPr>
+            <w:tcW w:type="dxa" w:w="5112"/>
+          </w:tcPr>
+          <w:p>
+            <w:r>
+              <w:t>Revision</w:t>
+            </w:r>
+          </w:p>
+        </w:tc>
+        <w:tc>
+          <w:tcPr>
+            <w:tcW w:type="dxa" w:w="5112"/>
+          </w:tcPr>
+          <w:p>
+            <w:r>
+              <w:t>A documented change informed by earlier evidence</w:t>
+            </w:r>
+          </w:p>
+        </w:tc>
+      </w:tr>
+      <w:tr>
+        <w:tc>
+          <w:tcPr>
+            <w:tcW w:type="dxa" w:w="5112"/>
+          </w:tcPr>
+          <w:p>
+            <w:r>
+              <w:t>Coverage limitation</w:t>
+            </w:r>
+          </w:p>
+        </w:tc>
+        <w:tc>
+          <w:tcPr>
+            <w:tcW w:type="dxa" w:w="5112"/>
+          </w:tcPr>
+          <w:p>
+            <w:r>
+              <w:t>A condition or group missing or poorly represented in the evidence</w:t>
+            </w:r>
+          </w:p>
+        </w:tc>
+      </w:tr>
+    </w:tbl>
+    <w:p>
+      <w:pPr>
+        <w:pStyle w:val="Heading3"/>
+      </w:pPr>
+      <w:r>
+        <w:t>Model the reasoning aloud</w:t>
+      </w:r>
+    </w:p>
+    <w:p>
+      <w:pPr>
+        <w:spacing w:line="336" w:lineRule="auto" w:after="180"/>
+      </w:pPr>
+      <w:r>
+        <w:rPr>
+          <w:b w:val="0"/>
+        </w:rPr>
+        <w:t xml:space="preserve">Use the complete worked example below before asking learners to complete W2. Reveal a small part, invite a </w:t>
+      </w:r>
+      <w:r>
+        <w:rPr>
+          <w:b/>
+        </w:rPr>
+        <w:t>prediction</w:t>
+      </w:r>
+      <w:r>
+        <w:rPr>
+          <w:b w:val="0"/>
+        </w:rPr>
+        <w:t>, then explain the deciding step.</w:t>
+      </w:r>
+    </w:p>
+    <w:p>
+      <w:pPr>
+        <w:spacing w:line="336" w:lineRule="auto" w:after="180"/>
+      </w:pPr>
+      <w:r>
+        <w:rPr>
+          <w:b w:val="0"/>
+        </w:rPr>
+        <w:t>These teacher notes contain solutions; do not reveal the independent case answer during modelling.</w:t>
       </w:r>
     </w:p>
     <w:tbl>
@@ -1417,41 +2512,10 @@
     </w:p>
     <w:p>
       <w:pPr>
-        <w:spacing w:line="336" w:lineRule="auto" w:after="180"/>
-      </w:pPr>
-      <w:r>
-        <w:rPr>
-          <w:b w:val="0"/>
-        </w:rPr>
-        <w:t>Revise a limited claim after a slice failure. A toy network works better on centred patterns than on shifted patterns, so the team narrows its initial claim.</w:t>
-      </w:r>
-    </w:p>
-    <w:p>
-      <w:pPr>
         <w:pStyle w:val="Heading3"/>
       </w:pPr>
       <w:r>
         <w:t>The facts we will use</w:t>
-      </w:r>
-    </w:p>
-    <w:p>
-      <w:pPr>
-        <w:pStyle w:val="Heading3"/>
-      </w:pPr>
-      <w:r>
-        <w:t>Supplied facts</w:t>
-      </w:r>
-    </w:p>
-    <w:p>
-      <w:pPr>
-        <w:spacing w:line="336" w:lineRule="auto" w:after="180"/>
-        <w:shd w:fill="F1F6FC"/>
-      </w:pPr>
-      <w:r>
-        <w:rPr>
-          <w:b w:val="0"/>
-        </w:rPr>
-        <w:t>Centred slice: 7/8 correct. Shifted slice: 3/8 correct. The network and label rubric are frozen.</w:t>
       </w:r>
     </w:p>
     <w:p>
@@ -1459,7 +2523,7 @@
         <w:drawing>
           <wp:inline xmlns:a="http://schemas.openxmlformats.org/drawingml/2006/main" xmlns:pic="http://schemas.openxmlformats.org/drawingml/2006/picture">
             <wp:extent cx="5486400" cy="2641600"/>
-            <wp:docPr id="1" name="Picture 1" descr="Toy network condition slices"/>
+            <wp:docPr id="3" name="Picture 3" descr="Toy network condition slices"/>
             <wp:cNvGraphicFramePr>
               <a:graphicFrameLocks noChangeAspect="1"/>
             </wp:cNvGraphicFramePr>
@@ -1471,7 +2535,7 @@
                     <pic:cNvPicPr/>
                   </pic:nvPicPr>
                   <pic:blipFill>
-                    <a:blip r:embed="rId9"/>
+                    <a:blip r:embed="rId11"/>
                     <a:stretch>
                       <a:fillRect/>
                     </a:stretch>
@@ -1495,7 +2559,7 @@
         <w:drawing>
           <wp:inline xmlns:a="http://schemas.openxmlformats.org/drawingml/2006/main" xmlns:pic="http://schemas.openxmlformats.org/drawingml/2006/picture">
             <wp:extent cx="5486400" cy="5225143"/>
-            <wp:docPr id="2" name="Picture 2" descr="Capstone limitations and revision. Compute slice rates: Centred is 87.5%; shifted is 37.5%.. Revise the claim: Do not describe the network as shift-robust on this evidence.. Plan a fair revision: Use separate shifted development patterns, then assess the frozen revision on reserved shifted cases."/>
+            <wp:docPr id="4" name="Picture 4" descr="Capstone limitations and revision. Compute slice rates: Centred is 87.5%; shifted is 37.5%.. Revise the claim: Do not describe the network as shift-robust on this evidence.. Plan a fair revision: Use separate shifted development patterns, then assess the frozen revision on reserved shifted cases."/>
             <wp:cNvGraphicFramePr>
               <a:graphicFrameLocks noChangeAspect="1"/>
             </wp:cNvGraphicFramePr>
@@ -1507,7 +2571,7 @@
                     <pic:cNvPicPr/>
                   </pic:nvPicPr>
                   <pic:blipFill>
-                    <a:blip r:embed="rId10"/>
+                    <a:blip r:embed="rId12"/>
                     <a:stretch>
                       <a:fillRect/>
                     </a:stretch>
@@ -1531,114 +2595,7 @@
         <w:pStyle w:val="Heading3"/>
       </w:pPr>
       <w:r>
-        <w:t>Read the picture one step at a time</w:t>
-      </w:r>
-    </w:p>
-    <w:tbl>
-      <w:tblPr>
-        <w:tblStyle w:val="LightShading-Accent1"/>
-        <w:tblW w:type="auto" w:w="0"/>
-        <w:tblLook w:firstColumn="1" w:firstRow="1" w:lastColumn="0" w:lastRow="0" w:noHBand="0" w:noVBand="1" w:val="04A0"/>
-      </w:tblPr>
-      <w:tblGrid>
-        <w:gridCol w:w="5112"/>
-        <w:gridCol w:w="5112"/>
-      </w:tblGrid>
-      <w:tr>
-        <w:trPr>
-          <w:tblHeader/>
-        </w:trPr>
-        <w:tc>
-          <w:tcPr>
-            <w:tcW w:type="dxa" w:w="5112"/>
-          </w:tcPr>
-          <w:p>
-            <w:r>
-              <w:t>Step</w:t>
-            </w:r>
-          </w:p>
-        </w:tc>
-        <w:tc>
-          <w:tcPr>
-            <w:tcW w:type="dxa" w:w="5112"/>
-          </w:tcPr>
-          <w:p>
-            <w:r>
-              <w:t>What happens and why</w:t>
-            </w:r>
-          </w:p>
-        </w:tc>
-      </w:tr>
-      <w:tr>
-        <w:tc>
-          <w:tcPr>
-            <w:tcW w:type="dxa" w:w="5112"/>
-          </w:tcPr>
-          <w:p>
-            <w:r>
-              <w:t>1. Compute slice rates</w:t>
-            </w:r>
-          </w:p>
-        </w:tc>
-        <w:tc>
-          <w:tcPr>
-            <w:tcW w:type="dxa" w:w="5112"/>
-          </w:tcPr>
-          <w:p>
-            <w:r>
-              <w:t>Centred is 87.5%; shifted is 37.5%.</w:t>
-            </w:r>
-          </w:p>
-        </w:tc>
-      </w:tr>
-      <w:tr>
-        <w:tc>
-          <w:tcPr>
-            <w:tcW w:type="dxa" w:w="5112"/>
-          </w:tcPr>
-          <w:p>
-            <w:r>
-              <w:t>2. Revise the claim</w:t>
-            </w:r>
-          </w:p>
-        </w:tc>
-        <w:tc>
-          <w:tcPr>
-            <w:tcW w:type="dxa" w:w="5112"/>
-          </w:tcPr>
-          <w:p>
-            <w:r>
-              <w:t>Do not describe the network as shift-robust on this evidence.</w:t>
-            </w:r>
-          </w:p>
-        </w:tc>
-      </w:tr>
-      <w:tr>
-        <w:tc>
-          <w:tcPr>
-            <w:tcW w:type="dxa" w:w="5112"/>
-          </w:tcPr>
-          <w:p>
-            <w:r>
-              <w:t>3. Plan a fair revision</w:t>
-            </w:r>
-          </w:p>
-        </w:tc>
-        <w:tc>
-          <w:tcPr>
-            <w:tcW w:type="dxa" w:w="5112"/>
-          </w:tcPr>
-          <w:p>
-            <w:r>
-              <w:t>Use separate shifted development patterns, then assess the frozen revision on reserved shifted cases.</w:t>
-            </w:r>
-          </w:p>
-        </w:tc>
-      </w:tr>
-    </w:tbl>
-    <w:p>
-      <w:r>
-        <w:t>Match each pictured step to the supplied facts. This is a worked teaching case, not an independent assessment.</w:t>
+        <w:t>Why this result follows</w:t>
       </w:r>
     </w:p>
     <w:p>
@@ -1646,7 +2603,7 @@
         <w:pStyle w:val="Heading3"/>
       </w:pPr>
       <w:r>
-        <w:t>Why this result follows</w:t>
+        <w:t>What this example does not establish</w:t>
       </w:r>
     </w:p>
     <w:p>
@@ -1654,197 +2611,216 @@
         <w:pStyle w:val="Heading3"/>
       </w:pPr>
       <w:r>
-        <w:t>Why the result follows</w:t>
+        <w:t>Change one thing in the pictured case</w:t>
       </w:r>
     </w:p>
     <w:p>
       <w:pPr>
-        <w:spacing w:line="336" w:lineRule="auto" w:after="180"/>
-        <w:shd w:fill="F1F6FC"/>
-      </w:pPr>
-      <w:r>
-        <w:rPr>
-          <w:b w:val="0"/>
-        </w:rPr>
-        <w:t xml:space="preserve">A limitation guides a better next experiment. </w:t>
-      </w:r>
-      <w:r>
-        <w:rPr>
-          <w:b/>
-        </w:rPr>
-        <w:t>Training</w:t>
-      </w:r>
-      <w:r>
-        <w:rPr>
-          <w:b w:val="0"/>
-        </w:rPr>
-        <w:t xml:space="preserve"> on a failed evaluation example may help development, but that exposed example cannot remain the untouched </w:t>
-      </w:r>
-      <w:r>
-        <w:rPr>
-          <w:b/>
-        </w:rPr>
-        <w:t>evidence</w:t>
-      </w:r>
-      <w:r>
-        <w:rPr>
-          <w:b w:val="0"/>
-        </w:rPr>
-        <w:t xml:space="preserve"> for the </w:t>
-      </w:r>
-      <w:r>
-        <w:rPr>
-          <w:b/>
-        </w:rPr>
-        <w:t>revision</w:t>
-      </w:r>
-      <w:r>
-        <w:rPr>
-          <w:b w:val="0"/>
-        </w:rPr>
-        <w:t>.</w:t>
+        <w:pStyle w:val="Heading3"/>
+      </w:pPr>
+      <w:r>
+        <w:t>Ask while showing the picture</w:t>
       </w:r>
     </w:p>
     <w:p>
       <w:pPr>
-        <w:pStyle w:val="Heading3"/>
-      </w:pPr>
-      <w:r>
-        <w:t>What this example does not establish</w:t>
+        <w:spacing w:line="336" w:lineRule="auto" w:after="180"/>
+      </w:pPr>
+      <w:r>
+        <w:rPr>
+          <w:b w:val="0"/>
+        </w:rPr>
+        <w:t xml:space="preserve">Cover the result. Ask learners to name the </w:t>
+      </w:r>
+      <w:r>
+        <w:rPr>
+          <w:b/>
+        </w:rPr>
+        <w:t>input</w:t>
+      </w:r>
+      <w:r>
+        <w:rPr>
+          <w:b w:val="0"/>
+        </w:rPr>
+        <w:t xml:space="preserve">s and predict the next step. Uncover one step, connect the icon to the actual procedure, and explain its </w:t>
+      </w:r>
+      <w:r>
+        <w:rPr>
+          <w:b/>
+        </w:rPr>
+        <w:t>evidence</w:t>
+      </w:r>
+      <w:r>
+        <w:rPr>
+          <w:b w:val="0"/>
+        </w:rPr>
+        <w:t>. Then change the supplied condition and compare.</w:t>
       </w:r>
     </w:p>
     <w:p>
       <w:pPr>
-        <w:pStyle w:val="Heading3"/>
-      </w:pPr>
-      <w:r>
-        <w:t>Keep the stated limit</w:t>
+        <w:spacing w:line="336" w:lineRule="auto" w:after="180"/>
+      </w:pPr>
+      <w:r>
+        <w:rPr>
+          <w:b w:val="0"/>
+        </w:rPr>
+        <w:t>The picture is a representation; it does not document execution of a real AI model.</w:t>
       </w:r>
     </w:p>
     <w:p>
       <w:pPr>
-        <w:spacing w:line="336" w:lineRule="auto" w:after="180"/>
-        <w:shd w:fill="FFF5E6"/>
-      </w:pPr>
-      <w:r>
-        <w:rPr>
-          <w:b w:val="0"/>
-        </w:rPr>
-        <w:t>Small slices may vary; this example diagnoses an observed weakness without inventing a population rate or cause.</w:t>
+        <w:pStyle w:val="Heading1"/>
+      </w:pPr>
+      <w:r>
+        <w:t>03. Model a step,then remove help</w:t>
       </w:r>
     </w:p>
     <w:p>
-      <w:pPr>
-        <w:pStyle w:val="Heading3"/>
-      </w:pPr>
-      <w:r>
-        <w:t>Change one thing in the pictured case</w:t>
+      <w:r>
+        <w:t>Collect each learner’s reasoning before showing a key.</w:t>
       </w:r>
     </w:p>
     <w:p>
       <w:pPr>
-        <w:pStyle w:val="Heading3"/>
-      </w:pPr>
-      <w:r>
-        <w:t>Change one thing</w:t>
+        <w:pStyle w:val="Heading2"/>
+      </w:pPr>
+      <w:r>
+        <w:t>Current completion task and checked reasoning</w:t>
       </w:r>
     </w:p>
     <w:p>
       <w:pPr>
         <w:spacing w:line="336" w:lineRule="auto" w:after="180"/>
-        <w:shd w:fill="F5F1FB"/>
       </w:pPr>
       <w:r>
         <w:rPr>
           <w:b w:val="0"/>
         </w:rPr>
-        <w:t xml:space="preserve">Change: Train the </w:t>
+        <w:t>Completion task: Compute both overall MSE values and the candidate negative-</w:t>
       </w:r>
       <w:r>
         <w:rPr>
           <w:b/>
         </w:rPr>
-        <w:t>revision</w:t>
+        <w:t>input</w:t>
       </w:r>
       <w:r>
         <w:rPr>
           <w:b w:val="0"/>
         </w:rPr>
-        <w:t xml:space="preserve"> on all eight failed-slice evaluation patterns and rescore them.</w:t>
+        <w:t xml:space="preserve"> MSE. Apply the strict final criterion.</w:t>
       </w:r>
     </w:p>
     <w:p>
       <w:pPr>
-        <w:pStyle w:val="Heading3"/>
-      </w:pPr>
-      <w:r>
-        <w:t>Predicted result</w:t>
+        <w:spacing w:line="336" w:lineRule="auto" w:after="180"/>
+      </w:pPr>
+      <w:r>
+        <w:rPr>
+          <w:b w:val="0"/>
+        </w:rPr>
+        <w:t>Teacher check: Teacher explanation: Baseline MSE 20.25; candidate MSE 5. Candidate negative-</w:t>
+      </w:r>
+      <w:r>
+        <w:rPr>
+          <w:b/>
+        </w:rPr>
+        <w:t>input</w:t>
+      </w:r>
+      <w:r>
+        <w:rPr>
+          <w:b w:val="0"/>
+        </w:rPr>
+        <w:t xml:space="preserve"> MSE 10 over two rows. Candidate passes the lower-overall-MSE criterion but has a structural negative-</w:t>
+      </w:r>
+      <w:r>
+        <w:rPr>
+          <w:b/>
+        </w:rPr>
+        <w:t>output</w:t>
+      </w:r>
+      <w:r>
+        <w:rPr>
+          <w:b w:val="0"/>
+        </w:rPr>
+        <w:t xml:space="preserve"> limitation.</w:t>
       </w:r>
     </w:p>
     <w:p>
       <w:pPr>
         <w:spacing w:line="336" w:lineRule="auto" w:after="180"/>
-        <w:shd w:fill="F1F6FC"/>
-      </w:pPr>
+      </w:pPr>
+      <w:r>
+        <w:rPr>
+          <w:b w:val="0"/>
+        </w:rPr>
+        <w:t xml:space="preserve">Start by identifying the given </w:t>
+      </w:r>
       <w:r>
         <w:rPr>
           <w:b/>
         </w:rPr>
-        <w:t>Prediction</w:t>
+        <w:t>input</w:t>
       </w:r>
       <w:r>
         <w:rPr>
           <w:b w:val="0"/>
         </w:rPr>
-        <w:t xml:space="preserve">: Treat the score as exposed-case development, not independent </w:t>
-      </w:r>
-      <w:r>
-        <w:rPr>
-          <w:b/>
-        </w:rPr>
-        <w:t>evidence</w:t>
-      </w:r>
-      <w:r>
-        <w:rPr>
-          <w:b w:val="0"/>
-        </w:rPr>
-        <w:t xml:space="preserve"> of shift robustness.</w:t>
+        <w:t>s together. Leave the intermediate steps blank. If needed, model one step, then withdraw that help on the next step. Move to a full trace only when the partial trace is understood.</w:t>
       </w:r>
     </w:p>
     <w:p>
       <w:pPr>
-        <w:pStyle w:val="Heading3"/>
-      </w:pPr>
-      <w:r>
-        <w:t>Why the result follows</w:t>
+        <w:spacing w:line="336" w:lineRule="auto" w:after="180"/>
+      </w:pPr>
+      <w:r>
+        <w:rPr>
+          <w:b w:val="0"/>
+        </w:rPr>
+        <w:t>For partners, alternate explainer and checker; collect a response from every learner before discussion.</w:t>
       </w:r>
     </w:p>
     <w:p>
       <w:pPr>
-        <w:spacing w:line="336" w:lineRule="auto" w:after="180"/>
-        <w:shd w:fill="F1F6FC"/>
-      </w:pPr>
-      <w:r>
-        <w:rPr>
-          <w:b w:val="0"/>
-        </w:rPr>
-        <w:t>Reason: The evaluation records now influenced learning and model selection.</w:t>
+        <w:pStyle w:val="Heading2"/>
+      </w:pPr>
+      <w:r>
+        <w:t>Individual misconception check</w:t>
       </w:r>
     </w:p>
     <w:p>
       <w:pPr>
-        <w:pStyle w:val="Heading3"/>
-      </w:pPr>
-      <w:r>
-        <w:t>Ask while showing the picture</w:t>
+        <w:spacing w:line="336" w:lineRule="auto" w:after="180"/>
+      </w:pPr>
+      <w:r>
+        <w:rPr>
+          <w:b w:val="0"/>
+        </w:rPr>
+        <w:t xml:space="preserve">Use the worked case for Capstone limitations and </w:t>
+      </w:r>
+      <w:r>
+        <w:rPr>
+          <w:b/>
+        </w:rPr>
+        <w:t>revision</w:t>
+      </w:r>
+      <w:r>
+        <w:rPr>
+          <w:b w:val="0"/>
+        </w:rPr>
+        <w:t>. Proposed explanation: “Passing a criterion means no failures remain”. Decide whether this explanation is supported.</w:t>
       </w:r>
     </w:p>
     <w:p>
       <w:pPr>
-        <w:pStyle w:val="Heading3"/>
-      </w:pPr>
-      <w:r>
-        <w:t>Ask while showing the picture · 6</w:t>
+        <w:spacing w:line="336" w:lineRule="auto" w:after="180"/>
+      </w:pPr>
+      <w:r>
+        <w:rPr>
+          <w:b w:val="0"/>
+        </w:rPr>
+        <w:t>Point to the step or supplied fact that decides; explain your repair if needed.</w:t>
       </w:r>
     </w:p>
     <w:p>
@@ -1855,31 +2831,7 @@
         <w:rPr>
           <w:b w:val="0"/>
         </w:rPr>
-        <w:t xml:space="preserve">Cover the result. Ask learners to name the </w:t>
-      </w:r>
-      <w:r>
-        <w:rPr>
-          <w:b/>
-        </w:rPr>
-        <w:t>input</w:t>
-      </w:r>
-      <w:r>
-        <w:rPr>
-          <w:b w:val="0"/>
-        </w:rPr>
-        <w:t xml:space="preserve">s and predict the next step. Uncover one step, connect the icon to the actual procedure, and explain its </w:t>
-      </w:r>
-      <w:r>
-        <w:rPr>
-          <w:b/>
-        </w:rPr>
-        <w:t>evidence</w:t>
-      </w:r>
-      <w:r>
-        <w:rPr>
-          <w:b w:val="0"/>
-        </w:rPr>
-        <w:t>. Then change the supplied condition and compare.</w:t>
+        <w:t>Expected correction: An aggregate improvement can coexist with systematic subgroup errors.</w:t>
       </w:r>
     </w:p>
     <w:p>
@@ -1890,20 +2842,227 @@
         <w:rPr>
           <w:b w:val="0"/>
         </w:rPr>
-        <w:t>The picture is a representation; it does not document execution of a real AI model.</w:t>
+        <w:t>Collect explanations, not only yes/no votes. If a misunderstanding is common, re-model the relevant step for the class.</w:t>
       </w:r>
     </w:p>
     <w:p>
       <w:pPr>
-        <w:pStyle w:val="Heading1"/>
-      </w:pPr>
-      <w:r>
-        <w:t>03. Demonstrate and guide practice</w:t>
+        <w:spacing w:line="336" w:lineRule="auto" w:after="180"/>
+      </w:pPr>
+      <w:r>
+        <w:rPr>
+          <w:b w:val="0"/>
+        </w:rPr>
+        <w:t>If it affects a few learners, give a short targeted group explanation while others solve a more demanding variation.</w:t>
       </w:r>
     </w:p>
     <w:p>
-      <w:r>
-        <w:t>Demonstrate Capstone limitations and revision, reduce support deliberately and check individual reasoning before discussing answers.</w:t>
+      <w:pPr>
+        <w:pStyle w:val="Heading2"/>
+      </w:pPr>
+      <w:r>
+        <w:t>Pictured reasoning and changed case</w:t>
+      </w:r>
+    </w:p>
+    <w:p>
+      <w:pPr>
+        <w:spacing w:line="336" w:lineRule="auto" w:after="180"/>
+      </w:pPr>
+      <w:r>
+        <w:rPr>
+          <w:b w:val="0"/>
+        </w:rPr>
+        <w:t xml:space="preserve">Calculate the slice rates and explain the claim </w:t>
+      </w:r>
+      <w:r>
+        <w:rPr>
+          <w:b/>
+        </w:rPr>
+        <w:t>revision</w:t>
+      </w:r>
+      <w:r>
+        <w:rPr>
+          <w:b w:val="0"/>
+        </w:rPr>
+        <w:t xml:space="preserve">. If the team trains on the shifted evaluation patterns, what kind of </w:t>
+      </w:r>
+      <w:r>
+        <w:rPr>
+          <w:b/>
+        </w:rPr>
+        <w:t>evidence</w:t>
+      </w:r>
+      <w:r>
+        <w:rPr>
+          <w:b w:val="0"/>
+        </w:rPr>
+        <w:t xml:space="preserve"> does their rerun provide?</w:t>
+      </w:r>
+    </w:p>
+    <w:p>
+      <w:pPr>
+        <w:spacing w:line="336" w:lineRule="auto" w:after="180"/>
+      </w:pPr>
+      <w:r>
+        <w:rPr>
+          <w:b w:val="0"/>
+        </w:rPr>
+        <w:t xml:space="preserve">The rates are 87.5% and 37.5%; the shift-robust claim is unsupported here. </w:t>
+      </w:r>
+      <w:r>
+        <w:rPr>
+          <w:b/>
+        </w:rPr>
+        <w:t>Training</w:t>
+      </w:r>
+      <w:r>
+        <w:rPr>
+          <w:b w:val="0"/>
+        </w:rPr>
+        <w:t xml:space="preserve"> on those evaluation patterns makes a rerun development </w:t>
+      </w:r>
+      <w:r>
+        <w:rPr>
+          <w:b/>
+        </w:rPr>
+        <w:t>evidence</w:t>
+      </w:r>
+      <w:r>
+        <w:rPr>
+          <w:b w:val="0"/>
+        </w:rPr>
+        <w:t xml:space="preserve"> on exposed cases, requiring fresh reserved cases for an independent check.</w:t>
+      </w:r>
+    </w:p>
+    <w:p>
+      <w:pPr>
+        <w:spacing w:line="336" w:lineRule="auto" w:after="180"/>
+      </w:pPr>
+      <w:r>
+        <w:rPr>
+          <w:b w:val="0"/>
+        </w:rPr>
+        <w:t xml:space="preserve">Changed-case reasoning: Treat the score as exposed-case development, not independent </w:t>
+      </w:r>
+      <w:r>
+        <w:rPr>
+          <w:b/>
+        </w:rPr>
+        <w:t>evidence</w:t>
+      </w:r>
+      <w:r>
+        <w:rPr>
+          <w:b w:val="0"/>
+        </w:rPr>
+        <w:t xml:space="preserve"> of shift robustness. The evaluation records now influenced learning and model selection.</w:t>
+      </w:r>
+    </w:p>
+    <w:p>
+      <w:pPr>
+        <w:spacing w:line="336" w:lineRule="auto" w:after="180"/>
+      </w:pPr>
+      <w:r>
+        <w:rPr>
+          <w:b w:val="0"/>
+        </w:rPr>
+        <w:t xml:space="preserve">Collect each learner’s explanation before discussion. Use the first missing connection between </w:t>
+      </w:r>
+      <w:r>
+        <w:rPr>
+          <w:b/>
+        </w:rPr>
+        <w:t>input</w:t>
+      </w:r>
+      <w:r>
+        <w:rPr>
+          <w:b w:val="0"/>
+        </w:rPr>
+        <w:t xml:space="preserve">, deciding step and result to choose support. This question is worked-case practice, not fresh mastery </w:t>
+      </w:r>
+      <w:r>
+        <w:rPr>
+          <w:b/>
+        </w:rPr>
+        <w:t>evidence</w:t>
+      </w:r>
+      <w:r>
+        <w:rPr>
+          <w:b w:val="0"/>
+        </w:rPr>
+        <w:t>.</w:t>
+      </w:r>
+    </w:p>
+    <w:p>
+      <w:pPr>
+        <w:pStyle w:val="Heading2"/>
+      </w:pPr>
+      <w:r>
+        <w:t>Accessible support and extension</w:t>
+      </w:r>
+    </w:p>
+    <w:p>
+      <w:pPr>
+        <w:spacing w:line="336" w:lineRule="auto" w:after="180"/>
+      </w:pPr>
+      <w:r>
+        <w:rPr>
+          <w:b w:val="0"/>
+        </w:rPr>
+        <w:t xml:space="preserve">Use See how it works and Follow a worked example. Collect a </w:t>
+      </w:r>
+      <w:r>
+        <w:rPr>
+          <w:b/>
+        </w:rPr>
+        <w:t>prediction</w:t>
+      </w:r>
+      <w:r>
+        <w:rPr>
+          <w:b w:val="0"/>
+        </w:rPr>
+        <w:t xml:space="preserve"> before revealing its result; ask the learner to point to each intermediate fact.</w:t>
+      </w:r>
+    </w:p>
+    <w:p>
+      <w:pPr>
+        <w:spacing w:line="336" w:lineRule="auto" w:after="180"/>
+      </w:pPr>
+      <w:r>
+        <w:rPr>
+          <w:b w:val="0"/>
+        </w:rPr>
+        <w:t xml:space="preserve">Provide a frame with question, fixed settings, changed setting, data roles, raw </w:t>
+      </w:r>
+      <w:r>
+        <w:rPr>
+          <w:b/>
+        </w:rPr>
+        <w:t>prediction</w:t>
+      </w:r>
+      <w:r>
+        <w:rPr>
+          <w:b w:val="0"/>
+        </w:rPr>
+        <w:t>s, metric, conclusion and limitation. Allow a calculator and explicit squared-error columns.</w:t>
+      </w:r>
+    </w:p>
+    <w:p>
+      <w:pPr>
+        <w:spacing w:line="336" w:lineRule="auto" w:after="180"/>
+      </w:pPr>
+      <w:r>
+        <w:rPr>
+          <w:b w:val="0"/>
+        </w:rPr>
+        <w:t>Extension: implement the arithmetic locally, preserve the program version, and explain why a successful replay adds no independent test cases.</w:t>
+      </w:r>
+    </w:p>
+    <w:p>
+      <w:pPr>
+        <w:pStyle w:val="Heading2"/>
+      </w:pPr>
+      <w:r>
+        <w:t>Earlier wording, alternatives and picture transcripts · reference / check after trying</w:t>
       </w:r>
     </w:p>
     <w:tbl>
@@ -2120,59 +3279,26 @@
     </w:tbl>
     <w:p>
       <w:pPr>
-        <w:spacing w:line="336" w:lineRule="auto" w:after="180"/>
-      </w:pPr>
-      <w:r>
-        <w:rPr>
-          <w:b w:val="0"/>
-        </w:rPr>
-        <w:t xml:space="preserve">Use See how it works and Follow a worked example. Collect a </w:t>
-      </w:r>
-      <w:r>
-        <w:rPr>
-          <w:b/>
-        </w:rPr>
-        <w:t>prediction</w:t>
-      </w:r>
-      <w:r>
-        <w:rPr>
-          <w:b w:val="0"/>
-        </w:rPr>
-        <w:t xml:space="preserve"> before revealing its result; ask the learner to point to each intermediate fact.</w:t>
+        <w:pStyle w:val="Heading3"/>
+      </w:pPr>
+      <w:r>
+        <w:t>Reduce help deliberately</w:t>
       </w:r>
     </w:p>
     <w:p>
       <w:pPr>
-        <w:spacing w:line="336" w:lineRule="auto" w:after="180"/>
-      </w:pPr>
-      <w:r>
-        <w:rPr>
-          <w:b w:val="0"/>
-        </w:rPr>
-        <w:t xml:space="preserve">Provide a frame with question, fixed settings, changed setting, data roles, raw </w:t>
-      </w:r>
-      <w:r>
-        <w:rPr>
-          <w:b/>
-        </w:rPr>
-        <w:t>prediction</w:t>
-      </w:r>
-      <w:r>
-        <w:rPr>
-          <w:b w:val="0"/>
-        </w:rPr>
-        <w:t>s, metric, conclusion and limitation. Allow a calculator and explicit squared-error columns.</w:t>
+        <w:pStyle w:val="Heading3"/>
+      </w:pPr>
+      <w:r>
+        <w:t>Individual reasoning check</w:t>
       </w:r>
     </w:p>
     <w:p>
       <w:pPr>
-        <w:spacing w:line="336" w:lineRule="auto" w:after="180"/>
-      </w:pPr>
-      <w:r>
-        <w:rPr>
-          <w:b w:val="0"/>
-        </w:rPr>
-        <w:t>Extension: implement the arithmetic locally, preserve the program version, and explain why a successful replay adds no independent test cases.</w:t>
+        <w:pStyle w:val="Heading3"/>
+      </w:pPr>
+      <w:r>
+        <w:t>Pictorial practice question</w:t>
       </w:r>
     </w:p>
     <w:p>
@@ -2180,106 +3306,47 @@
         <w:pStyle w:val="Heading3"/>
       </w:pPr>
       <w:r>
-        <w:t>Reduce help deliberately</w:t>
+        <w:t>Reasoned teacher answer</w:t>
       </w:r>
     </w:p>
     <w:p>
       <w:pPr>
-        <w:pStyle w:val="Heading3"/>
-      </w:pPr>
-      <w:r>
-        <w:t>Completion practice</w:t>
+        <w:pStyle w:val="Heading1"/>
+      </w:pPr>
+      <w:r>
+        <w:t>04. Run the complete supplied investigation</w:t>
       </w:r>
     </w:p>
     <w:p>
-      <w:pPr>
-        <w:spacing w:line="336" w:lineRule="auto" w:after="180"/>
-        <w:shd w:fill="F5F1FB"/>
-      </w:pPr>
-      <w:r>
-        <w:rPr>
-          <w:b w:val="0"/>
-        </w:rPr>
-        <w:t>Completion task: Compute both overall MSE values and the candidate negative-</w:t>
-      </w:r>
-      <w:r>
-        <w:rPr>
-          <w:b/>
-        </w:rPr>
-        <w:t>input</w:t>
-      </w:r>
-      <w:r>
-        <w:rPr>
-          <w:b w:val="0"/>
-        </w:rPr>
-        <w:t xml:space="preserve"> MSE. Apply the strict final criterion.</w:t>
+      <w:r>
+        <w:t>Separate predictions,actual runs and paper traces.</w:t>
       </w:r>
     </w:p>
     <w:p>
       <w:pPr>
-        <w:pStyle w:val="Heading3"/>
-      </w:pPr>
-      <w:r>
-        <w:t>Reasoning to listen for</w:t>
+        <w:pStyle w:val="Heading2"/>
+      </w:pPr>
+      <w:r>
+        <w:t>Complete inputs,expected results and limits</w:t>
       </w:r>
     </w:p>
     <w:p>
       <w:pPr>
         <w:spacing w:line="336" w:lineRule="auto" w:after="180"/>
-        <w:shd w:fill="F1F6FC"/>
       </w:pPr>
       <w:r>
         <w:rPr>
           <w:b w:val="0"/>
         </w:rPr>
-        <w:t>Teacher check: Teacher explanation: Baseline MSE 20.25; candidate MSE 5. Candidate negative-</w:t>
-      </w:r>
-      <w:r>
-        <w:rPr>
-          <w:b/>
-        </w:rPr>
-        <w:t>input</w:t>
-      </w:r>
-      <w:r>
-        <w:rPr>
-          <w:b w:val="0"/>
-        </w:rPr>
-        <w:t xml:space="preserve"> MSE 10 over two rows. Candidate passes the lower-overall-MSE criterion but has a structural negative-</w:t>
-      </w:r>
-      <w:r>
-        <w:rPr>
-          <w:b/>
-        </w:rPr>
-        <w:t>output</w:t>
-      </w:r>
-      <w:r>
-        <w:rPr>
-          <w:b w:val="0"/>
-        </w:rPr>
-        <w:t xml:space="preserve"> limitation.</w:t>
+        <w:t>Main baseline MSE 20.25, candidate 5, negative subset 10; aggregate criterion passes with a structural limitation. Independent frozen a3: baseline squares 16, 64, 9, 36→31.25; candidate 0, 0, 9, 36→11.25; negative MSE 22.5. Both improve only on the stated four-case comparison. No claimed new revision performance, causal image explanation or universal robustness.</w:t>
       </w:r>
     </w:p>
     <w:p>
       <w:pPr>
-        <w:spacing w:line="336" w:lineRule="auto" w:after="180"/>
-      </w:pPr>
-      <w:r>
-        <w:rPr>
-          <w:b w:val="0"/>
-        </w:rPr>
-        <w:t xml:space="preserve">Start by identifying the given </w:t>
-      </w:r>
-      <w:r>
-        <w:rPr>
-          <w:b/>
-        </w:rPr>
-        <w:t>input</w:t>
-      </w:r>
-      <w:r>
-        <w:rPr>
-          <w:b w:val="0"/>
-        </w:rPr>
-        <w:t>s together. Leave the intermediate steps blank. If needed, model one step, then withdraw that help on the next step. Move to a full trace only when the partial trace is understood.</w:t>
+        <w:pStyle w:val="Heading2"/>
+      </w:pPr>
+      <w:r>
+        <w:t>Diagnose the current misconceptions</w:t>
       </w:r>
     </w:p>
     <w:p>
@@ -2290,15 +3357,48 @@
         <w:rPr>
           <w:b w:val="0"/>
         </w:rPr>
-        <w:t>For partners, alternate explainer and checker; collect a response from every learner before discussion.</w:t>
+        <w:t>Passing a criterion means no failures remain: An aggregate improvement can coexist with systematic subgroup errors.</w:t>
       </w:r>
     </w:p>
     <w:p>
       <w:pPr>
-        <w:pStyle w:val="Heading3"/>
-      </w:pPr>
-      <w:r>
-        <w:t>Individual reasoning check</w:t>
+        <w:spacing w:line="336" w:lineRule="auto" w:after="180"/>
+      </w:pPr>
+      <w:r>
+        <w:rPr>
+          <w:b/>
+        </w:rPr>
+        <w:t>Training</w:t>
+      </w:r>
+      <w:r>
+        <w:rPr>
+          <w:b w:val="0"/>
+        </w:rPr>
+        <w:t xml:space="preserve"> longer fixes any </w:t>
+      </w:r>
+      <w:r>
+        <w:rPr>
+          <w:b/>
+        </w:rPr>
+        <w:t>output</w:t>
+      </w:r>
+      <w:r>
+        <w:rPr>
+          <w:b w:val="0"/>
+        </w:rPr>
+        <w:t xml:space="preserve"> constraint: A nonnegative </w:t>
+      </w:r>
+      <w:r>
+        <w:rPr>
+          <w:b/>
+        </w:rPr>
+        <w:t>output</w:t>
+      </w:r>
+      <w:r>
+        <w:rPr>
+          <w:b w:val="0"/>
+        </w:rPr>
+        <w:t xml:space="preserve"> cannot express a negative target.</w:t>
       </w:r>
     </w:p>
     <w:p>
@@ -2309,19 +3409,7 @@
         <w:rPr>
           <w:b w:val="0"/>
         </w:rPr>
-        <w:t xml:space="preserve">Use the worked case for Capstone limitations and </w:t>
-      </w:r>
-      <w:r>
-        <w:rPr>
-          <w:b/>
-        </w:rPr>
-        <w:t>revision</w:t>
-      </w:r>
-      <w:r>
-        <w:rPr>
-          <w:b w:val="0"/>
-        </w:rPr>
-        <w:t>. Proposed explanation: “Passing a criterion means no failures remain”. Decide whether this explanation is supported.</w:t>
+        <w:t>A repaired test score is a new final test: The revealed cases informed the repair and now serve as development or regression checks.</w:t>
       </w:r>
     </w:p>
     <w:p>
@@ -2332,313 +3420,39 @@
         <w:rPr>
           <w:b w:val="0"/>
         </w:rPr>
-        <w:t>Point to the step or supplied fact that decides; explain your repair if needed.</w:t>
+        <w:t xml:space="preserve">Use Run the investigation for the </w:t>
+      </w:r>
+      <w:r>
+        <w:rPr>
+          <w:b/>
+        </w:rPr>
+        <w:t>evidence</w:t>
+      </w:r>
+      <w:r>
+        <w:rPr>
+          <w:b w:val="0"/>
+        </w:rPr>
+        <w:t xml:space="preserve"> ledger. Add a boundary or missing-</w:t>
+      </w:r>
+      <w:r>
+        <w:rPr>
+          <w:b/>
+        </w:rPr>
+        <w:t>input</w:t>
+      </w:r>
+      <w:r>
+        <w:rPr>
+          <w:b w:val="0"/>
+        </w:rPr>
+        <w:t xml:space="preserve"> case and record the expected response before checking. More successful repeats of one case do not establish wider coverage.</w:t>
       </w:r>
     </w:p>
     <w:p>
       <w:pPr>
-        <w:pStyle w:val="Heading3"/>
-      </w:pPr>
-      <w:r>
-        <w:t>Expected repair</w:t>
-      </w:r>
-    </w:p>
-    <w:p>
-      <w:pPr>
-        <w:spacing w:line="336" w:lineRule="auto" w:after="180"/>
-        <w:shd w:fill="F1F6FC"/>
-      </w:pPr>
-      <w:r>
-        <w:rPr>
-          <w:b w:val="0"/>
-        </w:rPr>
-        <w:t>Expected correction: An aggregate improvement can coexist with systematic subgroup errors.</w:t>
-      </w:r>
-    </w:p>
-    <w:p>
-      <w:pPr>
-        <w:spacing w:line="336" w:lineRule="auto" w:after="180"/>
-      </w:pPr>
-      <w:r>
-        <w:rPr>
-          <w:b w:val="0"/>
-        </w:rPr>
-        <w:t>Collect explanations, not only yes/no votes. If a misunderstanding is common, re-model the relevant step for the class.</w:t>
-      </w:r>
-    </w:p>
-    <w:p>
-      <w:pPr>
-        <w:spacing w:line="336" w:lineRule="auto" w:after="180"/>
-      </w:pPr>
-      <w:r>
-        <w:rPr>
-          <w:b w:val="0"/>
-        </w:rPr>
-        <w:t>If it affects a few learners, give a short targeted group explanation while others solve a more demanding variation.</w:t>
-      </w:r>
-    </w:p>
-    <w:p>
-      <w:pPr>
-        <w:pStyle w:val="Heading3"/>
-      </w:pPr>
-      <w:r>
-        <w:t>Pictorial practice question</w:t>
-      </w:r>
-    </w:p>
-    <w:p>
-      <w:pPr>
-        <w:spacing w:line="336" w:lineRule="auto" w:after="180"/>
-        <w:shd w:fill="F5F1FB"/>
-      </w:pPr>
-      <w:r>
-        <w:rPr>
-          <w:b w:val="0"/>
-        </w:rPr>
-        <w:t xml:space="preserve">Calculate the slice rates and explain the claim </w:t>
-      </w:r>
-      <w:r>
-        <w:rPr>
-          <w:b/>
-        </w:rPr>
-        <w:t>revision</w:t>
-      </w:r>
-      <w:r>
-        <w:rPr>
-          <w:b w:val="0"/>
-        </w:rPr>
-        <w:t xml:space="preserve">. If the team trains on the shifted evaluation patterns, what kind of </w:t>
-      </w:r>
-      <w:r>
-        <w:rPr>
-          <w:b/>
-        </w:rPr>
-        <w:t>evidence</w:t>
-      </w:r>
-      <w:r>
-        <w:rPr>
-          <w:b w:val="0"/>
-        </w:rPr>
-        <w:t xml:space="preserve"> does their rerun provide?</w:t>
-      </w:r>
-    </w:p>
-    <w:p>
-      <w:pPr>
-        <w:pStyle w:val="Heading3"/>
-      </w:pPr>
-      <w:r>
-        <w:t>Reasoned teacher answer</w:t>
-      </w:r>
-    </w:p>
-    <w:p>
-      <w:pPr>
-        <w:spacing w:line="336" w:lineRule="auto" w:after="180"/>
-      </w:pPr>
-      <w:r>
-        <w:rPr>
-          <w:b w:val="0"/>
-        </w:rPr>
-        <w:t xml:space="preserve">The rates are 87.5% and 37.5%; the shift-robust claim is unsupported here. </w:t>
-      </w:r>
-      <w:r>
-        <w:rPr>
-          <w:b/>
-        </w:rPr>
-        <w:t>Training</w:t>
-      </w:r>
-      <w:r>
-        <w:rPr>
-          <w:b w:val="0"/>
-        </w:rPr>
-        <w:t xml:space="preserve"> on those evaluation patterns makes a rerun development </w:t>
-      </w:r>
-      <w:r>
-        <w:rPr>
-          <w:b/>
-        </w:rPr>
-        <w:t>evidence</w:t>
-      </w:r>
-      <w:r>
-        <w:rPr>
-          <w:b w:val="0"/>
-        </w:rPr>
-        <w:t xml:space="preserve"> on exposed cases, requiring fresh reserved cases for an independent check.</w:t>
-      </w:r>
-    </w:p>
-    <w:p>
-      <w:pPr>
-        <w:spacing w:line="336" w:lineRule="auto" w:after="180"/>
-      </w:pPr>
-      <w:r>
-        <w:rPr>
-          <w:b w:val="0"/>
-        </w:rPr>
-        <w:t xml:space="preserve">Changed-case reasoning: Treat the score as exposed-case development, not independent </w:t>
-      </w:r>
-      <w:r>
-        <w:rPr>
-          <w:b/>
-        </w:rPr>
-        <w:t>evidence</w:t>
-      </w:r>
-      <w:r>
-        <w:rPr>
-          <w:b w:val="0"/>
-        </w:rPr>
-        <w:t xml:space="preserve"> of shift robustness. The evaluation records now influenced learning and model selection.</w:t>
-      </w:r>
-    </w:p>
-    <w:p>
-      <w:pPr>
-        <w:spacing w:line="336" w:lineRule="auto" w:after="180"/>
-      </w:pPr>
-      <w:r>
-        <w:rPr>
-          <w:b w:val="0"/>
-        </w:rPr>
-        <w:t xml:space="preserve">Collect each learner’s explanation before discussion. Use the first missing connection between </w:t>
-      </w:r>
-      <w:r>
-        <w:rPr>
-          <w:b/>
-        </w:rPr>
-        <w:t>input</w:t>
-      </w:r>
-      <w:r>
-        <w:rPr>
-          <w:b w:val="0"/>
-        </w:rPr>
-        <w:t xml:space="preserve">, deciding step and result to choose support. This question is worked-case practice, not fresh mastery </w:t>
-      </w:r>
-      <w:r>
-        <w:rPr>
-          <w:b/>
-        </w:rPr>
-        <w:t>evidence</w:t>
-      </w:r>
-      <w:r>
-        <w:rPr>
-          <w:b w:val="0"/>
-        </w:rPr>
-        <w:t>.</w:t>
-      </w:r>
-    </w:p>
-    <w:p>
-      <w:pPr>
-        <w:pStyle w:val="Heading1"/>
-      </w:pPr>
-      <w:r>
-        <w:t>04. Run the investigation and diagnose misconceptions</w:t>
-      </w:r>
-    </w:p>
-    <w:p>
-      <w:r>
-        <w:t>Run the Capstone limitations and revision investigation and use the first unsupported step to choose a teaching response.</w:t>
-      </w:r>
-    </w:p>
-    <w:p>
-      <w:pPr>
-        <w:spacing w:line="336" w:lineRule="auto" w:after="180"/>
-      </w:pPr>
-      <w:r>
-        <w:rPr>
-          <w:b w:val="0"/>
-        </w:rPr>
-        <w:t>Passing a criterion means no failures remain: An aggregate improvement can coexist with systematic subgroup errors.</w:t>
-      </w:r>
-    </w:p>
-    <w:p>
-      <w:pPr>
-        <w:spacing w:line="336" w:lineRule="auto" w:after="180"/>
-      </w:pPr>
-      <w:r>
-        <w:rPr>
-          <w:b/>
-        </w:rPr>
-        <w:t>Training</w:t>
-      </w:r>
-      <w:r>
-        <w:rPr>
-          <w:b w:val="0"/>
-        </w:rPr>
-        <w:t xml:space="preserve"> longer fixes any </w:t>
-      </w:r>
-      <w:r>
-        <w:rPr>
-          <w:b/>
-        </w:rPr>
-        <w:t>output</w:t>
-      </w:r>
-      <w:r>
-        <w:rPr>
-          <w:b w:val="0"/>
-        </w:rPr>
-        <w:t xml:space="preserve"> constraint: A nonnegative </w:t>
-      </w:r>
-      <w:r>
-        <w:rPr>
-          <w:b/>
-        </w:rPr>
-        <w:t>output</w:t>
-      </w:r>
-      <w:r>
-        <w:rPr>
-          <w:b w:val="0"/>
-        </w:rPr>
-        <w:t xml:space="preserve"> cannot express a negative target.</w:t>
-      </w:r>
-    </w:p>
-    <w:p>
-      <w:pPr>
-        <w:spacing w:line="336" w:lineRule="auto" w:after="180"/>
-      </w:pPr>
-      <w:r>
-        <w:rPr>
-          <w:b w:val="0"/>
-        </w:rPr>
-        <w:t>A repaired test score is a new final test: The revealed cases informed the repair and now serve as development or regression checks.</w:t>
-      </w:r>
-    </w:p>
-    <w:p>
-      <w:pPr>
-        <w:spacing w:line="336" w:lineRule="auto" w:after="180"/>
-      </w:pPr>
-      <w:r>
-        <w:rPr>
-          <w:b w:val="0"/>
-        </w:rPr>
-        <w:t xml:space="preserve">Use Run the investigation for the </w:t>
-      </w:r>
-      <w:r>
-        <w:rPr>
-          <w:b/>
-        </w:rPr>
-        <w:t>evidence</w:t>
-      </w:r>
-      <w:r>
-        <w:rPr>
-          <w:b w:val="0"/>
-        </w:rPr>
-        <w:t xml:space="preserve"> ledger. Add a boundary or missing-</w:t>
-      </w:r>
-      <w:r>
-        <w:rPr>
-          <w:b/>
-        </w:rPr>
-        <w:t>input</w:t>
-      </w:r>
-      <w:r>
-        <w:rPr>
-          <w:b w:val="0"/>
-        </w:rPr>
-        <w:t xml:space="preserve"> case and record the expected response before checking. More successful repeats of one case do not establish wider coverage.</w:t>
-      </w:r>
-    </w:p>
-    <w:p>
-      <w:pPr>
-        <w:pStyle w:val="Heading3"/>
-      </w:pPr>
-      <w:r>
-        <w:t>Match the support to the first error</w:t>
+        <w:pStyle w:val="Heading2"/>
+      </w:pPr>
+      <w:r>
+        <w:t>Choose accessible support</w:t>
       </w:r>
     </w:p>
     <w:tbl>
@@ -2811,741 +3625,116 @@
     </w:p>
     <w:p>
       <w:pPr>
-        <w:pStyle w:val="Heading1"/>
-      </w:pPr>
-      <w:r>
-        <w:t>05. Assess and explain the answers</w:t>
+        <w:pStyle w:val="Heading2"/>
+      </w:pPr>
+      <w:r>
+        <w:t>Earlier wording, alternatives and picture transcripts · reference / check after trying</w:t>
       </w:r>
     </w:p>
     <w:p>
-      <w:r>
-        <w:t>Use the Capstone limitations and revision questions, teacher keys and criteria after the relevant attempts. Previously discussed cases are practice; protect the separately selected independent task.</w:t>
+      <w:pPr>
+        <w:pStyle w:val="Heading3"/>
+      </w:pPr>
+      <w:r>
+        <w:t>Match the support to the first error</w:t>
       </w:r>
     </w:p>
     <w:p>
       <w:pPr>
-        <w:pStyle w:val="Heading3"/>
-      </w:pPr>
-      <w:r>
-        <w:t>Guided and exit questions</w:t>
+        <w:pStyle w:val="Heading1"/>
+      </w:pPr>
+      <w:r>
+        <w:t>05. Assess the new schema or calculation transfer</w:t>
       </w:r>
     </w:p>
     <w:p>
-      <w:pPr>
-        <w:spacing w:line="336" w:lineRule="auto" w:after="180"/>
-      </w:pPr>
-      <w:r>
-        <w:rPr>
-          <w:b w:val="0"/>
-        </w:rPr>
-        <w:t xml:space="preserve">Guided: ReLU predicts 0, </w:t>
-      </w:r>
-      <w:r>
-        <w:rPr>
-          <w:b/>
-        </w:rPr>
-        <w:t>residual</w:t>
-      </w:r>
-      <w:r>
-        <w:rPr>
-          <w:b w:val="0"/>
-        </w:rPr>
-        <w:t xml:space="preserve"> 6, squared error 36. Signed 2*x predicts -6, </w:t>
-      </w:r>
-      <w:r>
-        <w:rPr>
-          <w:b/>
-        </w:rPr>
-        <w:t>residual</w:t>
-      </w:r>
-      <w:r>
-        <w:rPr>
-          <w:b w:val="0"/>
-        </w:rPr>
-        <w:t xml:space="preserve"> 0, squared error 0 on the revealed case. This supports representational feasibility, not independent generalisation.</w:t>
+      <w:r>
+        <w:t>Keep the selected answer private until after a first attempt.</w:t>
       </w:r>
     </w:p>
     <w:p>
       <w:pPr>
-        <w:spacing w:line="336" w:lineRule="auto" w:after="180"/>
-      </w:pPr>
-      <w:r>
-        <w:rPr>
-          <w:b w:val="0"/>
-        </w:rPr>
-        <w:t>Exit: original candidate MSE 5 versus baseline 20.25 on four constructed final rows; the changed architecture lacks new independent evaluation.</w:t>
+        <w:pStyle w:val="Heading2"/>
+      </w:pPr>
+      <w:r>
+        <w:t>Selected independent task and checked answer</w:t>
       </w:r>
     </w:p>
     <w:p>
       <w:pPr>
-        <w:pStyle w:val="Heading3"/>
-      </w:pPr>
-      <w:r>
-        <w:t>W1 Trace final predictions</w:t>
+        <w:spacing w:line="336" w:lineRule="auto" w:after="180"/>
+      </w:pPr>
+      <w:r>
+        <w:rPr>
+          <w:b w:val="0"/>
+        </w:rPr>
+        <w:t xml:space="preserve">Selected case: A frozen ReLU candidate with a = 3 is compared with baseline a = 1 on final rows (2,6),(4,12),(-1,-3),(-2,-6). Compute both MSE values and candidate MSE on negative </w:t>
+      </w:r>
+      <w:r>
+        <w:rPr>
+          <w:b/>
+        </w:rPr>
+        <w:t>input</w:t>
+      </w:r>
+      <w:r>
+        <w:rPr>
+          <w:b w:val="0"/>
+        </w:rPr>
+        <w:t>s. Write a bounded conclusion.</w:t>
       </w:r>
     </w:p>
     <w:p>
       <w:pPr>
-        <w:pStyle w:val="Heading3"/>
-      </w:pPr>
-      <w:r>
-        <w:t>Workbook question · W1</w:t>
+        <w:spacing w:line="336" w:lineRule="auto" w:after="180"/>
+      </w:pPr>
+      <w:r>
+        <w:rPr>
+          <w:b w:val="0"/>
+        </w:rPr>
+        <w:t>Teacher explanation: Baseline squared errors 16,64,9,36 total 125, MSE 31.25. Candidate squared errors 0,0,9,36 total 45, MSE 11.25. Negative-</w:t>
+      </w:r>
+      <w:r>
+        <w:rPr>
+          <w:b/>
+        </w:rPr>
+        <w:t>input</w:t>
+      </w:r>
+      <w:r>
+        <w:rPr>
+          <w:b w:val="0"/>
+        </w:rPr>
+        <w:t xml:space="preserve"> MSE 22.5 over two rows.</w:t>
       </w:r>
     </w:p>
     <w:p>
       <w:pPr>
         <w:spacing w:line="336" w:lineRule="auto" w:after="180"/>
-        <w:shd w:fill="F5F1FB"/>
       </w:pPr>
       <w:r>
         <w:rPr>
           <w:b w:val="0"/>
         </w:rPr>
-        <w:t xml:space="preserve">For F1–F4 calculate candidate </w:t>
+        <w:t xml:space="preserve">Candidate improves overall on these four constructed cases but still cannot represent negative </w:t>
       </w:r>
       <w:r>
         <w:rPr>
           <w:b/>
         </w:rPr>
-        <w:t>residual</w:t>
+        <w:t>output</w:t>
       </w:r>
       <w:r>
         <w:rPr>
           <w:b w:val="0"/>
         </w:rPr>
-        <w:t>s and squared errors.</w:t>
+        <w:t>s.</w:t>
       </w:r>
     </w:p>
     <w:p>
       <w:pPr>
-        <w:pStyle w:val="Heading3"/>
-      </w:pPr>
-      <w:r>
-        <w:t>Teacher reasoning · W1</w:t>
-      </w:r>
-    </w:p>
-    <w:p>
-      <w:pPr>
-        <w:spacing w:line="336" w:lineRule="auto" w:after="180"/>
-        <w:shd w:fill="F1F6FC"/>
-      </w:pPr>
-      <w:r>
-        <w:rPr>
-          <w:b w:val="0"/>
-        </w:rPr>
-        <w:t xml:space="preserve">Teacher explanation: </w:t>
-      </w:r>
-      <w:r>
-        <w:rPr>
-          <w:b/>
-        </w:rPr>
-        <w:t>Residual</w:t>
-      </w:r>
-      <w:r>
-        <w:rPr>
-          <w:b w:val="0"/>
-        </w:rPr>
-        <w:t xml:space="preserve">s 0,0,2,4; squared errors 0,0,4,16. The ReLU </w:t>
-      </w:r>
-      <w:r>
-        <w:rPr>
-          <w:b/>
-        </w:rPr>
-        <w:t>prediction</w:t>
-      </w:r>
-      <w:r>
-        <w:rPr>
-          <w:b w:val="0"/>
-        </w:rPr>
-        <w:t xml:space="preserve">s for both negative </w:t>
-      </w:r>
-      <w:r>
-        <w:rPr>
-          <w:b/>
-        </w:rPr>
-        <w:t>input</w:t>
-      </w:r>
-      <w:r>
-        <w:rPr>
-          <w:b w:val="0"/>
-        </w:rPr>
-        <w:t>s are zero.</w:t>
-      </w:r>
-    </w:p>
-    <w:p>
-      <w:pPr>
-        <w:pStyle w:val="Heading3"/>
-      </w:pPr>
-      <w:r>
-        <w:t>W2 Compare with the baseline</w:t>
-      </w:r>
-    </w:p>
-    <w:p>
-      <w:pPr>
-        <w:pStyle w:val="Heading3"/>
-      </w:pPr>
-      <w:r>
-        <w:t>Workbook question · W2</w:t>
-      </w:r>
-    </w:p>
-    <w:p>
-      <w:pPr>
-        <w:spacing w:line="336" w:lineRule="auto" w:after="180"/>
-        <w:shd w:fill="F5F1FB"/>
-      </w:pPr>
-      <w:r>
-        <w:rPr>
-          <w:b w:val="0"/>
-        </w:rPr>
-        <w:t>Compute both overall MSE values and the candidate negative-</w:t>
-      </w:r>
-      <w:r>
-        <w:rPr>
-          <w:b/>
-        </w:rPr>
-        <w:t>input</w:t>
-      </w:r>
-      <w:r>
-        <w:rPr>
-          <w:b w:val="0"/>
-        </w:rPr>
-        <w:t xml:space="preserve"> MSE. Apply the strict final criterion.</w:t>
-      </w:r>
-    </w:p>
-    <w:p>
-      <w:pPr>
-        <w:pStyle w:val="Heading3"/>
-      </w:pPr>
-      <w:r>
-        <w:t>Teacher reasoning · W2</w:t>
-      </w:r>
-    </w:p>
-    <w:p>
-      <w:pPr>
-        <w:spacing w:line="336" w:lineRule="auto" w:after="180"/>
-        <w:shd w:fill="F1F6FC"/>
-      </w:pPr>
-      <w:r>
-        <w:rPr>
-          <w:b w:val="0"/>
-        </w:rPr>
-        <w:t>Teacher explanation: Baseline MSE 20.25; candidate MSE 5. Candidate negative-</w:t>
-      </w:r>
-      <w:r>
-        <w:rPr>
-          <w:b/>
-        </w:rPr>
-        <w:t>input</w:t>
-      </w:r>
-      <w:r>
-        <w:rPr>
-          <w:b w:val="0"/>
-        </w:rPr>
-        <w:t xml:space="preserve"> MSE 10 over two rows. Candidate passes the lower-overall-MSE criterion but has a structural negative-</w:t>
-      </w:r>
-      <w:r>
-        <w:rPr>
-          <w:b/>
-        </w:rPr>
-        <w:t>output</w:t>
-      </w:r>
-      <w:r>
-        <w:rPr>
-          <w:b w:val="0"/>
-        </w:rPr>
-        <w:t xml:space="preserve"> limitation.</w:t>
-      </w:r>
-    </w:p>
-    <w:p>
-      <w:pPr>
-        <w:pStyle w:val="Heading3"/>
-      </w:pPr>
-      <w:r>
-        <w:t>W3 Explain the architecture limit</w:t>
-      </w:r>
-    </w:p>
-    <w:p>
-      <w:pPr>
-        <w:pStyle w:val="Heading3"/>
-      </w:pPr>
-      <w:r>
-        <w:t>Workbook question · W3</w:t>
-      </w:r>
-    </w:p>
-    <w:p>
-      <w:pPr>
-        <w:spacing w:line="336" w:lineRule="auto" w:after="180"/>
-        <w:shd w:fill="F5F1FB"/>
-      </w:pPr>
-      <w:r>
-        <w:rPr>
-          <w:b w:val="0"/>
-        </w:rPr>
-        <w:t xml:space="preserve">Why cannot extra </w:t>
-      </w:r>
-      <w:r>
-        <w:rPr>
-          <w:b/>
-        </w:rPr>
-        <w:t>training</w:t>
-      </w:r>
-      <w:r>
-        <w:rPr>
-          <w:b w:val="0"/>
-        </w:rPr>
-        <w:t xml:space="preserve"> alone make this ReLU </w:t>
-      </w:r>
-      <w:r>
-        <w:rPr>
-          <w:b/>
-        </w:rPr>
-        <w:t>output</w:t>
-      </w:r>
-      <w:r>
-        <w:rPr>
-          <w:b w:val="0"/>
-        </w:rPr>
-        <w:t xml:space="preserve"> negative? Name a proposed change and the </w:t>
-      </w:r>
-      <w:r>
-        <w:rPr>
-          <w:b/>
-        </w:rPr>
-        <w:t>evidence</w:t>
-      </w:r>
-      <w:r>
-        <w:rPr>
-          <w:b w:val="0"/>
-        </w:rPr>
-        <w:t xml:space="preserve"> it would require.</w:t>
-      </w:r>
-    </w:p>
-    <w:p>
-      <w:pPr>
-        <w:pStyle w:val="Heading3"/>
-      </w:pPr>
-      <w:r>
-        <w:t>Teacher reasoning · W3</w:t>
-      </w:r>
-    </w:p>
-    <w:p>
-      <w:pPr>
-        <w:spacing w:line="336" w:lineRule="auto" w:after="180"/>
-        <w:shd w:fill="F1F6FC"/>
-      </w:pPr>
-      <w:r>
-        <w:rPr>
-          <w:b w:val="0"/>
-        </w:rPr>
-        <w:t>Teacher explanation: max(0,a*x) is always nonnegative, regardless of a.</w:t>
-      </w:r>
-    </w:p>
-    <w:p>
-      <w:pPr>
-        <w:spacing w:line="336" w:lineRule="auto" w:after="180"/>
-        <w:shd w:fill="F1F6FC"/>
-      </w:pPr>
-      <w:r>
-        <w:rPr>
-          <w:b w:val="0"/>
-        </w:rPr>
-        <w:t xml:space="preserve">A signed linear </w:t>
-      </w:r>
-      <w:r>
-        <w:rPr>
-          <w:b/>
-        </w:rPr>
-        <w:t>output</w:t>
-      </w:r>
-      <w:r>
-        <w:rPr>
-          <w:b w:val="0"/>
-        </w:rPr>
-        <w:t xml:space="preserve"> can represent negative values; treat it as a changed architecture and run a recorded </w:t>
-      </w:r>
-      <w:r>
-        <w:rPr>
-          <w:b/>
-        </w:rPr>
-        <w:t>fitting</w:t>
-      </w:r>
-      <w:r>
-        <w:rPr>
-          <w:b w:val="0"/>
-        </w:rPr>
-        <w:t xml:space="preserve">/selection procedure with fresh reserved final </w:t>
-      </w:r>
-      <w:r>
-        <w:rPr>
-          <w:b/>
-        </w:rPr>
-        <w:t>evidence</w:t>
-      </w:r>
-      <w:r>
-        <w:rPr>
-          <w:b w:val="0"/>
-        </w:rPr>
-        <w:t>.</w:t>
-      </w:r>
-    </w:p>
-    <w:p>
-      <w:pPr>
-        <w:pStyle w:val="Heading3"/>
-      </w:pPr>
-      <w:r>
-        <w:t>W4 Evaluate new evidence independently</w:t>
-      </w:r>
-    </w:p>
-    <w:p>
-      <w:pPr>
-        <w:pStyle w:val="Heading3"/>
-      </w:pPr>
-      <w:r>
-        <w:t>Workbook question · W4</w:t>
-      </w:r>
-    </w:p>
-    <w:p>
-      <w:pPr>
-        <w:spacing w:line="336" w:lineRule="auto" w:after="180"/>
-        <w:shd w:fill="F5F1FB"/>
-      </w:pPr>
-      <w:r>
-        <w:rPr>
-          <w:b w:val="0"/>
-        </w:rPr>
-        <w:t xml:space="preserve">A frozen ReLU candidate with a = 3 is compared with baseline a = 1 on final rows (2,6),(4,12),(-1,-3),(-2,-6). Compute both MSE values and candidate MSE on negative </w:t>
-      </w:r>
-      <w:r>
-        <w:rPr>
-          <w:b/>
-        </w:rPr>
-        <w:t>input</w:t>
-      </w:r>
-      <w:r>
-        <w:rPr>
-          <w:b w:val="0"/>
-        </w:rPr>
-        <w:t>s. Write a bounded conclusion.</w:t>
-      </w:r>
-    </w:p>
-    <w:p>
-      <w:pPr>
-        <w:pStyle w:val="Heading3"/>
-      </w:pPr>
-      <w:r>
-        <w:t>Teacher reasoning · W4</w:t>
-      </w:r>
-    </w:p>
-    <w:p>
-      <w:pPr>
-        <w:spacing w:line="336" w:lineRule="auto" w:after="180"/>
-        <w:shd w:fill="F1F6FC"/>
-      </w:pPr>
-      <w:r>
-        <w:rPr>
-          <w:b w:val="0"/>
-        </w:rPr>
-        <w:t>Teacher explanation: Baseline squared errors 16,64,9,36 total 125, MSE 31.25. Candidate squared errors 0,0,9,36 total 45, MSE 11.25. Negative-</w:t>
-      </w:r>
-      <w:r>
-        <w:rPr>
-          <w:b/>
-        </w:rPr>
-        <w:t>input</w:t>
-      </w:r>
-      <w:r>
-        <w:rPr>
-          <w:b w:val="0"/>
-        </w:rPr>
-        <w:t xml:space="preserve"> MSE 22.5 over two rows.</w:t>
-      </w:r>
-    </w:p>
-    <w:p>
-      <w:pPr>
-        <w:spacing w:line="336" w:lineRule="auto" w:after="180"/>
-        <w:shd w:fill="F1F6FC"/>
-      </w:pPr>
-      <w:r>
-        <w:rPr>
-          <w:b w:val="0"/>
-        </w:rPr>
-        <w:t xml:space="preserve">Candidate improves overall on these four constructed cases but still cannot represent negative </w:t>
-      </w:r>
-      <w:r>
-        <w:rPr>
-          <w:b/>
-        </w:rPr>
-        <w:t>output</w:t>
-      </w:r>
-      <w:r>
-        <w:rPr>
-          <w:b w:val="0"/>
-        </w:rPr>
-        <w:t>s.</w:t>
-      </w:r>
-    </w:p>
-    <w:p>
-      <w:pPr>
-        <w:pStyle w:val="Heading3"/>
-      </w:pPr>
-      <w:r>
-        <w:t>W5 Label a revision honestly</w:t>
-      </w:r>
-    </w:p>
-    <w:p>
-      <w:pPr>
-        <w:pStyle w:val="Heading3"/>
-      </w:pPr>
-      <w:r>
-        <w:t>Workbook question · W5</w:t>
-      </w:r>
-    </w:p>
-    <w:p>
-      <w:pPr>
-        <w:spacing w:line="336" w:lineRule="auto" w:after="180"/>
-        <w:shd w:fill="F5F1FB"/>
-      </w:pPr>
-      <w:r>
-        <w:rPr>
-          <w:b w:val="0"/>
-        </w:rPr>
-        <w:t xml:space="preserve">After inspecting F1–F4, a student changes to </w:t>
-      </w:r>
-      <w:r>
-        <w:rPr>
-          <w:b/>
-        </w:rPr>
-        <w:t>prediction</w:t>
-      </w:r>
-      <w:r>
-        <w:rPr>
-          <w:b w:val="0"/>
-        </w:rPr>
-        <w:t xml:space="preserve"> 2*x and reports “new final MSE 0”. Explain the accurate label and the next evaluation step.</w:t>
-      </w:r>
-    </w:p>
-    <w:p>
-      <w:pPr>
-        <w:pStyle w:val="Heading3"/>
-      </w:pPr>
-      <w:r>
-        <w:t>Teacher reasoning · W5</w:t>
-      </w:r>
-    </w:p>
-    <w:p>
-      <w:pPr>
-        <w:spacing w:line="336" w:lineRule="auto" w:after="180"/>
-        <w:shd w:fill="F1F6FC"/>
-      </w:pPr>
-      <w:r>
-        <w:rPr>
-          <w:b w:val="0"/>
-        </w:rPr>
-        <w:t xml:space="preserve">Teacher explanation: The score is a </w:t>
-      </w:r>
-      <w:r>
-        <w:rPr>
-          <w:b/>
-        </w:rPr>
-        <w:t>revision</w:t>
-      </w:r>
-      <w:r>
-        <w:rPr>
-          <w:b w:val="0"/>
-        </w:rPr>
-        <w:t xml:space="preserve"> check on already inspected final rows. Preserve the original final MSE 5 and the architectural change.</w:t>
-      </w:r>
-    </w:p>
-    <w:p>
-      <w:pPr>
-        <w:spacing w:line="336" w:lineRule="auto" w:after="180"/>
-        <w:shd w:fill="F1F6FC"/>
-      </w:pPr>
-      <w:r>
-        <w:rPr>
-          <w:b w:val="0"/>
-        </w:rPr>
-        <w:t xml:space="preserve">Freeze the revised </w:t>
-      </w:r>
-      <w:r>
-        <w:rPr>
-          <w:b/>
-        </w:rPr>
-        <w:t>training</w:t>
-      </w:r>
-      <w:r>
-        <w:rPr>
-          <w:b w:val="0"/>
-        </w:rPr>
-        <w:t xml:space="preserve"> and selection procedure and evaluate on fresh reserved cases; also retain regression checks.</w:t>
-      </w:r>
-    </w:p>
-    <w:p>
-      <w:pPr>
-        <w:pStyle w:val="Heading3"/>
-      </w:pPr>
-      <w:r>
-        <w:t>Independent assessment and fresh retry</w:t>
-      </w:r>
-    </w:p>
-    <w:p>
-      <w:pPr>
-        <w:pStyle w:val="Heading3"/>
-      </w:pPr>
-      <w:r>
-        <w:t>Teacher key · Independent assessment and fresh retry</w:t>
-      </w:r>
-    </w:p>
-    <w:p>
-      <w:pPr>
-        <w:spacing w:line="336" w:lineRule="auto" w:after="180"/>
-        <w:shd w:fill="F1F6FC"/>
-      </w:pPr>
-      <w:r>
-        <w:rPr>
-          <w:b w:val="0"/>
-        </w:rPr>
-        <w:t>W4 requires overall MSE 31.25 versus 11.25 and negative-</w:t>
-      </w:r>
-      <w:r>
-        <w:rPr>
-          <w:b/>
-        </w:rPr>
-        <w:t>input</w:t>
-      </w:r>
-      <w:r>
-        <w:rPr>
-          <w:b w:val="0"/>
-        </w:rPr>
-        <w:t xml:space="preserve"> MSE 22.5, with a four-case limit. Fresh retry: a = 4, baseline 1, final rows (2,8),(4,16),(-1,-4),(-2,-8). Baseline MSE 65; candidate MSE 20; negative-</w:t>
-      </w:r>
-      <w:r>
-        <w:rPr>
-          <w:b/>
-        </w:rPr>
-        <w:t>input</w:t>
-      </w:r>
-      <w:r>
-        <w:rPr>
-          <w:b w:val="0"/>
-        </w:rPr>
-        <w:t xml:space="preserve"> MSE 40.</w:t>
-      </w:r>
-    </w:p>
-    <w:p>
-      <w:pPr>
-        <w:spacing w:line="336" w:lineRule="auto" w:after="180"/>
-        <w:shd w:fill="F1F6FC"/>
-      </w:pPr>
-      <w:r>
-        <w:rPr>
-          <w:b w:val="0"/>
-        </w:rPr>
-        <w:t>Require an aggregate improvement claim alongside the structural failure.</w:t>
-      </w:r>
-    </w:p>
-    <w:p>
-      <w:pPr>
-        <w:pStyle w:val="Heading3"/>
-      </w:pPr>
-      <w:r>
-        <w:t>Assess independent transfer</w:t>
-      </w:r>
-    </w:p>
-    <w:p>
-      <w:pPr>
-        <w:pStyle w:val="Heading3"/>
-      </w:pPr>
-      <w:r>
-        <w:t>Independent question · withhold the key</w:t>
-      </w:r>
-    </w:p>
-    <w:p>
-      <w:pPr>
-        <w:spacing w:line="336" w:lineRule="auto" w:after="180"/>
-        <w:shd w:fill="F5F1FB"/>
-      </w:pPr>
-      <w:r>
-        <w:rPr>
-          <w:b w:val="0"/>
-        </w:rPr>
-        <w:t xml:space="preserve">Selected case: A frozen ReLU candidate with a = 3 is compared with baseline a = 1 on final rows (2,6),(4,12),(-1,-3),(-2,-6). Compute both MSE values and candidate MSE on negative </w:t>
-      </w:r>
-      <w:r>
-        <w:rPr>
-          <w:b/>
-        </w:rPr>
-        <w:t>input</w:t>
-      </w:r>
-      <w:r>
-        <w:rPr>
-          <w:b w:val="0"/>
-        </w:rPr>
-        <w:t>s. Write a bounded conclusion.</w:t>
-      </w:r>
-    </w:p>
-    <w:p>
-      <w:pPr>
-        <w:pStyle w:val="Heading3"/>
-      </w:pPr>
-      <w:r>
-        <w:t>Selected case answer</w:t>
-      </w:r>
-    </w:p>
-    <w:p>
-      <w:pPr>
-        <w:pStyle w:val="Heading3"/>
-      </w:pPr>
-      <w:r>
-        <w:t>Teacher key · Selected case answer</w:t>
-      </w:r>
-    </w:p>
-    <w:p>
-      <w:pPr>
-        <w:spacing w:line="336" w:lineRule="auto" w:after="180"/>
-        <w:shd w:fill="F1F6FC"/>
-      </w:pPr>
-      <w:r>
-        <w:rPr>
-          <w:b w:val="0"/>
-        </w:rPr>
-        <w:t>Teacher explanation: Baseline squared errors 16,64,9,36 total 125, MSE 31.25. Candidate squared errors 0,0,9,36 total 45, MSE 11.25. Negative-</w:t>
-      </w:r>
-      <w:r>
-        <w:rPr>
-          <w:b/>
-        </w:rPr>
-        <w:t>input</w:t>
-      </w:r>
-      <w:r>
-        <w:rPr>
-          <w:b w:val="0"/>
-        </w:rPr>
-        <w:t xml:space="preserve"> MSE 22.5 over two rows.</w:t>
-      </w:r>
-    </w:p>
-    <w:p>
-      <w:pPr>
-        <w:spacing w:line="336" w:lineRule="auto" w:after="180"/>
-        <w:shd w:fill="F1F6FC"/>
-      </w:pPr>
-      <w:r>
-        <w:rPr>
-          <w:b w:val="0"/>
-        </w:rPr>
-        <w:t xml:space="preserve">Candidate improves overall on these four constructed cases but still cannot represent negative </w:t>
-      </w:r>
-      <w:r>
-        <w:rPr>
-          <w:b/>
-        </w:rPr>
-        <w:t>output</w:t>
-      </w:r>
-      <w:r>
-        <w:rPr>
-          <w:b w:val="0"/>
-        </w:rPr>
-        <w:t>s.</w:t>
+        <w:pStyle w:val="Heading2"/>
+      </w:pPr>
+      <w:r>
+        <w:t>Judge explanation,trace and limits</w:t>
       </w:r>
     </w:p>
     <w:tbl>
@@ -3652,54 +3841,55 @@
     </w:tbl>
     <w:p>
       <w:pPr>
-        <w:pStyle w:val="Heading3"/>
-      </w:pPr>
-      <w:r>
-        <w:t>Teacher key · Selected case answer</w:t>
+        <w:spacing w:line="336" w:lineRule="auto" w:after="180"/>
+      </w:pPr>
+      <w:r>
+        <w:rPr>
+          <w:b w:val="0"/>
+        </w:rPr>
+        <w:t>Record each dimension as not yet, with support, or independent. Accept a valid alternative procedure with a defensible trace.</w:t>
       </w:r>
     </w:p>
     <w:p>
       <w:pPr>
         <w:spacing w:line="336" w:lineRule="auto" w:after="180"/>
-        <w:shd w:fill="F1F6FC"/>
       </w:pPr>
       <w:r>
         <w:rPr>
           <w:b w:val="0"/>
         </w:rPr>
-        <w:t>Record each dimension as not yet, with support, or independent. Accept a valid alternative procedure with a defensible trace.</w:t>
+        <w:t xml:space="preserve">Do not penalise an honestly recorded model failure if the learner correctly explains its </w:t>
+      </w:r>
+      <w:r>
+        <w:rPr>
+          <w:b/>
+        </w:rPr>
+        <w:t>evidence</w:t>
+      </w:r>
+      <w:r>
+        <w:rPr>
+          <w:b w:val="0"/>
+        </w:rPr>
+        <w:t xml:space="preserve"> and limits.</w:t>
       </w:r>
     </w:p>
     <w:p>
       <w:pPr>
-        <w:spacing w:line="336" w:lineRule="auto" w:after="180"/>
-        <w:shd w:fill="F1F6FC"/>
-      </w:pPr>
-      <w:r>
-        <w:rPr>
-          <w:b w:val="0"/>
-        </w:rPr>
-        <w:t xml:space="preserve">Do not penalise an honestly recorded model failure if the learner correctly explains its </w:t>
-      </w:r>
-      <w:r>
-        <w:rPr>
-          <w:b/>
-        </w:rPr>
-        <w:t>evidence</w:t>
-      </w:r>
-      <w:r>
-        <w:rPr>
-          <w:b w:val="0"/>
-        </w:rPr>
-        <w:t xml:space="preserve"> and limits.</w:t>
+        <w:pStyle w:val="Heading2"/>
+      </w:pPr>
+      <w:r>
+        <w:t>Give one usable repair</w:t>
       </w:r>
     </w:p>
     <w:p>
       <w:pPr>
-        <w:pStyle w:val="Heading3"/>
-      </w:pPr>
-      <w:r>
-        <w:t>Feedback that the learner uses</w:t>
+        <w:spacing w:line="336" w:lineRule="auto" w:after="180"/>
+      </w:pPr>
+      <w:r>
+        <w:rPr>
+          <w:b w:val="0"/>
+        </w:rPr>
+        <w:t>Name the earliest unsupported step and give one action to repair it. Have the learner make that repair now and explain why. Then assess the relevant skill on a fresh, fully specified case.</w:t>
       </w:r>
     </w:p>
     <w:p>
@@ -3710,54 +3900,93 @@
         <w:rPr>
           <w:b w:val="0"/>
         </w:rPr>
-        <w:t>Name the earliest unsupported step and give one action to repair it. Have the learner make that repair now and explain why. Then assess the relevant skill on a fresh, fully specified case.</w:t>
+        <w:t>Confirm it was not previously practised with feedback; solve and check the new case before assigning it. A follow-up design prompt is a starting brief, not automatically an equivalent test.</w:t>
       </w:r>
     </w:p>
     <w:p>
       <w:pPr>
-        <w:spacing w:line="336" w:lineRule="auto" w:after="180"/>
-      </w:pPr>
-      <w:r>
-        <w:rPr>
-          <w:b w:val="0"/>
-        </w:rPr>
-        <w:t>Confirm it was not previously practised with feedback; solve and check the new case before assigning it. A follow-up design prompt is a starting brief, not automatically an equivalent test.</w:t>
+        <w:pStyle w:val="Heading2"/>
+      </w:pPr>
+      <w:r>
+        <w:t>W1 Trace final predictions</w:t>
       </w:r>
     </w:p>
     <w:p>
       <w:pPr>
-        <w:pStyle w:val="Heading1"/>
-      </w:pPr>
-      <w:r>
-        <w:t>06. Connect the project, support and next lesson</w:t>
+        <w:spacing w:line="336" w:lineRule="auto" w:after="180"/>
+      </w:pPr>
+      <w:r>
+        <w:rPr>
+          <w:b w:val="0"/>
+        </w:rPr>
+        <w:t xml:space="preserve">For F1–F4 calculate candidate </w:t>
+      </w:r>
+      <w:r>
+        <w:rPr>
+          <w:b/>
+        </w:rPr>
+        <w:t>residual</w:t>
+      </w:r>
+      <w:r>
+        <w:rPr>
+          <w:b w:val="0"/>
+        </w:rPr>
+        <w:t>s and squared errors.</w:t>
       </w:r>
     </w:p>
     <w:p>
-      <w:r>
-        <w:t>Connect Capstone limitations and revision to Image-pattern Network Investigation, adapt support and plan a later changed-case check.</w:t>
+      <w:pPr>
+        <w:spacing w:line="336" w:lineRule="auto" w:after="180"/>
+      </w:pPr>
+      <w:r>
+        <w:rPr>
+          <w:b w:val="0"/>
+        </w:rPr>
+        <w:t xml:space="preserve">Teacher explanation: </w:t>
+      </w:r>
+      <w:r>
+        <w:rPr>
+          <w:b/>
+        </w:rPr>
+        <w:t>Residual</w:t>
+      </w:r>
+      <w:r>
+        <w:rPr>
+          <w:b w:val="0"/>
+        </w:rPr>
+        <w:t xml:space="preserve">s 0,0,2,4; squared errors 0,0,4,16. The ReLU </w:t>
+      </w:r>
+      <w:r>
+        <w:rPr>
+          <w:b/>
+        </w:rPr>
+        <w:t>prediction</w:t>
+      </w:r>
+      <w:r>
+        <w:rPr>
+          <w:b w:val="0"/>
+        </w:rPr>
+        <w:t xml:space="preserve">s for both negative </w:t>
+      </w:r>
+      <w:r>
+        <w:rPr>
+          <w:b/>
+        </w:rPr>
+        <w:t>input</w:t>
+      </w:r>
+      <w:r>
+        <w:rPr>
+          <w:b w:val="0"/>
+        </w:rPr>
+        <w:t>s are zero.</w:t>
       </w:r>
     </w:p>
     <w:p>
       <w:pPr>
-        <w:spacing w:line="336" w:lineRule="auto" w:after="180"/>
-      </w:pPr>
-      <w:r>
-        <w:rPr>
-          <w:b w:val="0"/>
-        </w:rPr>
-        <w:t xml:space="preserve">For Image-pattern Network Investigation, use this week’s independent task as a rehearsal for the final </w:t>
-      </w:r>
-      <w:r>
-        <w:rPr>
-          <w:b/>
-        </w:rPr>
-        <w:t>evidence</w:t>
-      </w:r>
-      <w:r>
-        <w:rPr>
-          <w:b w:val="0"/>
-        </w:rPr>
-        <w:t xml:space="preserve"> pack: A frozen ReLU candidate with a = 3 is compared with baseline a = 1 on final rows (2,6),(4,12),(-1,-3),(-2,-6).</w:t>
+        <w:pStyle w:val="Heading2"/>
+      </w:pPr>
+      <w:r>
+        <w:t>W2 Compare with the baseline</w:t>
       </w:r>
     </w:p>
     <w:p>
@@ -3768,7 +3997,7 @@
         <w:rPr>
           <w:b w:val="0"/>
         </w:rPr>
-        <w:t xml:space="preserve">Compute both MSE values and candidate MSE on negative </w:t>
+        <w:t>Compute both overall MSE values and the candidate negative-</w:t>
       </w:r>
       <w:r>
         <w:rPr>
@@ -3780,19 +4009,7 @@
         <w:rPr>
           <w:b w:val="0"/>
         </w:rPr>
-        <w:t xml:space="preserve">s. Write a bounded conclusion. Keep actual </w:t>
-      </w:r>
-      <w:r>
-        <w:rPr>
-          <w:b/>
-        </w:rPr>
-        <w:t>observation</w:t>
-      </w:r>
-      <w:r>
-        <w:rPr>
-          <w:b w:val="0"/>
-        </w:rPr>
-        <w:t>s separate from expected results, preserve failures, compare a baseline and explain the limits.</w:t>
+        <w:t xml:space="preserve"> MSE. Apply the strict final criterion.</w:t>
       </w:r>
     </w:p>
     <w:p>
@@ -3803,30 +4020,39 @@
         <w:rPr>
           <w:b w:val="0"/>
         </w:rPr>
-        <w:t xml:space="preserve">Provide a frame with question, fixed settings, changed setting, data roles, raw </w:t>
+        <w:t>Teacher explanation: Baseline MSE 20.25; candidate MSE 5. Candidate negative-</w:t>
       </w:r>
       <w:r>
         <w:rPr>
           <w:b/>
         </w:rPr>
-        <w:t>prediction</w:t>
+        <w:t>input</w:t>
       </w:r>
       <w:r>
         <w:rPr>
           <w:b w:val="0"/>
         </w:rPr>
-        <w:t>s, metric, conclusion and limitation. Allow a calculator and explicit squared-error columns.</w:t>
+        <w:t xml:space="preserve"> MSE 10 over two rows. Candidate passes the lower-overall-MSE criterion but has a structural negative-</w:t>
+      </w:r>
+      <w:r>
+        <w:rPr>
+          <w:b/>
+        </w:rPr>
+        <w:t>output</w:t>
+      </w:r>
+      <w:r>
+        <w:rPr>
+          <w:b w:val="0"/>
+        </w:rPr>
+        <w:t xml:space="preserve"> limitation.</w:t>
       </w:r>
     </w:p>
     <w:p>
       <w:pPr>
-        <w:spacing w:line="336" w:lineRule="auto" w:after="180"/>
-      </w:pPr>
-      <w:r>
-        <w:rPr>
-          <w:b w:val="0"/>
-        </w:rPr>
-        <w:t>Extension: implement the arithmetic locally, preserve the program version, and explain why a successful replay adds no independent test cases.</w:t>
+        <w:pStyle w:val="Heading2"/>
+      </w:pPr>
+      <w:r>
+        <w:t>W3 Explain the architecture limit</w:t>
       </w:r>
     </w:p>
     <w:p>
@@ -3837,19 +4063,43 @@
         <w:rPr>
           <w:b w:val="0"/>
         </w:rPr>
-        <w:t xml:space="preserve">Week 36 defends the experiment using preserved plans, results, limitations and an honest account of </w:t>
+        <w:t xml:space="preserve">Why cannot extra </w:t>
       </w:r>
       <w:r>
         <w:rPr>
           <w:b/>
         </w:rPr>
-        <w:t>revision</w:t>
+        <w:t>training</w:t>
       </w:r>
       <w:r>
         <w:rPr>
           <w:b w:val="0"/>
         </w:rPr>
-        <w:t>.</w:t>
+        <w:t xml:space="preserve"> alone make this ReLU </w:t>
+      </w:r>
+      <w:r>
+        <w:rPr>
+          <w:b/>
+        </w:rPr>
+        <w:t>output</w:t>
+      </w:r>
+      <w:r>
+        <w:rPr>
+          <w:b w:val="0"/>
+        </w:rPr>
+        <w:t xml:space="preserve"> negative? Name a proposed change and the </w:t>
+      </w:r>
+      <w:r>
+        <w:rPr>
+          <w:b/>
+        </w:rPr>
+        <w:t>evidence</w:t>
+      </w:r>
+      <w:r>
+        <w:rPr>
+          <w:b w:val="0"/>
+        </w:rPr>
+        <w:t xml:space="preserve"> it would require.</w:t>
       </w:r>
     </w:p>
     <w:p>
@@ -3860,15 +4110,546 @@
         <w:rPr>
           <w:b w:val="0"/>
         </w:rPr>
-        <w:t>Retain the project ledger and assess a changed case after support. Check the relevant prerequisite before carrying this component forward.</w:t>
+        <w:t>Teacher explanation: max(0,a*x) is always nonnegative, regardless of a.</w:t>
       </w:r>
     </w:p>
     <w:p>
       <w:pPr>
+        <w:spacing w:line="336" w:lineRule="auto" w:after="180"/>
+      </w:pPr>
+      <w:r>
+        <w:rPr>
+          <w:b w:val="0"/>
+        </w:rPr>
+        <w:t xml:space="preserve">A signed linear </w:t>
+      </w:r>
+      <w:r>
+        <w:rPr>
+          <w:b/>
+        </w:rPr>
+        <w:t>output</w:t>
+      </w:r>
+      <w:r>
+        <w:rPr>
+          <w:b w:val="0"/>
+        </w:rPr>
+        <w:t xml:space="preserve"> can represent negative values; treat it as a changed architecture and run a recorded </w:t>
+      </w:r>
+      <w:r>
+        <w:rPr>
+          <w:b/>
+        </w:rPr>
+        <w:t>fitting</w:t>
+      </w:r>
+      <w:r>
+        <w:rPr>
+          <w:b w:val="0"/>
+        </w:rPr>
+        <w:t xml:space="preserve">/selection procedure with fresh reserved final </w:t>
+      </w:r>
+      <w:r>
+        <w:rPr>
+          <w:b/>
+        </w:rPr>
+        <w:t>evidence</w:t>
+      </w:r>
+      <w:r>
+        <w:rPr>
+          <w:b w:val="0"/>
+        </w:rPr>
+        <w:t>.</w:t>
+      </w:r>
+    </w:p>
+    <w:p>
+      <w:pPr>
+        <w:pStyle w:val="Heading2"/>
+      </w:pPr>
+      <w:r>
+        <w:t>W5 Label a revision honestly</w:t>
+      </w:r>
+    </w:p>
+    <w:p>
+      <w:pPr>
+        <w:spacing w:line="336" w:lineRule="auto" w:after="180"/>
+      </w:pPr>
+      <w:r>
+        <w:rPr>
+          <w:b w:val="0"/>
+        </w:rPr>
+        <w:t xml:space="preserve">After inspecting F1–F4, a student changes to </w:t>
+      </w:r>
+      <w:r>
+        <w:rPr>
+          <w:b/>
+        </w:rPr>
+        <w:t>prediction</w:t>
+      </w:r>
+      <w:r>
+        <w:rPr>
+          <w:b w:val="0"/>
+        </w:rPr>
+        <w:t xml:space="preserve"> 2*x and reports “new final MSE 0”. Explain the accurate label and the next evaluation step.</w:t>
+      </w:r>
+    </w:p>
+    <w:p>
+      <w:pPr>
+        <w:spacing w:line="336" w:lineRule="auto" w:after="180"/>
+      </w:pPr>
+      <w:r>
+        <w:rPr>
+          <w:b w:val="0"/>
+        </w:rPr>
+        <w:t xml:space="preserve">Teacher explanation: The score is a </w:t>
+      </w:r>
+      <w:r>
+        <w:rPr>
+          <w:b/>
+        </w:rPr>
+        <w:t>revision</w:t>
+      </w:r>
+      <w:r>
+        <w:rPr>
+          <w:b w:val="0"/>
+        </w:rPr>
+        <w:t xml:space="preserve"> check on already inspected final rows. Preserve the original final MSE 5 and the architectural change.</w:t>
+      </w:r>
+    </w:p>
+    <w:p>
+      <w:pPr>
+        <w:spacing w:line="336" w:lineRule="auto" w:after="180"/>
+      </w:pPr>
+      <w:r>
+        <w:rPr>
+          <w:b w:val="0"/>
+        </w:rPr>
+        <w:t xml:space="preserve">Freeze the revised </w:t>
+      </w:r>
+      <w:r>
+        <w:rPr>
+          <w:b/>
+        </w:rPr>
+        <w:t>training</w:t>
+      </w:r>
+      <w:r>
+        <w:rPr>
+          <w:b w:val="0"/>
+        </w:rPr>
+        <w:t xml:space="preserve"> and selection procedure and evaluate on fresh reserved cases; also retain regression checks.</w:t>
+      </w:r>
+    </w:p>
+    <w:p>
+      <w:pPr>
+        <w:pStyle w:val="Heading2"/>
+      </w:pPr>
+      <w:r>
+        <w:t>Earlier wording, alternatives and picture transcripts · reference / check after trying</w:t>
+      </w:r>
+    </w:p>
+    <w:p>
+      <w:pPr>
         <w:pStyle w:val="Heading3"/>
       </w:pPr>
       <w:r>
-        <w:t>Plan the delayed return</w:t>
+        <w:t>Guided and exit questions</w:t>
+      </w:r>
+    </w:p>
+    <w:p>
+      <w:pPr>
+        <w:spacing w:line="336" w:lineRule="auto" w:after="180"/>
+      </w:pPr>
+      <w:r>
+        <w:rPr>
+          <w:b w:val="0"/>
+        </w:rPr>
+        <w:t xml:space="preserve">Guided: ReLU predicts 0, </w:t>
+      </w:r>
+      <w:r>
+        <w:rPr>
+          <w:b/>
+        </w:rPr>
+        <w:t>residual</w:t>
+      </w:r>
+      <w:r>
+        <w:rPr>
+          <w:b w:val="0"/>
+        </w:rPr>
+        <w:t xml:space="preserve"> 6, squared error 36. Signed 2*x predicts -6, </w:t>
+      </w:r>
+      <w:r>
+        <w:rPr>
+          <w:b/>
+        </w:rPr>
+        <w:t>residual</w:t>
+      </w:r>
+      <w:r>
+        <w:rPr>
+          <w:b w:val="0"/>
+        </w:rPr>
+        <w:t xml:space="preserve"> 0, squared error 0 on the revealed case. This supports representational feasibility, not independent generalisation.</w:t>
+      </w:r>
+    </w:p>
+    <w:p>
+      <w:pPr>
+        <w:spacing w:line="336" w:lineRule="auto" w:after="180"/>
+      </w:pPr>
+      <w:r>
+        <w:rPr>
+          <w:b w:val="0"/>
+        </w:rPr>
+        <w:t>Exit: original candidate MSE 5 versus baseline 20.25 on four constructed final rows; the changed architecture lacks new independent evaluation.</w:t>
+      </w:r>
+    </w:p>
+    <w:p>
+      <w:pPr>
+        <w:pStyle w:val="Heading3"/>
+      </w:pPr>
+      <w:r>
+        <w:t>W1 Trace final predictions</w:t>
+      </w:r>
+    </w:p>
+    <w:p>
+      <w:pPr>
+        <w:pStyle w:val="Heading3"/>
+      </w:pPr>
+      <w:r>
+        <w:t>W2 Compare with the baseline</w:t>
+      </w:r>
+    </w:p>
+    <w:p>
+      <w:pPr>
+        <w:pStyle w:val="Heading3"/>
+      </w:pPr>
+      <w:r>
+        <w:t>W3 Explain the architecture limit</w:t>
+      </w:r>
+    </w:p>
+    <w:p>
+      <w:pPr>
+        <w:pStyle w:val="Heading3"/>
+      </w:pPr>
+      <w:r>
+        <w:t>W4 Evaluate new evidence independently</w:t>
+      </w:r>
+    </w:p>
+    <w:p>
+      <w:pPr>
+        <w:spacing w:line="336" w:lineRule="auto" w:after="180"/>
+      </w:pPr>
+      <w:r>
+        <w:rPr>
+          <w:b w:val="0"/>
+        </w:rPr>
+        <w:t xml:space="preserve">A frozen ReLU candidate with a = 3 is compared with baseline a = 1 on final rows (2,6),(4,12),(-1,-3),(-2,-6). Compute both MSE values and candidate MSE on negative </w:t>
+      </w:r>
+      <w:r>
+        <w:rPr>
+          <w:b/>
+        </w:rPr>
+        <w:t>input</w:t>
+      </w:r>
+      <w:r>
+        <w:rPr>
+          <w:b w:val="0"/>
+        </w:rPr>
+        <w:t>s. Write a bounded conclusion.</w:t>
+      </w:r>
+    </w:p>
+    <w:p>
+      <w:pPr>
+        <w:spacing w:line="336" w:lineRule="auto" w:after="180"/>
+      </w:pPr>
+      <w:r>
+        <w:rPr>
+          <w:b w:val="0"/>
+        </w:rPr>
+        <w:t>Teacher explanation: Baseline squared errors 16,64,9,36 total 125, MSE 31.25. Candidate squared errors 0,0,9,36 total 45, MSE 11.25. Negative-</w:t>
+      </w:r>
+      <w:r>
+        <w:rPr>
+          <w:b/>
+        </w:rPr>
+        <w:t>input</w:t>
+      </w:r>
+      <w:r>
+        <w:rPr>
+          <w:b w:val="0"/>
+        </w:rPr>
+        <w:t xml:space="preserve"> MSE 22.5 over two rows.</w:t>
+      </w:r>
+    </w:p>
+    <w:p>
+      <w:pPr>
+        <w:spacing w:line="336" w:lineRule="auto" w:after="180"/>
+      </w:pPr>
+      <w:r>
+        <w:rPr>
+          <w:b w:val="0"/>
+        </w:rPr>
+        <w:t xml:space="preserve">Candidate improves overall on these four constructed cases but still cannot represent negative </w:t>
+      </w:r>
+      <w:r>
+        <w:rPr>
+          <w:b/>
+        </w:rPr>
+        <w:t>output</w:t>
+      </w:r>
+      <w:r>
+        <w:rPr>
+          <w:b w:val="0"/>
+        </w:rPr>
+        <w:t>s.</w:t>
+      </w:r>
+    </w:p>
+    <w:p>
+      <w:pPr>
+        <w:pStyle w:val="Heading3"/>
+      </w:pPr>
+      <w:r>
+        <w:t>W5 Label a revision honestly</w:t>
+      </w:r>
+    </w:p>
+    <w:p>
+      <w:pPr>
+        <w:pStyle w:val="Heading3"/>
+      </w:pPr>
+      <w:r>
+        <w:t>Independent assessment and fresh retry</w:t>
+      </w:r>
+    </w:p>
+    <w:p>
+      <w:pPr>
+        <w:spacing w:line="336" w:lineRule="auto" w:after="180"/>
+      </w:pPr>
+      <w:r>
+        <w:rPr>
+          <w:b w:val="0"/>
+        </w:rPr>
+        <w:t>W4 requires overall MSE 31.25 versus 11.25 and negative-</w:t>
+      </w:r>
+      <w:r>
+        <w:rPr>
+          <w:b/>
+        </w:rPr>
+        <w:t>input</w:t>
+      </w:r>
+      <w:r>
+        <w:rPr>
+          <w:b w:val="0"/>
+        </w:rPr>
+        <w:t xml:space="preserve"> MSE 22.5, with a four-case limit. Fresh retry: a = 4, baseline 1, final rows (2,8),(4,16),(-1,-4),(-2,-8). Baseline MSE 65; candidate MSE 20; negative-</w:t>
+      </w:r>
+      <w:r>
+        <w:rPr>
+          <w:b/>
+        </w:rPr>
+        <w:t>input</w:t>
+      </w:r>
+      <w:r>
+        <w:rPr>
+          <w:b w:val="0"/>
+        </w:rPr>
+        <w:t xml:space="preserve"> MSE 40.</w:t>
+      </w:r>
+    </w:p>
+    <w:p>
+      <w:pPr>
+        <w:spacing w:line="336" w:lineRule="auto" w:after="180"/>
+      </w:pPr>
+      <w:r>
+        <w:rPr>
+          <w:b w:val="0"/>
+        </w:rPr>
+        <w:t>Require an aggregate improvement claim alongside the structural failure.</w:t>
+      </w:r>
+    </w:p>
+    <w:p>
+      <w:pPr>
+        <w:pStyle w:val="Heading3"/>
+      </w:pPr>
+      <w:r>
+        <w:t>Assess independent transfer</w:t>
+      </w:r>
+    </w:p>
+    <w:p>
+      <w:pPr>
+        <w:pStyle w:val="Heading3"/>
+      </w:pPr>
+      <w:r>
+        <w:t>Selected case answer</w:t>
+      </w:r>
+    </w:p>
+    <w:p>
+      <w:pPr>
+        <w:pStyle w:val="Heading3"/>
+      </w:pPr>
+      <w:r>
+        <w:t>Feedback that the learner uses</w:t>
+      </w:r>
+    </w:p>
+    <w:p>
+      <w:pPr>
+        <w:pStyle w:val="Heading1"/>
+      </w:pPr>
+      <w:r>
+        <w:t>06. Connect,support and revisit the mathematics</w:t>
+      </w:r>
+    </w:p>
+    <w:p>
+      <w:r>
+        <w:t>Use the saved evidence to choose the next step.</w:t>
+      </w:r>
+    </w:p>
+    <w:p>
+      <w:pPr>
+        <w:pStyle w:val="Heading2"/>
+      </w:pPr>
+      <w:r>
+        <w:t>Project and next-week bridge</w:t>
+      </w:r>
+    </w:p>
+    <w:p>
+      <w:pPr>
+        <w:spacing w:line="336" w:lineRule="auto" w:after="180"/>
+      </w:pPr>
+      <w:r>
+        <w:rPr>
+          <w:b w:val="0"/>
+        </w:rPr>
+        <w:t xml:space="preserve">For Image-pattern Network Investigation, use this week’s independent task as a rehearsal for the final </w:t>
+      </w:r>
+      <w:r>
+        <w:rPr>
+          <w:b/>
+        </w:rPr>
+        <w:t>evidence</w:t>
+      </w:r>
+      <w:r>
+        <w:rPr>
+          <w:b w:val="0"/>
+        </w:rPr>
+        <w:t xml:space="preserve"> pack: A frozen ReLU candidate with a = 3 is compared with baseline a = 1 on final rows (2,6),(4,12),(-1,-3),(-2,-6).</w:t>
+      </w:r>
+    </w:p>
+    <w:p>
+      <w:pPr>
+        <w:spacing w:line="336" w:lineRule="auto" w:after="180"/>
+      </w:pPr>
+      <w:r>
+        <w:rPr>
+          <w:b w:val="0"/>
+        </w:rPr>
+        <w:t xml:space="preserve">Compute both MSE values and candidate MSE on negative </w:t>
+      </w:r>
+      <w:r>
+        <w:rPr>
+          <w:b/>
+        </w:rPr>
+        <w:t>input</w:t>
+      </w:r>
+      <w:r>
+        <w:rPr>
+          <w:b w:val="0"/>
+        </w:rPr>
+        <w:t xml:space="preserve">s. Write a bounded conclusion. Keep actual </w:t>
+      </w:r>
+      <w:r>
+        <w:rPr>
+          <w:b/>
+        </w:rPr>
+        <w:t>observation</w:t>
+      </w:r>
+      <w:r>
+        <w:rPr>
+          <w:b w:val="0"/>
+        </w:rPr>
+        <w:t>s separate from expected results, preserve failures, compare a baseline and explain the limits.</w:t>
+      </w:r>
+    </w:p>
+    <w:p>
+      <w:pPr>
+        <w:spacing w:line="336" w:lineRule="auto" w:after="180"/>
+      </w:pPr>
+      <w:r>
+        <w:rPr>
+          <w:b w:val="0"/>
+        </w:rPr>
+        <w:t xml:space="preserve">Provide a frame with question, fixed settings, changed setting, data roles, raw </w:t>
+      </w:r>
+      <w:r>
+        <w:rPr>
+          <w:b/>
+        </w:rPr>
+        <w:t>prediction</w:t>
+      </w:r>
+      <w:r>
+        <w:rPr>
+          <w:b w:val="0"/>
+        </w:rPr>
+        <w:t>s, metric, conclusion and limitation. Allow a calculator and explicit squared-error columns.</w:t>
+      </w:r>
+    </w:p>
+    <w:p>
+      <w:pPr>
+        <w:spacing w:line="336" w:lineRule="auto" w:after="180"/>
+      </w:pPr>
+      <w:r>
+        <w:rPr>
+          <w:b w:val="0"/>
+        </w:rPr>
+        <w:t>Extension: implement the arithmetic locally, preserve the program version, and explain why a successful replay adds no independent test cases.</w:t>
+      </w:r>
+    </w:p>
+    <w:p>
+      <w:pPr>
+        <w:spacing w:line="336" w:lineRule="auto" w:after="180"/>
+      </w:pPr>
+      <w:r>
+        <w:rPr>
+          <w:b w:val="0"/>
+        </w:rPr>
+        <w:t xml:space="preserve">Week 36 defends the experiment using preserved plans, results, limitations and an honest account of </w:t>
+      </w:r>
+      <w:r>
+        <w:rPr>
+          <w:b/>
+        </w:rPr>
+        <w:t>revision</w:t>
+      </w:r>
+      <w:r>
+        <w:rPr>
+          <w:b w:val="0"/>
+        </w:rPr>
+        <w:t>.</w:t>
+      </w:r>
+    </w:p>
+    <w:p>
+      <w:pPr>
+        <w:spacing w:line="336" w:lineRule="auto" w:after="180"/>
+      </w:pPr>
+      <w:r>
+        <w:rPr>
+          <w:b w:val="0"/>
+        </w:rPr>
+        <w:t>Retain the project ledger and assess a changed case after support. Check the relevant prerequisite before carrying this component forward.</w:t>
+      </w:r>
+    </w:p>
+    <w:p>
+      <w:pPr>
+        <w:spacing w:line="336" w:lineRule="auto" w:after="180"/>
+      </w:pPr>
+      <w:r>
+        <w:rPr>
+          <w:b w:val="0"/>
+        </w:rPr>
+        <w:t>For the Image-pattern Network Investigation, save the labelled trace and the changed-case explanation beside the experiment record. State exactly what this example supports before linking it to the wider capstone claim.</w:t>
+      </w:r>
+    </w:p>
+    <w:p>
+      <w:pPr>
+        <w:pStyle w:val="Heading2"/>
+      </w:pPr>
+      <w:r>
+        <w:t>Delayed return and support record</w:t>
       </w:r>
     </w:p>
     <w:p>
@@ -4085,48 +4866,60 @@
     </w:p>
     <w:p>
       <w:pPr>
-        <w:pStyle w:val="Heading3"/>
-      </w:pPr>
-      <w:r>
-        <w:t>Project evidence from this case</w:t>
+        <w:pStyle w:val="Heading2"/>
+      </w:pPr>
+      <w:r>
+        <w:t>Earlier wording, alternatives and picture transcripts · reference / check after trying</w:t>
       </w:r>
     </w:p>
     <w:p>
       <w:pPr>
-        <w:spacing w:line="336" w:lineRule="auto" w:after="180"/>
-      </w:pPr>
-      <w:r>
-        <w:rPr>
-          <w:b w:val="0"/>
-        </w:rPr>
-        <w:t>For the Image-pattern Network Investigation, save the labelled trace and the changed-case explanation beside the experiment record. State exactly what this example supports before linking it to the wider capstone claim.</w:t>
+        <w:pStyle w:val="Heading3"/>
+      </w:pPr>
+      <w:r>
+        <w:t>Plan the delayed return</w:t>
       </w:r>
     </w:p>
     <w:p>
       <w:pPr>
-        <w:pStyle w:val="Heading1"/>
-      </w:pPr>
-      <w:r>
-        <w:t>07. Prepare, teach and assess</w:t>
+        <w:pStyle w:val="Heading3"/>
+      </w:pPr>
+      <w:r>
+        <w:t>Project evidence from this case</w:t>
       </w:r>
     </w:p>
     <w:p>
-      <w:r>
-        <w:t>Use this preparation summary alongside the detailed Capstone limitations and revision lesson; it is a checklist rather than a replacement for the full sequence.</w:t>
+      <w:pPr>
+        <w:pStyle w:val="Heading1"/>
+      </w:pPr>
+      <w:r>
+        <w:t>Reference bank and extra practice</w:t>
       </w:r>
     </w:p>
     <w:p>
       <w:pPr>
-        <w:pStyle w:val="Heading3"/>
-      </w:pPr>
-      <w:r>
-        <w:t>Teaching target</w:t>
+        <w:pStyle w:val="Heading1"/>
+      </w:pPr>
+      <w:r>
+        <w:t>07. Reference · Alternative planning checklist</w:t>
       </w:r>
     </w:p>
     <w:p>
+      <w:r>
+        <w:t>Use alongside the main route when helpful.</w:t>
+      </w:r>
+    </w:p>
+    <w:p>
+      <w:pPr>
+        <w:pStyle w:val="Heading2"/>
+      </w:pPr>
+      <w:r>
+        <w:t>Planning,assessment and project reminders</w:t>
+      </w:r>
+    </w:p>
+    <w:p>
       <w:pPr>
         <w:spacing w:line="336" w:lineRule="auto" w:after="180"/>
-        <w:shd w:fill="EDF7F3"/>
       </w:pPr>
       <w:r>
         <w:rPr>
@@ -4326,58 +5119,71 @@
     </w:p>
     <w:p>
       <w:pPr>
-        <w:pStyle w:val="Heading3"/>
-      </w:pPr>
-      <w:r>
-        <w:t>Supported practice answer</w:t>
+        <w:spacing w:line="336" w:lineRule="auto" w:after="180"/>
+      </w:pPr>
+      <w:r>
+        <w:rPr>
+          <w:b w:val="0"/>
+        </w:rPr>
+        <w:t>Reasoned practice answer: Teacher explanation: Baseline MSE 20.25; candidate MSE 5. Candidate negative-</w:t>
+      </w:r>
+      <w:r>
+        <w:rPr>
+          <w:b/>
+        </w:rPr>
+        <w:t>input</w:t>
+      </w:r>
+      <w:r>
+        <w:rPr>
+          <w:b w:val="0"/>
+        </w:rPr>
+        <w:t xml:space="preserve"> MSE 10 over two rows.</w:t>
       </w:r>
     </w:p>
     <w:p>
       <w:pPr>
         <w:spacing w:line="336" w:lineRule="auto" w:after="180"/>
-        <w:shd w:fill="F1F6FC"/>
       </w:pPr>
       <w:r>
         <w:rPr>
           <w:b w:val="0"/>
         </w:rPr>
-        <w:t>Reasoned practice answer: Teacher explanation: Baseline MSE 20.25; candidate MSE 5. Candidate negative-</w:t>
+        <w:t>Candidate passes the lower-overall-MSE criterion but has a structural negative-</w:t>
       </w:r>
       <w:r>
         <w:rPr>
           <w:b/>
         </w:rPr>
-        <w:t>input</w:t>
+        <w:t>output</w:t>
       </w:r>
       <w:r>
         <w:rPr>
           <w:b w:val="0"/>
         </w:rPr>
-        <w:t xml:space="preserve"> MSE 10 over two rows.</w:t>
+        <w:t xml:space="preserve"> limitation.</w:t>
       </w:r>
     </w:p>
     <w:p>
       <w:pPr>
         <w:spacing w:line="336" w:lineRule="auto" w:after="180"/>
-        <w:shd w:fill="F1F6FC"/>
       </w:pPr>
       <w:r>
         <w:rPr>
           <w:b w:val="0"/>
         </w:rPr>
-        <w:t>Candidate passes the lower-overall-MSE criterion but has a structural negative-</w:t>
+        <w:t xml:space="preserve">Check every learner before discussion: Use the worked case for Capstone limitations and </w:t>
       </w:r>
       <w:r>
         <w:rPr>
           <w:b/>
         </w:rPr>
-        <w:t>output</w:t>
+        <w:t>revision</w:t>
       </w:r>
       <w:r>
         <w:rPr>
           <w:b w:val="0"/>
         </w:rPr>
-        <w:t xml:space="preserve"> limitation.</w:t>
+        <w:t>. Proposed explanation: “Passing a criterion means no failures remain”. Decide whether this explanation is supported.</w:t>
       </w:r>
     </w:p>
     <w:p>
@@ -4388,19 +5194,7 @@
         <w:rPr>
           <w:b w:val="0"/>
         </w:rPr>
-        <w:t xml:space="preserve">Check every learner before discussion: Use the worked case for Capstone limitations and </w:t>
-      </w:r>
-      <w:r>
-        <w:rPr>
-          <w:b/>
-        </w:rPr>
-        <w:t>revision</w:t>
-      </w:r>
-      <w:r>
-        <w:rPr>
-          <w:b w:val="0"/>
-        </w:rPr>
-        <w:t>. Proposed explanation: “Passing a criterion means no failures remain”. Decide whether this explanation is supported.</w:t>
+        <w:t>Point to the step or supplied fact that decides; explain your repair if needed.</w:t>
       </w:r>
     </w:p>
     <w:p>
@@ -4411,141 +5205,93 @@
         <w:rPr>
           <w:b w:val="0"/>
         </w:rPr>
-        <w:t>Point to the step or supplied fact that decides; explain your repair if needed.</w:t>
+        <w:t>Misconception repair: An aggregate improvement can coexist with systematic subgroup errors.</w:t>
       </w:r>
     </w:p>
     <w:p>
       <w:pPr>
-        <w:pStyle w:val="Heading3"/>
-      </w:pPr>
-      <w:r>
-        <w:t>Repair the misconception</w:t>
+        <w:spacing w:line="336" w:lineRule="auto" w:after="180"/>
+      </w:pPr>
+      <w:r>
+        <w:rPr>
+          <w:b w:val="0"/>
+        </w:rPr>
+        <w:t xml:space="preserve">Support: read the exact case aloud, enlarge the labelled picture, supply </w:t>
+      </w:r>
+      <w:r>
+        <w:rPr>
+          <w:b/>
+        </w:rPr>
+        <w:t>input</w:t>
+      </w:r>
+      <w:r>
+        <w:rPr>
+          <w:b w:val="0"/>
+        </w:rPr>
+        <w:t xml:space="preserve"> cards and model only the first deciding step. Accept a spoken explanation or drawing; retain the reasoning goal.</w:t>
       </w:r>
     </w:p>
     <w:p>
       <w:pPr>
         <w:spacing w:line="336" w:lineRule="auto" w:after="180"/>
-        <w:shd w:fill="FFF5E6"/>
       </w:pPr>
       <w:r>
         <w:rPr>
           <w:b w:val="0"/>
         </w:rPr>
-        <w:t>Misconception repair: An aggregate improvement can coexist with systematic subgroup errors.</w:t>
+        <w:t xml:space="preserve">Extension: Train the </w:t>
+      </w:r>
+      <w:r>
+        <w:rPr>
+          <w:b/>
+        </w:rPr>
+        <w:t>revision</w:t>
+      </w:r>
+      <w:r>
+        <w:rPr>
+          <w:b w:val="0"/>
+        </w:rPr>
+        <w:t xml:space="preserve"> on all eight failed-slice evaluation patterns and rescore them. Require a </w:t>
+      </w:r>
+      <w:r>
+        <w:rPr>
+          <w:b/>
+        </w:rPr>
+        <w:t>prediction</w:t>
+      </w:r>
+      <w:r>
+        <w:rPr>
+          <w:b w:val="0"/>
+        </w:rPr>
+        <w:t xml:space="preserve"> and a reason before comparing.</w:t>
       </w:r>
     </w:p>
     <w:p>
       <w:pPr>
-        <w:pStyle w:val="Heading3"/>
-      </w:pPr>
-      <w:r>
-        <w:t>Support without giving away the answer</w:t>
+        <w:spacing w:line="336" w:lineRule="auto" w:after="180"/>
+      </w:pPr>
+      <w:r>
+        <w:rPr>
+          <w:b w:val="0"/>
+        </w:rPr>
+        <w:t xml:space="preserve">Expected result: Treat the score as exposed-case development, not independent </w:t>
+      </w:r>
+      <w:r>
+        <w:rPr>
+          <w:b/>
+        </w:rPr>
+        <w:t>evidence</w:t>
+      </w:r>
+      <w:r>
+        <w:rPr>
+          <w:b w:val="0"/>
+        </w:rPr>
+        <w:t xml:space="preserve"> of shift robustness. Reason: The evaluation records now influenced learning and model selection.</w:t>
       </w:r>
     </w:p>
     <w:p>
       <w:pPr>
         <w:spacing w:line="336" w:lineRule="auto" w:after="180"/>
-        <w:shd w:fill="F1F6F8"/>
-      </w:pPr>
-      <w:r>
-        <w:rPr>
-          <w:b w:val="0"/>
-        </w:rPr>
-        <w:t xml:space="preserve">Support: read the exact case aloud, enlarge the labelled picture, supply </w:t>
-      </w:r>
-      <w:r>
-        <w:rPr>
-          <w:b/>
-        </w:rPr>
-        <w:t>input</w:t>
-      </w:r>
-      <w:r>
-        <w:rPr>
-          <w:b w:val="0"/>
-        </w:rPr>
-        <w:t xml:space="preserve"> cards and model only the first deciding step. Accept a spoken explanation or drawing; retain the reasoning goal.</w:t>
-      </w:r>
-    </w:p>
-    <w:p>
-      <w:pPr>
-        <w:pStyle w:val="Heading3"/>
-      </w:pPr>
-      <w:r>
-        <w:t>Extend the reasoning</w:t>
-      </w:r>
-    </w:p>
-    <w:p>
-      <w:pPr>
-        <w:spacing w:line="336" w:lineRule="auto" w:after="180"/>
-        <w:shd w:fill="F5F1FB"/>
-      </w:pPr>
-      <w:r>
-        <w:rPr>
-          <w:b w:val="0"/>
-        </w:rPr>
-        <w:t xml:space="preserve">Extension: Train the </w:t>
-      </w:r>
-      <w:r>
-        <w:rPr>
-          <w:b/>
-        </w:rPr>
-        <w:t>revision</w:t>
-      </w:r>
-      <w:r>
-        <w:rPr>
-          <w:b w:val="0"/>
-        </w:rPr>
-        <w:t xml:space="preserve"> on all eight failed-slice evaluation patterns and rescore them. Require a </w:t>
-      </w:r>
-      <w:r>
-        <w:rPr>
-          <w:b/>
-        </w:rPr>
-        <w:t>prediction</w:t>
-      </w:r>
-      <w:r>
-        <w:rPr>
-          <w:b w:val="0"/>
-        </w:rPr>
-        <w:t xml:space="preserve"> and a reason before comparing.</w:t>
-      </w:r>
-    </w:p>
-    <w:p>
-      <w:pPr>
-        <w:spacing w:line="336" w:lineRule="auto" w:after="180"/>
-        <w:shd w:fill="F5F1FB"/>
-      </w:pPr>
-      <w:r>
-        <w:rPr>
-          <w:b w:val="0"/>
-        </w:rPr>
-        <w:t xml:space="preserve">Expected result: Treat the score as exposed-case development, not independent </w:t>
-      </w:r>
-      <w:r>
-        <w:rPr>
-          <w:b/>
-        </w:rPr>
-        <w:t>evidence</w:t>
-      </w:r>
-      <w:r>
-        <w:rPr>
-          <w:b w:val="0"/>
-        </w:rPr>
-        <w:t xml:space="preserve"> of shift robustness. Reason: The evaluation records now influenced learning and model selection.</w:t>
-      </w:r>
-    </w:p>
-    <w:p>
-      <w:pPr>
-        <w:pStyle w:val="Heading3"/>
-      </w:pPr>
-      <w:r>
-        <w:t>Protect the independent attempt</w:t>
-      </w:r>
-    </w:p>
-    <w:p>
-      <w:pPr>
-        <w:spacing w:line="336" w:lineRule="auto" w:after="180"/>
-        <w:shd w:fill="FFF5E6"/>
       </w:pPr>
       <w:r>
         <w:rPr>
@@ -4740,22 +5486,36 @@
     </w:tbl>
     <w:p>
       <w:pPr>
-        <w:pStyle w:val="Heading3"/>
-      </w:pPr>
-      <w:r>
-        <w:t>Project checkpoint</w:t>
+        <w:spacing w:line="336" w:lineRule="auto" w:after="180"/>
+      </w:pPr>
+      <w:r>
+        <w:rPr>
+          <w:b w:val="0"/>
+        </w:rPr>
+        <w:t xml:space="preserve">Project checkpoint: Present and defend. Demonstrate the system, explain one failure and justify the next improvement with </w:t>
+      </w:r>
+      <w:r>
+        <w:rPr>
+          <w:b/>
+        </w:rPr>
+        <w:t>evidence</w:t>
+      </w:r>
+      <w:r>
+        <w:rPr>
+          <w:b w:val="0"/>
+        </w:rPr>
+        <w:t>.</w:t>
       </w:r>
     </w:p>
     <w:p>
       <w:pPr>
         <w:spacing w:line="336" w:lineRule="auto" w:after="180"/>
-        <w:shd w:fill="EDF7F3"/>
       </w:pPr>
       <w:r>
         <w:rPr>
           <w:b w:val="0"/>
         </w:rPr>
-        <w:t xml:space="preserve">Project checkpoint: Present and defend. Demonstrate the system, explain one failure and justify the next improvement with </w:t>
+        <w:t xml:space="preserve">Use the weekly teacher answer for topic-specific reasoning. A saved progress tick is an activity record; judge mastery from the learner’s explanation and </w:t>
       </w:r>
       <w:r>
         <w:rPr>
@@ -4772,38 +5532,23 @@
     </w:p>
     <w:p>
       <w:pPr>
-        <w:spacing w:line="336" w:lineRule="auto" w:after="180"/>
-      </w:pPr>
-      <w:r>
-        <w:rPr>
-          <w:b w:val="0"/>
-        </w:rPr>
-        <w:t xml:space="preserve">Use the weekly teacher answer for topic-specific reasoning. A saved progress tick is an activity record; judge mastery from the learner’s explanation and </w:t>
-      </w:r>
-      <w:r>
-        <w:rPr>
-          <w:b/>
-        </w:rPr>
-        <w:t>evidence</w:t>
-      </w:r>
-      <w:r>
-        <w:rPr>
-          <w:b w:val="0"/>
-        </w:rPr>
-        <w:t>.</w:t>
+        <w:pStyle w:val="Heading1"/>
+      </w:pPr>
+      <w:r>
+        <w:t>08. Reference · Feedback,labs and repair paths</w:t>
       </w:r>
     </w:p>
     <w:p>
-      <w:pPr>
-        <w:pStyle w:val="Heading1"/>
-      </w:pPr>
-      <w:r>
-        <w:t>08. Use feedback, labs and repair paths</w:t>
+      <w:r>
+        <w:t>Retain the first attempt and the evidence used for a repair.</w:t>
       </w:r>
     </w:p>
     <w:p>
-      <w:r>
-        <w:t>Use feedback, earlier review and portfolios purposefully. Apply the coding routine only when this lesson has an executable lab.</w:t>
+      <w:pPr>
+        <w:pStyle w:val="Heading2"/>
+      </w:pPr>
+      <w:r>
+        <w:t>Feedback and record guidance</w:t>
       </w:r>
     </w:p>
     <w:p>
@@ -4841,40 +5586,42 @@
       </w:r>
     </w:p>
     <w:p>
-      <w:pPr>
-        <w:pStyle w:val="Heading3"/>
-      </w:pPr>
-      <w:r>
-        <w:t>For later coding lessons</w:t>
+      <w:r>
+        <w:t>This week has no code block. Use this routine when a later lesson includes an executable lab.</w:t>
       </w:r>
     </w:p>
     <w:p>
-      <w:r>
-        <w:t>This week has no code block. Use this routine when a later lesson includes an executable lab.</w:t>
+      <w:pPr>
+        <w:spacing w:line="336" w:lineRule="auto" w:after="180"/>
+      </w:pPr>
+      <w:r>
+        <w:rPr>
+          <w:b w:val="0"/>
+        </w:rPr>
+        <w:t xml:space="preserve">Ask students to predict before running code. Preserve errors and actual </w:t>
+      </w:r>
+      <w:r>
+        <w:rPr>
+          <w:b/>
+        </w:rPr>
+        <w:t>output</w:t>
+      </w:r>
+      <w:r>
+        <w:rPr>
+          <w:b w:val="0"/>
+        </w:rPr>
+        <w:t>s; collect a changed test and an explanation. The branch-boundary and indexing lessons deliberately include failure cases.</w:t>
       </w:r>
     </w:p>
     <w:p>
       <w:pPr>
         <w:spacing w:line="336" w:lineRule="auto" w:after="180"/>
-        <w:shd w:fill="F1F6F8"/>
       </w:pPr>
       <w:r>
         <w:rPr>
           <w:b w:val="0"/>
         </w:rPr>
-        <w:t xml:space="preserve">Ask students to predict before running code. Preserve errors and actual </w:t>
-      </w:r>
-      <w:r>
-        <w:rPr>
-          <w:b/>
-        </w:rPr>
-        <w:t>output</w:t>
-      </w:r>
-      <w:r>
-        <w:rPr>
-          <w:b w:val="0"/>
-        </w:rPr>
-        <w:t>s; collect a changed test and an explanation. The branch-boundary and indexing lessons deliberately include failure cases.</w:t>
+        <w:t>Use the earlier worked-explanation links to address a specific missing building block, then return to the current question. Adapt this suggestion after observing the learner; it is not an automatic diagnosis.</w:t>
       </w:r>
     </w:p>
     <w:p>
@@ -4885,71 +5632,37 @@
         <w:rPr>
           <w:b w:val="0"/>
         </w:rPr>
-        <w:t>Use the earlier worked-explanation links to address a specific missing building block, then return to the current question. Adapt this suggestion after observing the learner; it is not an automatic diagnosis.</w:t>
+        <w:t xml:space="preserve">Collect the completed-work portfolio as </w:t>
+      </w:r>
+      <w:r>
+        <w:rPr>
+          <w:b/>
+        </w:rPr>
+        <w:t>evidence</w:t>
+      </w:r>
+      <w:r>
+        <w:rPr>
+          <w:b w:val="0"/>
+        </w:rPr>
+        <w:t>. Record support separately from correctness, and assess explanation, trace/test and limitations. Progress ticks and quiz selections alone do not establish mastery.</w:t>
       </w:r>
     </w:p>
     <w:p>
       <w:pPr>
-        <w:spacing w:line="336" w:lineRule="auto" w:after="180"/>
-      </w:pPr>
-      <w:r>
-        <w:rPr>
-          <w:b w:val="0"/>
-        </w:rPr>
-        <w:t xml:space="preserve">Collect the completed-work portfolio as </w:t>
-      </w:r>
-      <w:r>
-        <w:rPr>
-          <w:b/>
-        </w:rPr>
-        <w:t>evidence</w:t>
-      </w:r>
-      <w:r>
-        <w:rPr>
-          <w:b w:val="0"/>
-        </w:rPr>
-        <w:t>. Record support separately from correctness, and assess explanation, trace/test and limitations. Progress ticks and quiz selections alone do not establish mastery.</w:t>
+        <w:pStyle w:val="Heading1"/>
+      </w:pPr>
+      <w:r>
+        <w:t>09. Reference · Teach with the six pictures</w:t>
       </w:r>
     </w:p>
     <w:p>
-      <w:pPr>
-        <w:pStyle w:val="Heading1"/>
-      </w:pPr>
-      <w:r>
-        <w:t>09. Visual concept journey</w:t>
+      <w:r>
+        <w:t>Choose one picture for a particular reasoning move.</w:t>
       </w:r>
     </w:p>
     <w:p>
-      <w:r>
-        <w:t>Show one Capstone limitations and revision graphic at a time, request a prediction and discuss its trace before the independent assessment.</w:t>
-      </w:r>
-    </w:p>
-    <w:p>
-      <w:pPr>
-        <w:spacing w:line="336" w:lineRule="auto" w:after="180"/>
-      </w:pPr>
-      <w:r>
-        <w:rPr>
-          <w:b w:val="0"/>
-        </w:rPr>
-        <w:t xml:space="preserve">Use one picture at a time. Hide a worked result before asking for a </w:t>
-      </w:r>
-      <w:r>
-        <w:rPr>
-          <w:b/>
-        </w:rPr>
-        <w:t>prediction</w:t>
-      </w:r>
-      <w:r>
-        <w:rPr>
-          <w:b w:val="0"/>
-        </w:rPr>
-        <w:t>, then reveal it for feedback. These are supported teaching cases; retain the separate independent assessment for a fresh first attempt.</w:t>
-      </w:r>
-    </w:p>
-    <w:p>
-      <w:pPr>
-        <w:pStyle w:val="Heading3"/>
+      <w:pPr>
+        <w:pStyle w:val="Heading2"/>
       </w:pPr>
       <w:r>
         <w:t>01. Capstone limitations and revision: the case</w:t>
@@ -4960,7 +5673,7 @@
         <w:drawing>
           <wp:inline xmlns:a="http://schemas.openxmlformats.org/drawingml/2006/main" xmlns:pic="http://schemas.openxmlformats.org/drawingml/2006/picture">
             <wp:extent cx="5486400" cy="2834640"/>
-            <wp:docPr id="3" name="Picture 3" descr="Revise a limited claim after a slice failure. A toy network works better on centred patterns than on shifted patterns, so the team narrows its initial claim. Supplied facts: Centred slice: 7/8 correct. Shifted slice: 3/8 correct. The network and label rubric are frozen."/>
+            <wp:docPr id="5" name="Picture 5" descr="Revise a limited claim after a slice failure. A toy network works better on centred patterns than on shifted patterns, so the team narrows its initial claim. Supplied facts: Centred slice: 7/8 correct. Shifted slice: 3/8 correct. The network and label rubric are frozen."/>
             <wp:cNvGraphicFramePr>
               <a:graphicFrameLocks noChangeAspect="1"/>
             </wp:cNvGraphicFramePr>
@@ -4969,251 +5682,6 @@
                 <pic:pic>
                   <pic:nvPicPr>
                     <pic:cNvPr id="0" name="academy-story-ai-5-35-01.png"/>
-                    <pic:cNvPicPr/>
-                  </pic:nvPicPr>
-                  <pic:blipFill>
-                    <a:blip r:embed="rId11"/>
-                    <a:stretch>
-                      <a:fillRect/>
-                    </a:stretch>
-                  </pic:blipFill>
-                  <pic:spPr>
-                    <a:xfrm>
-                      <a:off x="0" y="0"/>
-                      <a:ext cx="5486400" cy="2834640"/>
-                    </a:xfrm>
-                    <a:prstGeom prst="rect"/>
-                  </pic:spPr>
-                </pic:pic>
-              </a:graphicData>
-            </a:graphic>
-          </wp:inline>
-        </w:drawing>
-      </w:r>
-    </w:p>
-    <w:p>
-      <w:pPr>
-        <w:spacing w:line="336" w:lineRule="auto" w:after="180"/>
-      </w:pPr>
-      <w:r>
-        <w:rPr>
-          <w:b w:val="0"/>
-        </w:rPr>
-        <w:t>Revise a limited claim after a slice failure. A toy network works better on centred patterns than on shifted patterns, so the team narrows its initial claim. Supplied facts: Centred slice: 7/8 correct.</w:t>
-      </w:r>
-    </w:p>
-    <w:p>
-      <w:pPr>
-        <w:spacing w:line="336" w:lineRule="auto" w:after="180"/>
-      </w:pPr>
-      <w:r>
-        <w:rPr>
-          <w:b w:val="0"/>
-        </w:rPr>
-        <w:t>Shifted slice: 3/8 correct. The network and label rubric are frozen.</w:t>
-      </w:r>
-    </w:p>
-    <w:p>
-      <w:pPr>
-        <w:spacing w:line="336" w:lineRule="auto" w:after="180"/>
-        <w:shd w:fill="F5F1FB"/>
-      </w:pPr>
-      <w:r>
-        <w:rPr>
-          <w:b w:val="0"/>
-        </w:rPr>
-        <w:t>Point to the given fact that matters most. Explain why it matters.</w:t>
-      </w:r>
-    </w:p>
-    <w:p>
-      <w:pPr>
-        <w:pStyle w:val="Heading3"/>
-      </w:pPr>
-      <w:r>
-        <w:t>Discuss while showing the picture</w:t>
-      </w:r>
-    </w:p>
-    <w:p>
-      <w:pPr>
-        <w:spacing w:line="336" w:lineRule="auto" w:after="180"/>
-        <w:shd w:fill="F1F6F8"/>
-      </w:pPr>
-      <w:r>
-        <w:rPr>
-          <w:b w:val="0"/>
-        </w:rPr>
-        <w:t>Teacher prompt: Point to the given fact that matters most. Explain why it matters. Ask learners to describe one label or arrow in ordinary words. Use the adjacent transcript if the image is difficult to see.</w:t>
-      </w:r>
-    </w:p>
-    <w:p>
-      <w:pPr>
-        <w:pStyle w:val="Heading3"/>
-      </w:pPr>
-      <w:r>
-        <w:t>02. Follow the deciding steps</w:t>
-      </w:r>
-    </w:p>
-    <w:p>
-      <w:r>
-        <w:drawing>
-          <wp:inline xmlns:a="http://schemas.openxmlformats.org/drawingml/2006/main" xmlns:pic="http://schemas.openxmlformats.org/drawingml/2006/picture">
-            <wp:extent cx="5486400" cy="3337560"/>
-            <wp:docPr id="4" name="Picture 4" descr="Compute slice rates: Centred is 87.5%; shifted is 37.5%. → Revise the claim: Do not describe the network as shift-robust on this evidence. → Plan a fair revision: Use separate shifted development patterns, then assess the frozen revision on reserved shifted cases."/>
-            <wp:cNvGraphicFramePr>
-              <a:graphicFrameLocks noChangeAspect="1"/>
-            </wp:cNvGraphicFramePr>
-            <a:graphic>
-              <a:graphicData uri="http://schemas.openxmlformats.org/drawingml/2006/picture">
-                <pic:pic>
-                  <pic:nvPicPr>
-                    <pic:cNvPr id="0" name="academy-story-ai-5-35-02.png"/>
-                    <pic:cNvPicPr/>
-                  </pic:nvPicPr>
-                  <pic:blipFill>
-                    <a:blip r:embed="rId12"/>
-                    <a:stretch>
-                      <a:fillRect/>
-                    </a:stretch>
-                  </pic:blipFill>
-                  <pic:spPr>
-                    <a:xfrm>
-                      <a:off x="0" y="0"/>
-                      <a:ext cx="5486400" cy="3337560"/>
-                    </a:xfrm>
-                    <a:prstGeom prst="rect"/>
-                  </pic:spPr>
-                </pic:pic>
-              </a:graphicData>
-            </a:graphic>
-          </wp:inline>
-        </w:drawing>
-      </w:r>
-    </w:p>
-    <w:p>
-      <w:pPr>
-        <w:spacing w:line="336" w:lineRule="auto" w:after="180"/>
-      </w:pPr>
-      <w:r>
-        <w:rPr>
-          <w:b w:val="0"/>
-        </w:rPr>
-        <w:t xml:space="preserve">Compute slice rates: Centred is 87.5%; shifted is 37.5%. → Revise the claim: Do not describe the network as shift-robust on this </w:t>
-      </w:r>
-      <w:r>
-        <w:rPr>
-          <w:b/>
-        </w:rPr>
-        <w:t>evidence</w:t>
-      </w:r>
-      <w:r>
-        <w:rPr>
-          <w:b w:val="0"/>
-        </w:rPr>
-        <w:t xml:space="preserve">. → Plan a fair </w:t>
-      </w:r>
-      <w:r>
-        <w:rPr>
-          <w:b/>
-        </w:rPr>
-        <w:t>revision</w:t>
-      </w:r>
-      <w:r>
-        <w:rPr>
-          <w:b w:val="0"/>
-        </w:rPr>
-        <w:t xml:space="preserve">: Use separate shifted development patterns, then assess the frozen </w:t>
-      </w:r>
-      <w:r>
-        <w:rPr>
-          <w:b/>
-        </w:rPr>
-        <w:t>revision</w:t>
-      </w:r>
-      <w:r>
-        <w:rPr>
-          <w:b w:val="0"/>
-        </w:rPr>
-        <w:t xml:space="preserve"> on reserved shifted cases.</w:t>
-      </w:r>
-    </w:p>
-    <w:p>
-      <w:pPr>
-        <w:spacing w:line="336" w:lineRule="auto" w:after="180"/>
-        <w:shd w:fill="F5F1FB"/>
-      </w:pPr>
-      <w:r>
-        <w:rPr>
-          <w:b w:val="0"/>
-        </w:rPr>
-        <w:t xml:space="preserve">Point to each numbered stage and explain which recorded </w:t>
-      </w:r>
-      <w:r>
-        <w:rPr>
-          <w:b/>
-        </w:rPr>
-        <w:t>input</w:t>
-      </w:r>
-      <w:r>
-        <w:rPr>
-          <w:b w:val="0"/>
-        </w:rPr>
-        <w:t xml:space="preserve"> it uses.</w:t>
-      </w:r>
-    </w:p>
-    <w:p>
-      <w:pPr>
-        <w:pStyle w:val="Heading3"/>
-      </w:pPr>
-      <w:r>
-        <w:t>Discuss while showing the picture</w:t>
-      </w:r>
-    </w:p>
-    <w:p>
-      <w:pPr>
-        <w:spacing w:line="336" w:lineRule="auto" w:after="180"/>
-        <w:shd w:fill="F1F6F8"/>
-      </w:pPr>
-      <w:r>
-        <w:rPr>
-          <w:b w:val="0"/>
-        </w:rPr>
-        <w:t xml:space="preserve">Teacher prompt: Point to each numbered stage and explain which recorded </w:t>
-      </w:r>
-      <w:r>
-        <w:rPr>
-          <w:b/>
-        </w:rPr>
-        <w:t>input</w:t>
-      </w:r>
-      <w:r>
-        <w:rPr>
-          <w:b w:val="0"/>
-        </w:rPr>
-        <w:t xml:space="preserve"> it uses. Ask learners to describe one label or arrow in ordinary words. Use the adjacent transcript if the image is difficult to see.</w:t>
-      </w:r>
-    </w:p>
-    <w:p>
-      <w:pPr>
-        <w:pStyle w:val="Heading3"/>
-      </w:pPr>
-      <w:r>
-        <w:t>03. Toy network condition slices</w:t>
-      </w:r>
-    </w:p>
-    <w:p>
-      <w:r>
-        <w:drawing>
-          <wp:inline xmlns:a="http://schemas.openxmlformats.org/drawingml/2006/main" xmlns:pic="http://schemas.openxmlformats.org/drawingml/2006/picture">
-            <wp:extent cx="5486400" cy="2834640"/>
-            <wp:docPr id="5" name="Picture 5" descr="Toy network condition slices. Units: correct cases out of 8 per condition. Centred: 7. Shifted: 3."/>
-            <wp:cNvGraphicFramePr>
-              <a:graphicFrameLocks noChangeAspect="1"/>
-            </wp:cNvGraphicFramePr>
-            <a:graphic>
-              <a:graphicData uri="http://schemas.openxmlformats.org/drawingml/2006/picture">
-                <pic:pic>
-                  <pic:nvPicPr>
-                    <pic:cNvPr id="0" name="academy-story-ai-5-35-03.png"/>
                     <pic:cNvPicPr/>
                   </pic:nvPicPr>
                   <pic:blipFill>
@@ -5244,56 +5712,270 @@
         <w:rPr>
           <w:b w:val="0"/>
         </w:rPr>
-        <w:t>Toy network condition slices. Units: correct cases out of 8 per condition. Centred: 7. Shifted: 3.</w:t>
+        <w:t>Revise a limited claim after a slice failure. A toy network works better on centred patterns than on shifted patterns, so the team narrows its initial claim. Supplied facts: Centred slice: 7/8 correct.</w:t>
       </w:r>
     </w:p>
     <w:p>
       <w:pPr>
         <w:spacing w:line="336" w:lineRule="auto" w:after="180"/>
-        <w:shd w:fill="F5F1FB"/>
       </w:pPr>
       <w:r>
         <w:rPr>
           <w:b w:val="0"/>
         </w:rPr>
-        <w:t>Read the labels and values. Explain the relationship the model shows.</w:t>
+        <w:t>Shifted slice: 3/8 correct. The network and label rubric are frozen.</w:t>
       </w:r>
     </w:p>
     <w:p>
       <w:pPr>
-        <w:pStyle w:val="Heading3"/>
-      </w:pPr>
-      <w:r>
-        <w:t>Discuss while showing the picture</w:t>
+        <w:spacing w:line="336" w:lineRule="auto" w:after="180"/>
+      </w:pPr>
+      <w:r>
+        <w:rPr>
+          <w:b w:val="0"/>
+        </w:rPr>
+        <w:t>Point to the given fact that matters most. Explain why it matters.</w:t>
       </w:r>
     </w:p>
     <w:p>
       <w:pPr>
         <w:spacing w:line="336" w:lineRule="auto" w:after="180"/>
-        <w:shd w:fill="F1F6F8"/>
       </w:pPr>
       <w:r>
         <w:rPr>
           <w:b w:val="0"/>
         </w:rPr>
-        <w:t>Teacher prompt: Read the labels and values. Explain the relationship the model shows. Ask learners to describe one label or arrow in ordinary words. Use the adjacent transcript if the image is difficult to see.</w:t>
+        <w:t>Teacher prompt: Point to the given fact that matters most. Explain why it matters. Ask learners to describe one label or arrow in ordinary words. Use the adjacent transcript if the image is difficult to see.</w:t>
       </w:r>
     </w:p>
     <w:p>
       <w:pPr>
-        <w:spacing w:line="336" w:lineRule="auto" w:after="180"/>
-        <w:shd w:fill="F1F6F8"/>
-      </w:pPr>
-      <w:r>
-        <w:rPr>
-          <w:b w:val="0"/>
-        </w:rPr>
-        <w:t>Check row/column meanings, units and denominators before discussing a difference. Supplied toy values are not real class or model results.</w:t>
+        <w:pStyle w:val="Heading2"/>
+      </w:pPr>
+      <w:r>
+        <w:t>02. Follow the deciding steps</w:t>
       </w:r>
     </w:p>
     <w:p>
-      <w:pPr>
-        <w:pStyle w:val="Heading3"/>
+      <w:r>
+        <w:drawing>
+          <wp:inline xmlns:a="http://schemas.openxmlformats.org/drawingml/2006/main" xmlns:pic="http://schemas.openxmlformats.org/drawingml/2006/picture">
+            <wp:extent cx="5486400" cy="3337560"/>
+            <wp:docPr id="6" name="Picture 6" descr="Compute slice rates: Centred is 87.5%; shifted is 37.5%. → Revise the claim: Do not describe the network as shift-robust on this evidence. → Plan a fair revision: Use separate shifted development patterns, then assess the frozen revision on reserved shifted cases."/>
+            <wp:cNvGraphicFramePr>
+              <a:graphicFrameLocks noChangeAspect="1"/>
+            </wp:cNvGraphicFramePr>
+            <a:graphic>
+              <a:graphicData uri="http://schemas.openxmlformats.org/drawingml/2006/picture">
+                <pic:pic>
+                  <pic:nvPicPr>
+                    <pic:cNvPr id="0" name="academy-story-ai-5-35-02.png"/>
+                    <pic:cNvPicPr/>
+                  </pic:nvPicPr>
+                  <pic:blipFill>
+                    <a:blip r:embed="rId10"/>
+                    <a:stretch>
+                      <a:fillRect/>
+                    </a:stretch>
+                  </pic:blipFill>
+                  <pic:spPr>
+                    <a:xfrm>
+                      <a:off x="0" y="0"/>
+                      <a:ext cx="5486400" cy="3337560"/>
+                    </a:xfrm>
+                    <a:prstGeom prst="rect"/>
+                  </pic:spPr>
+                </pic:pic>
+              </a:graphicData>
+            </a:graphic>
+          </wp:inline>
+        </w:drawing>
+      </w:r>
+    </w:p>
+    <w:p>
+      <w:pPr>
+        <w:spacing w:line="336" w:lineRule="auto" w:after="180"/>
+      </w:pPr>
+      <w:r>
+        <w:rPr>
+          <w:b w:val="0"/>
+        </w:rPr>
+        <w:t xml:space="preserve">Compute slice rates: Centred is 87.5%; shifted is 37.5%. → Revise the claim: Do not describe the network as shift-robust on this </w:t>
+      </w:r>
+      <w:r>
+        <w:rPr>
+          <w:b/>
+        </w:rPr>
+        <w:t>evidence</w:t>
+      </w:r>
+      <w:r>
+        <w:rPr>
+          <w:b w:val="0"/>
+        </w:rPr>
+        <w:t xml:space="preserve">. → Plan a fair </w:t>
+      </w:r>
+      <w:r>
+        <w:rPr>
+          <w:b/>
+        </w:rPr>
+        <w:t>revision</w:t>
+      </w:r>
+      <w:r>
+        <w:rPr>
+          <w:b w:val="0"/>
+        </w:rPr>
+        <w:t xml:space="preserve">: Use separate shifted development patterns, then assess the frozen </w:t>
+      </w:r>
+      <w:r>
+        <w:rPr>
+          <w:b/>
+        </w:rPr>
+        <w:t>revision</w:t>
+      </w:r>
+      <w:r>
+        <w:rPr>
+          <w:b w:val="0"/>
+        </w:rPr>
+        <w:t xml:space="preserve"> on reserved shifted cases.</w:t>
+      </w:r>
+    </w:p>
+    <w:p>
+      <w:pPr>
+        <w:spacing w:line="336" w:lineRule="auto" w:after="180"/>
+      </w:pPr>
+      <w:r>
+        <w:rPr>
+          <w:b w:val="0"/>
+        </w:rPr>
+        <w:t xml:space="preserve">Point to each numbered stage and explain which recorded </w:t>
+      </w:r>
+      <w:r>
+        <w:rPr>
+          <w:b/>
+        </w:rPr>
+        <w:t>input</w:t>
+      </w:r>
+      <w:r>
+        <w:rPr>
+          <w:b w:val="0"/>
+        </w:rPr>
+        <w:t xml:space="preserve"> it uses.</w:t>
+      </w:r>
+    </w:p>
+    <w:p>
+      <w:pPr>
+        <w:spacing w:line="336" w:lineRule="auto" w:after="180"/>
+      </w:pPr>
+      <w:r>
+        <w:rPr>
+          <w:b w:val="0"/>
+        </w:rPr>
+        <w:t xml:space="preserve">Teacher prompt: Point to each numbered stage and explain which recorded </w:t>
+      </w:r>
+      <w:r>
+        <w:rPr>
+          <w:b/>
+        </w:rPr>
+        <w:t>input</w:t>
+      </w:r>
+      <w:r>
+        <w:rPr>
+          <w:b w:val="0"/>
+        </w:rPr>
+        <w:t xml:space="preserve"> it uses. Ask learners to describe one label or arrow in ordinary words. Use the adjacent transcript if the image is difficult to see.</w:t>
+      </w:r>
+    </w:p>
+    <w:p>
+      <w:pPr>
+        <w:pStyle w:val="Heading2"/>
+      </w:pPr>
+      <w:r>
+        <w:t>03. Toy network condition slices</w:t>
+      </w:r>
+    </w:p>
+    <w:p>
+      <w:r>
+        <w:drawing>
+          <wp:inline xmlns:a="http://schemas.openxmlformats.org/drawingml/2006/main" xmlns:pic="http://schemas.openxmlformats.org/drawingml/2006/picture">
+            <wp:extent cx="5486400" cy="2834640"/>
+            <wp:docPr id="7" name="Picture 7" descr="Toy network condition slices. Units: correct cases out of 8 per condition. Centred: 7. Shifted: 3."/>
+            <wp:cNvGraphicFramePr>
+              <a:graphicFrameLocks noChangeAspect="1"/>
+            </wp:cNvGraphicFramePr>
+            <a:graphic>
+              <a:graphicData uri="http://schemas.openxmlformats.org/drawingml/2006/picture">
+                <pic:pic>
+                  <pic:nvPicPr>
+                    <pic:cNvPr id="0" name="academy-story-ai-5-35-03.png"/>
+                    <pic:cNvPicPr/>
+                  </pic:nvPicPr>
+                  <pic:blipFill>
+                    <a:blip r:embed="rId14"/>
+                    <a:stretch>
+                      <a:fillRect/>
+                    </a:stretch>
+                  </pic:blipFill>
+                  <pic:spPr>
+                    <a:xfrm>
+                      <a:off x="0" y="0"/>
+                      <a:ext cx="5486400" cy="2834640"/>
+                    </a:xfrm>
+                    <a:prstGeom prst="rect"/>
+                  </pic:spPr>
+                </pic:pic>
+              </a:graphicData>
+            </a:graphic>
+          </wp:inline>
+        </w:drawing>
+      </w:r>
+    </w:p>
+    <w:p>
+      <w:pPr>
+        <w:spacing w:line="336" w:lineRule="auto" w:after="180"/>
+      </w:pPr>
+      <w:r>
+        <w:rPr>
+          <w:b w:val="0"/>
+        </w:rPr>
+        <w:t>Toy network condition slices. Units: correct cases out of 8 per condition. Centred: 7. Shifted: 3.</w:t>
+      </w:r>
+    </w:p>
+    <w:p>
+      <w:pPr>
+        <w:spacing w:line="336" w:lineRule="auto" w:after="180"/>
+      </w:pPr>
+      <w:r>
+        <w:rPr>
+          <w:b w:val="0"/>
+        </w:rPr>
+        <w:t>Read the labels and values. Explain the relationship the model shows.</w:t>
+      </w:r>
+    </w:p>
+    <w:p>
+      <w:pPr>
+        <w:spacing w:line="336" w:lineRule="auto" w:after="180"/>
+      </w:pPr>
+      <w:r>
+        <w:rPr>
+          <w:b w:val="0"/>
+        </w:rPr>
+        <w:t>Teacher prompt: Read the labels and values. Explain the relationship the model shows. Ask learners to describe one label or arrow in ordinary words. Use the adjacent transcript if the image is difficult to see.</w:t>
+      </w:r>
+    </w:p>
+    <w:p>
+      <w:pPr>
+        <w:spacing w:line="336" w:lineRule="auto" w:after="180"/>
+      </w:pPr>
+      <w:r>
+        <w:rPr>
+          <w:b w:val="0"/>
+        </w:rPr>
+        <w:t>Check row/column meanings, units and denominators before discussing a difference. Supplied toy values are not real class or model results.</w:t>
+      </w:r>
+    </w:p>
+    <w:p>
+      <w:pPr>
+        <w:pStyle w:val="Heading2"/>
       </w:pPr>
       <w:r>
         <w:t>04. Change one thing. Trace what follows.</w:t>
@@ -5304,7 +5986,7 @@
         <w:drawing>
           <wp:inline xmlns:a="http://schemas.openxmlformats.org/drawingml/2006/main" xmlns:pic="http://schemas.openxmlformats.org/drawingml/2006/picture">
             <wp:extent cx="5486400" cy="3041904"/>
-            <wp:docPr id="6" name="Picture 6" descr="Original case: Use separate shifted development patterns, then assess the frozen revision on reserved shifted cases. Changed condition: Train the revision on all eight failed-slice evaluation patterns and rescore them. Expected result: Treat the score as exposed-case development, not independent evidence of shift robustness. Reason: The evaluation records now influenced learning and model selection."/>
+            <wp:docPr id="8" name="Picture 8" descr="Original case: Use separate shifted development patterns, then assess the frozen revision on reserved shifted cases. Changed condition: Train the revision on all eight failed-slice evaluation patterns and rescore them. Expected result: Treat the score as exposed-case development, not independent evidence of shift robustness. Reason: The evaluation records now influenced learning and model selection."/>
             <wp:cNvGraphicFramePr>
               <a:graphicFrameLocks noChangeAspect="1"/>
             </wp:cNvGraphicFramePr>
@@ -5316,7 +5998,7 @@
                     <pic:cNvPicPr/>
                   </pic:nvPicPr>
                   <pic:blipFill>
-                    <a:blip r:embed="rId14"/>
+                    <a:blip r:embed="rId15"/>
                     <a:stretch>
                       <a:fillRect/>
                     </a:stretch>
@@ -5396,7 +6078,6 @@
     <w:p>
       <w:pPr>
         <w:spacing w:line="336" w:lineRule="auto" w:after="180"/>
-        <w:shd w:fill="F5F1FB"/>
       </w:pPr>
       <w:r>
         <w:rPr>
@@ -5407,39 +6088,29 @@
     </w:p>
     <w:p>
       <w:pPr>
-        <w:pStyle w:val="Heading3"/>
-      </w:pPr>
-      <w:r>
-        <w:t>Discuss while showing the picture</w:t>
+        <w:spacing w:line="336" w:lineRule="auto" w:after="180"/>
+      </w:pPr>
+      <w:r>
+        <w:rPr>
+          <w:b w:val="0"/>
+        </w:rPr>
+        <w:t>Teacher prompt: Predict before checking the worked changed-case result. Name what changed and what the supplied facts allow you to conclude. Ask learners to describe one label or arrow in ordinary words.</w:t>
       </w:r>
     </w:p>
     <w:p>
       <w:pPr>
         <w:spacing w:line="336" w:lineRule="auto" w:after="180"/>
-        <w:shd w:fill="F1F6F8"/>
       </w:pPr>
       <w:r>
         <w:rPr>
           <w:b w:val="0"/>
         </w:rPr>
-        <w:t>Teacher prompt: Predict before checking the worked changed-case result. Name what changed and what the supplied facts allow you to conclude. Ask learners to describe one label or arrow in ordinary words.</w:t>
+        <w:t>Use the adjacent transcript if the image is difficult to see. Changed-case reasoning: The evaluation records now influenced learning and model selection.</w:t>
       </w:r>
     </w:p>
     <w:p>
       <w:pPr>
-        <w:spacing w:line="336" w:lineRule="auto" w:after="180"/>
-        <w:shd w:fill="F1F6F8"/>
-      </w:pPr>
-      <w:r>
-        <w:rPr>
-          <w:b w:val="0"/>
-        </w:rPr>
-        <w:t>Use the adjacent transcript if the image is difficult to see. Changed-case reasoning: The evaluation records now influenced learning and model selection.</w:t>
-      </w:r>
-    </w:p>
-    <w:p>
-      <w:pPr>
-        <w:pStyle w:val="Heading3"/>
+        <w:pStyle w:val="Heading2"/>
       </w:pPr>
       <w:r>
         <w:t>05. Connect the explanation to its limit</w:t>
@@ -5450,7 +6121,7 @@
         <w:drawing>
           <wp:inline xmlns:a="http://schemas.openxmlformats.org/drawingml/2006/main" xmlns:pic="http://schemas.openxmlformats.org/drawingml/2006/picture">
             <wp:extent cx="5486400" cy="2834640"/>
-            <wp:docPr id="7" name="Picture 7" descr="A limitation guides a better next experiment. Training on a failed evaluation example may help development, but that exposed example cannot remain the untouched evidence for the revision. Limit: Small slices may vary; this example diagnoses an observed weakness without inventing a population rate or cause."/>
+            <wp:docPr id="9" name="Picture 9" descr="A limitation guides a better next experiment. Training on a failed evaluation example may help development, but that exposed example cannot remain the untouched evidence for the revision. Limit: Small slices may vary; this example diagnoses an observed weakness without inventing a population rate or cause."/>
             <wp:cNvGraphicFramePr>
               <a:graphicFrameLocks noChangeAspect="1"/>
             </wp:cNvGraphicFramePr>
@@ -5462,7 +6133,7 @@
                     <pic:cNvPicPr/>
                   </pic:nvPicPr>
                   <pic:blipFill>
-                    <a:blip r:embed="rId15"/>
+                    <a:blip r:embed="rId16"/>
                     <a:stretch>
                       <a:fillRect/>
                     </a:stretch>
@@ -5542,7 +6213,6 @@
     <w:p>
       <w:pPr>
         <w:spacing w:line="336" w:lineRule="auto" w:after="180"/>
-        <w:shd w:fill="F5F1FB"/>
       </w:pPr>
       <w:r>
         <w:rPr>
@@ -5553,39 +6223,29 @@
     </w:p>
     <w:p>
       <w:pPr>
-        <w:pStyle w:val="Heading3"/>
-      </w:pPr>
-      <w:r>
-        <w:t>Discuss while showing the picture</w:t>
+        <w:spacing w:line="336" w:lineRule="auto" w:after="180"/>
+      </w:pPr>
+      <w:r>
+        <w:rPr>
+          <w:b w:val="0"/>
+        </w:rPr>
+        <w:t>Teacher prompt: Explain the case, then point to a limit on the claim. Ask learners to describe one label or arrow in ordinary words. Use the adjacent transcript if the image is difficult to see.</w:t>
       </w:r>
     </w:p>
     <w:p>
       <w:pPr>
         <w:spacing w:line="336" w:lineRule="auto" w:after="180"/>
-        <w:shd w:fill="F1F6F8"/>
       </w:pPr>
       <w:r>
         <w:rPr>
           <w:b w:val="0"/>
         </w:rPr>
-        <w:t>Teacher prompt: Explain the case, then point to a limit on the claim. Ask learners to describe one label or arrow in ordinary words. Use the adjacent transcript if the image is difficult to see.</w:t>
+        <w:t>Keep the stated scope: Small slices may vary; this example diagnoses an observed weakness without inventing a population rate or cause.</w:t>
       </w:r>
     </w:p>
     <w:p>
       <w:pPr>
-        <w:spacing w:line="336" w:lineRule="auto" w:after="180"/>
-        <w:shd w:fill="F1F6F8"/>
-      </w:pPr>
-      <w:r>
-        <w:rPr>
-          <w:b w:val="0"/>
-        </w:rPr>
-        <w:t>Keep the stated scope: Small slices may vary; this example diagnoses an observed weakness without inventing a population rate or cause.</w:t>
-      </w:r>
-    </w:p>
-    <w:p>
-      <w:pPr>
-        <w:pStyle w:val="Heading3"/>
+        <w:pStyle w:val="Heading2"/>
       </w:pPr>
       <w:r>
         <w:t>06. Make the idea visible in your project</w:t>
@@ -5596,7 +6256,7 @@
         <w:drawing>
           <wp:inline xmlns:a="http://schemas.openxmlformats.org/drawingml/2006/main" xmlns:pic="http://schemas.openxmlformats.org/drawingml/2006/picture">
             <wp:extent cx="5486400" cy="3681984"/>
-            <wp:docPr id="8" name="Picture 8" descr="For the Image-pattern Network Investigation, save the labelled trace and the changed-case explanation beside the experiment record. State exactly what this example supports before linking it to the wider capstone claim. Draw your input, deciding step, result and limit. Supported question: Calculate the slice rates and explain the claim revision. If the team trains on the shifted evaluation patterns, what kind of evidence does their rerun provide?"/>
+            <wp:docPr id="10" name="Picture 10" descr="For the Image-pattern Network Investigation, save the labelled trace and the changed-case explanation beside the experiment record. State exactly what this example supports before linking it to the wider capstone claim. Draw your input, deciding step, result and limit. Supported question: Calculate the slice rates and explain the claim revision. If the team trains on the shifted evaluation patterns, what kind of evidence does their rerun provide?"/>
             <wp:cNvGraphicFramePr>
               <a:graphicFrameLocks noChangeAspect="1"/>
             </wp:cNvGraphicFramePr>
@@ -5608,7 +6268,7 @@
                     <pic:cNvPicPr/>
                   </pic:nvPicPr>
                   <pic:blipFill>
-                    <a:blip r:embed="rId16"/>
+                    <a:blip r:embed="rId17"/>
                     <a:stretch>
                       <a:fillRect/>
                     </a:stretch>
@@ -5699,7 +6359,6 @@
     <w:p>
       <w:pPr>
         <w:spacing w:line="336" w:lineRule="auto" w:after="180"/>
-        <w:shd w:fill="F5F1FB"/>
       </w:pPr>
       <w:r>
         <w:rPr>
@@ -5722,76 +6381,144 @@
     </w:p>
     <w:p>
       <w:pPr>
-        <w:pStyle w:val="Heading3"/>
-      </w:pPr>
-      <w:r>
-        <w:t>Discuss while showing the picture</w:t>
+        <w:spacing w:line="336" w:lineRule="auto" w:after="180"/>
+      </w:pPr>
+      <w:r>
+        <w:rPr>
+          <w:b w:val="0"/>
+        </w:rPr>
+        <w:t xml:space="preserve">Teacher prompt: Draw your project trace and justify the deciding step using </w:t>
+      </w:r>
+      <w:r>
+        <w:rPr>
+          <w:b/>
+        </w:rPr>
+        <w:t>evidence</w:t>
+      </w:r>
+      <w:r>
+        <w:rPr>
+          <w:b w:val="0"/>
+        </w:rPr>
+        <w:t>. Ask learners to describe one label or arrow in ordinary words. Use the adjacent transcript if the image is difficult to see.</w:t>
       </w:r>
     </w:p>
     <w:p>
       <w:pPr>
         <w:spacing w:line="336" w:lineRule="auto" w:after="180"/>
-        <w:shd w:fill="F1F6F8"/>
       </w:pPr>
       <w:r>
         <w:rPr>
           <w:b w:val="0"/>
         </w:rPr>
-        <w:t xml:space="preserve">Teacher prompt: Draw your project trace and justify the deciding step using </w:t>
-      </w:r>
-      <w:r>
-        <w:rPr>
-          <w:b/>
-        </w:rPr>
-        <w:t>evidence</w:t>
-      </w:r>
-      <w:r>
-        <w:rPr>
-          <w:b w:val="0"/>
-        </w:rPr>
-        <w:t>. Ask learners to describe one label or arrow in ordinary words. Use the adjacent transcript if the image is difficult to see.</w:t>
+        <w:t>Supported practice key: The rates are 87.5% and 37.5%; the shift-robust claim is unsupported here.</w:t>
       </w:r>
     </w:p>
     <w:p>
       <w:pPr>
         <w:spacing w:line="336" w:lineRule="auto" w:after="180"/>
-        <w:shd w:fill="F1F6F8"/>
-      </w:pPr>
+      </w:pPr>
+      <w:r>
+        <w:rPr>
+          <w:b/>
+        </w:rPr>
+        <w:t>Training</w:t>
+      </w:r>
       <w:r>
         <w:rPr>
           <w:b w:val="0"/>
         </w:rPr>
-        <w:t>Supported practice key: The rates are 87.5% and 37.5%; the shift-robust claim is unsupported here.</w:t>
+        <w:t xml:space="preserve"> on those evaluation patterns makes a rerun development </w:t>
+      </w:r>
+      <w:r>
+        <w:rPr>
+          <w:b/>
+        </w:rPr>
+        <w:t>evidence</w:t>
+      </w:r>
+      <w:r>
+        <w:rPr>
+          <w:b w:val="0"/>
+        </w:rPr>
+        <w:t xml:space="preserve"> on exposed cases, requiring fresh reserved cases for an independent check.</w:t>
       </w:r>
     </w:p>
     <w:p>
       <w:pPr>
+        <w:pStyle w:val="Heading2"/>
+      </w:pPr>
+      <w:r>
+        <w:t>Earlier wording, alternatives and picture transcripts · reference / check after trying</w:t>
+      </w:r>
+    </w:p>
+    <w:p>
+      <w:pPr>
         <w:spacing w:line="336" w:lineRule="auto" w:after="180"/>
-        <w:shd w:fill="F1F6F8"/>
-      </w:pPr>
+      </w:pPr>
+      <w:r>
+        <w:rPr>
+          <w:b w:val="0"/>
+        </w:rPr>
+        <w:t xml:space="preserve">Use one picture at a time. Hide a worked result before asking for a </w:t>
+      </w:r>
       <w:r>
         <w:rPr>
           <w:b/>
         </w:rPr>
-        <w:t>Training</w:t>
+        <w:t>prediction</w:t>
       </w:r>
       <w:r>
         <w:rPr>
           <w:b w:val="0"/>
         </w:rPr>
-        <w:t xml:space="preserve"> on those evaluation patterns makes a rerun development </w:t>
-      </w:r>
-      <w:r>
-        <w:rPr>
-          <w:b/>
-        </w:rPr>
-        <w:t>evidence</w:t>
-      </w:r>
-      <w:r>
-        <w:rPr>
-          <w:b w:val="0"/>
-        </w:rPr>
-        <w:t xml:space="preserve"> on exposed cases, requiring fresh reserved cases for an independent check.</w:t>
+        <w:t>, then reveal it for feedback. These are supported teaching cases; retain the separate independent assessment for a fresh first attempt.</w:t>
+      </w:r>
+    </w:p>
+    <w:p>
+      <w:pPr>
+        <w:pStyle w:val="Heading3"/>
+      </w:pPr>
+      <w:r>
+        <w:t>01. Capstone limitations and revision: the case</w:t>
+      </w:r>
+    </w:p>
+    <w:p>
+      <w:pPr>
+        <w:pStyle w:val="Heading3"/>
+      </w:pPr>
+      <w:r>
+        <w:t>02. Follow the deciding steps</w:t>
+      </w:r>
+    </w:p>
+    <w:p>
+      <w:pPr>
+        <w:pStyle w:val="Heading3"/>
+      </w:pPr>
+      <w:r>
+        <w:t>03. Toy network condition slices</w:t>
+      </w:r>
+    </w:p>
+    <w:p>
+      <w:pPr>
+        <w:pStyle w:val="Heading3"/>
+      </w:pPr>
+      <w:r>
+        <w:t>04. Change one thing. Trace what follows.</w:t>
+      </w:r>
+    </w:p>
+    <w:p>
+      <w:pPr>
+        <w:pStyle w:val="Heading3"/>
+      </w:pPr>
+      <w:r>
+        <w:t>05. Connect the explanation to its limit</w:t>
+      </w:r>
+    </w:p>
+    <w:p>
+      <w:pPr>
+        <w:pStyle w:val="Heading3"/>
+      </w:pPr>
+      <w:r>
+        <w:t>06. Make the idea visible in your project</w:t>
       </w:r>
     </w:p>
     <w:sectPr>
